--- a/docs/manuals/Administratormanual_IPR_Pen_Bridge.docx
+++ b/docs/manuals/Administratormanual_IPR_Pen_Bridge.docx
@@ -101,7 +101,7 @@
                 <w:rFonts w:ascii="Segoe UI" w:hAnsi="Segoe UI"/>
                 <w:sz w:val="20"/>
               </w:rPr>
-              <w:t>1.1</w:t>
+              <w:t>1.2</w:t>
             </w:r>
           </w:p>
         </w:tc>
@@ -132,7 +132,7 @@
                 <w:rFonts w:ascii="Segoe UI" w:hAnsi="Segoe UI"/>
                 <w:sz w:val="20"/>
               </w:rPr>
-              <w:t>30. august 2026</w:t>
+              <w:t>31. august 2026</w:t>
             </w:r>
           </w:p>
         </w:tc>
@@ -4583,7 +4583,7 @@
           <w:i w:val="0"/>
           <w:sz w:val="21"/>
         </w:rPr>
-        <w:t>Overførsel med make_payload.sh — anbefalet</w:t>
+        <w:t>Hvilken skal skal jeg bruge?</w:t>
       </w:r>
     </w:p>
     <w:p>
@@ -4594,582 +4594,7 @@
           <w:i w:val="0"/>
           <w:sz w:val="21"/>
         </w:rPr>
-        <w:t>scripts/deploy/make_payload.sh pakker netop de filer, tabellen ovenfor nævner, i ét arkiv. Skriptet køres på PC'en fra Git Bash eller WSL — ikke på enheden — og kræver intet ekstra værktøj. Fordi listen er en positivliste, kan nye filer i repositoriets rod ikke utilsigtet komme med, og skriptet kontrollerer desuden arkivet bagefter og sletter det, hvis en enhedsspecifik fil alligevel er havnet i det.</w:t>
-      </w:r>
-    </w:p>
-    <w:p>
-      <w:pPr>
-        <w:spacing w:before="80" w:after="160" w:line="240" w:lineRule="auto"/>
-        <w:ind w:left="227"/>
-        <w:shd w:val="clear" w:color="auto" w:fill="F4F6F8"/>
-        <w:pBdr>
-          <w:top w:val="single" w:sz="4" w:space="6" w:color="DCE1E8"/>
-          <w:left w:val="single" w:sz="4" w:space="6" w:color="DCE1E8"/>
-          <w:bottom w:val="single" w:sz="4" w:space="6" w:color="DCE1E8"/>
-          <w:right w:val="single" w:sz="4" w:space="6" w:color="DCE1E8"/>
-        </w:pBdr>
-      </w:pPr>
-      <w:r>
-        <w:rPr>
-          <w:rFonts w:ascii="Consolas" w:hAnsi="Consolas"/>
-          <w:sz w:val="18"/>
-        </w:rPr>
-        <w:t># 1. På PC'en — opret den lokale miljøfil, hvis den ikke findes, og tilret den</w:t>
-        <w:br/>
-      </w:r>
-      <w:r>
-        <w:rPr>
-          <w:rFonts w:ascii="Consolas" w:hAnsi="Consolas"/>
-          <w:sz w:val="18"/>
-        </w:rPr>
-        <w:t>cd /d/sandbox/ipr-keyboard</w:t>
-        <w:br/>
-      </w:r>
-      <w:r>
-        <w:rPr>
-          <w:rFonts w:ascii="Consolas" w:hAnsi="Consolas"/>
-          <w:sz w:val="18"/>
-        </w:rPr>
-        <w:t>cp provision/common.env.example provision/common.env</w:t>
-        <w:br/>
-      </w:r>
-      <w:r>
-        <w:rPr>
-          <w:rFonts w:ascii="Consolas" w:hAnsi="Consolas"/>
-          <w:sz w:val="18"/>
-        </w:rPr>
-        <w:t>notepad provision/common.env</w:t>
-        <w:br/>
-      </w:r>
-      <w:r>
-        <w:rPr>
-          <w:rFonts w:ascii="Consolas" w:hAnsi="Consolas"/>
-          <w:sz w:val="18"/>
-        </w:rPr>
-        <w:br/>
-      </w:r>
-      <w:r>
-        <w:rPr>
-          <w:rFonts w:ascii="Consolas" w:hAnsi="Consolas"/>
-          <w:sz w:val="18"/>
-        </w:rPr>
-        <w:t># 2. Pak de nødvendige filer</w:t>
-        <w:br/>
-      </w:r>
-      <w:r>
-        <w:rPr>
-          <w:rFonts w:ascii="Consolas" w:hAnsi="Consolas"/>
-          <w:sz w:val="18"/>
-        </w:rPr>
-        <w:t>./scripts/deploy/make_payload.sh -o /tmp/ipr-deploy.tgz</w:t>
-        <w:br/>
-      </w:r>
-      <w:r>
-        <w:rPr>
-          <w:rFonts w:ascii="Consolas" w:hAnsi="Consolas"/>
-          <w:sz w:val="18"/>
-        </w:rPr>
-        <w:t>./scripts/deploy/make_payload.sh --list      # vis listen uden at pakke</w:t>
-        <w:br/>
-      </w:r>
-      <w:r>
-        <w:rPr>
-          <w:rFonts w:ascii="Consolas" w:hAnsi="Consolas"/>
-          <w:sz w:val="18"/>
-        </w:rPr>
-        <w:br/>
-      </w:r>
-      <w:r>
-        <w:rPr>
-          <w:rFonts w:ascii="Consolas" w:hAnsi="Consolas"/>
-          <w:sz w:val="18"/>
-        </w:rPr>
-        <w:t># 3. Overfør arkivet, miljøfilen og den offentlige nøgle</w:t>
-        <w:br/>
-      </w:r>
-      <w:r>
-        <w:rPr>
-          <w:rFonts w:ascii="Consolas" w:hAnsi="Consolas"/>
-          <w:sz w:val="18"/>
-        </w:rPr>
-        <w:t>scp /tmp/ipr-deploy.tgz ipr-prod:/tmp/</w:t>
-        <w:br/>
-      </w:r>
-      <w:r>
-        <w:rPr>
-          <w:rFonts w:ascii="Consolas" w:hAnsi="Consolas"/>
-          <w:sz w:val="18"/>
-        </w:rPr>
-        <w:t>scp provision/common.env ipr-prod:/tmp/ipr_common.env</w:t>
-        <w:br/>
-      </w:r>
-      <w:r>
-        <w:rPr>
-          <w:rFonts w:ascii="Consolas" w:hAnsi="Consolas"/>
-          <w:sz w:val="18"/>
-        </w:rPr>
-        <w:t>scp ~/.ssh/copilotdiag_rpi.pub ipr-prod:/tmp/copilot_pubkey.txt</w:t>
-        <w:br/>
-      </w:r>
-      <w:r>
-        <w:rPr>
-          <w:rFonts w:ascii="Consolas" w:hAnsi="Consolas"/>
-          <w:sz w:val="18"/>
-        </w:rPr>
-        <w:br/>
-      </w:r>
-      <w:r>
-        <w:rPr>
-          <w:rFonts w:ascii="Consolas" w:hAnsi="Consolas"/>
-          <w:sz w:val="18"/>
-        </w:rPr>
-        <w:t># 4. Pak ud på enheden</w:t>
-        <w:br/>
-      </w:r>
-      <w:r>
-        <w:rPr>
-          <w:rFonts w:ascii="Consolas" w:hAnsi="Consolas"/>
-          <w:sz w:val="18"/>
-        </w:rPr>
-        <w:t>ssh ipr-prod "mkdir -p ~/dev/ipr-keyboard &amp;&amp; tar xzf /tmp/ipr-deploy.tgz -C ~/dev/ipr-keyboard &amp;&amp; rm /tmp/ipr-deploy.tgz"</w:t>
-      </w:r>
-    </w:p>
-    <w:p>
-      <w:r>
-        <w:rPr>
-          <w:rFonts w:ascii="Segoe UI" w:hAnsi="Segoe UI"/>
-          <w:b w:val="0"/>
-          <w:i w:val="0"/>
-          <w:sz w:val="21"/>
-        </w:rPr>
-        <w:t>Arkivet fylder omkring 380 KB mod cirka 29 MB for hele mappen. Skal enheden også kunne køre testsuiten — typisk kun udviklingsenheden — tilføjes tests med --with-tests.</w:t>
-      </w:r>
-    </w:p>
-    <w:tbl>
-      <w:tblPr>
-        <w:tblStyle w:val="TableGrid"/>
-        <w:tblW w:type="auto" w:w="0"/>
-        <w:jc w:val="center"/>
-        <w:tblLook w:firstColumn="1" w:firstRow="1" w:lastColumn="0" w:lastRow="0" w:noHBand="0" w:noVBand="1" w:val="04A0"/>
-      </w:tblPr>
-      <w:tblGrid>
-        <w:gridCol w:w="4592"/>
-        <w:gridCol w:w="4592"/>
-      </w:tblGrid>
-      <w:tr>
-        <w:tc>
-          <w:tcPr>
-            <w:tcW w:type="dxa" w:w="2608"/>
-            <w:shd w:val="clear" w:color="auto" w:fill="2B6CB0"/>
-          </w:tcPr>
-          <w:p>
-            <w:pPr>
-              <w:spacing w:after="40"/>
-            </w:pPr>
-            <w:r>
-              <w:rPr>
-                <w:rFonts w:ascii="Segoe UI" w:hAnsi="Segoe UI"/>
-                <w:b/>
-                <w:color w:val="FFFFFF"/>
-                <w:sz w:val="19"/>
-              </w:rPr>
-              <w:t>Tilvalg</w:t>
-            </w:r>
-          </w:p>
-        </w:tc>
-        <w:tc>
-          <w:tcPr>
-            <w:tcW w:type="dxa" w:w="6236"/>
-            <w:shd w:val="clear" w:color="auto" w:fill="2B6CB0"/>
-          </w:tcPr>
-          <w:p>
-            <w:pPr>
-              <w:spacing w:after="40"/>
-            </w:pPr>
-            <w:r>
-              <w:rPr>
-                <w:rFonts w:ascii="Segoe UI" w:hAnsi="Segoe UI"/>
-                <w:b/>
-                <w:color w:val="FFFFFF"/>
-                <w:sz w:val="19"/>
-              </w:rPr>
-              <w:t>Virkning</w:t>
-            </w:r>
-          </w:p>
-        </w:tc>
-      </w:tr>
-      <w:tr>
-        <w:tc>
-          <w:tcPr>
-            <w:tcW w:type="dxa" w:w="2608"/>
-          </w:tcPr>
-          <w:p>
-            <w:pPr>
-              <w:spacing w:after="40"/>
-            </w:pPr>
-            <w:r>
-              <w:rPr>
-                <w:rFonts w:ascii="Consolas" w:hAnsi="Consolas"/>
-                <w:sz w:val="18"/>
-              </w:rPr>
-              <w:t>-o, --output STI</w:t>
-            </w:r>
-          </w:p>
-        </w:tc>
-        <w:tc>
-          <w:tcPr>
-            <w:tcW w:type="dxa" w:w="6236"/>
-          </w:tcPr>
-          <w:p>
-            <w:pPr>
-              <w:spacing w:after="40"/>
-            </w:pPr>
-            <w:r>
-              <w:rPr>
-                <w:rFonts w:ascii="Segoe UI" w:hAnsi="Segoe UI"/>
-                <w:sz w:val="19"/>
-              </w:rPr>
-              <w:t>Skriv arkivet et andet sted end /tmp/ipr-deploy.tgz.</w:t>
-            </w:r>
-          </w:p>
-        </w:tc>
-      </w:tr>
-      <w:tr>
-        <w:tc>
-          <w:tcPr>
-            <w:tcW w:type="dxa" w:w="2608"/>
-            <w:shd w:val="clear" w:color="auto" w:fill="F7FAFC"/>
-          </w:tcPr>
-          <w:p>
-            <w:pPr>
-              <w:spacing w:after="40"/>
-            </w:pPr>
-            <w:r>
-              <w:rPr>
-                <w:rFonts w:ascii="Consolas" w:hAnsi="Consolas"/>
-                <w:sz w:val="18"/>
-              </w:rPr>
-              <w:t>--with-tests</w:t>
-            </w:r>
-          </w:p>
-        </w:tc>
-        <w:tc>
-          <w:tcPr>
-            <w:tcW w:type="dxa" w:w="6236"/>
-            <w:shd w:val="clear" w:color="auto" w:fill="F7FAFC"/>
-          </w:tcPr>
-          <w:p>
-            <w:pPr>
-              <w:spacing w:after="40"/>
-            </w:pPr>
-            <w:r>
-              <w:rPr>
-                <w:rFonts w:ascii="Segoe UI" w:hAnsi="Segoe UI"/>
-                <w:sz w:val="19"/>
-              </w:rPr>
-              <w:t>Tag også tests/ med. Kun relevant for udviklingsenheden.</w:t>
-            </w:r>
-          </w:p>
-        </w:tc>
-      </w:tr>
-      <w:tr>
-        <w:tc>
-          <w:tcPr>
-            <w:tcW w:type="dxa" w:w="2608"/>
-          </w:tcPr>
-          <w:p>
-            <w:pPr>
-              <w:spacing w:after="40"/>
-            </w:pPr>
-            <w:r>
-              <w:rPr>
-                <w:rFonts w:ascii="Consolas" w:hAnsi="Consolas"/>
-                <w:sz w:val="18"/>
-              </w:rPr>
-              <w:t>--list</w:t>
-            </w:r>
-          </w:p>
-        </w:tc>
-        <w:tc>
-          <w:tcPr>
-            <w:tcW w:type="dxa" w:w="6236"/>
-          </w:tcPr>
-          <w:p>
-            <w:pPr>
-              <w:spacing w:after="40"/>
-            </w:pPr>
-            <w:r>
-              <w:rPr>
-                <w:rFonts w:ascii="Segoe UI" w:hAnsi="Segoe UI"/>
-                <w:sz w:val="19"/>
-              </w:rPr>
-              <w:t>Udskriv fillisten og afslut uden at pakke.</w:t>
-            </w:r>
-          </w:p>
-        </w:tc>
-      </w:tr>
-      <w:tr>
-        <w:tc>
-          <w:tcPr>
-            <w:tcW w:type="dxa" w:w="2608"/>
-            <w:shd w:val="clear" w:color="auto" w:fill="F7FAFC"/>
-          </w:tcPr>
-          <w:p>
-            <w:pPr>
-              <w:spacing w:after="40"/>
-            </w:pPr>
-            <w:r>
-              <w:rPr>
-                <w:rFonts w:ascii="Consolas" w:hAnsi="Consolas"/>
-                <w:sz w:val="18"/>
-              </w:rPr>
-              <w:t>-h, --help</w:t>
-            </w:r>
-          </w:p>
-        </w:tc>
-        <w:tc>
-          <w:tcPr>
-            <w:tcW w:type="dxa" w:w="6236"/>
-            <w:shd w:val="clear" w:color="auto" w:fill="F7FAFC"/>
-          </w:tcPr>
-          <w:p>
-            <w:pPr>
-              <w:spacing w:after="40"/>
-            </w:pPr>
-            <w:r>
-              <w:rPr>
-                <w:rFonts w:ascii="Segoe UI" w:hAnsi="Segoe UI"/>
-                <w:sz w:val="19"/>
-              </w:rPr>
-              <w:t>Vis den indbyggede hjælpetekst.</w:t>
-            </w:r>
-          </w:p>
-        </w:tc>
-      </w:tr>
-    </w:tbl>
-    <w:p>
-      <w:pPr>
-        <w:spacing w:before="60" w:after="240"/>
-        <w:jc w:val="center"/>
-      </w:pPr>
-      <w:r>
-        <w:rPr>
-          <w:rFonts w:ascii="Segoe UI" w:hAnsi="Segoe UI"/>
-          <w:i/>
-          <w:color w:val="606C80"/>
-          <w:sz w:val="18"/>
-        </w:rPr>
-        <w:t>Tabel 10. Tilvalg til scripts/deploy/make_payload.sh.</w:t>
-      </w:r>
-    </w:p>
-    <w:p>
-      <w:pPr>
-        <w:spacing w:before="120" w:after="200"/>
-        <w:ind w:left="113"/>
-        <w:shd w:val="clear" w:color="auto" w:fill="E9F7EF"/>
-        <w:pBdr>
-          <w:top w:val="single" w:sz="6" w:space="6" w:color="277646"/>
-          <w:left w:val="single" w:sz="6" w:space="6" w:color="277646"/>
-          <w:bottom w:val="single" w:sz="6" w:space="6" w:color="277646"/>
-          <w:right w:val="single" w:sz="6" w:space="6" w:color="277646"/>
-        </w:pBdr>
-      </w:pPr>
-      <w:r>
-        <w:rPr>
-          <w:rFonts w:ascii="Segoe UI" w:hAnsi="Segoe UI"/>
-          <w:b/>
-          <w:color w:val="277646"/>
-          <w:sz w:val="20"/>
-        </w:rPr>
-        <w:t xml:space="preserve">Tip: </w:t>
-      </w:r>
-      <w:r>
-        <w:rPr>
-          <w:rFonts w:ascii="Segoe UI" w:hAnsi="Segoe UI"/>
-          <w:sz w:val="20"/>
-        </w:rPr>
-        <w:t>Køres skriptet fra PowerShell, findes bash ikke. Kald det gennem Git Bash eller WSL, eller pak i stedet manuelt med tar som vist i skriptets hjælpetekst.</w:t>
-      </w:r>
-    </w:p>
-    <w:p>
-      <w:r>
-        <w:rPr>
-          <w:rFonts w:ascii="Segoe UI" w:hAnsi="Segoe UI"/>
-          <w:b/>
-          <w:i w:val="0"/>
-          <w:sz w:val="21"/>
-        </w:rPr>
-        <w:t>Overførsel med scp af hele mappen</w:t>
-      </w:r>
-    </w:p>
-    <w:p>
-      <w:r>
-        <w:rPr>
-          <w:rFonts w:ascii="Segoe UI" w:hAnsi="Segoe UI"/>
-          <w:b w:val="0"/>
-          <w:i w:val="0"/>
-          <w:sz w:val="21"/>
-        </w:rPr>
-        <w:t>Metoden er kun relevant, hvis tar ikke er tilgængelig. Læs advarslen ovenfor først — hele mappen inklusive hemmeligheder og .venv/ overføres.</w:t>
-      </w:r>
-    </w:p>
-    <w:p>
-      <w:pPr>
-        <w:spacing w:before="120" w:after="200"/>
-        <w:ind w:left="113"/>
-        <w:shd w:val="clear" w:color="auto" w:fill="FFF7E6"/>
-        <w:pBdr>
-          <w:top w:val="single" w:sz="6" w:space="6" w:color="9A6A00"/>
-          <w:left w:val="single" w:sz="6" w:space="6" w:color="9A6A00"/>
-          <w:bottom w:val="single" w:sz="6" w:space="6" w:color="9A6A00"/>
-          <w:right w:val="single" w:sz="6" w:space="6" w:color="9A6A00"/>
-        </w:pBdr>
-      </w:pPr>
-      <w:r>
-        <w:rPr>
-          <w:rFonts w:ascii="Segoe UI" w:hAnsi="Segoe UI"/>
-          <w:b/>
-          <w:color w:val="9A6A00"/>
-          <w:sz w:val="20"/>
-        </w:rPr>
-        <w:t xml:space="preserve">Vigtigt: </w:t>
-      </w:r>
-      <w:r>
-        <w:rPr>
-          <w:rFonts w:ascii="Segoe UI" w:hAnsi="Segoe UI"/>
-          <w:sz w:val="20"/>
-        </w:rPr>
-        <w:t>scp skriver ind i en mappe, der allerede findes — den opretter ikke målmappen, og -r ændrer ikke på det. På en nyinstalleret enhed findes hverken ~/dev eller ~/dev/ipr-keyboard, og overførslen fejler med path canonicalization failed. Opret derfor målmappens overmappe først.</w:t>
-      </w:r>
-    </w:p>
-    <w:p>
-      <w:pPr>
-        <w:spacing w:before="80" w:after="160" w:line="240" w:lineRule="auto"/>
-        <w:ind w:left="227"/>
-        <w:shd w:val="clear" w:color="auto" w:fill="F4F6F8"/>
-        <w:pBdr>
-          <w:top w:val="single" w:sz="4" w:space="6" w:color="DCE1E8"/>
-          <w:left w:val="single" w:sz="4" w:space="6" w:color="DCE1E8"/>
-          <w:bottom w:val="single" w:sz="4" w:space="6" w:color="DCE1E8"/>
-          <w:right w:val="single" w:sz="4" w:space="6" w:color="DCE1E8"/>
-        </w:pBdr>
-      </w:pPr>
-      <w:r>
-        <w:rPr>
-          <w:rFonts w:ascii="Consolas" w:hAnsi="Consolas"/>
-          <w:sz w:val="18"/>
-        </w:rPr>
-        <w:t># 1. På enheden — opret overmappen</w:t>
-        <w:br/>
-      </w:r>
-      <w:r>
-        <w:rPr>
-          <w:rFonts w:ascii="Consolas" w:hAnsi="Consolas"/>
-          <w:sz w:val="18"/>
-        </w:rPr>
-        <w:t>ssh ipr-prod "mkdir -p ~/dev"</w:t>
-        <w:br/>
-      </w:r>
-      <w:r>
-        <w:rPr>
-          <w:rFonts w:ascii="Consolas" w:hAnsi="Consolas"/>
-          <w:sz w:val="18"/>
-        </w:rPr>
-        <w:br/>
-      </w:r>
-      <w:r>
-        <w:rPr>
-          <w:rFonts w:ascii="Consolas" w:hAnsi="Consolas"/>
-          <w:sz w:val="18"/>
-        </w:rPr>
-        <w:t># 2. På PC'en — kør fra mappen OVER repositoriet, og navngiv mappen.</w:t>
-        <w:br/>
-      </w:r>
-      <w:r>
-        <w:rPr>
-          <w:rFonts w:ascii="Consolas" w:hAnsi="Consolas"/>
-          <w:sz w:val="18"/>
-        </w:rPr>
-        <w:t>#    Så opretter scp selv ipr-keyboard i målet.</w:t>
-        <w:br/>
-      </w:r>
-      <w:r>
-        <w:rPr>
-          <w:rFonts w:ascii="Consolas" w:hAnsi="Consolas"/>
-          <w:sz w:val="18"/>
-        </w:rPr>
-        <w:t>cd D:\sandbox</w:t>
-        <w:br/>
-      </w:r>
-      <w:r>
-        <w:rPr>
-          <w:rFonts w:ascii="Consolas" w:hAnsi="Consolas"/>
-          <w:sz w:val="18"/>
-        </w:rPr>
-        <w:t>scp -r ipr-keyboard ipr-prod:/home/meibye/dev/</w:t>
-        <w:br/>
-      </w:r>
-      <w:r>
-        <w:rPr>
-          <w:rFonts w:ascii="Consolas" w:hAnsi="Consolas"/>
-          <w:sz w:val="18"/>
-        </w:rPr>
-        <w:br/>
-      </w:r>
-      <w:r>
-        <w:rPr>
-          <w:rFonts w:ascii="Consolas" w:hAnsi="Consolas"/>
-          <w:sz w:val="18"/>
-        </w:rPr>
-        <w:t># 3. Ryd op på enheden bagefter</w:t>
-        <w:br/>
-      </w:r>
-      <w:r>
-        <w:rPr>
-          <w:rFonts w:ascii="Consolas" w:hAnsi="Consolas"/>
-          <w:sz w:val="18"/>
-        </w:rPr>
-        <w:t>ssh ipr-prod "cd ~/dev/ipr-keyboard &amp;&amp; rm -rf .venv .git logs &amp;&amp; rm -f secret_key.txt admin_initial_password.txt"</w:t>
-      </w:r>
-    </w:p>
-    <w:p>
-      <w:pPr>
-        <w:spacing w:before="120" w:after="200"/>
-        <w:ind w:left="113"/>
-        <w:shd w:val="clear" w:color="auto" w:fill="FFF7E6"/>
-        <w:pBdr>
-          <w:top w:val="single" w:sz="6" w:space="6" w:color="9A6A00"/>
-          <w:left w:val="single" w:sz="6" w:space="6" w:color="9A6A00"/>
-          <w:bottom w:val="single" w:sz="6" w:space="6" w:color="9A6A00"/>
-          <w:right w:val="single" w:sz="6" w:space="6" w:color="9A6A00"/>
-        </w:pBdr>
-      </w:pPr>
-      <w:r>
-        <w:rPr>
-          <w:rFonts w:ascii="Segoe UI" w:hAnsi="Segoe UI"/>
-          <w:b/>
-          <w:color w:val="9A6A00"/>
-          <w:sz w:val="20"/>
-        </w:rPr>
-        <w:t xml:space="preserve">Vigtigt: </w:t>
-      </w:r>
-      <w:r>
-        <w:rPr>
-          <w:rFonts w:ascii="Segoe UI" w:hAnsi="Segoe UI"/>
-          <w:sz w:val="20"/>
-        </w:rPr>
-        <w:t>Repositoriet indeholder kun skabelonen provision/common.env.example. Filen provision/common.env opretter du selv — den er med i .gitignore, så enhedsspecifikke værdier og hemmeligheder aldrig havner i git. Springes trin 3 over, fejler overførslen med stat local "common.env": No such file or directory.</w:t>
-      </w:r>
-    </w:p>
-    <w:p>
-      <w:r>
-        <w:rPr>
-          <w:rFonts w:ascii="Segoe UI" w:hAnsi="Segoe UI"/>
-          <w:b w:val="0"/>
-          <w:i w:val="0"/>
-          <w:sz w:val="21"/>
-        </w:rPr>
-        <w:t>Værdier, der skal tilrettes pr. enhed. De øvrige standardværdier i skabelonen passer allerede til den beskrevne opsætning:</w:t>
+        <w:t>Overførselsskripterne er bash-skripter. De kan ikke køres direkte i PowerShell, som ikke har bash. Vælg én af disse tre måder — de gør det samme:</w:t>
       </w:r>
     </w:p>
     <w:tbl>
@@ -5187,7 +4612,7 @@
       <w:tr>
         <w:tc>
           <w:tcPr>
-            <w:tcW w:type="dxa" w:w="2494"/>
+            <w:tcW w:type="dxa" w:w="1587"/>
             <w:shd w:val="clear" w:color="auto" w:fill="2B6CB0"/>
           </w:tcPr>
           <w:p>
@@ -5201,13 +4626,13 @@
                 <w:color w:val="FFFFFF"/>
                 <w:sz w:val="19"/>
               </w:rPr>
-              <w:t>Variabel</w:t>
-            </w:r>
-          </w:p>
-        </w:tc>
-        <w:tc>
-          <w:tcPr>
-            <w:tcW w:type="dxa" w:w="3175"/>
+              <w:t>Skal</w:t>
+            </w:r>
+          </w:p>
+        </w:tc>
+        <w:tc>
+          <w:tcPr>
+            <w:tcW w:type="dxa" w:w="3855"/>
             <w:shd w:val="clear" w:color="auto" w:fill="2B6CB0"/>
           </w:tcPr>
           <w:p>
@@ -5221,13 +4646,13 @@
                 <w:color w:val="FFFFFF"/>
                 <w:sz w:val="19"/>
               </w:rPr>
-              <w:t>Produktionsenhed</w:t>
-            </w:r>
-          </w:p>
-        </w:tc>
-        <w:tc>
-          <w:tcPr>
-            <w:tcW w:type="dxa" w:w="3175"/>
+              <w:t>Sådan startes skriptet</w:t>
+            </w:r>
+          </w:p>
+        </w:tc>
+        <w:tc>
+          <w:tcPr>
+            <w:tcW w:type="dxa" w:w="3402"/>
             <w:shd w:val="clear" w:color="auto" w:fill="2B6CB0"/>
           </w:tcPr>
           <w:p>
@@ -5241,7 +4666,7 @@
                 <w:color w:val="FFFFFF"/>
                 <w:sz w:val="19"/>
               </w:rPr>
-              <w:t>Udviklingsenhed</w:t>
+              <w:t>Bemærkning</w:t>
             </w:r>
           </w:p>
         </w:tc>
@@ -5249,52 +4674,52 @@
       <w:tr>
         <w:tc>
           <w:tcPr>
-            <w:tcW w:type="dxa" w:w="2494"/>
-          </w:tcPr>
-          <w:p>
-            <w:pPr>
-              <w:spacing w:after="40"/>
-            </w:pPr>
-            <w:r>
-              <w:rPr>
-                <w:rFonts w:ascii="Consolas" w:hAnsi="Consolas"/>
-                <w:sz w:val="18"/>
-              </w:rPr>
-              <w:t>DEVICE_TYPE</w:t>
-            </w:r>
-          </w:p>
-        </w:tc>
-        <w:tc>
-          <w:tcPr>
-            <w:tcW w:type="dxa" w:w="3175"/>
-          </w:tcPr>
-          <w:p>
-            <w:pPr>
-              <w:spacing w:after="40"/>
-            </w:pPr>
-            <w:r>
-              <w:rPr>
-                <w:rFonts w:ascii="Consolas" w:hAnsi="Consolas"/>
-                <w:sz w:val="18"/>
-              </w:rPr>
-              <w:t>target</w:t>
-            </w:r>
-          </w:p>
-        </w:tc>
-        <w:tc>
-          <w:tcPr>
-            <w:tcW w:type="dxa" w:w="3175"/>
-          </w:tcPr>
-          <w:p>
-            <w:pPr>
-              <w:spacing w:after="40"/>
-            </w:pPr>
-            <w:r>
-              <w:rPr>
-                <w:rFonts w:ascii="Consolas" w:hAnsi="Consolas"/>
-                <w:sz w:val="18"/>
-              </w:rPr>
-              <w:t>dev</w:t>
+            <w:tcW w:type="dxa" w:w="1587"/>
+          </w:tcPr>
+          <w:p>
+            <w:pPr>
+              <w:spacing w:after="40"/>
+            </w:pPr>
+            <w:r>
+              <w:rPr>
+                <w:rFonts w:ascii="Segoe UI" w:hAnsi="Segoe UI"/>
+                <w:sz w:val="19"/>
+              </w:rPr>
+              <w:t>Git Bash</w:t>
+            </w:r>
+          </w:p>
+        </w:tc>
+        <w:tc>
+          <w:tcPr>
+            <w:tcW w:type="dxa" w:w="3855"/>
+          </w:tcPr>
+          <w:p>
+            <w:pPr>
+              <w:spacing w:after="40"/>
+            </w:pPr>
+            <w:r>
+              <w:rPr>
+                <w:rFonts w:ascii="Segoe UI" w:hAnsi="Segoe UI"/>
+                <w:sz w:val="19"/>
+              </w:rPr>
+              <w:t>./scripts/deploy/host_push_to_device.sh ipr-prod</w:t>
+            </w:r>
+          </w:p>
+        </w:tc>
+        <w:tc>
+          <w:tcPr>
+            <w:tcW w:type="dxa" w:w="3402"/>
+          </w:tcPr>
+          <w:p>
+            <w:pPr>
+              <w:spacing w:after="40"/>
+            </w:pPr>
+            <w:r>
+              <w:rPr>
+                <w:rFonts w:ascii="Segoe UI" w:hAnsi="Segoe UI"/>
+                <w:sz w:val="19"/>
+              </w:rPr>
+              <w:t>Enklest. Følger med Git til Windows. Åbn Git Bash og gå til /d/sandbox/ipr-keyboard.</w:t>
             </w:r>
           </w:p>
         </w:tc>
@@ -5302,7 +4727,7 @@
       <w:tr>
         <w:tc>
           <w:tcPr>
-            <w:tcW w:type="dxa" w:w="2494"/>
+            <w:tcW w:type="dxa" w:w="1587"/>
             <w:shd w:val="clear" w:color="auto" w:fill="F7FAFC"/>
           </w:tcPr>
           <w:p>
@@ -5311,16 +4736,16 @@
             </w:pPr>
             <w:r>
               <w:rPr>
-                <w:rFonts w:ascii="Consolas" w:hAnsi="Consolas"/>
-                <w:sz w:val="18"/>
-              </w:rPr>
-              <w:t>HOSTNAME</w:t>
-            </w:r>
-          </w:p>
-        </w:tc>
-        <w:tc>
-          <w:tcPr>
-            <w:tcW w:type="dxa" w:w="3175"/>
+                <w:rFonts w:ascii="Segoe UI" w:hAnsi="Segoe UI"/>
+                <w:sz w:val="19"/>
+              </w:rPr>
+              <w:t>PowerShell</w:t>
+            </w:r>
+          </w:p>
+        </w:tc>
+        <w:tc>
+          <w:tcPr>
+            <w:tcW w:type="dxa" w:w="3855"/>
             <w:shd w:val="clear" w:color="auto" w:fill="F7FAFC"/>
           </w:tcPr>
           <w:p>
@@ -5329,16 +4754,16 @@
             </w:pPr>
             <w:r>
               <w:rPr>
-                <w:rFonts w:ascii="Consolas" w:hAnsi="Consolas"/>
-                <w:sz w:val="18"/>
-              </w:rPr>
-              <w:t>ipr-prod-zero2</w:t>
-            </w:r>
-          </w:p>
-        </w:tc>
-        <w:tc>
-          <w:tcPr>
-            <w:tcW w:type="dxa" w:w="3175"/>
+                <w:rFonts w:ascii="Segoe UI" w:hAnsi="Segoe UI"/>
+                <w:sz w:val="19"/>
+              </w:rPr>
+              <w:t>bash ./scripts/deploy/host_push_to_device.sh ipr-prod</w:t>
+            </w:r>
+          </w:p>
+        </w:tc>
+        <w:tc>
+          <w:tcPr>
+            <w:tcW w:type="dxa" w:w="3402"/>
             <w:shd w:val="clear" w:color="auto" w:fill="F7FAFC"/>
           </w:tcPr>
           <w:p>
@@ -5347,10 +4772,10 @@
             </w:pPr>
             <w:r>
               <w:rPr>
-                <w:rFonts w:ascii="Consolas" w:hAnsi="Consolas"/>
-                <w:sz w:val="18"/>
-              </w:rPr>
-              <w:t>ipr-dev-pi4</w:t>
+                <w:rFonts w:ascii="Segoe UI" w:hAnsi="Segoe UI"/>
+                <w:sz w:val="19"/>
+              </w:rPr>
+              <w:t>Virker, fordi bash kaldes eksplicit. Kør fra D:\sandbox\ipr-keyboard.</w:t>
             </w:r>
           </w:p>
         </w:tc>
@@ -5358,52 +4783,52 @@
       <w:tr>
         <w:tc>
           <w:tcPr>
-            <w:tcW w:type="dxa" w:w="2494"/>
-          </w:tcPr>
-          <w:p>
-            <w:pPr>
-              <w:spacing w:after="40"/>
-            </w:pPr>
-            <w:r>
-              <w:rPr>
-                <w:rFonts w:ascii="Consolas" w:hAnsi="Consolas"/>
-                <w:sz w:val="18"/>
-              </w:rPr>
-              <w:t>BT_DEVICE_NAME</w:t>
-            </w:r>
-          </w:p>
-        </w:tc>
-        <w:tc>
-          <w:tcPr>
-            <w:tcW w:type="dxa" w:w="3175"/>
-          </w:tcPr>
-          <w:p>
-            <w:pPr>
-              <w:spacing w:after="40"/>
-            </w:pPr>
-            <w:r>
-              <w:rPr>
-                <w:rFonts w:ascii="Consolas" w:hAnsi="Consolas"/>
-                <w:sz w:val="18"/>
-              </w:rPr>
-              <w:t>IPR Keyboard</w:t>
-            </w:r>
-          </w:p>
-        </w:tc>
-        <w:tc>
-          <w:tcPr>
-            <w:tcW w:type="dxa" w:w="3175"/>
-          </w:tcPr>
-          <w:p>
-            <w:pPr>
-              <w:spacing w:after="40"/>
-            </w:pPr>
-            <w:r>
-              <w:rPr>
-                <w:rFonts w:ascii="Consolas" w:hAnsi="Consolas"/>
-                <w:sz w:val="18"/>
-              </w:rPr>
-              <w:t>IPR Keyboard (Dev)</w:t>
+            <w:tcW w:type="dxa" w:w="1587"/>
+          </w:tcPr>
+          <w:p>
+            <w:pPr>
+              <w:spacing w:after="40"/>
+            </w:pPr>
+            <w:r>
+              <w:rPr>
+                <w:rFonts w:ascii="Segoe UI" w:hAnsi="Segoe UI"/>
+                <w:sz w:val="19"/>
+              </w:rPr>
+              <w:t>WSL (Ubuntu)</w:t>
+            </w:r>
+          </w:p>
+        </w:tc>
+        <w:tc>
+          <w:tcPr>
+            <w:tcW w:type="dxa" w:w="3855"/>
+          </w:tcPr>
+          <w:p>
+            <w:pPr>
+              <w:spacing w:after="40"/>
+            </w:pPr>
+            <w:r>
+              <w:rPr>
+                <w:rFonts w:ascii="Segoe UI" w:hAnsi="Segoe UI"/>
+                <w:sz w:val="19"/>
+              </w:rPr>
+              <w:t>./scripts/deploy/host_push_to_device.sh ipr-prod</w:t>
+            </w:r>
+          </w:p>
+        </w:tc>
+        <w:tc>
+          <w:tcPr>
+            <w:tcW w:type="dxa" w:w="3402"/>
+          </w:tcPr>
+          <w:p>
+            <w:pPr>
+              <w:spacing w:after="40"/>
+            </w:pPr>
+            <w:r>
+              <w:rPr>
+                <w:rFonts w:ascii="Segoe UI" w:hAnsi="Segoe UI"/>
+                <w:sz w:val="19"/>
+              </w:rPr>
+              <w:t>Nødvendig, hvis der skal bruges rsync. Gå til /mnt/d/sandbox/ipr-keyboard. Kræver wsl_setup_ssh.sh først.</w:t>
             </w:r>
           </w:p>
         </w:tc>
@@ -5421,7 +4846,552 @@
           <w:color w:val="606C80"/>
           <w:sz w:val="18"/>
         </w:rPr>
-        <w:t>Tabel 11. Enhedsspecifikke værdier i provision/common.env. Trin 00 kræver desuden REPO_URL, REPO_DIR, APP_USER, APP_GROUP og GIT_REF — de er korrekte som leveret i skabelonen.</w:t>
+        <w:t>Tabel 10. De tre måder at starte overførselsskriptet fra Windows. Alle tre kører det samme skript.</w:t>
+      </w:r>
+    </w:p>
+    <w:p>
+      <w:pPr>
+        <w:spacing w:before="120" w:after="200"/>
+        <w:ind w:left="113"/>
+        <w:shd w:val="clear" w:color="auto" w:fill="FFF7E6"/>
+        <w:pBdr>
+          <w:top w:val="single" w:sz="6" w:space="6" w:color="9A6A00"/>
+          <w:left w:val="single" w:sz="6" w:space="6" w:color="9A6A00"/>
+          <w:bottom w:val="single" w:sz="6" w:space="6" w:color="9A6A00"/>
+          <w:right w:val="single" w:sz="6" w:space="6" w:color="9A6A00"/>
+        </w:pBdr>
+      </w:pPr>
+      <w:r>
+        <w:rPr>
+          <w:rFonts w:ascii="Segoe UI" w:hAnsi="Segoe UI"/>
+          <w:b/>
+          <w:color w:val="9A6A00"/>
+          <w:sz w:val="20"/>
+        </w:rPr>
+        <w:t xml:space="preserve">Vigtigt: </w:t>
+      </w:r>
+      <w:r>
+        <w:rPr>
+          <w:rFonts w:ascii="Segoe UI" w:hAnsi="Segoe UI"/>
+          <w:sz w:val="20"/>
+        </w:rPr>
+        <w:t>Bruges WSL, kræves en engangsopsætning først. WSL deler ikke Windows-brugerens ~/.ssh: en frisk distribution har hverken nøgler eller config, så ipr-prod opfattes som et bogstaveligt værtsnavn med WSL-brugerens navn, og alt fejler eller falder tilbage til adgangskode. Dertil kommer, at .local-navne ikke kan slås op under WSL2. Begge dele ordnes af scripts/deploy/wsl_setup_ssh.sh, som kopierer nøgler og config ind i WSL med korrekte rettigheder og indsætter IP-adresser, slået op via Windows.</w:t>
+      </w:r>
+    </w:p>
+    <w:p>
+      <w:pPr>
+        <w:spacing w:before="80" w:after="160" w:line="240" w:lineRule="auto"/>
+        <w:ind w:left="227"/>
+        <w:shd w:val="clear" w:color="auto" w:fill="F4F6F8"/>
+        <w:pBdr>
+          <w:top w:val="single" w:sz="4" w:space="6" w:color="DCE1E8"/>
+          <w:left w:val="single" w:sz="4" w:space="6" w:color="DCE1E8"/>
+          <w:bottom w:val="single" w:sz="4" w:space="6" w:color="DCE1E8"/>
+          <w:right w:val="single" w:sz="4" w:space="6" w:color="DCE1E8"/>
+        </w:pBdr>
+      </w:pPr>
+      <w:r>
+        <w:rPr>
+          <w:rFonts w:ascii="Consolas" w:hAnsi="Consolas"/>
+          <w:sz w:val="18"/>
+        </w:rPr>
+        <w:t># Én gang pr. WSL-distribution</w:t>
+        <w:br/>
+      </w:r>
+      <w:r>
+        <w:rPr>
+          <w:rFonts w:ascii="Consolas" w:hAnsi="Consolas"/>
+          <w:sz w:val="18"/>
+        </w:rPr>
+        <w:t>./scripts/deploy/wsl_setup_ssh.sh</w:t>
+        <w:br/>
+      </w:r>
+      <w:r>
+        <w:rPr>
+          <w:rFonts w:ascii="Consolas" w:hAnsi="Consolas"/>
+          <w:sz w:val="18"/>
+        </w:rPr>
+        <w:br/>
+      </w:r>
+      <w:r>
+        <w:rPr>
+          <w:rFonts w:ascii="Consolas" w:hAnsi="Consolas"/>
+          <w:sz w:val="18"/>
+        </w:rPr>
+        <w:t># Kontrollér resultatet</w:t>
+        <w:br/>
+      </w:r>
+      <w:r>
+        <w:rPr>
+          <w:rFonts w:ascii="Consolas" w:hAnsi="Consolas"/>
+          <w:sz w:val="18"/>
+        </w:rPr>
+        <w:t>ssh ipr-prod true &amp;&amp; echo ok</w:t>
+      </w:r>
+    </w:p>
+    <w:p>
+      <w:r>
+        <w:rPr>
+          <w:rFonts w:ascii="Segoe UI" w:hAnsi="Segoe UI"/>
+          <w:b w:val="0"/>
+          <w:i w:val="0"/>
+          <w:sz w:val="21"/>
+        </w:rPr>
+        <w:t>Et symbolsk link fra WSL til Windows-mappen virker ikke: filer på Windows-drevet fremstår med rettigheden 0777, og ssh afviser en privat nøgle, der er så åben. Nøglerne skal kopieres ind i Linux-filsystemet. Kør skriptet igen, hvis enhedens IP-adresse ændrer sig.</w:t>
+      </w:r>
+    </w:p>
+    <w:p>
+      <w:r>
+        <w:rPr>
+          <w:rFonts w:ascii="Segoe UI" w:hAnsi="Segoe UI"/>
+          <w:b/>
+          <w:i w:val="0"/>
+          <w:sz w:val="21"/>
+        </w:rPr>
+        <w:t>Hele overførslen med ét skript — anbefalet</w:t>
+      </w:r>
+    </w:p>
+    <w:p>
+      <w:r>
+        <w:rPr>
+          <w:rFonts w:ascii="Segoe UI" w:hAnsi="Segoe UI"/>
+          <w:b w:val="0"/>
+          <w:i w:val="0"/>
+          <w:sz w:val="21"/>
+        </w:rPr>
+        <w:t>scripts/deploy/host_push_to_device.sh udfører alle trin på PC-siden: pakker arkivet med make_payload.sh, overfører det sammen med miljøfilen og den offentlige nøgle, pakker ud på enheden, gendanner eksekverbar-flaget og lægger miljøfilen på plads i /opt.</w:t>
+      </w:r>
+    </w:p>
+    <w:p>
+      <w:pPr>
+        <w:spacing w:before="80" w:after="160" w:line="240" w:lineRule="auto"/>
+        <w:ind w:left="227"/>
+        <w:shd w:val="clear" w:color="auto" w:fill="F4F6F8"/>
+        <w:pBdr>
+          <w:top w:val="single" w:sz="4" w:space="6" w:color="DCE1E8"/>
+          <w:left w:val="single" w:sz="4" w:space="6" w:color="DCE1E8"/>
+          <w:bottom w:val="single" w:sz="4" w:space="6" w:color="DCE1E8"/>
+          <w:right w:val="single" w:sz="4" w:space="6" w:color="DCE1E8"/>
+        </w:pBdr>
+      </w:pPr>
+      <w:r>
+        <w:rPr>
+          <w:rFonts w:ascii="Consolas" w:hAnsi="Consolas"/>
+          <w:sz w:val="18"/>
+        </w:rPr>
+        <w:t># I Git Bash, i repositoriets rod</w:t>
+        <w:br/>
+      </w:r>
+      <w:r>
+        <w:rPr>
+          <w:rFonts w:ascii="Consolas" w:hAnsi="Consolas"/>
+          <w:sz w:val="18"/>
+        </w:rPr>
+        <w:t>cd /d/sandbox/ipr-keyboard</w:t>
+        <w:br/>
+      </w:r>
+      <w:r>
+        <w:rPr>
+          <w:rFonts w:ascii="Consolas" w:hAnsi="Consolas"/>
+          <w:sz w:val="18"/>
+        </w:rPr>
+        <w:br/>
+      </w:r>
+      <w:r>
+        <w:rPr>
+          <w:rFonts w:ascii="Consolas" w:hAnsi="Consolas"/>
+          <w:sz w:val="18"/>
+        </w:rPr>
+        <w:t># Miljøfilen skal findes først — opret den fra skabelonen, hvis den mangler</w:t>
+        <w:br/>
+      </w:r>
+      <w:r>
+        <w:rPr>
+          <w:rFonts w:ascii="Consolas" w:hAnsi="Consolas"/>
+          <w:sz w:val="18"/>
+        </w:rPr>
+        <w:t>cp provision/common.env.example provision/common.env</w:t>
+        <w:br/>
+      </w:r>
+      <w:r>
+        <w:rPr>
+          <w:rFonts w:ascii="Consolas" w:hAnsi="Consolas"/>
+          <w:sz w:val="18"/>
+        </w:rPr>
+        <w:t>notepad provision/common.env      # sæt DEVICE_TYPE, HOSTNAME, BT_DEVICE_NAME</w:t>
+        <w:br/>
+      </w:r>
+      <w:r>
+        <w:rPr>
+          <w:rFonts w:ascii="Consolas" w:hAnsi="Consolas"/>
+          <w:sz w:val="18"/>
+        </w:rPr>
+        <w:br/>
+      </w:r>
+      <w:r>
+        <w:rPr>
+          <w:rFonts w:ascii="Consolas" w:hAnsi="Consolas"/>
+          <w:sz w:val="18"/>
+        </w:rPr>
+        <w:t># Se hvad der ville ske, uden at ændre noget</w:t>
+        <w:br/>
+      </w:r>
+      <w:r>
+        <w:rPr>
+          <w:rFonts w:ascii="Consolas" w:hAnsi="Consolas"/>
+          <w:sz w:val="18"/>
+        </w:rPr>
+        <w:t>./scripts/deploy/host_push_to_device.sh ipr-prod --dry-run</w:t>
+        <w:br/>
+      </w:r>
+      <w:r>
+        <w:rPr>
+          <w:rFonts w:ascii="Consolas" w:hAnsi="Consolas"/>
+          <w:sz w:val="18"/>
+        </w:rPr>
+        <w:br/>
+      </w:r>
+      <w:r>
+        <w:rPr>
+          <w:rFonts w:ascii="Consolas" w:hAnsi="Consolas"/>
+          <w:sz w:val="18"/>
+        </w:rPr>
+        <w:t># Udfør overførslen</w:t>
+        <w:br/>
+      </w:r>
+      <w:r>
+        <w:rPr>
+          <w:rFonts w:ascii="Consolas" w:hAnsi="Consolas"/>
+          <w:sz w:val="18"/>
+        </w:rPr>
+        <w:t>./scripts/deploy/host_push_to_device.sh ipr-prod</w:t>
+      </w:r>
+    </w:p>
+    <w:tbl>
+      <w:tblPr>
+        <w:tblStyle w:val="TableGrid"/>
+        <w:tblW w:type="auto" w:w="0"/>
+        <w:jc w:val="center"/>
+        <w:tblLook w:firstColumn="1" w:firstRow="1" w:lastColumn="0" w:lastRow="0" w:noHBand="0" w:noVBand="1" w:val="04A0"/>
+      </w:tblPr>
+      <w:tblGrid>
+        <w:gridCol w:w="4592"/>
+        <w:gridCol w:w="4592"/>
+      </w:tblGrid>
+      <w:tr>
+        <w:tc>
+          <w:tcPr>
+            <w:tcW w:type="dxa" w:w="2608"/>
+            <w:shd w:val="clear" w:color="auto" w:fill="2B6CB0"/>
+          </w:tcPr>
+          <w:p>
+            <w:pPr>
+              <w:spacing w:after="40"/>
+            </w:pPr>
+            <w:r>
+              <w:rPr>
+                <w:rFonts w:ascii="Segoe UI" w:hAnsi="Segoe UI"/>
+                <w:b/>
+                <w:color w:val="FFFFFF"/>
+                <w:sz w:val="19"/>
+              </w:rPr>
+              <w:t>Tilvalg</w:t>
+            </w:r>
+          </w:p>
+        </w:tc>
+        <w:tc>
+          <w:tcPr>
+            <w:tcW w:type="dxa" w:w="6236"/>
+            <w:shd w:val="clear" w:color="auto" w:fill="2B6CB0"/>
+          </w:tcPr>
+          <w:p>
+            <w:pPr>
+              <w:spacing w:after="40"/>
+            </w:pPr>
+            <w:r>
+              <w:rPr>
+                <w:rFonts w:ascii="Segoe UI" w:hAnsi="Segoe UI"/>
+                <w:b/>
+                <w:color w:val="FFFFFF"/>
+                <w:sz w:val="19"/>
+              </w:rPr>
+              <w:t>Virkning</w:t>
+            </w:r>
+          </w:p>
+        </w:tc>
+      </w:tr>
+      <w:tr>
+        <w:tc>
+          <w:tcPr>
+            <w:tcW w:type="dxa" w:w="2608"/>
+          </w:tcPr>
+          <w:p>
+            <w:pPr>
+              <w:spacing w:after="40"/>
+            </w:pPr>
+            <w:r>
+              <w:rPr>
+                <w:rFonts w:ascii="Consolas" w:hAnsi="Consolas"/>
+                <w:sz w:val="18"/>
+              </w:rPr>
+              <w:t>HOST</w:t>
+            </w:r>
+          </w:p>
+        </w:tc>
+        <w:tc>
+          <w:tcPr>
+            <w:tcW w:type="dxa" w:w="6236"/>
+          </w:tcPr>
+          <w:p>
+            <w:pPr>
+              <w:spacing w:after="40"/>
+            </w:pPr>
+            <w:r>
+              <w:rPr>
+                <w:rFonts w:ascii="Segoe UI" w:hAnsi="Segoe UI"/>
+                <w:sz w:val="19"/>
+              </w:rPr>
+              <w:t>Værtsalias fra ~/.ssh/config. Standard: ipr-prod. Brug aliasset — ikke det fulde værtsnavn, se advarslen ovenfor.</w:t>
+            </w:r>
+          </w:p>
+        </w:tc>
+      </w:tr>
+      <w:tr>
+        <w:tc>
+          <w:tcPr>
+            <w:tcW w:type="dxa" w:w="2608"/>
+            <w:shd w:val="clear" w:color="auto" w:fill="F7FAFC"/>
+          </w:tcPr>
+          <w:p>
+            <w:pPr>
+              <w:spacing w:after="40"/>
+            </w:pPr>
+            <w:r>
+              <w:rPr>
+                <w:rFonts w:ascii="Consolas" w:hAnsi="Consolas"/>
+                <w:sz w:val="18"/>
+              </w:rPr>
+              <w:t>--dry-run</w:t>
+            </w:r>
+          </w:p>
+        </w:tc>
+        <w:tc>
+          <w:tcPr>
+            <w:tcW w:type="dxa" w:w="6236"/>
+            <w:shd w:val="clear" w:color="auto" w:fill="F7FAFC"/>
+          </w:tcPr>
+          <w:p>
+            <w:pPr>
+              <w:spacing w:after="40"/>
+            </w:pPr>
+            <w:r>
+              <w:rPr>
+                <w:rFonts w:ascii="Segoe UI" w:hAnsi="Segoe UI"/>
+                <w:sz w:val="19"/>
+              </w:rPr>
+              <w:t>Vis alle handlinger uden at udføre dem.</w:t>
+            </w:r>
+          </w:p>
+        </w:tc>
+      </w:tr>
+      <w:tr>
+        <w:tc>
+          <w:tcPr>
+            <w:tcW w:type="dxa" w:w="2608"/>
+          </w:tcPr>
+          <w:p>
+            <w:pPr>
+              <w:spacing w:after="40"/>
+            </w:pPr>
+            <w:r>
+              <w:rPr>
+                <w:rFonts w:ascii="Consolas" w:hAnsi="Consolas"/>
+                <w:sz w:val="18"/>
+              </w:rPr>
+              <w:t>--with-tests</w:t>
+            </w:r>
+          </w:p>
+        </w:tc>
+        <w:tc>
+          <w:tcPr>
+            <w:tcW w:type="dxa" w:w="6236"/>
+          </w:tcPr>
+          <w:p>
+            <w:pPr>
+              <w:spacing w:after="40"/>
+            </w:pPr>
+            <w:r>
+              <w:rPr>
+                <w:rFonts w:ascii="Segoe UI" w:hAnsi="Segoe UI"/>
+                <w:sz w:val="19"/>
+              </w:rPr>
+              <w:t>Tag også tests/ med. Kun relevant for udviklingsenheden.</w:t>
+            </w:r>
+          </w:p>
+        </w:tc>
+      </w:tr>
+      <w:tr>
+        <w:tc>
+          <w:tcPr>
+            <w:tcW w:type="dxa" w:w="2608"/>
+            <w:shd w:val="clear" w:color="auto" w:fill="F7FAFC"/>
+          </w:tcPr>
+          <w:p>
+            <w:pPr>
+              <w:spacing w:after="40"/>
+            </w:pPr>
+            <w:r>
+              <w:rPr>
+                <w:rFonts w:ascii="Consolas" w:hAnsi="Consolas"/>
+                <w:sz w:val="18"/>
+              </w:rPr>
+              <w:t>--env FIL</w:t>
+            </w:r>
+          </w:p>
+        </w:tc>
+        <w:tc>
+          <w:tcPr>
+            <w:tcW w:type="dxa" w:w="6236"/>
+            <w:shd w:val="clear" w:color="auto" w:fill="F7FAFC"/>
+          </w:tcPr>
+          <w:p>
+            <w:pPr>
+              <w:spacing w:after="40"/>
+            </w:pPr>
+            <w:r>
+              <w:rPr>
+                <w:rFonts w:ascii="Segoe UI" w:hAnsi="Segoe UI"/>
+                <w:sz w:val="19"/>
+              </w:rPr>
+              <w:t>Anden miljøfil end provision/common.env.</w:t>
+            </w:r>
+          </w:p>
+        </w:tc>
+      </w:tr>
+      <w:tr>
+        <w:tc>
+          <w:tcPr>
+            <w:tcW w:type="dxa" w:w="2608"/>
+          </w:tcPr>
+          <w:p>
+            <w:pPr>
+              <w:spacing w:after="40"/>
+            </w:pPr>
+            <w:r>
+              <w:rPr>
+                <w:rFonts w:ascii="Consolas" w:hAnsi="Consolas"/>
+                <w:sz w:val="18"/>
+              </w:rPr>
+              <w:t>--pubkey FIL</w:t>
+            </w:r>
+          </w:p>
+        </w:tc>
+        <w:tc>
+          <w:tcPr>
+            <w:tcW w:type="dxa" w:w="6236"/>
+          </w:tcPr>
+          <w:p>
+            <w:pPr>
+              <w:spacing w:after="40"/>
+            </w:pPr>
+            <w:r>
+              <w:rPr>
+                <w:rFonts w:ascii="Segoe UI" w:hAnsi="Segoe UI"/>
+                <w:sz w:val="19"/>
+              </w:rPr>
+              <w:t>Anden offentlig nøgle end ~/.ssh/copilotdiag_rpi.pub.</w:t>
+            </w:r>
+          </w:p>
+        </w:tc>
+      </w:tr>
+      <w:tr>
+        <w:tc>
+          <w:tcPr>
+            <w:tcW w:type="dxa" w:w="2608"/>
+            <w:shd w:val="clear" w:color="auto" w:fill="F7FAFC"/>
+          </w:tcPr>
+          <w:p>
+            <w:pPr>
+              <w:spacing w:after="40"/>
+            </w:pPr>
+            <w:r>
+              <w:rPr>
+                <w:rFonts w:ascii="Consolas" w:hAnsi="Consolas"/>
+                <w:sz w:val="18"/>
+              </w:rPr>
+              <w:t>--remote-dir STI</w:t>
+            </w:r>
+          </w:p>
+        </w:tc>
+        <w:tc>
+          <w:tcPr>
+            <w:tcW w:type="dxa" w:w="6236"/>
+            <w:shd w:val="clear" w:color="auto" w:fill="F7FAFC"/>
+          </w:tcPr>
+          <w:p>
+            <w:pPr>
+              <w:spacing w:after="40"/>
+            </w:pPr>
+            <w:r>
+              <w:rPr>
+                <w:rFonts w:ascii="Segoe UI" w:hAnsi="Segoe UI"/>
+                <w:sz w:val="19"/>
+              </w:rPr>
+              <w:t>Anden placering end ~/dev/ipr-keyboard på enheden.</w:t>
+            </w:r>
+          </w:p>
+        </w:tc>
+      </w:tr>
+      <w:tr>
+        <w:tc>
+          <w:tcPr>
+            <w:tcW w:type="dxa" w:w="2608"/>
+          </w:tcPr>
+          <w:p>
+            <w:pPr>
+              <w:spacing w:after="40"/>
+            </w:pPr>
+            <w:r>
+              <w:rPr>
+                <w:rFonts w:ascii="Consolas" w:hAnsi="Consolas"/>
+                <w:sz w:val="18"/>
+              </w:rPr>
+              <w:t>--skip-env, --skip-pubkey</w:t>
+            </w:r>
+          </w:p>
+        </w:tc>
+        <w:tc>
+          <w:tcPr>
+            <w:tcW w:type="dxa" w:w="6236"/>
+          </w:tcPr>
+          <w:p>
+            <w:pPr>
+              <w:spacing w:after="40"/>
+            </w:pPr>
+            <w:r>
+              <w:rPr>
+                <w:rFonts w:ascii="Segoe UI" w:hAnsi="Segoe UI"/>
+                <w:sz w:val="19"/>
+              </w:rPr>
+              <w:t>Undlad at overføre miljøfil eller nøgle.</w:t>
+            </w:r>
+          </w:p>
+        </w:tc>
+      </w:tr>
+    </w:tbl>
+    <w:p>
+      <w:pPr>
+        <w:spacing w:before="60" w:after="240"/>
+        <w:jc w:val="center"/>
+      </w:pPr>
+      <w:r>
+        <w:rPr>
+          <w:rFonts w:ascii="Segoe UI" w:hAnsi="Segoe UI"/>
+          <w:i/>
+          <w:color w:val="606C80"/>
+          <w:sz w:val="18"/>
+        </w:rPr>
+        <w:t>Tabel 11. Tilvalg til scripts/deploy/host_push_to_device.sh.</w:t>
       </w:r>
     </w:p>
     <w:p>
@@ -5450,7 +5420,7 @@
           <w:rFonts w:ascii="Segoe UI" w:hAnsi="Segoe UI"/>
           <w:sz w:val="20"/>
         </w:rPr>
-        <w:t>Brug værtsaliasset fra ~/.ssh/config — her ipr-prod — og ikke det fulde værtsnavn. Et alias som Host ipr-prod ipr-prod-zero2 matcher ikke ipr-prod-zero2.local, fordi mønstrene ikke indeholder .local. Skrives det fulde navn, bruges IdentityFile ikke, og ssh spørger om adgangskode i stedet for at bruge nøglen.</w:t>
+        <w:t>Skriptet kontrollerer selv forbindelsen, inden det går i gang, og advarer, hvis nøglelogin ikke virker, eller hvis der er angivet et fuldt værtsnavn i stedet for et alias. Mangler miljøfilen, stopper det med en besked om, hvordan den oprettes — i stedet for at overføre en halv opsætning.</w:t>
       </w:r>
     </w:p>
     <w:p>
@@ -5461,7 +5431,7 @@
           <w:i w:val="0"/>
           <w:sz w:val="21"/>
         </w:rPr>
-        <w:t>Overførsel med rsync — bedst ved gentagne udrulninger</w:t>
+        <w:t>Kun pakning: make_payload.sh</w:t>
       </w:r>
     </w:p>
     <w:p>
@@ -5472,7 +5442,229 @@
           <w:i w:val="0"/>
           <w:sz w:val="21"/>
         </w:rPr>
-        <w:t>rsync overfører kun ændrede filer og bevarer rettigheder, herunder eksekverbar-flaget. Det gør den klart hurtigst, når den samme enhed opdateres mange gange.</w:t>
+        <w:t>host_push_to_device.sh kalder scripts/deploy/make_payload.sh, som kan bruges alene, hvis arkivet skal overføres på anden vis — for eksempel på en USB-nøgle til en enhed helt uden netværk. Skriptet er den gældende liste over, hvad enheden har brug for; det kontrollerer arkivet bagefter og sletter det, hvis en enhedsspecifik fil alligevel er havnet i det.</w:t>
+      </w:r>
+    </w:p>
+    <w:p>
+      <w:pPr>
+        <w:spacing w:before="80" w:after="160" w:line="240" w:lineRule="auto"/>
+        <w:ind w:left="227"/>
+        <w:shd w:val="clear" w:color="auto" w:fill="F4F6F8"/>
+        <w:pBdr>
+          <w:top w:val="single" w:sz="4" w:space="6" w:color="DCE1E8"/>
+          <w:left w:val="single" w:sz="4" w:space="6" w:color="DCE1E8"/>
+          <w:bottom w:val="single" w:sz="4" w:space="6" w:color="DCE1E8"/>
+          <w:right w:val="single" w:sz="4" w:space="6" w:color="DCE1E8"/>
+        </w:pBdr>
+      </w:pPr>
+      <w:r>
+        <w:rPr>
+          <w:rFonts w:ascii="Consolas" w:hAnsi="Consolas"/>
+          <w:sz w:val="18"/>
+        </w:rPr>
+        <w:t>./scripts/deploy/make_payload.sh                 # -&gt; /tmp/ipr-deploy.tgz</w:t>
+        <w:br/>
+      </w:r>
+      <w:r>
+        <w:rPr>
+          <w:rFonts w:ascii="Consolas" w:hAnsi="Consolas"/>
+          <w:sz w:val="18"/>
+        </w:rPr>
+        <w:t>./scripts/deploy/make_payload.sh --list          # vis fillisten</w:t>
+        <w:br/>
+      </w:r>
+      <w:r>
+        <w:rPr>
+          <w:rFonts w:ascii="Consolas" w:hAnsi="Consolas"/>
+          <w:sz w:val="18"/>
+        </w:rPr>
+        <w:t>./scripts/deploy/make_payload.sh -o D:/ipr.tgz   # anden placering</w:t>
+        <w:br/>
+      </w:r>
+      <w:r>
+        <w:rPr>
+          <w:rFonts w:ascii="Consolas" w:hAnsi="Consolas"/>
+          <w:sz w:val="18"/>
+        </w:rPr>
+        <w:t>./scripts/deploy/make_payload.sh --with-tests    # tag tests/ med</w:t>
+      </w:r>
+    </w:p>
+    <w:p>
+      <w:r>
+        <w:rPr>
+          <w:rFonts w:ascii="Segoe UI" w:hAnsi="Segoe UI"/>
+          <w:b w:val="0"/>
+          <w:i w:val="0"/>
+          <w:sz w:val="21"/>
+        </w:rPr>
+        <w:t>Arkivet fylder omkring 380 KB mod cirka 29 MB for hele mappen.</w:t>
+      </w:r>
+    </w:p>
+    <w:p>
+      <w:r>
+        <w:rPr>
+          <w:rFonts w:ascii="Segoe UI" w:hAnsi="Segoe UI"/>
+          <w:b/>
+          <w:i w:val="0"/>
+          <w:sz w:val="21"/>
+        </w:rPr>
+        <w:t>Manuel overførsel</w:t>
+      </w:r>
+    </w:p>
+    <w:p>
+      <w:r>
+        <w:rPr>
+          <w:rFonts w:ascii="Segoe UI" w:hAnsi="Segoe UI"/>
+          <w:b w:val="0"/>
+          <w:i w:val="0"/>
+          <w:sz w:val="21"/>
+        </w:rPr>
+        <w:t>Skal trinnene køres enkeltvis — for eksempel ved fejlsøgning — svarer host_push_to_device.sh til følgende:</w:t>
+      </w:r>
+    </w:p>
+    <w:p>
+      <w:pPr>
+        <w:spacing w:before="80" w:after="160" w:line="240" w:lineRule="auto"/>
+        <w:ind w:left="227"/>
+        <w:shd w:val="clear" w:color="auto" w:fill="F4F6F8"/>
+        <w:pBdr>
+          <w:top w:val="single" w:sz="4" w:space="6" w:color="DCE1E8"/>
+          <w:left w:val="single" w:sz="4" w:space="6" w:color="DCE1E8"/>
+          <w:bottom w:val="single" w:sz="4" w:space="6" w:color="DCE1E8"/>
+          <w:right w:val="single" w:sz="4" w:space="6" w:color="DCE1E8"/>
+        </w:pBdr>
+      </w:pPr>
+      <w:r>
+        <w:rPr>
+          <w:rFonts w:ascii="Consolas" w:hAnsi="Consolas"/>
+          <w:sz w:val="18"/>
+        </w:rPr>
+        <w:t># På PC'en</w:t>
+        <w:br/>
+      </w:r>
+      <w:r>
+        <w:rPr>
+          <w:rFonts w:ascii="Consolas" w:hAnsi="Consolas"/>
+          <w:sz w:val="18"/>
+        </w:rPr>
+        <w:t>./scripts/deploy/make_payload.sh -o /tmp/ipr-deploy.tgz</w:t>
+        <w:br/>
+      </w:r>
+      <w:r>
+        <w:rPr>
+          <w:rFonts w:ascii="Consolas" w:hAnsi="Consolas"/>
+          <w:sz w:val="18"/>
+        </w:rPr>
+        <w:t>scp /tmp/ipr-deploy.tgz        ipr-prod:/tmp/</w:t>
+        <w:br/>
+      </w:r>
+      <w:r>
+        <w:rPr>
+          <w:rFonts w:ascii="Consolas" w:hAnsi="Consolas"/>
+          <w:sz w:val="18"/>
+        </w:rPr>
+        <w:t>scp provision/common.env       ipr-prod:/tmp/ipr_common.env</w:t>
+        <w:br/>
+      </w:r>
+      <w:r>
+        <w:rPr>
+          <w:rFonts w:ascii="Consolas" w:hAnsi="Consolas"/>
+          <w:sz w:val="18"/>
+        </w:rPr>
+        <w:t>scp ~/.ssh/copilotdiag_rpi.pub ipr-prod:/tmp/copilot_pubkey.txt</w:t>
+        <w:br/>
+      </w:r>
+      <w:r>
+        <w:rPr>
+          <w:rFonts w:ascii="Consolas" w:hAnsi="Consolas"/>
+          <w:sz w:val="18"/>
+        </w:rPr>
+        <w:br/>
+      </w:r>
+      <w:r>
+        <w:rPr>
+          <w:rFonts w:ascii="Consolas" w:hAnsi="Consolas"/>
+          <w:sz w:val="18"/>
+        </w:rPr>
+        <w:t># På enheden</w:t>
+        <w:br/>
+      </w:r>
+      <w:r>
+        <w:rPr>
+          <w:rFonts w:ascii="Consolas" w:hAnsi="Consolas"/>
+          <w:sz w:val="18"/>
+        </w:rPr>
+        <w:t>ssh ipr-prod</w:t>
+        <w:br/>
+      </w:r>
+      <w:r>
+        <w:rPr>
+          <w:rFonts w:ascii="Consolas" w:hAnsi="Consolas"/>
+          <w:sz w:val="18"/>
+        </w:rPr>
+        <w:t>mkdir -p ~/dev/ipr-keyboard</w:t>
+        <w:br/>
+      </w:r>
+      <w:r>
+        <w:rPr>
+          <w:rFonts w:ascii="Consolas" w:hAnsi="Consolas"/>
+          <w:sz w:val="18"/>
+        </w:rPr>
+        <w:t>tar xzf /tmp/ipr-deploy.tgz -C ~/dev/ipr-keyboard &amp;&amp; rm /tmp/ipr-deploy.tgz</w:t>
+        <w:br/>
+      </w:r>
+      <w:r>
+        <w:rPr>
+          <w:rFonts w:ascii="Consolas" w:hAnsi="Consolas"/>
+          <w:sz w:val="18"/>
+        </w:rPr>
+        <w:t>find ~/dev/ipr-keyboard/scripts ~/dev/ipr-keyboard/provision \</w:t>
+        <w:br/>
+      </w:r>
+      <w:r>
+        <w:rPr>
+          <w:rFonts w:ascii="Consolas" w:hAnsi="Consolas"/>
+          <w:sz w:val="18"/>
+        </w:rPr>
+        <w:t xml:space="preserve">  \( -name '*.sh' -o -name '*.py' \) -exec chmod +x {} +</w:t>
+        <w:br/>
+      </w:r>
+      <w:r>
+        <w:rPr>
+          <w:rFonts w:ascii="Consolas" w:hAnsi="Consolas"/>
+          <w:sz w:val="18"/>
+        </w:rPr>
+        <w:t>sudo mv /tmp/ipr_common.env /opt/ipr_common.env</w:t>
+        <w:br/>
+      </w:r>
+      <w:r>
+        <w:rPr>
+          <w:rFonts w:ascii="Consolas" w:hAnsi="Consolas"/>
+          <w:sz w:val="18"/>
+        </w:rPr>
+        <w:t>sudo chmod 0600 /opt/ipr_common.env</w:t>
+      </w:r>
+    </w:p>
+    <w:p>
+      <w:r>
+        <w:rPr>
+          <w:rFonts w:ascii="Segoe UI" w:hAnsi="Segoe UI"/>
+          <w:b/>
+          <w:i w:val="0"/>
+          <w:sz w:val="21"/>
+        </w:rPr>
+        <w:t>Overførsel med scp af hele mappen</w:t>
+      </w:r>
+    </w:p>
+    <w:p>
+      <w:r>
+        <w:rPr>
+          <w:rFonts w:ascii="Segoe UI" w:hAnsi="Segoe UI"/>
+          <w:b w:val="0"/>
+          <w:i w:val="0"/>
+          <w:sz w:val="21"/>
+        </w:rPr>
+        <w:t>Metoden er kun relevant, hvis tar ikke er tilgængelig. Læs advarslen ovenfor først — hele mappen inklusive hemmeligheder og .venv/ overføres.</w:t>
       </w:r>
     </w:p>
     <w:p>
@@ -5501,7 +5693,7 @@
           <w:rFonts w:ascii="Segoe UI" w:hAnsi="Segoe UI"/>
           <w:sz w:val="20"/>
         </w:rPr>
-        <w:t>Windows har ikke rsync — heller ikke i Git Bash, som kun leverer ssh og scp. rsync kræver WSL. Kør derfor kommandoen gennem WSL, hvor drev D: findes som /mnt/d.</w:t>
+        <w:t>scp skriver ind i en mappe, der allerede findes — den opretter ikke målmappen, og -r ændrer ikke på det. På en nyinstalleret enhed findes hverken ~/dev eller ~/dev/ipr-keyboard, og overførslen fejler med path canonicalization failed. Opret derfor målmappens overmappe først.</w:t>
       </w:r>
     </w:p>
     <w:p>
@@ -5521,7 +5713,7 @@
           <w:rFonts w:ascii="Consolas" w:hAnsi="Consolas"/>
           <w:sz w:val="18"/>
         </w:rPr>
-        <w:t># På PC'en — engangsopsætning: giv WSL adgang til SSH-nøglen.</w:t>
+        <w:t># 1. På enheden — opret overmappen</w:t>
         <w:br/>
       </w:r>
       <w:r>
@@ -5529,7 +5721,7 @@
           <w:rFonts w:ascii="Consolas" w:hAnsi="Consolas"/>
           <w:sz w:val="18"/>
         </w:rPr>
-        <w:t># WSL har sin egen ~/.ssh, og en nøgle på /mnt/c har rettigheder,</w:t>
+        <w:t>ssh ipr-prod "mkdir -p ~/dev"</w:t>
         <w:br/>
       </w:r>
       <w:r>
@@ -5537,7 +5729,6 @@
           <w:rFonts w:ascii="Consolas" w:hAnsi="Consolas"/>
           <w:sz w:val="18"/>
         </w:rPr>
-        <w:t># som ssh afviser.</w:t>
         <w:br/>
       </w:r>
       <w:r>
@@ -5545,7 +5736,7 @@
           <w:rFonts w:ascii="Consolas" w:hAnsi="Consolas"/>
           <w:sz w:val="18"/>
         </w:rPr>
-        <w:t>wsl -d Ubuntu -- bash -c "mkdir -p ~/.ssh &amp;&amp; cp /mnt/c/Users/&lt;windows-bruger&gt;/.ssh/ipr_rpi ~/.ssh/ &amp;&amp; chmod 600 ~/.ssh/ipr_rpi"</w:t>
+        <w:t># 2. På PC'en — kør fra mappen OVER repositoriet, og navngiv mappen.</w:t>
         <w:br/>
       </w:r>
       <w:r>
@@ -5553,6 +5744,7 @@
           <w:rFonts w:ascii="Consolas" w:hAnsi="Consolas"/>
           <w:sz w:val="18"/>
         </w:rPr>
+        <w:t>#    Så opretter scp selv ipr-keyboard i målet.</w:t>
         <w:br/>
       </w:r>
       <w:r>
@@ -5560,7 +5752,7 @@
           <w:rFonts w:ascii="Consolas" w:hAnsi="Consolas"/>
           <w:sz w:val="18"/>
         </w:rPr>
-        <w:t># Målmappen skal findes — rsync opretter kun det sidste led</w:t>
+        <w:t>cd D:\sandbox</w:t>
         <w:br/>
       </w:r>
       <w:r>
@@ -5568,7 +5760,7 @@
           <w:rFonts w:ascii="Consolas" w:hAnsi="Consolas"/>
           <w:sz w:val="18"/>
         </w:rPr>
-        <w:t>ssh ipr-prod "mkdir -p ~/dev/ipr-keyboard"</w:t>
+        <w:t>scp -r ipr-keyboard ipr-prod:/home/meibye/dev/</w:t>
         <w:br/>
       </w:r>
       <w:r>
@@ -5583,7 +5775,7 @@
           <w:rFonts w:ascii="Consolas" w:hAnsi="Consolas"/>
           <w:sz w:val="18"/>
         </w:rPr>
-        <w:t># Selve overførslen — skrives på én linje, fordi den kaldes fra PowerShell.</w:t>
+        <w:t># 3. Ryd op på enheden bagefter</w:t>
         <w:br/>
       </w:r>
       <w:r>
@@ -5591,252 +5783,7 @@
           <w:rFonts w:ascii="Consolas" w:hAnsi="Consolas"/>
           <w:sz w:val="18"/>
         </w:rPr>
-        <w:t># Bemærk filtrene: de holder hemmeligheder og enhedsspecifikke filer tilbage.</w:t>
-        <w:br/>
-      </w:r>
-      <w:r>
-        <w:rPr>
-          <w:rFonts w:ascii="Consolas" w:hAnsi="Consolas"/>
-          <w:sz w:val="18"/>
-        </w:rPr>
-        <w:t>wsl -d Ubuntu -- rsync -avz --delete --exclude '.git' --exclude '.venv' --exclude '__pycache__' --exclude 'docs' --exclude 'tests' --exclude 'logs' --exclude 'config.json' --exclude 'users.json' --exclude 'secret_key.txt' --exclude 'admin_initial_password.txt' /mnt/d/sandbox/ipr-keyboard/ meibye@ipr-prod-zero2.local:/home/meibye/dev/ipr-keyboard/</w:t>
-      </w:r>
-    </w:p>
-    <w:p>
-      <w:r>
-        <w:rPr>
-          <w:rFonts w:ascii="Segoe UI" w:hAnsi="Segoe UI"/>
-          <w:b w:val="0"/>
-          <w:i w:val="0"/>
-          <w:sz w:val="21"/>
-        </w:rPr>
-        <w:t>Køres rsync i stedet inde fra en WSL-session, skrives kommandoen som sædvanligt med omvendt skråstreg som linjeskift:</w:t>
-      </w:r>
-    </w:p>
-    <w:p>
-      <w:pPr>
-        <w:spacing w:before="80" w:after="160" w:line="240" w:lineRule="auto"/>
-        <w:ind w:left="227"/>
-        <w:shd w:val="clear" w:color="auto" w:fill="F4F6F8"/>
-        <w:pBdr>
-          <w:top w:val="single" w:sz="4" w:space="6" w:color="DCE1E8"/>
-          <w:left w:val="single" w:sz="4" w:space="6" w:color="DCE1E8"/>
-          <w:bottom w:val="single" w:sz="4" w:space="6" w:color="DCE1E8"/>
-          <w:right w:val="single" w:sz="4" w:space="6" w:color="DCE1E8"/>
-        </w:pBdr>
-      </w:pPr>
-      <w:r>
-        <w:rPr>
-          <w:rFonts w:ascii="Consolas" w:hAnsi="Consolas"/>
-          <w:sz w:val="18"/>
-        </w:rPr>
-        <w:t># I WSL, i repositoriets rod</w:t>
-        <w:br/>
-      </w:r>
-      <w:r>
-        <w:rPr>
-          <w:rFonts w:ascii="Consolas" w:hAnsi="Consolas"/>
-          <w:sz w:val="18"/>
-        </w:rPr>
-        <w:t>cd /mnt/d/sandbox/ipr-keyboard</w:t>
-        <w:br/>
-      </w:r>
-      <w:r>
-        <w:rPr>
-          <w:rFonts w:ascii="Consolas" w:hAnsi="Consolas"/>
-          <w:sz w:val="18"/>
-        </w:rPr>
-        <w:br/>
-      </w:r>
-      <w:r>
-        <w:rPr>
-          <w:rFonts w:ascii="Consolas" w:hAnsi="Consolas"/>
-          <w:sz w:val="18"/>
-        </w:rPr>
-        <w:t>rsync -avz --delete \</w:t>
-        <w:br/>
-      </w:r>
-      <w:r>
-        <w:rPr>
-          <w:rFonts w:ascii="Consolas" w:hAnsi="Consolas"/>
-          <w:sz w:val="18"/>
-        </w:rPr>
-        <w:t xml:space="preserve">  --exclude '.git' --exclude '.venv' --exclude '__pycache__' \</w:t>
-        <w:br/>
-      </w:r>
-      <w:r>
-        <w:rPr>
-          <w:rFonts w:ascii="Consolas" w:hAnsi="Consolas"/>
-          <w:sz w:val="18"/>
-        </w:rPr>
-        <w:t xml:space="preserve">  ./ meibye@ipr-prod-zero2.local:/home/meibye/dev/ipr-keyboard/</w:t>
-      </w:r>
-    </w:p>
-    <w:p>
-      <w:r>
-        <w:rPr>
-          <w:rFonts w:ascii="Segoe UI" w:hAnsi="Segoe UI"/>
-          <w:b w:val="0"/>
-          <w:i w:val="0"/>
-          <w:sz w:val="21"/>
-        </w:rPr>
-        <w:t>Placér derefter miljøfilen korrekt. Kommandoerne køres på enheden — enten i en SSH-session eller via ssh ipr-prod "…":</w:t>
-      </w:r>
-    </w:p>
-    <w:p>
-      <w:pPr>
-        <w:spacing w:before="80" w:after="160" w:line="240" w:lineRule="auto"/>
-        <w:ind w:left="227"/>
-        <w:shd w:val="clear" w:color="auto" w:fill="F4F6F8"/>
-        <w:pBdr>
-          <w:top w:val="single" w:sz="4" w:space="6" w:color="DCE1E8"/>
-          <w:left w:val="single" w:sz="4" w:space="6" w:color="DCE1E8"/>
-          <w:bottom w:val="single" w:sz="4" w:space="6" w:color="DCE1E8"/>
-          <w:right w:val="single" w:sz="4" w:space="6" w:color="DCE1E8"/>
-        </w:pBdr>
-      </w:pPr>
-      <w:r>
-        <w:rPr>
-          <w:rFonts w:ascii="Consolas" w:hAnsi="Consolas"/>
-          <w:sz w:val="18"/>
-        </w:rPr>
-        <w:t># På enheden</w:t>
-        <w:br/>
-      </w:r>
-      <w:r>
-        <w:rPr>
-          <w:rFonts w:ascii="Consolas" w:hAnsi="Consolas"/>
-          <w:sz w:val="18"/>
-        </w:rPr>
-        <w:t>sudo mv /tmp/ipr_common.env /opt/ipr_common.env</w:t>
-        <w:br/>
-      </w:r>
-      <w:r>
-        <w:rPr>
-          <w:rFonts w:ascii="Consolas" w:hAnsi="Consolas"/>
-          <w:sz w:val="18"/>
-        </w:rPr>
-        <w:t>sudo chmod 0600 /opt/ipr_common.env</w:t>
-      </w:r>
-    </w:p>
-    <w:p>
-      <w:r>
-        <w:rPr>
-          <w:rFonts w:ascii="Segoe UI" w:hAnsi="Segoe UI"/>
-          <w:b/>
-          <w:i w:val="0"/>
-          <w:sz w:val="21"/>
-        </w:rPr>
-        <w:t>Overførsel af git-historik uden netværk</w:t>
-      </w:r>
-    </w:p>
-    <w:p>
-      <w:r>
-        <w:rPr>
-          <w:rFonts w:ascii="Segoe UI" w:hAnsi="Segoe UI"/>
-          <w:b w:val="0"/>
-          <w:i w:val="0"/>
-          <w:sz w:val="21"/>
-        </w:rPr>
-        <w:t>Skal enheden beholde et fuldt git-repository — for eksempel for at kunne rulle tilbage med git checkout — så overfør et git-bundle i stedet for en kopi af filerne. Bundlet er én enkelt fil:</w:t>
-      </w:r>
-    </w:p>
-    <w:p>
-      <w:pPr>
-        <w:spacing w:before="80" w:after="160" w:line="240" w:lineRule="auto"/>
-        <w:ind w:left="227"/>
-        <w:shd w:val="clear" w:color="auto" w:fill="F4F6F8"/>
-        <w:pBdr>
-          <w:top w:val="single" w:sz="4" w:space="6" w:color="DCE1E8"/>
-          <w:left w:val="single" w:sz="4" w:space="6" w:color="DCE1E8"/>
-          <w:bottom w:val="single" w:sz="4" w:space="6" w:color="DCE1E8"/>
-          <w:right w:val="single" w:sz="4" w:space="6" w:color="DCE1E8"/>
-        </w:pBdr>
-      </w:pPr>
-      <w:r>
-        <w:rPr>
-          <w:rFonts w:ascii="Consolas" w:hAnsi="Consolas"/>
-          <w:sz w:val="18"/>
-        </w:rPr>
-        <w:t># På PC'en, i repositoriets rod</w:t>
-        <w:br/>
-      </w:r>
-      <w:r>
-        <w:rPr>
-          <w:rFonts w:ascii="Consolas" w:hAnsi="Consolas"/>
-          <w:sz w:val="18"/>
-        </w:rPr>
-        <w:t>cd D:\sandbox\ipr-keyboard</w:t>
-        <w:br/>
-      </w:r>
-      <w:r>
-        <w:rPr>
-          <w:rFonts w:ascii="Consolas" w:hAnsi="Consolas"/>
-          <w:sz w:val="18"/>
-        </w:rPr>
-        <w:t>git bundle create ipr-keyboard.bundle --all</w:t>
-        <w:br/>
-      </w:r>
-      <w:r>
-        <w:rPr>
-          <w:rFonts w:ascii="Consolas" w:hAnsi="Consolas"/>
-          <w:sz w:val="18"/>
-        </w:rPr>
-        <w:t>scp ipr-keyboard.bundle meibye@ipr-prod-zero2.local:/tmp/</w:t>
-        <w:br/>
-      </w:r>
-      <w:r>
-        <w:rPr>
-          <w:rFonts w:ascii="Consolas" w:hAnsi="Consolas"/>
-          <w:sz w:val="18"/>
-        </w:rPr>
-        <w:br/>
-      </w:r>
-      <w:r>
-        <w:rPr>
-          <w:rFonts w:ascii="Consolas" w:hAnsi="Consolas"/>
-          <w:sz w:val="18"/>
-        </w:rPr>
-        <w:t># På enheden — første gang</w:t>
-        <w:br/>
-      </w:r>
-      <w:r>
-        <w:rPr>
-          <w:rFonts w:ascii="Consolas" w:hAnsi="Consolas"/>
-          <w:sz w:val="18"/>
-        </w:rPr>
-        <w:t>git clone /tmp/ipr-keyboard.bundle ~/dev/ipr-keyboard</w:t>
-        <w:br/>
-      </w:r>
-      <w:r>
-        <w:rPr>
-          <w:rFonts w:ascii="Consolas" w:hAnsi="Consolas"/>
-          <w:sz w:val="18"/>
-        </w:rPr>
-        <w:br/>
-      </w:r>
-      <w:r>
-        <w:rPr>
-          <w:rFonts w:ascii="Consolas" w:hAnsi="Consolas"/>
-          <w:sz w:val="18"/>
-        </w:rPr>
-        <w:t># På enheden — senere opdateringer fra et nyt bundle</w:t>
-        <w:br/>
-      </w:r>
-      <w:r>
-        <w:rPr>
-          <w:rFonts w:ascii="Consolas" w:hAnsi="Consolas"/>
-          <w:sz w:val="18"/>
-        </w:rPr>
-        <w:t>cd ~/dev/ipr-keyboard</w:t>
-        <w:br/>
-      </w:r>
-      <w:r>
-        <w:rPr>
-          <w:rFonts w:ascii="Consolas" w:hAnsi="Consolas"/>
-          <w:sz w:val="18"/>
-        </w:rPr>
-        <w:t>git pull /tmp/ipr-keyboard.bundle main</w:t>
+        <w:t>ssh ipr-prod "cd ~/dev/ipr-keyboard &amp;&amp; rm -rf .venv .git logs &amp;&amp; rm -f secret_key.txt admin_initial_password.txt"</w:t>
       </w:r>
     </w:p>
     <w:p>
@@ -5865,51 +5812,7 @@
           <w:rFonts w:ascii="Segoe UI" w:hAnsi="Segoe UI"/>
           <w:sz w:val="20"/>
         </w:rPr>
-        <w:t>Windows kender ikke Unix' eksekverbar-flag. Filer overført fra en Windows-PC med scp eller rsync uden -a lander uden +x, og skripterne fejler med Permission denied. Gendan flaget på enheden efter hver overførsel fra Windows.</w:t>
-      </w:r>
-    </w:p>
-    <w:p>
-      <w:pPr>
-        <w:spacing w:before="80" w:after="160" w:line="240" w:lineRule="auto"/>
-        <w:ind w:left="227"/>
-        <w:shd w:val="clear" w:color="auto" w:fill="F4F6F8"/>
-        <w:pBdr>
-          <w:top w:val="single" w:sz="4" w:space="6" w:color="DCE1E8"/>
-          <w:left w:val="single" w:sz="4" w:space="6" w:color="DCE1E8"/>
-          <w:bottom w:val="single" w:sz="4" w:space="6" w:color="DCE1E8"/>
-          <w:right w:val="single" w:sz="4" w:space="6" w:color="DCE1E8"/>
-        </w:pBdr>
-      </w:pPr>
-      <w:r>
-        <w:rPr>
-          <w:rFonts w:ascii="Consolas" w:hAnsi="Consolas"/>
-          <w:sz w:val="18"/>
-        </w:rPr>
-        <w:t># På enheden</w:t>
-        <w:br/>
-      </w:r>
-      <w:r>
-        <w:rPr>
-          <w:rFonts w:ascii="Consolas" w:hAnsi="Consolas"/>
-          <w:sz w:val="18"/>
-        </w:rPr>
-        <w:t>find ~/dev/ipr-keyboard/scripts \( -name '*.sh' -o -name '*.py' \) \</w:t>
-        <w:br/>
-      </w:r>
-      <w:r>
-        <w:rPr>
-          <w:rFonts w:ascii="Consolas" w:hAnsi="Consolas"/>
-          <w:sz w:val="18"/>
-        </w:rPr>
-        <w:t xml:space="preserve">  -exec chmod +x {} +</w:t>
-        <w:br/>
-      </w:r>
-      <w:r>
-        <w:rPr>
-          <w:rFonts w:ascii="Consolas" w:hAnsi="Consolas"/>
-          <w:sz w:val="18"/>
-        </w:rPr>
-        <w:t>find ~/dev/ipr-keyboard/provision -name '*.sh' -exec chmod +x {} +</w:t>
+        <w:t>Repositoriet indeholder kun skabelonen provision/common.env.example. Filen provision/common.env opretter du selv — den er med i .gitignore, så enhedsspecifikke værdier og hemmeligheder aldrig havner i git. Springes trin 3 over, fejler overførslen med stat local "common.env": No such file or directory.</w:t>
       </w:r>
     </w:p>
     <w:p>
@@ -5920,833 +5823,7 @@
           <w:i w:val="0"/>
           <w:sz w:val="21"/>
         </w:rPr>
-        <w:t>Kun filer under scripts/ og provision/ skal være eksekverbare. Modulerne under src/ipr_keyboard/ importeres og må ikke have flaget sat.</w:t>
-      </w:r>
-    </w:p>
-    <w:p>
-      <w:r>
-        <w:rPr>
-          <w:rFonts w:ascii="Segoe UI" w:hAnsi="Segoe UI"/>
-          <w:b/>
-          <w:i w:val="0"/>
-          <w:sz w:val="21"/>
-        </w:rPr>
-        <w:t>Kontrollér overførslen</w:t>
-      </w:r>
-    </w:p>
-    <w:p>
-      <w:pPr>
-        <w:spacing w:before="80" w:after="160" w:line="240" w:lineRule="auto"/>
-        <w:ind w:left="227"/>
-        <w:shd w:val="clear" w:color="auto" w:fill="F4F6F8"/>
-        <w:pBdr>
-          <w:top w:val="single" w:sz="4" w:space="6" w:color="DCE1E8"/>
-          <w:left w:val="single" w:sz="4" w:space="6" w:color="DCE1E8"/>
-          <w:bottom w:val="single" w:sz="4" w:space="6" w:color="DCE1E8"/>
-          <w:right w:val="single" w:sz="4" w:space="6" w:color="DCE1E8"/>
-        </w:pBdr>
-      </w:pPr>
-      <w:r>
-        <w:rPr>
-          <w:rFonts w:ascii="Consolas" w:hAnsi="Consolas"/>
-          <w:sz w:val="18"/>
-        </w:rPr>
-        <w:t># På PC'en — mappen er uden betydning her</w:t>
-        <w:br/>
-      </w:r>
-      <w:r>
-        <w:rPr>
-          <w:rFonts w:ascii="Consolas" w:hAnsi="Consolas"/>
-          <w:sz w:val="18"/>
-        </w:rPr>
-        <w:t>ssh meibye@ipr-prod-zero2.local "ls -l ~/dev/ipr-keyboard/provision/*.sh"</w:t>
-        <w:br/>
-      </w:r>
-      <w:r>
-        <w:rPr>
-          <w:rFonts w:ascii="Consolas" w:hAnsi="Consolas"/>
-          <w:sz w:val="18"/>
-        </w:rPr>
-        <w:t>ssh meibye@ipr-prod-zero2.local "sudo test -r /opt/ipr_common.env &amp;&amp; echo env ok"</w:t>
-      </w:r>
-    </w:p>
-    <w:p>
-      <w:pPr>
-        <w:pStyle w:val="Heading2"/>
-      </w:pPr>
-      <w:r>
-        <w:t>3.4 Forbered miljøfilen</w:t>
-      </w:r>
-    </w:p>
-    <w:p>
-      <w:r>
-        <w:rPr>
-          <w:rFonts w:ascii="Segoe UI" w:hAnsi="Segoe UI"/>
-          <w:b w:val="0"/>
-          <w:i w:val="0"/>
-          <w:sz w:val="21"/>
-        </w:rPr>
-        <w:t>Provisioneringen kræver, at /opt/ipr_common.env findes. Er filen allerede overført fra PC'en som beskrevet i afsnit 3.3, er dette afsnit klaret — kontrollér blot med sudo test -r /opt/ipr_common.env. Ellers oprettes den på enheden ud fra skabelonen. Kommandoerne køres på enheden, i repositoriets rod — typisk ~/dev/ipr-keyboard, fordi stien provision/common.env.example er relativ:</w:t>
-      </w:r>
-    </w:p>
-    <w:p>
-      <w:pPr>
-        <w:spacing w:before="80" w:after="160" w:line="240" w:lineRule="auto"/>
-        <w:ind w:left="227"/>
-        <w:shd w:val="clear" w:color="auto" w:fill="F4F6F8"/>
-        <w:pBdr>
-          <w:top w:val="single" w:sz="4" w:space="6" w:color="DCE1E8"/>
-          <w:left w:val="single" w:sz="4" w:space="6" w:color="DCE1E8"/>
-          <w:bottom w:val="single" w:sz="4" w:space="6" w:color="DCE1E8"/>
-          <w:right w:val="single" w:sz="4" w:space="6" w:color="DCE1E8"/>
-        </w:pBdr>
-      </w:pPr>
-      <w:r>
-        <w:rPr>
-          <w:rFonts w:ascii="Consolas" w:hAnsi="Consolas"/>
-          <w:sz w:val="18"/>
-        </w:rPr>
-        <w:t># På enheden, i repositoriets rod</w:t>
-        <w:br/>
-      </w:r>
-      <w:r>
-        <w:rPr>
-          <w:rFonts w:ascii="Consolas" w:hAnsi="Consolas"/>
-          <w:sz w:val="18"/>
-        </w:rPr>
-        <w:t>cd ~/dev/ipr-keyboard</w:t>
-        <w:br/>
-      </w:r>
-      <w:r>
-        <w:rPr>
-          <w:rFonts w:ascii="Consolas" w:hAnsi="Consolas"/>
-          <w:sz w:val="18"/>
-        </w:rPr>
-        <w:t>sudo cp provision/common.env.example /opt/ipr_common.env</w:t>
-        <w:br/>
-      </w:r>
-      <w:r>
-        <w:rPr>
-          <w:rFonts w:ascii="Consolas" w:hAnsi="Consolas"/>
-          <w:sz w:val="18"/>
-        </w:rPr>
-        <w:t>sudo chmod 0600 /opt/ipr_common.env</w:t>
-        <w:br/>
-      </w:r>
-      <w:r>
-        <w:rPr>
-          <w:rFonts w:ascii="Consolas" w:hAnsi="Consolas"/>
-          <w:sz w:val="18"/>
-        </w:rPr>
-        <w:t>sudo nano /opt/ipr_common.env      # tilret bruger, værtsnavn, repo-sti</w:t>
-      </w:r>
-    </w:p>
-    <w:p>
-      <w:pPr>
-        <w:pStyle w:val="Heading2"/>
-      </w:pPr>
-      <w:r>
-        <w:t>3.5 Kør guiden</w:t>
-      </w:r>
-    </w:p>
-    <w:p>
-      <w:r>
-        <w:rPr>
-          <w:rFonts w:ascii="Segoe UI" w:hAnsi="Segoe UI"/>
-          <w:b w:val="0"/>
-          <w:i w:val="0"/>
-          <w:sz w:val="21"/>
-        </w:rPr>
-        <w:t>Den anbefalede vej er guiden, som kører trin 00 til 06 med genoptagelsespunkter:</w:t>
-      </w:r>
-    </w:p>
-    <w:p>
-      <w:pPr>
-        <w:spacing w:before="80" w:after="160" w:line="240" w:lineRule="auto"/>
-        <w:ind w:left="227"/>
-        <w:shd w:val="clear" w:color="auto" w:fill="F4F6F8"/>
-        <w:pBdr>
-          <w:top w:val="single" w:sz="4" w:space="6" w:color="DCE1E8"/>
-          <w:left w:val="single" w:sz="4" w:space="6" w:color="DCE1E8"/>
-          <w:bottom w:val="single" w:sz="4" w:space="6" w:color="DCE1E8"/>
-          <w:right w:val="single" w:sz="4" w:space="6" w:color="DCE1E8"/>
-        </w:pBdr>
-      </w:pPr>
-      <w:r>
-        <w:rPr>
-          <w:rFonts w:ascii="Consolas" w:hAnsi="Consolas"/>
-          <w:sz w:val="18"/>
-        </w:rPr>
-        <w:t>sudo ./provision/provision_wizard.sh</w:t>
-      </w:r>
-    </w:p>
-    <w:p>
-      <w:r>
-        <w:rPr>
-          <w:rFonts w:ascii="Segoe UI" w:hAnsi="Segoe UI"/>
-          <w:b w:val="0"/>
-          <w:i w:val="0"/>
-          <w:sz w:val="21"/>
-        </w:rPr>
-        <w:t>Skal trinene køres manuelt — for eksempel ved fejlsøgning af et enkelt trin:</w:t>
-      </w:r>
-    </w:p>
-    <w:p>
-      <w:pPr>
-        <w:spacing w:before="80" w:after="160" w:line="240" w:lineRule="auto"/>
-        <w:ind w:left="227"/>
-        <w:shd w:val="clear" w:color="auto" w:fill="F4F6F8"/>
-        <w:pBdr>
-          <w:top w:val="single" w:sz="4" w:space="6" w:color="DCE1E8"/>
-          <w:left w:val="single" w:sz="4" w:space="6" w:color="DCE1E8"/>
-          <w:bottom w:val="single" w:sz="4" w:space="6" w:color="DCE1E8"/>
-          <w:right w:val="single" w:sz="4" w:space="6" w:color="DCE1E8"/>
-        </w:pBdr>
-      </w:pPr>
-      <w:r>
-        <w:rPr>
-          <w:rFonts w:ascii="Consolas" w:hAnsi="Consolas"/>
-          <w:sz w:val="18"/>
-        </w:rPr>
-        <w:t>sudo ./provision/00_bootstrap.sh        # validerer miljø, henter repo</w:t>
-        <w:br/>
-      </w:r>
-      <w:r>
-        <w:rPr>
-          <w:rFonts w:ascii="Consolas" w:hAnsi="Consolas"/>
-          <w:sz w:val="18"/>
-        </w:rPr>
-        <w:t>sudo ./provision/01_os_base.sh          # OS-pakker og Bluetooth-baseline</w:t>
-        <w:br/>
-      </w:r>
-      <w:r>
-        <w:rPr>
-          <w:rFonts w:ascii="Consolas" w:hAnsi="Consolas"/>
-          <w:sz w:val="18"/>
-        </w:rPr>
-        <w:t>sudo reboot</w:t>
-        <w:br/>
-      </w:r>
-      <w:r>
-        <w:rPr>
-          <w:rFonts w:ascii="Consolas" w:hAnsi="Consolas"/>
-          <w:sz w:val="18"/>
-        </w:rPr>
-        <w:t>sudo ./provision/02_device_identity.sh  # værtsnavn og Bluetooth-navn</w:t>
-        <w:br/>
-      </w:r>
-      <w:r>
-        <w:rPr>
-          <w:rFonts w:ascii="Consolas" w:hAnsi="Consolas"/>
-          <w:sz w:val="18"/>
-        </w:rPr>
-        <w:t>sudo reboot</w:t>
-        <w:br/>
-      </w:r>
-      <w:r>
-        <w:rPr>
-          <w:rFonts w:ascii="Consolas" w:hAnsi="Consolas"/>
-          <w:sz w:val="18"/>
-        </w:rPr>
-        <w:t>sudo ./provision/03_app_install.sh      # Python-miljø og pakke</w:t>
-        <w:br/>
-      </w:r>
-      <w:r>
-        <w:rPr>
-          <w:rFonts w:ascii="Consolas" w:hAnsi="Consolas"/>
-          <w:sz w:val="18"/>
-        </w:rPr>
-        <w:t>sudo ./provision/04_enable_services.sh  # installerer og aktiverer tjenester</w:t>
-        <w:br/>
-      </w:r>
-      <w:r>
-        <w:rPr>
-          <w:rFonts w:ascii="Consolas" w:hAnsi="Consolas"/>
-          <w:sz w:val="18"/>
-        </w:rPr>
-        <w:t>sudo ./provision/05_copilot_debug_tools.sh   # valgfrit</w:t>
-        <w:br/>
-      </w:r>
-      <w:r>
-        <w:rPr>
-          <w:rFonts w:ascii="Consolas" w:hAnsi="Consolas"/>
-          <w:sz w:val="18"/>
-        </w:rPr>
-        <w:t>sudo ./provision/06_verify.sh           # verifikationsrapport</w:t>
-      </w:r>
-    </w:p>
-    <w:p>
-      <w:r>
-        <w:rPr>
-          <w:rFonts w:ascii="Segoe UI" w:hAnsi="Segoe UI"/>
-          <w:b w:val="0"/>
-          <w:i w:val="0"/>
-          <w:sz w:val="21"/>
-        </w:rPr>
-        <w:t>Trin 04 udfører internt følgende i rækkefølge:</w:t>
-      </w:r>
-    </w:p>
-    <w:p>
-      <w:pPr>
-        <w:pStyle w:val="ListNumber"/>
-      </w:pPr>
-      <w:r>
-        <w:rPr>
-          <w:rFonts w:ascii="Segoe UI" w:hAnsi="Segoe UI"/>
-          <w:sz w:val="21"/>
-        </w:rPr>
-        <w:t>scripts/service/svc_install_bt_gatt_hid.sh — BLE-dæmon og agent-enheder</w:t>
-      </w:r>
-    </w:p>
-    <w:p>
-      <w:pPr>
-        <w:pStyle w:val="ListNumber"/>
-      </w:pPr>
-      <w:r>
-        <w:rPr>
-          <w:rFonts w:ascii="Segoe UI" w:hAnsi="Segoe UI"/>
-          <w:sz w:val="21"/>
-        </w:rPr>
-        <w:t>scripts/ble/ble_install_helper.sh — afhængigheder og bt_kb_send</w:t>
-      </w:r>
-    </w:p>
-    <w:p>
-      <w:pPr>
-        <w:pStyle w:val="ListNumber"/>
-      </w:pPr>
-      <w:r>
-        <w:rPr>
-          <w:rFonts w:ascii="Segoe UI" w:hAnsi="Segoe UI"/>
-          <w:sz w:val="21"/>
-        </w:rPr>
-        <w:t>scripts/service/svc_install_systemd.sh — ipr_keyboard.service</w:t>
-      </w:r>
-    </w:p>
-    <w:p>
-      <w:pPr>
-        <w:pStyle w:val="ListNumber"/>
-      </w:pPr>
-      <w:r>
-        <w:rPr>
-          <w:rFonts w:ascii="Segoe UI" w:hAnsi="Segoe UI"/>
-          <w:sz w:val="21"/>
-        </w:rPr>
-        <w:t>scripts/ble/ble_setup_extras.sh — supplerende Bluetooth-opsætning</w:t>
-      </w:r>
-    </w:p>
-    <w:p>
-      <w:pPr>
-        <w:pStyle w:val="ListNumber"/>
-      </w:pPr>
-      <w:r>
-        <w:rPr>
-          <w:rFonts w:ascii="Segoe UI" w:hAnsi="Segoe UI"/>
-          <w:sz w:val="21"/>
-        </w:rPr>
-        <w:t>scripts/service/svc_enable_services.sh — aktivering</w:t>
-      </w:r>
-    </w:p>
-    <w:p>
-      <w:pPr>
-        <w:pStyle w:val="ListNumber"/>
-      </w:pPr>
-      <w:r>
-        <w:rPr>
-          <w:rFonts w:ascii="Segoe UI" w:hAnsi="Segoe UI"/>
-          <w:sz w:val="21"/>
-        </w:rPr>
-        <w:t>installation af ipr-provision.service samt TLS-certifikater</w:t>
-      </w:r>
-    </w:p>
-    <w:p>
-      <w:pPr>
-        <w:pStyle w:val="Heading2"/>
-      </w:pPr>
-      <w:r>
-        <w:t>3.6 Efter provisioneringen</w:t>
-      </w:r>
-    </w:p>
-    <w:p>
-      <w:r>
-        <w:rPr>
-          <w:rFonts w:ascii="Segoe UI" w:hAnsi="Segoe UI"/>
-          <w:b w:val="0"/>
-          <w:i w:val="0"/>
-          <w:sz w:val="21"/>
-        </w:rPr>
-        <w:t>Hent hotspot-oplysningerne og notér dem — de skal bruges ved nødadgang:</w:t>
-      </w:r>
-    </w:p>
-    <w:p>
-      <w:pPr>
-        <w:spacing w:before="80" w:after="160" w:line="240" w:lineRule="auto"/>
-        <w:ind w:left="227"/>
-        <w:shd w:val="clear" w:color="auto" w:fill="F4F6F8"/>
-        <w:pBdr>
-          <w:top w:val="single" w:sz="4" w:space="6" w:color="DCE1E8"/>
-          <w:left w:val="single" w:sz="4" w:space="6" w:color="DCE1E8"/>
-          <w:bottom w:val="single" w:sz="4" w:space="6" w:color="DCE1E8"/>
-          <w:right w:val="single" w:sz="4" w:space="6" w:color="DCE1E8"/>
-        </w:pBdr>
-      </w:pPr>
-      <w:r>
-        <w:rPr>
-          <w:rFonts w:ascii="Consolas" w:hAnsi="Consolas"/>
-          <w:sz w:val="18"/>
-        </w:rPr>
-        <w:t>sudo ./provision/07_show_info.sh</w:t>
-        <w:br/>
-      </w:r>
-      <w:r>
-        <w:rPr>
-          <w:rFonts w:ascii="Consolas" w:hAnsi="Consolas"/>
-          <w:sz w:val="18"/>
-        </w:rPr>
-        <w:t>sudo cat /etc/ipr-hotspot.secret</w:t>
-      </w:r>
-    </w:p>
-    <w:p>
-      <w:r>
-        <w:rPr>
-          <w:rFonts w:ascii="Segoe UI" w:hAnsi="Segoe UI"/>
-          <w:b w:val="0"/>
-          <w:i w:val="0"/>
-          <w:sz w:val="21"/>
-        </w:rPr>
-        <w:t>Kontrollér at alt kører:</w:t>
-      </w:r>
-    </w:p>
-    <w:p>
-      <w:pPr>
-        <w:spacing w:before="80" w:after="160" w:line="240" w:lineRule="auto"/>
-        <w:ind w:left="227"/>
-        <w:shd w:val="clear" w:color="auto" w:fill="F4F6F8"/>
-        <w:pBdr>
-          <w:top w:val="single" w:sz="4" w:space="6" w:color="DCE1E8"/>
-          <w:left w:val="single" w:sz="4" w:space="6" w:color="DCE1E8"/>
-          <w:bottom w:val="single" w:sz="4" w:space="6" w:color="DCE1E8"/>
-          <w:right w:val="single" w:sz="4" w:space="6" w:color="DCE1E8"/>
-        </w:pBdr>
-      </w:pPr>
-      <w:r>
-        <w:rPr>
-          <w:rFonts w:ascii="Consolas" w:hAnsi="Consolas"/>
-          <w:sz w:val="18"/>
-        </w:rPr>
-        <w:t>systemctl status ipr_keyboard.service bt_hid_ble.service \</w:t>
-        <w:br/>
-      </w:r>
-      <w:r>
-        <w:rPr>
-          <w:rFonts w:ascii="Consolas" w:hAnsi="Consolas"/>
-          <w:sz w:val="18"/>
-        </w:rPr>
-        <w:t xml:space="preserve">               bt_hid_agent_unified.service ipr-provision.service</w:t>
-        <w:br/>
-      </w:r>
-      <w:r>
-        <w:rPr>
-          <w:rFonts w:ascii="Consolas" w:hAnsi="Consolas"/>
-          <w:sz w:val="18"/>
-        </w:rPr>
-        <w:t>./scripts/diag_status.sh</w:t>
-        <w:br/>
-      </w:r>
-      <w:r>
-        <w:rPr>
-          <w:rFonts w:ascii="Consolas" w:hAnsi="Consolas"/>
-          <w:sz w:val="18"/>
-        </w:rPr>
-        <w:t>curl -k https://localhost/health</w:t>
-      </w:r>
-    </w:p>
-    <w:p>
-      <w:pPr>
-        <w:pStyle w:val="Heading2"/>
-      </w:pPr>
-      <w:r>
-        <w:t>3.7 Montér IRIS-skanneren</w:t>
-      </w:r>
-    </w:p>
-    <w:p>
-      <w:r>
-        <w:rPr>
-          <w:rFonts w:ascii="Segoe UI" w:hAnsi="Segoe UI"/>
-          <w:b w:val="0"/>
-          <w:i w:val="0"/>
-          <w:sz w:val="21"/>
-        </w:rPr>
-        <w:t>Applikationen læser almindelige filer fra en mappe. Skanneren skal derfor være monteret på et fast sted, som matcher IrisPenFolders i config.json.</w:t>
-      </w:r>
-    </w:p>
-    <w:p>
-      <w:r>
-        <w:rPr>
-          <w:rFonts w:ascii="Segoe UI" w:hAnsi="Segoe UI"/>
-          <w:b/>
-          <w:i w:val="0"/>
-          <w:sz w:val="21"/>
-        </w:rPr>
-        <w:t>Masselagerenheder — permanent montering via UUID i /etc/fstab:</w:t>
-      </w:r>
-    </w:p>
-    <w:p>
-      <w:pPr>
-        <w:spacing w:before="80" w:after="160" w:line="240" w:lineRule="auto"/>
-        <w:ind w:left="227"/>
-        <w:shd w:val="clear" w:color="auto" w:fill="F4F6F8"/>
-        <w:pBdr>
-          <w:top w:val="single" w:sz="4" w:space="6" w:color="DCE1E8"/>
-          <w:left w:val="single" w:sz="4" w:space="6" w:color="DCE1E8"/>
-          <w:bottom w:val="single" w:sz="4" w:space="6" w:color="DCE1E8"/>
-          <w:right w:val="single" w:sz="4" w:space="6" w:color="DCE1E8"/>
-        </w:pBdr>
-      </w:pPr>
-      <w:r>
-        <w:rPr>
-          <w:rFonts w:ascii="Consolas" w:hAnsi="Consolas"/>
-          <w:sz w:val="18"/>
-        </w:rPr>
-        <w:t>sudo ./scripts/usb_setup_mount.sh /dev/sda1 /mnt/irispen</w:t>
-      </w:r>
-    </w:p>
-    <w:p>
-      <w:r>
-        <w:rPr>
-          <w:rFonts w:ascii="Segoe UI" w:hAnsi="Segoe UI"/>
-          <w:b/>
-          <w:i w:val="0"/>
-          <w:sz w:val="21"/>
-        </w:rPr>
-        <w:t>MTP-enheder, som ikke eksponerer et blokdrev:</w:t>
-      </w:r>
-    </w:p>
-    <w:p>
-      <w:pPr>
-        <w:spacing w:before="80" w:after="160" w:line="240" w:lineRule="auto"/>
-        <w:ind w:left="227"/>
-        <w:shd w:val="clear" w:color="auto" w:fill="F4F6F8"/>
-        <w:pBdr>
-          <w:top w:val="single" w:sz="4" w:space="6" w:color="DCE1E8"/>
-          <w:left w:val="single" w:sz="4" w:space="6" w:color="DCE1E8"/>
-          <w:bottom w:val="single" w:sz="4" w:space="6" w:color="DCE1E8"/>
-          <w:right w:val="single" w:sz="4" w:space="6" w:color="DCE1E8"/>
-        </w:pBdr>
-      </w:pPr>
-      <w:r>
-        <w:rPr>
-          <w:rFonts w:ascii="Consolas" w:hAnsi="Consolas"/>
-          <w:sz w:val="18"/>
-        </w:rPr>
-        <w:t>sudo apt install jmtpfs</w:t>
-        <w:br/>
-      </w:r>
-      <w:r>
-        <w:rPr>
-          <w:rFonts w:ascii="Consolas" w:hAnsi="Consolas"/>
-          <w:sz w:val="18"/>
-        </w:rPr>
-        <w:t>sudo ./scripts/usb_mount_mtp.sh    # skifter mellem montér og afmontér</w:t>
-      </w:r>
-    </w:p>
-    <w:p>
-      <w:pPr>
-        <w:spacing w:before="120" w:after="200"/>
-        <w:ind w:left="113"/>
-        <w:shd w:val="clear" w:color="auto" w:fill="E9F7EF"/>
-        <w:pBdr>
-          <w:top w:val="single" w:sz="6" w:space="6" w:color="277646"/>
-          <w:left w:val="single" w:sz="6" w:space="6" w:color="277646"/>
-          <w:bottom w:val="single" w:sz="6" w:space="6" w:color="277646"/>
-          <w:right w:val="single" w:sz="6" w:space="6" w:color="277646"/>
-        </w:pBdr>
-      </w:pPr>
-      <w:r>
-        <w:rPr>
-          <w:rFonts w:ascii="Segoe UI" w:hAnsi="Segoe UI"/>
-          <w:b/>
-          <w:color w:val="277646"/>
-          <w:sz w:val="20"/>
-        </w:rPr>
-        <w:t xml:space="preserve">Tip: </w:t>
-      </w:r>
-      <w:r>
-        <w:rPr>
-          <w:rFonts w:ascii="Segoe UI" w:hAnsi="Segoe UI"/>
-          <w:sz w:val="20"/>
-        </w:rPr>
-        <w:t>usb_setup_mount.sh tager en sikkerhedskopi af /etc/fstab, før den ændrer den, og bruger nofail — en manglende skanner blokerer derfor ikke opstarten.</w:t>
-      </w:r>
-    </w:p>
-    <w:p>
-      <w:pPr>
-        <w:pStyle w:val="Heading2"/>
-      </w:pPr>
-      <w:r>
-        <w:t>3.8 Første login på dashboardet</w:t>
-      </w:r>
-    </w:p>
-    <w:p>
-      <w:r>
-        <w:rPr>
-          <w:rFonts w:ascii="Segoe UI" w:hAnsi="Segoe UI"/>
-          <w:b w:val="0"/>
-          <w:i w:val="0"/>
-          <w:sz w:val="21"/>
-        </w:rPr>
-        <w:t xml:space="preserve">Første gang webserveren starter, oprettes en administratorkonto ved navn </w:t>
-      </w:r>
-      <w:r>
-        <w:rPr>
-          <w:rFonts w:ascii="Consolas" w:hAnsi="Consolas"/>
-          <w:b w:val="0"/>
-          <w:i w:val="0"/>
-          <w:sz w:val="19"/>
-        </w:rPr>
-        <w:t>admin</w:t>
-      </w:r>
-      <w:r>
-        <w:rPr>
-          <w:rFonts w:ascii="Segoe UI" w:hAnsi="Segoe UI"/>
-          <w:b w:val="0"/>
-          <w:i w:val="0"/>
-          <w:sz w:val="21"/>
-        </w:rPr>
-        <w:t xml:space="preserve">. Den tilfældige startadgangskode skrives til filen </w:t>
-      </w:r>
-      <w:r>
-        <w:rPr>
-          <w:rFonts w:ascii="Consolas" w:hAnsi="Consolas"/>
-          <w:b w:val="0"/>
-          <w:i w:val="0"/>
-          <w:sz w:val="19"/>
-        </w:rPr>
-        <w:t>admin_initial_password.txt</w:t>
-      </w:r>
-      <w:r>
-        <w:rPr>
-          <w:rFonts w:ascii="Segoe UI" w:hAnsi="Segoe UI"/>
-          <w:b w:val="0"/>
-          <w:i w:val="0"/>
-          <w:sz w:val="21"/>
-        </w:rPr>
-        <w:t xml:space="preserve"> i projektroden.</w:t>
-      </w:r>
-    </w:p>
-    <w:p>
-      <w:pPr>
-        <w:pStyle w:val="ListNumber"/>
-      </w:pPr>
-      <w:r>
-        <w:rPr>
-          <w:rFonts w:ascii="Segoe UI" w:hAnsi="Segoe UI"/>
-          <w:sz w:val="21"/>
-        </w:rPr>
-        <w:t>Log ind på dashboardet med admin og adgangskoden fra filen.</w:t>
-      </w:r>
-    </w:p>
-    <w:p>
-      <w:pPr>
-        <w:pStyle w:val="ListNumber"/>
-      </w:pPr>
-      <w:r>
-        <w:rPr>
-          <w:rFonts w:ascii="Segoe UI" w:hAnsi="Segoe UI"/>
-          <w:sz w:val="21"/>
-        </w:rPr>
-        <w:t>Skift adgangskoden med det samme under Indstillinger → Konto.</w:t>
-      </w:r>
-    </w:p>
-    <w:p>
-      <w:pPr>
-        <w:pStyle w:val="ListNumber"/>
-      </w:pPr>
-      <w:r>
-        <w:rPr>
-          <w:rFonts w:ascii="Segoe UI" w:hAnsi="Segoe UI"/>
-          <w:sz w:val="21"/>
-        </w:rPr>
-        <w:t>Slet derefter admin_initial_password.txt fra enheden.</w:t>
-      </w:r>
-    </w:p>
-    <w:p>
-      <w:pPr>
-        <w:pStyle w:val="ListNumber"/>
-      </w:pPr>
-      <w:r>
-        <w:rPr>
-          <w:rFonts w:ascii="Segoe UI" w:hAnsi="Segoe UI"/>
-          <w:sz w:val="21"/>
-        </w:rPr>
-        <w:t>Opret personlige konti til de administratorer, der skal have adgang.</w:t>
-      </w:r>
-    </w:p>
-    <w:p>
-      <w:pPr>
-        <w:spacing w:before="120" w:after="200"/>
-        <w:ind w:left="113"/>
-        <w:shd w:val="clear" w:color="auto" w:fill="FEF0F0"/>
-        <w:pBdr>
-          <w:top w:val="single" w:sz="6" w:space="6" w:color="B02A2A"/>
-          <w:left w:val="single" w:sz="6" w:space="6" w:color="B02A2A"/>
-          <w:bottom w:val="single" w:sz="6" w:space="6" w:color="B02A2A"/>
-          <w:right w:val="single" w:sz="6" w:space="6" w:color="B02A2A"/>
-        </w:pBdr>
-      </w:pPr>
-      <w:r>
-        <w:rPr>
-          <w:rFonts w:ascii="Segoe UI" w:hAnsi="Segoe UI"/>
-          <w:b/>
-          <w:color w:val="B02A2A"/>
-          <w:sz w:val="20"/>
-        </w:rPr>
-        <w:t xml:space="preserve">Advarsel: </w:t>
-      </w:r>
-      <w:r>
-        <w:rPr>
-          <w:rFonts w:ascii="Segoe UI" w:hAnsi="Segoe UI"/>
-          <w:sz w:val="20"/>
-        </w:rPr>
-        <w:t>admin_initial_password.txt indeholder en adgangskode i klartekst. Filen er udelukket fra git via .gitignore, men den bliver liggende på enheden, indtil den slettes manuelt. Slet den som en fast del af idriftsættelsen.</w:t>
-      </w:r>
-    </w:p>
-    <w:p>
-      <w:pPr>
-        <w:pStyle w:val="Heading2"/>
-      </w:pPr>
-      <w:r>
-        <w:t>3.9 Par den første vært</w:t>
-      </w:r>
-    </w:p>
-    <w:p>
-      <w:pPr>
-        <w:pStyle w:val="ListNumber"/>
-      </w:pPr>
-      <w:r>
-        <w:rPr>
-          <w:rFonts w:ascii="Segoe UI" w:hAnsi="Segoe UI"/>
-          <w:sz w:val="21"/>
-        </w:rPr>
-        <w:t>Kontrollér at bt_hid_agent_unified.service og bt_hid_ble.service kører.</w:t>
-      </w:r>
-    </w:p>
-    <w:p>
-      <w:pPr>
-        <w:pStyle w:val="ListNumber"/>
-      </w:pPr>
-      <w:r>
-        <w:rPr>
-          <w:rFonts w:ascii="Segoe UI" w:hAnsi="Segoe UI"/>
-          <w:sz w:val="21"/>
-        </w:rPr>
-        <w:t>Sæt værten i tilføj-enhed-tilstand.</w:t>
-      </w:r>
-    </w:p>
-    <w:p>
-      <w:pPr>
-        <w:pStyle w:val="ListNumber"/>
-      </w:pPr>
-      <w:r>
-        <w:rPr>
-          <w:rFonts w:ascii="Segoe UI" w:hAnsi="Segoe UI"/>
-          <w:sz w:val="21"/>
-        </w:rPr>
-        <w:t>Par med enhedens BLE-tastaturidentitet (navnet sat i trin 02).</w:t>
-      </w:r>
-    </w:p>
-    <w:p>
-      <w:pPr>
-        <w:pStyle w:val="ListNumber"/>
-      </w:pPr>
-      <w:r>
-        <w:rPr>
-          <w:rFonts w:ascii="Segoe UI" w:hAnsi="Segoe UI"/>
-          <w:sz w:val="21"/>
-        </w:rPr>
-        <w:t>Verificér at værten abonnerer på notifikationer, og send en testtekst:</w:t>
-      </w:r>
-    </w:p>
-    <w:p>
-      <w:pPr>
-        <w:spacing w:before="80" w:after="160" w:line="240" w:lineRule="auto"/>
-        <w:ind w:left="227"/>
-        <w:shd w:val="clear" w:color="auto" w:fill="F4F6F8"/>
-        <w:pBdr>
-          <w:top w:val="single" w:sz="4" w:space="6" w:color="DCE1E8"/>
-          <w:left w:val="single" w:sz="4" w:space="6" w:color="DCE1E8"/>
-          <w:bottom w:val="single" w:sz="4" w:space="6" w:color="DCE1E8"/>
-          <w:right w:val="single" w:sz="4" w:space="6" w:color="DCE1E8"/>
-        </w:pBdr>
-      </w:pPr>
-      <w:r>
-        <w:rPr>
-          <w:rFonts w:ascii="Consolas" w:hAnsi="Consolas"/>
-          <w:sz w:val="18"/>
-        </w:rPr>
-        <w:t>bt_kb_send "smoke test"</w:t>
-      </w:r>
-    </w:p>
-    <w:p>
-      <w:r>
-        <w:rPr>
-          <w:rFonts w:ascii="Segoe UI" w:hAnsi="Segoe UI"/>
-          <w:b w:val="0"/>
-          <w:i w:val="0"/>
-          <w:sz w:val="21"/>
-        </w:rPr>
-        <w:t>Skal Bluetooth-adressen bruges i Windows-format (uden koloner, versaler):</w:t>
-      </w:r>
-    </w:p>
-    <w:p>
-      <w:pPr>
-        <w:spacing w:before="80" w:after="160" w:line="240" w:lineRule="auto"/>
-        <w:ind w:left="227"/>
-        <w:shd w:val="clear" w:color="auto" w:fill="F4F6F8"/>
-        <w:pBdr>
-          <w:top w:val="single" w:sz="4" w:space="6" w:color="DCE1E8"/>
-          <w:left w:val="single" w:sz="4" w:space="6" w:color="DCE1E8"/>
-          <w:bottom w:val="single" w:sz="4" w:space="6" w:color="DCE1E8"/>
-          <w:right w:val="single" w:sz="4" w:space="6" w:color="DCE1E8"/>
-        </w:pBdr>
-      </w:pPr>
-      <w:r>
-        <w:rPr>
-          <w:rFonts w:ascii="Consolas" w:hAnsi="Consolas"/>
-          <w:sz w:val="18"/>
-        </w:rPr>
-        <w:t>./scripts/ble/ble_show_bt_mac_for_windows.sh</w:t>
-      </w:r>
-    </w:p>
-    <w:p>
-      <w:r>
-        <w:br w:type="page"/>
-      </w:r>
-    </w:p>
-    <w:p>
-      <w:pPr>
-        <w:pStyle w:val="Heading1"/>
-      </w:pPr>
-      <w:r>
-        <w:t>4. Konfiguration</w:t>
-      </w:r>
-    </w:p>
-    <w:p>
-      <w:pPr>
-        <w:pStyle w:val="Heading2"/>
-      </w:pPr>
-      <w:r>
-        <w:t>4.1 Applikationskonfiguration — config.json</w:t>
-      </w:r>
-    </w:p>
-    <w:p>
-      <w:r>
-        <w:rPr>
-          <w:rFonts w:ascii="Segoe UI" w:hAnsi="Segoe UI"/>
-          <w:b w:val="0"/>
-          <w:i w:val="0"/>
-          <w:sz w:val="21"/>
-        </w:rPr>
-        <w:t>Filen ligger i projektroden og indlæses af ConfigManager. Ved førstegangskørsel kopieres config.default.json, hvis config.json mangler. Ændringer via dashboardet skrives tilbage til filen.</w:t>
+        <w:t>Værdier, der skal tilrettes pr. enhed. De øvrige standardværdier i skabelonen passer allerede til den beskrevne opsætning:</w:t>
       </w:r>
     </w:p>
     <w:tbl>
@@ -6778,13 +5855,13 @@
                 <w:color w:val="FFFFFF"/>
                 <w:sz w:val="19"/>
               </w:rPr>
-              <w:t>Felt</w:t>
-            </w:r>
-          </w:p>
-        </w:tc>
-        <w:tc>
-          <w:tcPr>
-            <w:tcW w:type="dxa" w:w="1928"/>
+              <w:t>Variabel</w:t>
+            </w:r>
+          </w:p>
+        </w:tc>
+        <w:tc>
+          <w:tcPr>
+            <w:tcW w:type="dxa" w:w="3175"/>
             <w:shd w:val="clear" w:color="auto" w:fill="2B6CB0"/>
           </w:tcPr>
           <w:p>
@@ -6798,13 +5875,13 @@
                 <w:color w:val="FFFFFF"/>
                 <w:sz w:val="19"/>
               </w:rPr>
-              <w:t>Standard</w:t>
-            </w:r>
-          </w:p>
-        </w:tc>
-        <w:tc>
-          <w:tcPr>
-            <w:tcW w:type="dxa" w:w="4422"/>
+              <w:t>Produktionsenhed</w:t>
+            </w:r>
+          </w:p>
+        </w:tc>
+        <w:tc>
+          <w:tcPr>
+            <w:tcW w:type="dxa" w:w="3175"/>
             <w:shd w:val="clear" w:color="auto" w:fill="2B6CB0"/>
           </w:tcPr>
           <w:p>
@@ -6818,7 +5895,7 @@
                 <w:color w:val="FFFFFF"/>
                 <w:sz w:val="19"/>
               </w:rPr>
-              <w:t>Betydning</w:t>
+              <w:t>Udviklingsenhed</w:t>
             </w:r>
           </w:p>
         </w:tc>
@@ -6837,13 +5914,13 @@
                 <w:rFonts w:ascii="Consolas" w:hAnsi="Consolas"/>
                 <w:sz w:val="18"/>
               </w:rPr>
-              <w:t>IrisPenFolders</w:t>
-            </w:r>
-          </w:p>
-        </w:tc>
-        <w:tc>
-          <w:tcPr>
-            <w:tcW w:type="dxa" w:w="1928"/>
+              <w:t>DEVICE_TYPE</w:t>
+            </w:r>
+          </w:p>
+        </w:tc>
+        <w:tc>
+          <w:tcPr>
+            <w:tcW w:type="dxa" w:w="3175"/>
           </w:tcPr>
           <w:p>
             <w:pPr>
@@ -6854,24 +5931,24 @@
                 <w:rFonts w:ascii="Consolas" w:hAnsi="Consolas"/>
                 <w:sz w:val="18"/>
               </w:rPr>
-              <w:t>["/mnt/irispen/…/Scan text and save"]</w:t>
-            </w:r>
-          </w:p>
-        </w:tc>
-        <w:tc>
-          <w:tcPr>
-            <w:tcW w:type="dxa" w:w="4422"/>
-          </w:tcPr>
-          <w:p>
-            <w:pPr>
-              <w:spacing w:after="40"/>
-            </w:pPr>
-            <w:r>
-              <w:rPr>
-                <w:rFonts w:ascii="Segoe UI" w:hAnsi="Segoe UI"/>
-                <w:sz w:val="19"/>
-              </w:rPr>
-              <w:t>Liste af mapper, der overvåges. Alle overvåges parallelt, hver med sin egen tidsstempelmarkering.</w:t>
+              <w:t>target</w:t>
+            </w:r>
+          </w:p>
+        </w:tc>
+        <w:tc>
+          <w:tcPr>
+            <w:tcW w:type="dxa" w:w="3175"/>
+          </w:tcPr>
+          <w:p>
+            <w:pPr>
+              <w:spacing w:after="40"/>
+            </w:pPr>
+            <w:r>
+              <w:rPr>
+                <w:rFonts w:ascii="Consolas" w:hAnsi="Consolas"/>
+                <w:sz w:val="18"/>
+              </w:rPr>
+              <w:t>dev</w:t>
             </w:r>
           </w:p>
         </w:tc>
@@ -6891,13 +5968,13 @@
                 <w:rFonts w:ascii="Consolas" w:hAnsi="Consolas"/>
                 <w:sz w:val="18"/>
               </w:rPr>
-              <w:t>DeleteFiles</w:t>
-            </w:r>
-          </w:p>
-        </w:tc>
-        <w:tc>
-          <w:tcPr>
-            <w:tcW w:type="dxa" w:w="1928"/>
+              <w:t>HOSTNAME</w:t>
+            </w:r>
+          </w:p>
+        </w:tc>
+        <w:tc>
+          <w:tcPr>
+            <w:tcW w:type="dxa" w:w="3175"/>
             <w:shd w:val="clear" w:color="auto" w:fill="F7FAFC"/>
           </w:tcPr>
           <w:p>
@@ -6909,13 +5986,13 @@
                 <w:rFonts w:ascii="Consolas" w:hAnsi="Consolas"/>
                 <w:sz w:val="18"/>
               </w:rPr>
-              <w:t>true</w:t>
-            </w:r>
-          </w:p>
-        </w:tc>
-        <w:tc>
-          <w:tcPr>
-            <w:tcW w:type="dxa" w:w="4422"/>
+              <w:t>ipr-prod-zero2</w:t>
+            </w:r>
+          </w:p>
+        </w:tc>
+        <w:tc>
+          <w:tcPr>
+            <w:tcW w:type="dxa" w:w="3175"/>
             <w:shd w:val="clear" w:color="auto" w:fill="F7FAFC"/>
           </w:tcPr>
           <w:p>
@@ -6924,10 +6001,10 @@
             </w:pPr>
             <w:r>
               <w:rPr>
-                <w:rFonts w:ascii="Segoe UI" w:hAnsi="Segoe UI"/>
-                <w:sz w:val="19"/>
-              </w:rPr>
-              <w:t>Slet filen, når teksten er sendt.</w:t>
+                <w:rFonts w:ascii="Consolas" w:hAnsi="Consolas"/>
+                <w:sz w:val="18"/>
+              </w:rPr>
+              <w:t>ipr-dev-pi4</w:t>
             </w:r>
           </w:p>
         </w:tc>
@@ -6946,13 +6023,13 @@
                 <w:rFonts w:ascii="Consolas" w:hAnsi="Consolas"/>
                 <w:sz w:val="18"/>
               </w:rPr>
-              <w:t>Logging</w:t>
-            </w:r>
-          </w:p>
-        </w:tc>
-        <w:tc>
-          <w:tcPr>
-            <w:tcW w:type="dxa" w:w="1928"/>
+              <w:t>BT_DEVICE_NAME</w:t>
+            </w:r>
+          </w:p>
+        </w:tc>
+        <w:tc>
+          <w:tcPr>
+            <w:tcW w:type="dxa" w:w="3175"/>
           </w:tcPr>
           <w:p>
             <w:pPr>
@@ -6963,33 +6040,13 @@
                 <w:rFonts w:ascii="Consolas" w:hAnsi="Consolas"/>
                 <w:sz w:val="18"/>
               </w:rPr>
-              <w:t>true</w:t>
-            </w:r>
-          </w:p>
-        </w:tc>
-        <w:tc>
-          <w:tcPr>
-            <w:tcW w:type="dxa" w:w="4422"/>
-          </w:tcPr>
-          <w:p>
-            <w:pPr>
-              <w:spacing w:after="40"/>
-            </w:pPr>
-            <w:r>
-              <w:rPr>
-                <w:rFonts w:ascii="Segoe UI" w:hAnsi="Segoe UI"/>
-                <w:sz w:val="19"/>
-              </w:rPr>
-              <w:t>Slå applikationslogning til eller fra.</w:t>
-            </w:r>
-          </w:p>
-        </w:tc>
-      </w:tr>
-      <w:tr>
-        <w:tc>
-          <w:tcPr>
-            <w:tcW w:type="dxa" w:w="2494"/>
-            <w:shd w:val="clear" w:color="auto" w:fill="F7FAFC"/>
+              <w:t>IPR Keyboard</w:t>
+            </w:r>
+          </w:p>
+        </w:tc>
+        <w:tc>
+          <w:tcPr>
+            <w:tcW w:type="dxa" w:w="3175"/>
           </w:tcPr>
           <w:p>
             <w:pPr>
@@ -7000,750 +6057,7 @@
                 <w:rFonts w:ascii="Consolas" w:hAnsi="Consolas"/>
                 <w:sz w:val="18"/>
               </w:rPr>
-              <w:t>MaxFileSize</w:t>
-            </w:r>
-          </w:p>
-        </w:tc>
-        <w:tc>
-          <w:tcPr>
-            <w:tcW w:type="dxa" w:w="1928"/>
-            <w:shd w:val="clear" w:color="auto" w:fill="F7FAFC"/>
-          </w:tcPr>
-          <w:p>
-            <w:pPr>
-              <w:spacing w:after="40"/>
-            </w:pPr>
-            <w:r>
-              <w:rPr>
-                <w:rFonts w:ascii="Consolas" w:hAnsi="Consolas"/>
-                <w:sz w:val="18"/>
-              </w:rPr>
-              <w:t>1048576</w:t>
-            </w:r>
-          </w:p>
-        </w:tc>
-        <w:tc>
-          <w:tcPr>
-            <w:tcW w:type="dxa" w:w="4422"/>
-            <w:shd w:val="clear" w:color="auto" w:fill="F7FAFC"/>
-          </w:tcPr>
-          <w:p>
-            <w:pPr>
-              <w:spacing w:after="40"/>
-            </w:pPr>
-            <w:r>
-              <w:rPr>
-                <w:rFonts w:ascii="Segoe UI" w:hAnsi="Segoe UI"/>
-                <w:sz w:val="19"/>
-              </w:rPr>
-              <w:t>Største fil i bytes, der læses. Større filer springes over.</w:t>
-            </w:r>
-          </w:p>
-        </w:tc>
-      </w:tr>
-      <w:tr>
-        <w:tc>
-          <w:tcPr>
-            <w:tcW w:type="dxa" w:w="2494"/>
-          </w:tcPr>
-          <w:p>
-            <w:pPr>
-              <w:spacing w:after="40"/>
-            </w:pPr>
-            <w:r>
-              <w:rPr>
-                <w:rFonts w:ascii="Consolas" w:hAnsi="Consolas"/>
-                <w:sz w:val="18"/>
-              </w:rPr>
-              <w:t>LogPort</w:t>
-            </w:r>
-          </w:p>
-        </w:tc>
-        <w:tc>
-          <w:tcPr>
-            <w:tcW w:type="dxa" w:w="1928"/>
-          </w:tcPr>
-          <w:p>
-            <w:pPr>
-              <w:spacing w:after="40"/>
-            </w:pPr>
-            <w:r>
-              <w:rPr>
-                <w:rFonts w:ascii="Consolas" w:hAnsi="Consolas"/>
-                <w:sz w:val="18"/>
-              </w:rPr>
-              <w:t>443</w:t>
-            </w:r>
-          </w:p>
-        </w:tc>
-        <w:tc>
-          <w:tcPr>
-            <w:tcW w:type="dxa" w:w="4422"/>
-          </w:tcPr>
-          <w:p>
-            <w:pPr>
-              <w:spacing w:after="40"/>
-            </w:pPr>
-            <w:r>
-              <w:rPr>
-                <w:rFonts w:ascii="Segoe UI" w:hAnsi="Segoe UI"/>
-                <w:sz w:val="19"/>
-              </w:rPr>
-              <w:t>Port for webserveren. Ændring træder først i kraft efter genstart.</w:t>
-            </w:r>
-          </w:p>
-        </w:tc>
-      </w:tr>
-      <w:tr>
-        <w:tc>
-          <w:tcPr>
-            <w:tcW w:type="dxa" w:w="2494"/>
-            <w:shd w:val="clear" w:color="auto" w:fill="F7FAFC"/>
-          </w:tcPr>
-          <w:p>
-            <w:pPr>
-              <w:spacing w:after="40"/>
-            </w:pPr>
-            <w:r>
-              <w:rPr>
-                <w:rFonts w:ascii="Consolas" w:hAnsi="Consolas"/>
-                <w:sz w:val="18"/>
-              </w:rPr>
-              <w:t>LogLevel</w:t>
-            </w:r>
-          </w:p>
-        </w:tc>
-        <w:tc>
-          <w:tcPr>
-            <w:tcW w:type="dxa" w:w="1928"/>
-            <w:shd w:val="clear" w:color="auto" w:fill="F7FAFC"/>
-          </w:tcPr>
-          <w:p>
-            <w:pPr>
-              <w:spacing w:after="40"/>
-            </w:pPr>
-            <w:r>
-              <w:rPr>
-                <w:rFonts w:ascii="Consolas" w:hAnsi="Consolas"/>
-                <w:sz w:val="18"/>
-              </w:rPr>
-              <w:t>INFO</w:t>
-            </w:r>
-          </w:p>
-        </w:tc>
-        <w:tc>
-          <w:tcPr>
-            <w:tcW w:type="dxa" w:w="4422"/>
-            <w:shd w:val="clear" w:color="auto" w:fill="F7FAFC"/>
-          </w:tcPr>
-          <w:p>
-            <w:pPr>
-              <w:spacing w:after="40"/>
-            </w:pPr>
-            <w:r>
-              <w:rPr>
-                <w:rFonts w:ascii="Segoe UI" w:hAnsi="Segoe UI"/>
-                <w:sz w:val="19"/>
-              </w:rPr>
-              <w:t>DEBUG, INFO, WARNING, ERROR eller OFF.</w:t>
-            </w:r>
-          </w:p>
-        </w:tc>
-      </w:tr>
-      <w:tr>
-        <w:tc>
-          <w:tcPr>
-            <w:tcW w:type="dxa" w:w="2494"/>
-          </w:tcPr>
-          <w:p>
-            <w:pPr>
-              <w:spacing w:after="40"/>
-            </w:pPr>
-            <w:r>
-              <w:rPr>
-                <w:rFonts w:ascii="Consolas" w:hAnsi="Consolas"/>
-                <w:sz w:val="18"/>
-              </w:rPr>
-              <w:t>PairingTimeoutSeconds</w:t>
-            </w:r>
-          </w:p>
-        </w:tc>
-        <w:tc>
-          <w:tcPr>
-            <w:tcW w:type="dxa" w:w="1928"/>
-          </w:tcPr>
-          <w:p>
-            <w:pPr>
-              <w:spacing w:after="40"/>
-            </w:pPr>
-            <w:r>
-              <w:rPr>
-                <w:rFonts w:ascii="Consolas" w:hAnsi="Consolas"/>
-                <w:sz w:val="18"/>
-              </w:rPr>
-              <w:t>120</w:t>
-            </w:r>
-          </w:p>
-        </w:tc>
-        <w:tc>
-          <w:tcPr>
-            <w:tcW w:type="dxa" w:w="4422"/>
-          </w:tcPr>
-          <w:p>
-            <w:pPr>
-              <w:spacing w:after="40"/>
-            </w:pPr>
-            <w:r>
-              <w:rPr>
-                <w:rFonts w:ascii="Segoe UI" w:hAnsi="Segoe UI"/>
-                <w:sz w:val="19"/>
-              </w:rPr>
-              <w:t>Hvor længe enheden bliver i parringstilstand.</w:t>
-            </w:r>
-          </w:p>
-        </w:tc>
-      </w:tr>
-      <w:tr>
-        <w:tc>
-          <w:tcPr>
-            <w:tcW w:type="dxa" w:w="2494"/>
-            <w:shd w:val="clear" w:color="auto" w:fill="F7FAFC"/>
-          </w:tcPr>
-          <w:p>
-            <w:pPr>
-              <w:spacing w:after="40"/>
-            </w:pPr>
-            <w:r>
-              <w:rPr>
-                <w:rFonts w:ascii="Consolas" w:hAnsi="Consolas"/>
-                <w:sz w:val="18"/>
-              </w:rPr>
-              <w:t>ReadTimeoutSeconds</w:t>
-            </w:r>
-          </w:p>
-        </w:tc>
-        <w:tc>
-          <w:tcPr>
-            <w:tcW w:type="dxa" w:w="1928"/>
-            <w:shd w:val="clear" w:color="auto" w:fill="F7FAFC"/>
-          </w:tcPr>
-          <w:p>
-            <w:pPr>
-              <w:spacing w:after="40"/>
-            </w:pPr>
-            <w:r>
-              <w:rPr>
-                <w:rFonts w:ascii="Consolas" w:hAnsi="Consolas"/>
-                <w:sz w:val="18"/>
-              </w:rPr>
-              <w:t>10</w:t>
-            </w:r>
-          </w:p>
-        </w:tc>
-        <w:tc>
-          <w:tcPr>
-            <w:tcW w:type="dxa" w:w="4422"/>
-            <w:shd w:val="clear" w:color="auto" w:fill="F7FAFC"/>
-          </w:tcPr>
-          <w:p>
-            <w:pPr>
-              <w:spacing w:after="40"/>
-            </w:pPr>
-            <w:r>
-              <w:rPr>
-                <w:rFonts w:ascii="Segoe UI" w:hAnsi="Segoe UI"/>
-                <w:sz w:val="19"/>
-              </w:rPr>
-              <w:t>Maksimal ventetid ved læsning af en fil.</w:t>
-            </w:r>
-          </w:p>
-        </w:tc>
-      </w:tr>
-      <w:tr>
-        <w:tc>
-          <w:tcPr>
-            <w:tcW w:type="dxa" w:w="2494"/>
-          </w:tcPr>
-          <w:p>
-            <w:pPr>
-              <w:spacing w:after="40"/>
-            </w:pPr>
-            <w:r>
-              <w:rPr>
-                <w:rFonts w:ascii="Consolas" w:hAnsi="Consolas"/>
-                <w:sz w:val="18"/>
-              </w:rPr>
-              <w:t>PollIntervalSeconds</w:t>
-            </w:r>
-          </w:p>
-        </w:tc>
-        <w:tc>
-          <w:tcPr>
-            <w:tcW w:type="dxa" w:w="1928"/>
-          </w:tcPr>
-          <w:p>
-            <w:pPr>
-              <w:spacing w:after="40"/>
-            </w:pPr>
-            <w:r>
-              <w:rPr>
-                <w:rFonts w:ascii="Consolas" w:hAnsi="Consolas"/>
-                <w:sz w:val="18"/>
-              </w:rPr>
-              <w:t>1.0</w:t>
-            </w:r>
-          </w:p>
-        </w:tc>
-        <w:tc>
-          <w:tcPr>
-            <w:tcW w:type="dxa" w:w="4422"/>
-          </w:tcPr>
-          <w:p>
-            <w:pPr>
-              <w:spacing w:after="40"/>
-            </w:pPr>
-            <w:r>
-              <w:rPr>
-                <w:rFonts w:ascii="Segoe UI" w:hAnsi="Segoe UI"/>
-                <w:sz w:val="19"/>
-              </w:rPr>
-              <w:t>Interval mellem mappescanninger. Højere værdi sparer CPU på Pi Zero 2 W.</w:t>
-            </w:r>
-          </w:p>
-        </w:tc>
-      </w:tr>
-      <w:tr>
-        <w:tc>
-          <w:tcPr>
-            <w:tcW w:type="dxa" w:w="2494"/>
-            <w:shd w:val="clear" w:color="auto" w:fill="F7FAFC"/>
-          </w:tcPr>
-          <w:p>
-            <w:pPr>
-              <w:spacing w:after="40"/>
-            </w:pPr>
-            <w:r>
-              <w:rPr>
-                <w:rFonts w:ascii="Consolas" w:hAnsi="Consolas"/>
-                <w:sz w:val="18"/>
-              </w:rPr>
-              <w:t>StatusIntervalSeconds</w:t>
-            </w:r>
-          </w:p>
-        </w:tc>
-        <w:tc>
-          <w:tcPr>
-            <w:tcW w:type="dxa" w:w="1928"/>
-            <w:shd w:val="clear" w:color="auto" w:fill="F7FAFC"/>
-          </w:tcPr>
-          <w:p>
-            <w:pPr>
-              <w:spacing w:after="40"/>
-            </w:pPr>
-            <w:r>
-              <w:rPr>
-                <w:rFonts w:ascii="Consolas" w:hAnsi="Consolas"/>
-                <w:sz w:val="18"/>
-              </w:rPr>
-              <w:t>5</w:t>
-            </w:r>
-          </w:p>
-        </w:tc>
-        <w:tc>
-          <w:tcPr>
-            <w:tcW w:type="dxa" w:w="4422"/>
-            <w:shd w:val="clear" w:color="auto" w:fill="F7FAFC"/>
-          </w:tcPr>
-          <w:p>
-            <w:pPr>
-              <w:spacing w:after="40"/>
-            </w:pPr>
-            <w:r>
-              <w:rPr>
-                <w:rFonts w:ascii="Segoe UI" w:hAnsi="Segoe UI"/>
-                <w:sz w:val="19"/>
-              </w:rPr>
-              <w:t>Interval mellem statusopdateringer til browseren (SSE).</w:t>
-            </w:r>
-          </w:p>
-        </w:tc>
-      </w:tr>
-      <w:tr>
-        <w:tc>
-          <w:tcPr>
-            <w:tcW w:type="dxa" w:w="2494"/>
-          </w:tcPr>
-          <w:p>
-            <w:pPr>
-              <w:spacing w:after="40"/>
-            </w:pPr>
-            <w:r>
-              <w:rPr>
-                <w:rFonts w:ascii="Consolas" w:hAnsi="Consolas"/>
-                <w:sz w:val="18"/>
-              </w:rPr>
-              <w:t>NetworkMode</w:t>
-            </w:r>
-          </w:p>
-        </w:tc>
-        <w:tc>
-          <w:tcPr>
-            <w:tcW w:type="dxa" w:w="1928"/>
-          </w:tcPr>
-          <w:p>
-            <w:pPr>
-              <w:spacing w:after="40"/>
-            </w:pPr>
-            <w:r>
-              <w:rPr>
-                <w:rFonts w:ascii="Consolas" w:hAnsi="Consolas"/>
-                <w:sz w:val="18"/>
-              </w:rPr>
-              <w:t>"dhcp"</w:t>
-            </w:r>
-          </w:p>
-        </w:tc>
-        <w:tc>
-          <w:tcPr>
-            <w:tcW w:type="dxa" w:w="4422"/>
-          </w:tcPr>
-          <w:p>
-            <w:pPr>
-              <w:spacing w:after="40"/>
-            </w:pPr>
-            <w:r>
-              <w:rPr>
-                <w:rFonts w:ascii="Segoe UI" w:hAnsi="Segoe UI"/>
-                <w:sz w:val="19"/>
-              </w:rPr>
-              <w:t>Enten "dhcp" eller "static".</w:t>
-            </w:r>
-          </w:p>
-        </w:tc>
-      </w:tr>
-      <w:tr>
-        <w:tc>
-          <w:tcPr>
-            <w:tcW w:type="dxa" w:w="2494"/>
-            <w:shd w:val="clear" w:color="auto" w:fill="F7FAFC"/>
-          </w:tcPr>
-          <w:p>
-            <w:pPr>
-              <w:spacing w:after="40"/>
-            </w:pPr>
-            <w:r>
-              <w:rPr>
-                <w:rFonts w:ascii="Consolas" w:hAnsi="Consolas"/>
-                <w:sz w:val="18"/>
-              </w:rPr>
-              <w:t>StaticIP / StaticNetmask / StaticGateway</w:t>
-            </w:r>
-          </w:p>
-        </w:tc>
-        <w:tc>
-          <w:tcPr>
-            <w:tcW w:type="dxa" w:w="1928"/>
-            <w:shd w:val="clear" w:color="auto" w:fill="F7FAFC"/>
-          </w:tcPr>
-          <w:p>
-            <w:pPr>
-              <w:spacing w:after="40"/>
-            </w:pPr>
-            <w:r>
-              <w:rPr>
-                <w:rFonts w:ascii="Consolas" w:hAnsi="Consolas"/>
-                <w:sz w:val="18"/>
-              </w:rPr>
-              <w:t>"" / 255.255.255.0 / ""</w:t>
-            </w:r>
-          </w:p>
-        </w:tc>
-        <w:tc>
-          <w:tcPr>
-            <w:tcW w:type="dxa" w:w="4422"/>
-            <w:shd w:val="clear" w:color="auto" w:fill="F7FAFC"/>
-          </w:tcPr>
-          <w:p>
-            <w:pPr>
-              <w:spacing w:after="40"/>
-            </w:pPr>
-            <w:r>
-              <w:rPr>
-                <w:rFonts w:ascii="Segoe UI" w:hAnsi="Segoe UI"/>
-                <w:sz w:val="19"/>
-              </w:rPr>
-              <w:t>Bruges kun når NetworkMode er static.</w:t>
-            </w:r>
-          </w:p>
-        </w:tc>
-      </w:tr>
-      <w:tr>
-        <w:tc>
-          <w:tcPr>
-            <w:tcW w:type="dxa" w:w="2494"/>
-          </w:tcPr>
-          <w:p>
-            <w:pPr>
-              <w:spacing w:after="40"/>
-            </w:pPr>
-            <w:r>
-              <w:rPr>
-                <w:rFonts w:ascii="Consolas" w:hAnsi="Consolas"/>
-                <w:sz w:val="18"/>
-              </w:rPr>
-              <w:t>TlsCertFile / TlsKeyFile</w:t>
-            </w:r>
-          </w:p>
-        </w:tc>
-        <w:tc>
-          <w:tcPr>
-            <w:tcW w:type="dxa" w:w="1928"/>
-          </w:tcPr>
-          <w:p>
-            <w:pPr>
-              <w:spacing w:after="40"/>
-            </w:pPr>
-            <w:r>
-              <w:rPr>
-                <w:rFonts w:ascii="Consolas" w:hAnsi="Consolas"/>
-                <w:sz w:val="18"/>
-              </w:rPr>
-              <w:t>/etc/ipr-ssl/server.crt og .key</w:t>
-            </w:r>
-          </w:p>
-        </w:tc>
-        <w:tc>
-          <w:tcPr>
-            <w:tcW w:type="dxa" w:w="4422"/>
-          </w:tcPr>
-          <w:p>
-            <w:pPr>
-              <w:spacing w:after="40"/>
-            </w:pPr>
-            <w:r>
-              <w:rPr>
-                <w:rFonts w:ascii="Segoe UI" w:hAnsi="Segoe UI"/>
-                <w:sz w:val="19"/>
-              </w:rPr>
-              <w:t>Læses ved opstart. Eksponeres ikke via konfigurations-API'et.</w:t>
-            </w:r>
-          </w:p>
-        </w:tc>
-      </w:tr>
-      <w:tr>
-        <w:tc>
-          <w:tcPr>
-            <w:tcW w:type="dxa" w:w="2494"/>
-            <w:shd w:val="clear" w:color="auto" w:fill="F7FAFC"/>
-          </w:tcPr>
-          <w:p>
-            <w:pPr>
-              <w:spacing w:after="40"/>
-            </w:pPr>
-            <w:r>
-              <w:rPr>
-                <w:rFonts w:ascii="Consolas" w:hAnsi="Consolas"/>
-                <w:sz w:val="18"/>
-              </w:rPr>
-              <w:t>GpioEnabled</w:t>
-            </w:r>
-          </w:p>
-        </w:tc>
-        <w:tc>
-          <w:tcPr>
-            <w:tcW w:type="dxa" w:w="1928"/>
-            <w:shd w:val="clear" w:color="auto" w:fill="F7FAFC"/>
-          </w:tcPr>
-          <w:p>
-            <w:pPr>
-              <w:spacing w:after="40"/>
-            </w:pPr>
-            <w:r>
-              <w:rPr>
-                <w:rFonts w:ascii="Consolas" w:hAnsi="Consolas"/>
-                <w:sz w:val="18"/>
-              </w:rPr>
-              <w:t>true</w:t>
-            </w:r>
-          </w:p>
-        </w:tc>
-        <w:tc>
-          <w:tcPr>
-            <w:tcW w:type="dxa" w:w="4422"/>
-            <w:shd w:val="clear" w:color="auto" w:fill="F7FAFC"/>
-          </w:tcPr>
-          <w:p>
-            <w:pPr>
-              <w:spacing w:after="40"/>
-            </w:pPr>
-            <w:r>
-              <w:rPr>
-                <w:rFonts w:ascii="Segoe UI" w:hAnsi="Segoe UI"/>
-                <w:sz w:val="19"/>
-              </w:rPr>
-              <w:t>Slå reed-kontakt og LED fra på maskiner uden GPIO.</w:t>
-            </w:r>
-          </w:p>
-        </w:tc>
-      </w:tr>
-      <w:tr>
-        <w:tc>
-          <w:tcPr>
-            <w:tcW w:type="dxa" w:w="2494"/>
-          </w:tcPr>
-          <w:p>
-            <w:pPr>
-              <w:spacing w:after="40"/>
-            </w:pPr>
-            <w:r>
-              <w:rPr>
-                <w:rFonts w:ascii="Consolas" w:hAnsi="Consolas"/>
-                <w:sz w:val="18"/>
-              </w:rPr>
-              <w:t>GpioReedPin</w:t>
-            </w:r>
-          </w:p>
-        </w:tc>
-        <w:tc>
-          <w:tcPr>
-            <w:tcW w:type="dxa" w:w="1928"/>
-          </w:tcPr>
-          <w:p>
-            <w:pPr>
-              <w:spacing w:after="40"/>
-            </w:pPr>
-            <w:r>
-              <w:rPr>
-                <w:rFonts w:ascii="Consolas" w:hAnsi="Consolas"/>
-                <w:sz w:val="18"/>
-              </w:rPr>
-              <w:t>27</w:t>
-            </w:r>
-          </w:p>
-        </w:tc>
-        <w:tc>
-          <w:tcPr>
-            <w:tcW w:type="dxa" w:w="4422"/>
-          </w:tcPr>
-          <w:p>
-            <w:pPr>
-              <w:spacing w:after="40"/>
-            </w:pPr>
-            <w:r>
-              <w:rPr>
-                <w:rFonts w:ascii="Segoe UI" w:hAnsi="Segoe UI"/>
-                <w:sz w:val="19"/>
-              </w:rPr>
-              <w:t>BCM-nummer for reed-kontakten.</w:t>
-            </w:r>
-          </w:p>
-        </w:tc>
-      </w:tr>
-      <w:tr>
-        <w:tc>
-          <w:tcPr>
-            <w:tcW w:type="dxa" w:w="2494"/>
-            <w:shd w:val="clear" w:color="auto" w:fill="F7FAFC"/>
-          </w:tcPr>
-          <w:p>
-            <w:pPr>
-              <w:spacing w:after="40"/>
-            </w:pPr>
-            <w:r>
-              <w:rPr>
-                <w:rFonts w:ascii="Consolas" w:hAnsi="Consolas"/>
-                <w:sz w:val="18"/>
-              </w:rPr>
-              <w:t>GpioLedRPin / GpioLedGPin / GpioLedBPin</w:t>
-            </w:r>
-          </w:p>
-        </w:tc>
-        <w:tc>
-          <w:tcPr>
-            <w:tcW w:type="dxa" w:w="1928"/>
-            <w:shd w:val="clear" w:color="auto" w:fill="F7FAFC"/>
-          </w:tcPr>
-          <w:p>
-            <w:pPr>
-              <w:spacing w:after="40"/>
-            </w:pPr>
-            <w:r>
-              <w:rPr>
-                <w:rFonts w:ascii="Consolas" w:hAnsi="Consolas"/>
-                <w:sz w:val="18"/>
-              </w:rPr>
-              <w:t>22 / 23 / 24</w:t>
-            </w:r>
-          </w:p>
-        </w:tc>
-        <w:tc>
-          <w:tcPr>
-            <w:tcW w:type="dxa" w:w="4422"/>
-            <w:shd w:val="clear" w:color="auto" w:fill="F7FAFC"/>
-          </w:tcPr>
-          <w:p>
-            <w:pPr>
-              <w:spacing w:after="40"/>
-            </w:pPr>
-            <w:r>
-              <w:rPr>
-                <w:rFonts w:ascii="Segoe UI" w:hAnsi="Segoe UI"/>
-                <w:sz w:val="19"/>
-              </w:rPr>
-              <w:t>BCM-numre for LED'ens tre farvekanaler.</w:t>
-            </w:r>
-          </w:p>
-        </w:tc>
-      </w:tr>
-      <w:tr>
-        <w:tc>
-          <w:tcPr>
-            <w:tcW w:type="dxa" w:w="2494"/>
-          </w:tcPr>
-          <w:p>
-            <w:pPr>
-              <w:spacing w:after="40"/>
-            </w:pPr>
-            <w:r>
-              <w:rPr>
-                <w:rFonts w:ascii="Consolas" w:hAnsi="Consolas"/>
-                <w:sz w:val="18"/>
-              </w:rPr>
-              <w:t>GpioLedIdleSeconds</w:t>
-            </w:r>
-          </w:p>
-        </w:tc>
-        <w:tc>
-          <w:tcPr>
-            <w:tcW w:type="dxa" w:w="1928"/>
-          </w:tcPr>
-          <w:p>
-            <w:pPr>
-              <w:spacing w:after="40"/>
-            </w:pPr>
-            <w:r>
-              <w:rPr>
-                <w:rFonts w:ascii="Consolas" w:hAnsi="Consolas"/>
-                <w:sz w:val="18"/>
-              </w:rPr>
-              <w:t>30</w:t>
-            </w:r>
-          </w:p>
-        </w:tc>
-        <w:tc>
-          <w:tcPr>
-            <w:tcW w:type="dxa" w:w="4422"/>
-          </w:tcPr>
-          <w:p>
-            <w:pPr>
-              <w:spacing w:after="40"/>
-            </w:pPr>
-            <w:r>
-              <w:rPr>
-                <w:rFonts w:ascii="Segoe UI" w:hAnsi="Segoe UI"/>
-                <w:sz w:val="19"/>
-              </w:rPr>
-              <w:t>Hvor længe LED'en viser status efter en berøring.</w:t>
+              <w:t>IPR Keyboard (Dev)</w:t>
             </w:r>
           </w:p>
         </w:tc>
@@ -7761,7 +6075,58 @@
           <w:color w:val="606C80"/>
           <w:sz w:val="18"/>
         </w:rPr>
-        <w:t>Tabel 12. Felter i config.json med standardværdier og virkning.</w:t>
+        <w:t>Tabel 12. Enhedsspecifikke værdier i provision/common.env. Trin 00 kræver desuden REPO_URL, REPO_DIR, APP_USER, APP_GROUP og GIT_REF — de er korrekte som leveret i skabelonen.</w:t>
+      </w:r>
+    </w:p>
+    <w:p>
+      <w:pPr>
+        <w:spacing w:before="120" w:after="200"/>
+        <w:ind w:left="113"/>
+        <w:shd w:val="clear" w:color="auto" w:fill="E9F7EF"/>
+        <w:pBdr>
+          <w:top w:val="single" w:sz="6" w:space="6" w:color="277646"/>
+          <w:left w:val="single" w:sz="6" w:space="6" w:color="277646"/>
+          <w:bottom w:val="single" w:sz="6" w:space="6" w:color="277646"/>
+          <w:right w:val="single" w:sz="6" w:space="6" w:color="277646"/>
+        </w:pBdr>
+      </w:pPr>
+      <w:r>
+        <w:rPr>
+          <w:rFonts w:ascii="Segoe UI" w:hAnsi="Segoe UI"/>
+          <w:b/>
+          <w:color w:val="277646"/>
+          <w:sz w:val="20"/>
+        </w:rPr>
+        <w:t xml:space="preserve">Tip: </w:t>
+      </w:r>
+      <w:r>
+        <w:rPr>
+          <w:rFonts w:ascii="Segoe UI" w:hAnsi="Segoe UI"/>
+          <w:sz w:val="20"/>
+        </w:rPr>
+        <w:t>Brug værtsaliasset fra ~/.ssh/config — her ipr-prod — og ikke det fulde værtsnavn. Et alias som Host ipr-prod ipr-prod-zero2 matcher ikke ipr-prod-zero2.local, fordi mønstrene ikke indeholder .local. Skrives det fulde navn, bruges IdentityFile ikke, og ssh spørger om adgangskode i stedet for at bruge nøglen.</w:t>
+      </w:r>
+    </w:p>
+    <w:p>
+      <w:r>
+        <w:rPr>
+          <w:rFonts w:ascii="Segoe UI" w:hAnsi="Segoe UI"/>
+          <w:b/>
+          <w:i w:val="0"/>
+          <w:sz w:val="21"/>
+        </w:rPr>
+        <w:t>Overførsel med rsync — bedst ved gentagne udrulninger</w:t>
+      </w:r>
+    </w:p>
+    <w:p>
+      <w:r>
+        <w:rPr>
+          <w:rFonts w:ascii="Segoe UI" w:hAnsi="Segoe UI"/>
+          <w:b w:val="0"/>
+          <w:i w:val="0"/>
+          <w:sz w:val="21"/>
+        </w:rPr>
+        <w:t>rsync overfører kun ændrede filer og bevarer rettigheder, herunder eksekverbar-flaget. Det gør den klart hurtigst, når den samme enhed opdateres mange gange.</w:t>
       </w:r>
     </w:p>
     <w:p>
@@ -7790,15 +6155,105 @@
           <w:rFonts w:ascii="Segoe UI" w:hAnsi="Segoe UI"/>
           <w:sz w:val="20"/>
         </w:rPr>
-        <w:t>Standardværdien for LogPort er 443 i den kode og den konfiguration, der leveres til enheder, mens config.default.json angiver 8080. Kontrollér altid den faktiske værdi i config.json på enheden, før du fejlsøger portbinding.</w:t>
+        <w:t>Windows har ikke rsync — heller ikke i Git Bash, som kun leverer ssh og scp. rsync kræver WSL. Kør derfor kommandoen gennem WSL, hvor drev D: findes som /mnt/d.</w:t>
       </w:r>
     </w:p>
     <w:p>
       <w:pPr>
-        <w:pStyle w:val="Heading2"/>
+        <w:spacing w:before="80" w:after="160" w:line="240" w:lineRule="auto"/>
+        <w:ind w:left="227"/>
+        <w:shd w:val="clear" w:color="auto" w:fill="F4F6F8"/>
+        <w:pBdr>
+          <w:top w:val="single" w:sz="4" w:space="6" w:color="DCE1E8"/>
+          <w:left w:val="single" w:sz="4" w:space="6" w:color="DCE1E8"/>
+          <w:bottom w:val="single" w:sz="4" w:space="6" w:color="DCE1E8"/>
+          <w:right w:val="single" w:sz="4" w:space="6" w:color="DCE1E8"/>
+        </w:pBdr>
       </w:pPr>
       <w:r>
-        <w:t>4.2 Konfiguration via dashboardet</w:t>
+        <w:rPr>
+          <w:rFonts w:ascii="Consolas" w:hAnsi="Consolas"/>
+          <w:sz w:val="18"/>
+        </w:rPr>
+        <w:t># På PC'en — engangsopsætning: giv WSL adgang til SSH-nøglen.</w:t>
+        <w:br/>
+      </w:r>
+      <w:r>
+        <w:rPr>
+          <w:rFonts w:ascii="Consolas" w:hAnsi="Consolas"/>
+          <w:sz w:val="18"/>
+        </w:rPr>
+        <w:t># WSL har sin egen ~/.ssh, og en nøgle på /mnt/c har rettigheder,</w:t>
+        <w:br/>
+      </w:r>
+      <w:r>
+        <w:rPr>
+          <w:rFonts w:ascii="Consolas" w:hAnsi="Consolas"/>
+          <w:sz w:val="18"/>
+        </w:rPr>
+        <w:t># som ssh afviser.</w:t>
+        <w:br/>
+      </w:r>
+      <w:r>
+        <w:rPr>
+          <w:rFonts w:ascii="Consolas" w:hAnsi="Consolas"/>
+          <w:sz w:val="18"/>
+        </w:rPr>
+        <w:t>wsl -d Ubuntu -- bash -c "mkdir -p ~/.ssh &amp;&amp; cp /mnt/c/Users/&lt;windows-bruger&gt;/.ssh/ipr_rpi ~/.ssh/ &amp;&amp; chmod 600 ~/.ssh/ipr_rpi"</w:t>
+        <w:br/>
+      </w:r>
+      <w:r>
+        <w:rPr>
+          <w:rFonts w:ascii="Consolas" w:hAnsi="Consolas"/>
+          <w:sz w:val="18"/>
+        </w:rPr>
+        <w:br/>
+      </w:r>
+      <w:r>
+        <w:rPr>
+          <w:rFonts w:ascii="Consolas" w:hAnsi="Consolas"/>
+          <w:sz w:val="18"/>
+        </w:rPr>
+        <w:t># Målmappen skal findes — rsync opretter kun det sidste led</w:t>
+        <w:br/>
+      </w:r>
+      <w:r>
+        <w:rPr>
+          <w:rFonts w:ascii="Consolas" w:hAnsi="Consolas"/>
+          <w:sz w:val="18"/>
+        </w:rPr>
+        <w:t>ssh ipr-prod "mkdir -p ~/dev/ipr-keyboard"</w:t>
+        <w:br/>
+      </w:r>
+      <w:r>
+        <w:rPr>
+          <w:rFonts w:ascii="Consolas" w:hAnsi="Consolas"/>
+          <w:sz w:val="18"/>
+        </w:rPr>
+        <w:br/>
+      </w:r>
+      <w:r>
+        <w:rPr>
+          <w:rFonts w:ascii="Consolas" w:hAnsi="Consolas"/>
+          <w:sz w:val="18"/>
+        </w:rPr>
+        <w:t># Selve overførslen — skrives på én linje, fordi den kaldes fra PowerShell.</w:t>
+        <w:br/>
+      </w:r>
+      <w:r>
+        <w:rPr>
+          <w:rFonts w:ascii="Consolas" w:hAnsi="Consolas"/>
+          <w:sz w:val="18"/>
+        </w:rPr>
+        <w:t># Bemærk filtrene: de holder hemmeligheder og enhedsspecifikke filer tilbage.</w:t>
+        <w:br/>
+      </w:r>
+      <w:r>
+        <w:rPr>
+          <w:rFonts w:ascii="Consolas" w:hAnsi="Consolas"/>
+          <w:sz w:val="18"/>
+        </w:rPr>
+        <w:t>wsl -d Ubuntu -- rsync -avz --delete --exclude '.git' --exclude '.venv' --exclude '__pycache__' --exclude 'docs' --exclude 'tests' --exclude 'logs' --exclude 'config.json' --exclude 'users.json' --exclude 'secret_key.txt' --exclude 'admin_initial_password.txt' /mnt/d/sandbox/ipr-keyboard/ meibye@ipr-prod-zero2.local:/home/meibye/dev/ipr-keyboard/</w:t>
       </w:r>
     </w:p>
     <w:p>
@@ -7809,107 +6264,233 @@
           <w:i w:val="0"/>
           <w:sz w:val="21"/>
         </w:rPr>
-        <w:t>Skærmen Indstillinger dækker de felter, der normalt skal ændres i drift:</w:t>
+        <w:t>Køres rsync i stedet inde fra en WSL-session, skrives kommandoen som sædvanligt med omvendt skråstreg som linjeskift:</w:t>
       </w:r>
     </w:p>
     <w:p>
       <w:pPr>
-        <w:pStyle w:val="ListBullet"/>
+        <w:spacing w:before="80" w:after="160" w:line="240" w:lineRule="auto"/>
+        <w:ind w:left="227"/>
+        <w:shd w:val="clear" w:color="auto" w:fill="F4F6F8"/>
+        <w:pBdr>
+          <w:top w:val="single" w:sz="4" w:space="6" w:color="DCE1E8"/>
+          <w:left w:val="single" w:sz="4" w:space="6" w:color="DCE1E8"/>
+          <w:bottom w:val="single" w:sz="4" w:space="6" w:color="DCE1E8"/>
+          <w:right w:val="single" w:sz="4" w:space="6" w:color="DCE1E8"/>
+        </w:pBdr>
       </w:pPr>
       <w:r>
         <w:rPr>
+          <w:rFonts w:ascii="Consolas" w:hAnsi="Consolas"/>
+          <w:sz w:val="18"/>
+        </w:rPr>
+        <w:t># I WSL, i repositoriets rod</w:t>
+        <w:br/>
+      </w:r>
+      <w:r>
+        <w:rPr>
+          <w:rFonts w:ascii="Consolas" w:hAnsi="Consolas"/>
+          <w:sz w:val="18"/>
+        </w:rPr>
+        <w:t>cd /mnt/d/sandbox/ipr-keyboard</w:t>
+        <w:br/>
+      </w:r>
+      <w:r>
+        <w:rPr>
+          <w:rFonts w:ascii="Consolas" w:hAnsi="Consolas"/>
+          <w:sz w:val="18"/>
+        </w:rPr>
+        <w:br/>
+      </w:r>
+      <w:r>
+        <w:rPr>
+          <w:rFonts w:ascii="Consolas" w:hAnsi="Consolas"/>
+          <w:sz w:val="18"/>
+        </w:rPr>
+        <w:t>rsync -avz --delete \</w:t>
+        <w:br/>
+      </w:r>
+      <w:r>
+        <w:rPr>
+          <w:rFonts w:ascii="Consolas" w:hAnsi="Consolas"/>
+          <w:sz w:val="18"/>
+        </w:rPr>
+        <w:t xml:space="preserve">  --exclude '.git' --exclude '.venv' --exclude '__pycache__' \</w:t>
+        <w:br/>
+      </w:r>
+      <w:r>
+        <w:rPr>
+          <w:rFonts w:ascii="Consolas" w:hAnsi="Consolas"/>
+          <w:sz w:val="18"/>
+        </w:rPr>
+        <w:t xml:space="preserve">  ./ meibye@ipr-prod-zero2.local:/home/meibye/dev/ipr-keyboard/</w:t>
+      </w:r>
+    </w:p>
+    <w:p>
+      <w:r>
+        <w:rPr>
           <w:rFonts w:ascii="Segoe UI" w:hAnsi="Segoe UI"/>
-          <w:b/>
+          <w:b w:val="0"/>
+          <w:i w:val="0"/>
           <w:sz w:val="21"/>
         </w:rPr>
-        <w:t xml:space="preserve">Netværk — </w:t>
-      </w:r>
-      <w:r>
-        <w:rPr>
-          <w:rFonts w:ascii="Segoe UI" w:hAnsi="Segoe UI"/>
-          <w:sz w:val="21"/>
-        </w:rPr>
-        <w:t>webport, DHCP eller statisk adressering med IP, netmaske og gateway.</w:t>
+        <w:t>Placér derefter miljøfilen korrekt. Kommandoerne køres på enheden — enten i en SSH-session eller via ssh ipr-prod "…":</w:t>
       </w:r>
     </w:p>
     <w:p>
       <w:pPr>
-        <w:pStyle w:val="ListBullet"/>
+        <w:spacing w:before="80" w:after="160" w:line="240" w:lineRule="auto"/>
+        <w:ind w:left="227"/>
+        <w:shd w:val="clear" w:color="auto" w:fill="F4F6F8"/>
+        <w:pBdr>
+          <w:top w:val="single" w:sz="4" w:space="6" w:color="DCE1E8"/>
+          <w:left w:val="single" w:sz="4" w:space="6" w:color="DCE1E8"/>
+          <w:bottom w:val="single" w:sz="4" w:space="6" w:color="DCE1E8"/>
+          <w:right w:val="single" w:sz="4" w:space="6" w:color="DCE1E8"/>
+        </w:pBdr>
       </w:pPr>
+      <w:r>
+        <w:rPr>
+          <w:rFonts w:ascii="Consolas" w:hAnsi="Consolas"/>
+          <w:sz w:val="18"/>
+        </w:rPr>
+        <w:t># På enheden</w:t>
+        <w:br/>
+      </w:r>
+      <w:r>
+        <w:rPr>
+          <w:rFonts w:ascii="Consolas" w:hAnsi="Consolas"/>
+          <w:sz w:val="18"/>
+        </w:rPr>
+        <w:t>sudo mv /tmp/ipr_common.env /opt/ipr_common.env</w:t>
+        <w:br/>
+      </w:r>
+      <w:r>
+        <w:rPr>
+          <w:rFonts w:ascii="Consolas" w:hAnsi="Consolas"/>
+          <w:sz w:val="18"/>
+        </w:rPr>
+        <w:t>sudo chmod 0600 /opt/ipr_common.env</w:t>
+      </w:r>
+    </w:p>
+    <w:p>
       <w:r>
         <w:rPr>
           <w:rFonts w:ascii="Segoe UI" w:hAnsi="Segoe UI"/>
           <w:b/>
+          <w:i w:val="0"/>
           <w:sz w:val="21"/>
         </w:rPr>
-        <w:t xml:space="preserve">Bluetooth — </w:t>
-      </w:r>
+        <w:t>Overførsel af git-historik uden netværk</w:t>
+      </w:r>
+    </w:p>
+    <w:p>
       <w:r>
         <w:rPr>
           <w:rFonts w:ascii="Segoe UI" w:hAnsi="Segoe UI"/>
+          <w:b w:val="0"/>
+          <w:i w:val="0"/>
           <w:sz w:val="21"/>
         </w:rPr>
-        <w:t>automatisk genforbindelse og parringstimeout.</w:t>
+        <w:t>Skal enheden beholde et fuldt git-repository — for eksempel for at kunne rulle tilbage med git checkout — så overfør et git-bundle i stedet for en kopi af filerne. Bundlet er én enkelt fil:</w:t>
       </w:r>
     </w:p>
     <w:p>
       <w:pPr>
-        <w:pStyle w:val="ListBullet"/>
+        <w:spacing w:before="80" w:after="160" w:line="240" w:lineRule="auto"/>
+        <w:ind w:left="227"/>
+        <w:shd w:val="clear" w:color="auto" w:fill="F4F6F8"/>
+        <w:pBdr>
+          <w:top w:val="single" w:sz="4" w:space="6" w:color="DCE1E8"/>
+          <w:left w:val="single" w:sz="4" w:space="6" w:color="DCE1E8"/>
+          <w:bottom w:val="single" w:sz="4" w:space="6" w:color="DCE1E8"/>
+          <w:right w:val="single" w:sz="4" w:space="6" w:color="DCE1E8"/>
+        </w:pBdr>
       </w:pPr>
       <w:r>
         <w:rPr>
-          <w:rFonts w:ascii="Segoe UI" w:hAnsi="Segoe UI"/>
-          <w:b/>
-          <w:sz w:val="21"/>
-        </w:rPr>
-        <w:t xml:space="preserve">Pen/skanner — </w:t>
-      </w:r>
-      <w:r>
-        <w:rPr>
-          <w:rFonts w:ascii="Segoe UI" w:hAnsi="Segoe UI"/>
-          <w:sz w:val="21"/>
-        </w:rPr>
-        <w:t>automatisk detektion, læsetimeout, pollinterval og listen over overvågede mapper.</w:t>
-      </w:r>
-    </w:p>
-    <w:p>
-      <w:pPr>
-        <w:pStyle w:val="ListBullet"/>
-      </w:pPr>
-      <w:r>
-        <w:rPr>
-          <w:rFonts w:ascii="Segoe UI" w:hAnsi="Segoe UI"/>
-          <w:b/>
-          <w:sz w:val="21"/>
-        </w:rPr>
-        <w:t xml:space="preserve">Diagnostik — </w:t>
-      </w:r>
-      <w:r>
-        <w:rPr>
-          <w:rFonts w:ascii="Segoe UI" w:hAnsi="Segoe UI"/>
-          <w:sz w:val="21"/>
-        </w:rPr>
-        <w:t>logniveau og statusopdateringsinterval.</w:t>
-      </w:r>
-    </w:p>
-    <w:p>
-      <w:pPr>
-        <w:pStyle w:val="ListBullet"/>
-      </w:pPr>
-      <w:r>
-        <w:rPr>
-          <w:rFonts w:ascii="Segoe UI" w:hAnsi="Segoe UI"/>
-          <w:b/>
-          <w:sz w:val="21"/>
-        </w:rPr>
-        <w:t xml:space="preserve">Strøm — </w:t>
-      </w:r>
-      <w:r>
-        <w:rPr>
-          <w:rFonts w:ascii="Segoe UI" w:hAnsi="Segoe UI"/>
-          <w:sz w:val="21"/>
-        </w:rPr>
-        <w:t>genstart og nedlukning, begge med bekræftelse.</w:t>
+          <w:rFonts w:ascii="Consolas" w:hAnsi="Consolas"/>
+          <w:sz w:val="18"/>
+        </w:rPr>
+        <w:t># På PC'en, i repositoriets rod</w:t>
+        <w:br/>
+      </w:r>
+      <w:r>
+        <w:rPr>
+          <w:rFonts w:ascii="Consolas" w:hAnsi="Consolas"/>
+          <w:sz w:val="18"/>
+        </w:rPr>
+        <w:t>cd D:\sandbox\ipr-keyboard</w:t>
+        <w:br/>
+      </w:r>
+      <w:r>
+        <w:rPr>
+          <w:rFonts w:ascii="Consolas" w:hAnsi="Consolas"/>
+          <w:sz w:val="18"/>
+        </w:rPr>
+        <w:t>git bundle create ipr-keyboard.bundle --all</w:t>
+        <w:br/>
+      </w:r>
+      <w:r>
+        <w:rPr>
+          <w:rFonts w:ascii="Consolas" w:hAnsi="Consolas"/>
+          <w:sz w:val="18"/>
+        </w:rPr>
+        <w:t>scp ipr-keyboard.bundle meibye@ipr-prod-zero2.local:/tmp/</w:t>
+        <w:br/>
+      </w:r>
+      <w:r>
+        <w:rPr>
+          <w:rFonts w:ascii="Consolas" w:hAnsi="Consolas"/>
+          <w:sz w:val="18"/>
+        </w:rPr>
+        <w:br/>
+      </w:r>
+      <w:r>
+        <w:rPr>
+          <w:rFonts w:ascii="Consolas" w:hAnsi="Consolas"/>
+          <w:sz w:val="18"/>
+        </w:rPr>
+        <w:t># På enheden — første gang</w:t>
+        <w:br/>
+      </w:r>
+      <w:r>
+        <w:rPr>
+          <w:rFonts w:ascii="Consolas" w:hAnsi="Consolas"/>
+          <w:sz w:val="18"/>
+        </w:rPr>
+        <w:t>git clone /tmp/ipr-keyboard.bundle ~/dev/ipr-keyboard</w:t>
+        <w:br/>
+      </w:r>
+      <w:r>
+        <w:rPr>
+          <w:rFonts w:ascii="Consolas" w:hAnsi="Consolas"/>
+          <w:sz w:val="18"/>
+        </w:rPr>
+        <w:br/>
+      </w:r>
+      <w:r>
+        <w:rPr>
+          <w:rFonts w:ascii="Consolas" w:hAnsi="Consolas"/>
+          <w:sz w:val="18"/>
+        </w:rPr>
+        <w:t># På enheden — senere opdateringer fra et nyt bundle</w:t>
+        <w:br/>
+      </w:r>
+      <w:r>
+        <w:rPr>
+          <w:rFonts w:ascii="Consolas" w:hAnsi="Consolas"/>
+          <w:sz w:val="18"/>
+        </w:rPr>
+        <w:t>cd ~/dev/ipr-keyboard</w:t>
+        <w:br/>
+      </w:r>
+      <w:r>
+        <w:rPr>
+          <w:rFonts w:ascii="Consolas" w:hAnsi="Consolas"/>
+          <w:sz w:val="18"/>
+        </w:rPr>
+        <w:t>git pull /tmp/ipr-keyboard.bundle main</w:t>
       </w:r>
     </w:p>
     <w:p>
@@ -7938,7 +6519,109 @@
           <w:rFonts w:ascii="Segoe UI" w:hAnsi="Segoe UI"/>
           <w:sz w:val="20"/>
         </w:rPr>
-        <w:t>Ændring af netværkstilstand kræver administratorrolle og confirm=true i API-kaldet. Forbindelsen afbrydes kortvarigt, hvis IP-adressen ændres — sørg for at have hotspot-adgang som reserveudvej.</w:t>
+        <w:t>Windows kender ikke Unix' eksekverbar-flag. Filer overført fra en Windows-PC med scp eller rsync uden -a lander uden +x, og skripterne fejler med Permission denied. Gendan flaget på enheden efter hver overførsel fra Windows.</w:t>
+      </w:r>
+    </w:p>
+    <w:p>
+      <w:pPr>
+        <w:spacing w:before="80" w:after="160" w:line="240" w:lineRule="auto"/>
+        <w:ind w:left="227"/>
+        <w:shd w:val="clear" w:color="auto" w:fill="F4F6F8"/>
+        <w:pBdr>
+          <w:top w:val="single" w:sz="4" w:space="6" w:color="DCE1E8"/>
+          <w:left w:val="single" w:sz="4" w:space="6" w:color="DCE1E8"/>
+          <w:bottom w:val="single" w:sz="4" w:space="6" w:color="DCE1E8"/>
+          <w:right w:val="single" w:sz="4" w:space="6" w:color="DCE1E8"/>
+        </w:pBdr>
+      </w:pPr>
+      <w:r>
+        <w:rPr>
+          <w:rFonts w:ascii="Consolas" w:hAnsi="Consolas"/>
+          <w:sz w:val="18"/>
+        </w:rPr>
+        <w:t># På enheden</w:t>
+        <w:br/>
+      </w:r>
+      <w:r>
+        <w:rPr>
+          <w:rFonts w:ascii="Consolas" w:hAnsi="Consolas"/>
+          <w:sz w:val="18"/>
+        </w:rPr>
+        <w:t>find ~/dev/ipr-keyboard/scripts \( -name '*.sh' -o -name '*.py' \) \</w:t>
+        <w:br/>
+      </w:r>
+      <w:r>
+        <w:rPr>
+          <w:rFonts w:ascii="Consolas" w:hAnsi="Consolas"/>
+          <w:sz w:val="18"/>
+        </w:rPr>
+        <w:t xml:space="preserve">  -exec chmod +x {} +</w:t>
+        <w:br/>
+      </w:r>
+      <w:r>
+        <w:rPr>
+          <w:rFonts w:ascii="Consolas" w:hAnsi="Consolas"/>
+          <w:sz w:val="18"/>
+        </w:rPr>
+        <w:t>find ~/dev/ipr-keyboard/provision -name '*.sh' -exec chmod +x {} +</w:t>
+      </w:r>
+    </w:p>
+    <w:p>
+      <w:r>
+        <w:rPr>
+          <w:rFonts w:ascii="Segoe UI" w:hAnsi="Segoe UI"/>
+          <w:b w:val="0"/>
+          <w:i w:val="0"/>
+          <w:sz w:val="21"/>
+        </w:rPr>
+        <w:t>Kun filer under scripts/ og provision/ skal være eksekverbare. Modulerne under src/ipr_keyboard/ importeres og må ikke have flaget sat.</w:t>
+      </w:r>
+    </w:p>
+    <w:p>
+      <w:r>
+        <w:rPr>
+          <w:rFonts w:ascii="Segoe UI" w:hAnsi="Segoe UI"/>
+          <w:b/>
+          <w:i w:val="0"/>
+          <w:sz w:val="21"/>
+        </w:rPr>
+        <w:t>Kontrollér overførslen</w:t>
+      </w:r>
+    </w:p>
+    <w:p>
+      <w:pPr>
+        <w:spacing w:before="80" w:after="160" w:line="240" w:lineRule="auto"/>
+        <w:ind w:left="227"/>
+        <w:shd w:val="clear" w:color="auto" w:fill="F4F6F8"/>
+        <w:pBdr>
+          <w:top w:val="single" w:sz="4" w:space="6" w:color="DCE1E8"/>
+          <w:left w:val="single" w:sz="4" w:space="6" w:color="DCE1E8"/>
+          <w:bottom w:val="single" w:sz="4" w:space="6" w:color="DCE1E8"/>
+          <w:right w:val="single" w:sz="4" w:space="6" w:color="DCE1E8"/>
+        </w:pBdr>
+      </w:pPr>
+      <w:r>
+        <w:rPr>
+          <w:rFonts w:ascii="Consolas" w:hAnsi="Consolas"/>
+          <w:sz w:val="18"/>
+        </w:rPr>
+        <w:t># På PC'en — mappen er uden betydning her</w:t>
+        <w:br/>
+      </w:r>
+      <w:r>
+        <w:rPr>
+          <w:rFonts w:ascii="Consolas" w:hAnsi="Consolas"/>
+          <w:sz w:val="18"/>
+        </w:rPr>
+        <w:t>ssh meibye@ipr-prod-zero2.local "ls -l ~/dev/ipr-keyboard/provision/*.sh"</w:t>
+        <w:br/>
+      </w:r>
+      <w:r>
+        <w:rPr>
+          <w:rFonts w:ascii="Consolas" w:hAnsi="Consolas"/>
+          <w:sz w:val="18"/>
+        </w:rPr>
+        <w:t>ssh meibye@ipr-prod-zero2.local "sudo test -r /opt/ipr_common.env &amp;&amp; echo env ok"</w:t>
       </w:r>
     </w:p>
     <w:p>
@@ -7946,7 +6629,854 @@
         <w:pStyle w:val="Heading2"/>
       </w:pPr>
       <w:r>
-        <w:t>4.3 Systemkonfiguration</w:t>
+        <w:t>3.4 Forbered miljøfilen</w:t>
+      </w:r>
+    </w:p>
+    <w:p>
+      <w:r>
+        <w:rPr>
+          <w:rFonts w:ascii="Segoe UI" w:hAnsi="Segoe UI"/>
+          <w:b w:val="0"/>
+          <w:i w:val="0"/>
+          <w:sz w:val="21"/>
+        </w:rPr>
+        <w:t>Provisioneringen kræver, at /opt/ipr_common.env findes. Er filen allerede overført fra PC'en som beskrevet i afsnit 3.3, er dette afsnit klaret — kontrollér blot med sudo test -r /opt/ipr_common.env. Ellers oprettes den på enheden ud fra skabelonen. Kommandoerne køres på enheden, i repositoriets rod — typisk ~/dev/ipr-keyboard, fordi stien provision/common.env.example er relativ:</w:t>
+      </w:r>
+    </w:p>
+    <w:p>
+      <w:pPr>
+        <w:spacing w:before="80" w:after="160" w:line="240" w:lineRule="auto"/>
+        <w:ind w:left="227"/>
+        <w:shd w:val="clear" w:color="auto" w:fill="F4F6F8"/>
+        <w:pBdr>
+          <w:top w:val="single" w:sz="4" w:space="6" w:color="DCE1E8"/>
+          <w:left w:val="single" w:sz="4" w:space="6" w:color="DCE1E8"/>
+          <w:bottom w:val="single" w:sz="4" w:space="6" w:color="DCE1E8"/>
+          <w:right w:val="single" w:sz="4" w:space="6" w:color="DCE1E8"/>
+        </w:pBdr>
+      </w:pPr>
+      <w:r>
+        <w:rPr>
+          <w:rFonts w:ascii="Consolas" w:hAnsi="Consolas"/>
+          <w:sz w:val="18"/>
+        </w:rPr>
+        <w:t># På enheden, i repositoriets rod</w:t>
+        <w:br/>
+      </w:r>
+      <w:r>
+        <w:rPr>
+          <w:rFonts w:ascii="Consolas" w:hAnsi="Consolas"/>
+          <w:sz w:val="18"/>
+        </w:rPr>
+        <w:t>cd ~/dev/ipr-keyboard</w:t>
+        <w:br/>
+      </w:r>
+      <w:r>
+        <w:rPr>
+          <w:rFonts w:ascii="Consolas" w:hAnsi="Consolas"/>
+          <w:sz w:val="18"/>
+        </w:rPr>
+        <w:t>sudo cp provision/common.env.example /opt/ipr_common.env</w:t>
+        <w:br/>
+      </w:r>
+      <w:r>
+        <w:rPr>
+          <w:rFonts w:ascii="Consolas" w:hAnsi="Consolas"/>
+          <w:sz w:val="18"/>
+        </w:rPr>
+        <w:t>sudo chmod 0600 /opt/ipr_common.env</w:t>
+        <w:br/>
+      </w:r>
+      <w:r>
+        <w:rPr>
+          <w:rFonts w:ascii="Consolas" w:hAnsi="Consolas"/>
+          <w:sz w:val="18"/>
+        </w:rPr>
+        <w:t>sudo nano /opt/ipr_common.env      # tilret bruger, værtsnavn, repo-sti</w:t>
+      </w:r>
+    </w:p>
+    <w:p>
+      <w:pPr>
+        <w:pStyle w:val="Heading2"/>
+      </w:pPr>
+      <w:r>
+        <w:t>3.5 Kør guiden</w:t>
+      </w:r>
+    </w:p>
+    <w:p>
+      <w:r>
+        <w:rPr>
+          <w:rFonts w:ascii="Segoe UI" w:hAnsi="Segoe UI"/>
+          <w:b w:val="0"/>
+          <w:i w:val="0"/>
+          <w:sz w:val="21"/>
+        </w:rPr>
+        <w:t>Den anbefalede vej er scripts/deploy/device_bootstrap.sh. Den kontrollerer, at overførslen fra afsnit 3.3 er komplet, viser hvilken identitet enheden er ved at få, og starter derefter guiden. Kontrollen alene kan køres med --check-only.</w:t>
+      </w:r>
+    </w:p>
+    <w:p>
+      <w:pPr>
+        <w:spacing w:before="80" w:after="160" w:line="240" w:lineRule="auto"/>
+        <w:ind w:left="227"/>
+        <w:shd w:val="clear" w:color="auto" w:fill="F4F6F8"/>
+        <w:pBdr>
+          <w:top w:val="single" w:sz="4" w:space="6" w:color="DCE1E8"/>
+          <w:left w:val="single" w:sz="4" w:space="6" w:color="DCE1E8"/>
+          <w:bottom w:val="single" w:sz="4" w:space="6" w:color="DCE1E8"/>
+          <w:right w:val="single" w:sz="4" w:space="6" w:color="DCE1E8"/>
+        </w:pBdr>
+      </w:pPr>
+      <w:r>
+        <w:rPr>
+          <w:rFonts w:ascii="Consolas" w:hAnsi="Consolas"/>
+          <w:sz w:val="18"/>
+        </w:rPr>
+        <w:t># På enheden</w:t>
+        <w:br/>
+      </w:r>
+      <w:r>
+        <w:rPr>
+          <w:rFonts w:ascii="Consolas" w:hAnsi="Consolas"/>
+          <w:sz w:val="18"/>
+        </w:rPr>
+        <w:t>sudo ~/dev/ipr-keyboard/scripts/deploy/device_bootstrap.sh --check-only</w:t>
+        <w:br/>
+      </w:r>
+      <w:r>
+        <w:rPr>
+          <w:rFonts w:ascii="Consolas" w:hAnsi="Consolas"/>
+          <w:sz w:val="18"/>
+        </w:rPr>
+        <w:t>sudo ~/dev/ipr-keyboard/scripts/deploy/device_bootstrap.sh</w:t>
+      </w:r>
+    </w:p>
+    <w:p>
+      <w:pPr>
+        <w:spacing w:before="120" w:after="200"/>
+        <w:ind w:left="113"/>
+        <w:shd w:val="clear" w:color="auto" w:fill="FFF7E6"/>
+        <w:pBdr>
+          <w:top w:val="single" w:sz="6" w:space="6" w:color="9A6A00"/>
+          <w:left w:val="single" w:sz="6" w:space="6" w:color="9A6A00"/>
+          <w:bottom w:val="single" w:sz="6" w:space="6" w:color="9A6A00"/>
+          <w:right w:val="single" w:sz="6" w:space="6" w:color="9A6A00"/>
+        </w:pBdr>
+      </w:pPr>
+      <w:r>
+        <w:rPr>
+          <w:rFonts w:ascii="Segoe UI" w:hAnsi="Segoe UI"/>
+          <w:b/>
+          <w:color w:val="9A6A00"/>
+          <w:sz w:val="20"/>
+        </w:rPr>
+        <w:t xml:space="preserve">Vigtigt: </w:t>
+      </w:r>
+      <w:r>
+        <w:rPr>
+          <w:rFonts w:ascii="Segoe UI" w:hAnsi="Segoe UI"/>
+          <w:sz w:val="20"/>
+        </w:rPr>
+        <w:t>Skriptet advarer, hvis HOSTNAME i miljøfilen afviger fra enhedens nuværende navn. Navnet skifter under trin 02, og den igangværende SSH-forbindelse mister sit navneopslag — genopret forbindelsen som &lt;nyt navn&gt;.local bagefter.</w:t>
+      </w:r>
+    </w:p>
+    <w:p>
+      <w:r>
+        <w:rPr>
+          <w:rFonts w:ascii="Segoe UI" w:hAnsi="Segoe UI"/>
+          <w:b w:val="0"/>
+          <w:i w:val="0"/>
+          <w:sz w:val="21"/>
+        </w:rPr>
+        <w:t>Guiden kan også startes direkte. Den kører trin 00 til 06 med genoptagelsespunkter:</w:t>
+      </w:r>
+    </w:p>
+    <w:p>
+      <w:pPr>
+        <w:spacing w:before="80" w:after="160" w:line="240" w:lineRule="auto"/>
+        <w:ind w:left="227"/>
+        <w:shd w:val="clear" w:color="auto" w:fill="F4F6F8"/>
+        <w:pBdr>
+          <w:top w:val="single" w:sz="4" w:space="6" w:color="DCE1E8"/>
+          <w:left w:val="single" w:sz="4" w:space="6" w:color="DCE1E8"/>
+          <w:bottom w:val="single" w:sz="4" w:space="6" w:color="DCE1E8"/>
+          <w:right w:val="single" w:sz="4" w:space="6" w:color="DCE1E8"/>
+        </w:pBdr>
+      </w:pPr>
+      <w:r>
+        <w:rPr>
+          <w:rFonts w:ascii="Consolas" w:hAnsi="Consolas"/>
+          <w:sz w:val="18"/>
+        </w:rPr>
+        <w:t>sudo ./provision/provision_wizard.sh</w:t>
+      </w:r>
+    </w:p>
+    <w:p>
+      <w:r>
+        <w:rPr>
+          <w:rFonts w:ascii="Segoe UI" w:hAnsi="Segoe UI"/>
+          <w:b w:val="0"/>
+          <w:i w:val="0"/>
+          <w:sz w:val="21"/>
+        </w:rPr>
+        <w:t>Skal trinene køres manuelt — for eksempel ved fejlsøgning af et enkelt trin:</w:t>
+      </w:r>
+    </w:p>
+    <w:p>
+      <w:pPr>
+        <w:spacing w:before="80" w:after="160" w:line="240" w:lineRule="auto"/>
+        <w:ind w:left="227"/>
+        <w:shd w:val="clear" w:color="auto" w:fill="F4F6F8"/>
+        <w:pBdr>
+          <w:top w:val="single" w:sz="4" w:space="6" w:color="DCE1E8"/>
+          <w:left w:val="single" w:sz="4" w:space="6" w:color="DCE1E8"/>
+          <w:bottom w:val="single" w:sz="4" w:space="6" w:color="DCE1E8"/>
+          <w:right w:val="single" w:sz="4" w:space="6" w:color="DCE1E8"/>
+        </w:pBdr>
+      </w:pPr>
+      <w:r>
+        <w:rPr>
+          <w:rFonts w:ascii="Consolas" w:hAnsi="Consolas"/>
+          <w:sz w:val="18"/>
+        </w:rPr>
+        <w:t>sudo ./provision/00_bootstrap.sh        # validerer miljø, henter repo</w:t>
+        <w:br/>
+      </w:r>
+      <w:r>
+        <w:rPr>
+          <w:rFonts w:ascii="Consolas" w:hAnsi="Consolas"/>
+          <w:sz w:val="18"/>
+        </w:rPr>
+        <w:t>sudo ./provision/01_os_base.sh          # OS-pakker og Bluetooth-baseline</w:t>
+        <w:br/>
+      </w:r>
+      <w:r>
+        <w:rPr>
+          <w:rFonts w:ascii="Consolas" w:hAnsi="Consolas"/>
+          <w:sz w:val="18"/>
+        </w:rPr>
+        <w:t>sudo reboot</w:t>
+        <w:br/>
+      </w:r>
+      <w:r>
+        <w:rPr>
+          <w:rFonts w:ascii="Consolas" w:hAnsi="Consolas"/>
+          <w:sz w:val="18"/>
+        </w:rPr>
+        <w:t>sudo ./provision/02_device_identity.sh  # værtsnavn og Bluetooth-navn</w:t>
+        <w:br/>
+      </w:r>
+      <w:r>
+        <w:rPr>
+          <w:rFonts w:ascii="Consolas" w:hAnsi="Consolas"/>
+          <w:sz w:val="18"/>
+        </w:rPr>
+        <w:t>sudo reboot</w:t>
+        <w:br/>
+      </w:r>
+      <w:r>
+        <w:rPr>
+          <w:rFonts w:ascii="Consolas" w:hAnsi="Consolas"/>
+          <w:sz w:val="18"/>
+        </w:rPr>
+        <w:t>sudo ./provision/03_app_install.sh      # Python-miljø og pakke</w:t>
+        <w:br/>
+      </w:r>
+      <w:r>
+        <w:rPr>
+          <w:rFonts w:ascii="Consolas" w:hAnsi="Consolas"/>
+          <w:sz w:val="18"/>
+        </w:rPr>
+        <w:t>sudo ./provision/04_enable_services.sh  # installerer og aktiverer tjenester</w:t>
+        <w:br/>
+      </w:r>
+      <w:r>
+        <w:rPr>
+          <w:rFonts w:ascii="Consolas" w:hAnsi="Consolas"/>
+          <w:sz w:val="18"/>
+        </w:rPr>
+        <w:t>sudo ./provision/05_copilot_debug_tools.sh   # valgfrit</w:t>
+        <w:br/>
+      </w:r>
+      <w:r>
+        <w:rPr>
+          <w:rFonts w:ascii="Consolas" w:hAnsi="Consolas"/>
+          <w:sz w:val="18"/>
+        </w:rPr>
+        <w:t>sudo ./provision/06_verify.sh           # verifikationsrapport</w:t>
+      </w:r>
+    </w:p>
+    <w:p>
+      <w:r>
+        <w:rPr>
+          <w:rFonts w:ascii="Segoe UI" w:hAnsi="Segoe UI"/>
+          <w:b w:val="0"/>
+          <w:i w:val="0"/>
+          <w:sz w:val="21"/>
+        </w:rPr>
+        <w:t>Trin 04 udfører internt følgende i rækkefølge:</w:t>
+      </w:r>
+    </w:p>
+    <w:p>
+      <w:pPr>
+        <w:pStyle w:val="ListNumber"/>
+      </w:pPr>
+      <w:r>
+        <w:rPr>
+          <w:rFonts w:ascii="Segoe UI" w:hAnsi="Segoe UI"/>
+          <w:sz w:val="21"/>
+        </w:rPr>
+        <w:t>scripts/service/svc_install_bt_gatt_hid.sh — BLE-dæmon og agent-enheder</w:t>
+      </w:r>
+    </w:p>
+    <w:p>
+      <w:pPr>
+        <w:pStyle w:val="ListNumber"/>
+      </w:pPr>
+      <w:r>
+        <w:rPr>
+          <w:rFonts w:ascii="Segoe UI" w:hAnsi="Segoe UI"/>
+          <w:sz w:val="21"/>
+        </w:rPr>
+        <w:t>scripts/ble/ble_install_helper.sh — afhængigheder og bt_kb_send</w:t>
+      </w:r>
+    </w:p>
+    <w:p>
+      <w:pPr>
+        <w:pStyle w:val="ListNumber"/>
+      </w:pPr>
+      <w:r>
+        <w:rPr>
+          <w:rFonts w:ascii="Segoe UI" w:hAnsi="Segoe UI"/>
+          <w:sz w:val="21"/>
+        </w:rPr>
+        <w:t>scripts/service/svc_install_systemd.sh — ipr_keyboard.service</w:t>
+      </w:r>
+    </w:p>
+    <w:p>
+      <w:pPr>
+        <w:pStyle w:val="ListNumber"/>
+      </w:pPr>
+      <w:r>
+        <w:rPr>
+          <w:rFonts w:ascii="Segoe UI" w:hAnsi="Segoe UI"/>
+          <w:sz w:val="21"/>
+        </w:rPr>
+        <w:t>scripts/ble/ble_setup_extras.sh — supplerende Bluetooth-opsætning</w:t>
+      </w:r>
+    </w:p>
+    <w:p>
+      <w:pPr>
+        <w:pStyle w:val="ListNumber"/>
+      </w:pPr>
+      <w:r>
+        <w:rPr>
+          <w:rFonts w:ascii="Segoe UI" w:hAnsi="Segoe UI"/>
+          <w:sz w:val="21"/>
+        </w:rPr>
+        <w:t>scripts/service/svc_enable_services.sh — aktivering</w:t>
+      </w:r>
+    </w:p>
+    <w:p>
+      <w:pPr>
+        <w:pStyle w:val="ListNumber"/>
+      </w:pPr>
+      <w:r>
+        <w:rPr>
+          <w:rFonts w:ascii="Segoe UI" w:hAnsi="Segoe UI"/>
+          <w:sz w:val="21"/>
+        </w:rPr>
+        <w:t>installation af ipr-provision.service samt TLS-certifikater</w:t>
+      </w:r>
+    </w:p>
+    <w:p>
+      <w:pPr>
+        <w:pStyle w:val="Heading2"/>
+      </w:pPr>
+      <w:r>
+        <w:t>3.6 Efter provisioneringen</w:t>
+      </w:r>
+    </w:p>
+    <w:p>
+      <w:r>
+        <w:rPr>
+          <w:rFonts w:ascii="Segoe UI" w:hAnsi="Segoe UI"/>
+          <w:b w:val="0"/>
+          <w:i w:val="0"/>
+          <w:sz w:val="21"/>
+        </w:rPr>
+        <w:t>Hent hotspot-oplysningerne og notér dem — de skal bruges ved nødadgang:</w:t>
+      </w:r>
+    </w:p>
+    <w:p>
+      <w:pPr>
+        <w:spacing w:before="80" w:after="160" w:line="240" w:lineRule="auto"/>
+        <w:ind w:left="227"/>
+        <w:shd w:val="clear" w:color="auto" w:fill="F4F6F8"/>
+        <w:pBdr>
+          <w:top w:val="single" w:sz="4" w:space="6" w:color="DCE1E8"/>
+          <w:left w:val="single" w:sz="4" w:space="6" w:color="DCE1E8"/>
+          <w:bottom w:val="single" w:sz="4" w:space="6" w:color="DCE1E8"/>
+          <w:right w:val="single" w:sz="4" w:space="6" w:color="DCE1E8"/>
+        </w:pBdr>
+      </w:pPr>
+      <w:r>
+        <w:rPr>
+          <w:rFonts w:ascii="Consolas" w:hAnsi="Consolas"/>
+          <w:sz w:val="18"/>
+        </w:rPr>
+        <w:t>sudo ./provision/07_show_info.sh</w:t>
+        <w:br/>
+      </w:r>
+      <w:r>
+        <w:rPr>
+          <w:rFonts w:ascii="Consolas" w:hAnsi="Consolas"/>
+          <w:sz w:val="18"/>
+        </w:rPr>
+        <w:t>sudo cat /etc/ipr-hotspot.secret</w:t>
+      </w:r>
+    </w:p>
+    <w:p>
+      <w:r>
+        <w:rPr>
+          <w:rFonts w:ascii="Segoe UI" w:hAnsi="Segoe UI"/>
+          <w:b w:val="0"/>
+          <w:i w:val="0"/>
+          <w:sz w:val="21"/>
+        </w:rPr>
+        <w:t>Kontrollér at alt kører:</w:t>
+      </w:r>
+    </w:p>
+    <w:p>
+      <w:pPr>
+        <w:spacing w:before="80" w:after="160" w:line="240" w:lineRule="auto"/>
+        <w:ind w:left="227"/>
+        <w:shd w:val="clear" w:color="auto" w:fill="F4F6F8"/>
+        <w:pBdr>
+          <w:top w:val="single" w:sz="4" w:space="6" w:color="DCE1E8"/>
+          <w:left w:val="single" w:sz="4" w:space="6" w:color="DCE1E8"/>
+          <w:bottom w:val="single" w:sz="4" w:space="6" w:color="DCE1E8"/>
+          <w:right w:val="single" w:sz="4" w:space="6" w:color="DCE1E8"/>
+        </w:pBdr>
+      </w:pPr>
+      <w:r>
+        <w:rPr>
+          <w:rFonts w:ascii="Consolas" w:hAnsi="Consolas"/>
+          <w:sz w:val="18"/>
+        </w:rPr>
+        <w:t>systemctl status ipr_keyboard.service bt_hid_ble.service \</w:t>
+        <w:br/>
+      </w:r>
+      <w:r>
+        <w:rPr>
+          <w:rFonts w:ascii="Consolas" w:hAnsi="Consolas"/>
+          <w:sz w:val="18"/>
+        </w:rPr>
+        <w:t xml:space="preserve">               bt_hid_agent_unified.service ipr-provision.service</w:t>
+        <w:br/>
+      </w:r>
+      <w:r>
+        <w:rPr>
+          <w:rFonts w:ascii="Consolas" w:hAnsi="Consolas"/>
+          <w:sz w:val="18"/>
+        </w:rPr>
+        <w:t>./scripts/diag_status.sh</w:t>
+        <w:br/>
+      </w:r>
+      <w:r>
+        <w:rPr>
+          <w:rFonts w:ascii="Consolas" w:hAnsi="Consolas"/>
+          <w:sz w:val="18"/>
+        </w:rPr>
+        <w:t>curl -k https://localhost/health</w:t>
+      </w:r>
+    </w:p>
+    <w:p>
+      <w:pPr>
+        <w:pStyle w:val="Heading2"/>
+      </w:pPr>
+      <w:r>
+        <w:t>3.7 Montér IRIS-skanneren</w:t>
+      </w:r>
+    </w:p>
+    <w:p>
+      <w:r>
+        <w:rPr>
+          <w:rFonts w:ascii="Segoe UI" w:hAnsi="Segoe UI"/>
+          <w:b w:val="0"/>
+          <w:i w:val="0"/>
+          <w:sz w:val="21"/>
+        </w:rPr>
+        <w:t>Applikationen læser almindelige filer fra en mappe. Skanneren skal derfor være monteret på et fast sted, som matcher IrisPenFolders i config.json.</w:t>
+      </w:r>
+    </w:p>
+    <w:p>
+      <w:r>
+        <w:rPr>
+          <w:rFonts w:ascii="Segoe UI" w:hAnsi="Segoe UI"/>
+          <w:b/>
+          <w:i w:val="0"/>
+          <w:sz w:val="21"/>
+        </w:rPr>
+        <w:t>Masselagerenheder — permanent montering via UUID i /etc/fstab:</w:t>
+      </w:r>
+    </w:p>
+    <w:p>
+      <w:pPr>
+        <w:spacing w:before="80" w:after="160" w:line="240" w:lineRule="auto"/>
+        <w:ind w:left="227"/>
+        <w:shd w:val="clear" w:color="auto" w:fill="F4F6F8"/>
+        <w:pBdr>
+          <w:top w:val="single" w:sz="4" w:space="6" w:color="DCE1E8"/>
+          <w:left w:val="single" w:sz="4" w:space="6" w:color="DCE1E8"/>
+          <w:bottom w:val="single" w:sz="4" w:space="6" w:color="DCE1E8"/>
+          <w:right w:val="single" w:sz="4" w:space="6" w:color="DCE1E8"/>
+        </w:pBdr>
+      </w:pPr>
+      <w:r>
+        <w:rPr>
+          <w:rFonts w:ascii="Consolas" w:hAnsi="Consolas"/>
+          <w:sz w:val="18"/>
+        </w:rPr>
+        <w:t>sudo ./scripts/usb_setup_mount.sh /dev/sda1 /mnt/irispen</w:t>
+      </w:r>
+    </w:p>
+    <w:p>
+      <w:r>
+        <w:rPr>
+          <w:rFonts w:ascii="Segoe UI" w:hAnsi="Segoe UI"/>
+          <w:b/>
+          <w:i w:val="0"/>
+          <w:sz w:val="21"/>
+        </w:rPr>
+        <w:t>MTP-enheder, som ikke eksponerer et blokdrev:</w:t>
+      </w:r>
+    </w:p>
+    <w:p>
+      <w:pPr>
+        <w:spacing w:before="80" w:after="160" w:line="240" w:lineRule="auto"/>
+        <w:ind w:left="227"/>
+        <w:shd w:val="clear" w:color="auto" w:fill="F4F6F8"/>
+        <w:pBdr>
+          <w:top w:val="single" w:sz="4" w:space="6" w:color="DCE1E8"/>
+          <w:left w:val="single" w:sz="4" w:space="6" w:color="DCE1E8"/>
+          <w:bottom w:val="single" w:sz="4" w:space="6" w:color="DCE1E8"/>
+          <w:right w:val="single" w:sz="4" w:space="6" w:color="DCE1E8"/>
+        </w:pBdr>
+      </w:pPr>
+      <w:r>
+        <w:rPr>
+          <w:rFonts w:ascii="Consolas" w:hAnsi="Consolas"/>
+          <w:sz w:val="18"/>
+        </w:rPr>
+        <w:t>sudo apt install jmtpfs</w:t>
+        <w:br/>
+      </w:r>
+      <w:r>
+        <w:rPr>
+          <w:rFonts w:ascii="Consolas" w:hAnsi="Consolas"/>
+          <w:sz w:val="18"/>
+        </w:rPr>
+        <w:t>sudo ./scripts/usb_mount_mtp.sh    # skifter mellem montér og afmontér</w:t>
+      </w:r>
+    </w:p>
+    <w:p>
+      <w:pPr>
+        <w:spacing w:before="120" w:after="200"/>
+        <w:ind w:left="113"/>
+        <w:shd w:val="clear" w:color="auto" w:fill="E9F7EF"/>
+        <w:pBdr>
+          <w:top w:val="single" w:sz="6" w:space="6" w:color="277646"/>
+          <w:left w:val="single" w:sz="6" w:space="6" w:color="277646"/>
+          <w:bottom w:val="single" w:sz="6" w:space="6" w:color="277646"/>
+          <w:right w:val="single" w:sz="6" w:space="6" w:color="277646"/>
+        </w:pBdr>
+      </w:pPr>
+      <w:r>
+        <w:rPr>
+          <w:rFonts w:ascii="Segoe UI" w:hAnsi="Segoe UI"/>
+          <w:b/>
+          <w:color w:val="277646"/>
+          <w:sz w:val="20"/>
+        </w:rPr>
+        <w:t xml:space="preserve">Tip: </w:t>
+      </w:r>
+      <w:r>
+        <w:rPr>
+          <w:rFonts w:ascii="Segoe UI" w:hAnsi="Segoe UI"/>
+          <w:sz w:val="20"/>
+        </w:rPr>
+        <w:t>usb_setup_mount.sh tager en sikkerhedskopi af /etc/fstab, før den ændrer den, og bruger nofail — en manglende skanner blokerer derfor ikke opstarten.</w:t>
+      </w:r>
+    </w:p>
+    <w:p>
+      <w:pPr>
+        <w:pStyle w:val="Heading2"/>
+      </w:pPr>
+      <w:r>
+        <w:t>3.8 Første login på dashboardet</w:t>
+      </w:r>
+    </w:p>
+    <w:p>
+      <w:r>
+        <w:rPr>
+          <w:rFonts w:ascii="Segoe UI" w:hAnsi="Segoe UI"/>
+          <w:b w:val="0"/>
+          <w:i w:val="0"/>
+          <w:sz w:val="21"/>
+        </w:rPr>
+        <w:t xml:space="preserve">Første gang webserveren starter, oprettes en administratorkonto ved navn </w:t>
+      </w:r>
+      <w:r>
+        <w:rPr>
+          <w:rFonts w:ascii="Consolas" w:hAnsi="Consolas"/>
+          <w:b w:val="0"/>
+          <w:i w:val="0"/>
+          <w:sz w:val="19"/>
+        </w:rPr>
+        <w:t>admin</w:t>
+      </w:r>
+      <w:r>
+        <w:rPr>
+          <w:rFonts w:ascii="Segoe UI" w:hAnsi="Segoe UI"/>
+          <w:b w:val="0"/>
+          <w:i w:val="0"/>
+          <w:sz w:val="21"/>
+        </w:rPr>
+        <w:t xml:space="preserve">. Den tilfældige startadgangskode skrives til filen </w:t>
+      </w:r>
+      <w:r>
+        <w:rPr>
+          <w:rFonts w:ascii="Consolas" w:hAnsi="Consolas"/>
+          <w:b w:val="0"/>
+          <w:i w:val="0"/>
+          <w:sz w:val="19"/>
+        </w:rPr>
+        <w:t>admin_initial_password.txt</w:t>
+      </w:r>
+      <w:r>
+        <w:rPr>
+          <w:rFonts w:ascii="Segoe UI" w:hAnsi="Segoe UI"/>
+          <w:b w:val="0"/>
+          <w:i w:val="0"/>
+          <w:sz w:val="21"/>
+        </w:rPr>
+        <w:t xml:space="preserve"> i projektroden.</w:t>
+      </w:r>
+    </w:p>
+    <w:p>
+      <w:pPr>
+        <w:pStyle w:val="ListNumber"/>
+      </w:pPr>
+      <w:r>
+        <w:rPr>
+          <w:rFonts w:ascii="Segoe UI" w:hAnsi="Segoe UI"/>
+          <w:sz w:val="21"/>
+        </w:rPr>
+        <w:t>Log ind på dashboardet med admin og adgangskoden fra filen.</w:t>
+      </w:r>
+    </w:p>
+    <w:p>
+      <w:pPr>
+        <w:pStyle w:val="ListNumber"/>
+      </w:pPr>
+      <w:r>
+        <w:rPr>
+          <w:rFonts w:ascii="Segoe UI" w:hAnsi="Segoe UI"/>
+          <w:sz w:val="21"/>
+        </w:rPr>
+        <w:t>Skift adgangskoden med det samme under Indstillinger → Konto.</w:t>
+      </w:r>
+    </w:p>
+    <w:p>
+      <w:pPr>
+        <w:pStyle w:val="ListNumber"/>
+      </w:pPr>
+      <w:r>
+        <w:rPr>
+          <w:rFonts w:ascii="Segoe UI" w:hAnsi="Segoe UI"/>
+          <w:sz w:val="21"/>
+        </w:rPr>
+        <w:t>Slet derefter admin_initial_password.txt fra enheden.</w:t>
+      </w:r>
+    </w:p>
+    <w:p>
+      <w:pPr>
+        <w:pStyle w:val="ListNumber"/>
+      </w:pPr>
+      <w:r>
+        <w:rPr>
+          <w:rFonts w:ascii="Segoe UI" w:hAnsi="Segoe UI"/>
+          <w:sz w:val="21"/>
+        </w:rPr>
+        <w:t>Opret personlige konti til de administratorer, der skal have adgang.</w:t>
+      </w:r>
+    </w:p>
+    <w:p>
+      <w:pPr>
+        <w:spacing w:before="120" w:after="200"/>
+        <w:ind w:left="113"/>
+        <w:shd w:val="clear" w:color="auto" w:fill="FEF0F0"/>
+        <w:pBdr>
+          <w:top w:val="single" w:sz="6" w:space="6" w:color="B02A2A"/>
+          <w:left w:val="single" w:sz="6" w:space="6" w:color="B02A2A"/>
+          <w:bottom w:val="single" w:sz="6" w:space="6" w:color="B02A2A"/>
+          <w:right w:val="single" w:sz="6" w:space="6" w:color="B02A2A"/>
+        </w:pBdr>
+      </w:pPr>
+      <w:r>
+        <w:rPr>
+          <w:rFonts w:ascii="Segoe UI" w:hAnsi="Segoe UI"/>
+          <w:b/>
+          <w:color w:val="B02A2A"/>
+          <w:sz w:val="20"/>
+        </w:rPr>
+        <w:t xml:space="preserve">Advarsel: </w:t>
+      </w:r>
+      <w:r>
+        <w:rPr>
+          <w:rFonts w:ascii="Segoe UI" w:hAnsi="Segoe UI"/>
+          <w:sz w:val="20"/>
+        </w:rPr>
+        <w:t>admin_initial_password.txt indeholder en adgangskode i klartekst. Filen er udelukket fra git via .gitignore, men den bliver liggende på enheden, indtil den slettes manuelt. Slet den som en fast del af idriftsættelsen.</w:t>
+      </w:r>
+    </w:p>
+    <w:p>
+      <w:pPr>
+        <w:pStyle w:val="Heading2"/>
+      </w:pPr>
+      <w:r>
+        <w:t>3.9 Par den første vært</w:t>
+      </w:r>
+    </w:p>
+    <w:p>
+      <w:pPr>
+        <w:pStyle w:val="ListNumber"/>
+      </w:pPr>
+      <w:r>
+        <w:rPr>
+          <w:rFonts w:ascii="Segoe UI" w:hAnsi="Segoe UI"/>
+          <w:sz w:val="21"/>
+        </w:rPr>
+        <w:t>Kontrollér at bt_hid_agent_unified.service og bt_hid_ble.service kører.</w:t>
+      </w:r>
+    </w:p>
+    <w:p>
+      <w:pPr>
+        <w:pStyle w:val="ListNumber"/>
+      </w:pPr>
+      <w:r>
+        <w:rPr>
+          <w:rFonts w:ascii="Segoe UI" w:hAnsi="Segoe UI"/>
+          <w:sz w:val="21"/>
+        </w:rPr>
+        <w:t>Sæt værten i tilføj-enhed-tilstand.</w:t>
+      </w:r>
+    </w:p>
+    <w:p>
+      <w:pPr>
+        <w:pStyle w:val="ListNumber"/>
+      </w:pPr>
+      <w:r>
+        <w:rPr>
+          <w:rFonts w:ascii="Segoe UI" w:hAnsi="Segoe UI"/>
+          <w:sz w:val="21"/>
+        </w:rPr>
+        <w:t>Par med enhedens BLE-tastaturidentitet (navnet sat i trin 02).</w:t>
+      </w:r>
+    </w:p>
+    <w:p>
+      <w:pPr>
+        <w:pStyle w:val="ListNumber"/>
+      </w:pPr>
+      <w:r>
+        <w:rPr>
+          <w:rFonts w:ascii="Segoe UI" w:hAnsi="Segoe UI"/>
+          <w:sz w:val="21"/>
+        </w:rPr>
+        <w:t>Verificér at værten abonnerer på notifikationer, og send en testtekst:</w:t>
+      </w:r>
+    </w:p>
+    <w:p>
+      <w:pPr>
+        <w:spacing w:before="80" w:after="160" w:line="240" w:lineRule="auto"/>
+        <w:ind w:left="227"/>
+        <w:shd w:val="clear" w:color="auto" w:fill="F4F6F8"/>
+        <w:pBdr>
+          <w:top w:val="single" w:sz="4" w:space="6" w:color="DCE1E8"/>
+          <w:left w:val="single" w:sz="4" w:space="6" w:color="DCE1E8"/>
+          <w:bottom w:val="single" w:sz="4" w:space="6" w:color="DCE1E8"/>
+          <w:right w:val="single" w:sz="4" w:space="6" w:color="DCE1E8"/>
+        </w:pBdr>
+      </w:pPr>
+      <w:r>
+        <w:rPr>
+          <w:rFonts w:ascii="Consolas" w:hAnsi="Consolas"/>
+          <w:sz w:val="18"/>
+        </w:rPr>
+        <w:t>bt_kb_send "smoke test"</w:t>
+      </w:r>
+    </w:p>
+    <w:p>
+      <w:r>
+        <w:rPr>
+          <w:rFonts w:ascii="Segoe UI" w:hAnsi="Segoe UI"/>
+          <w:b w:val="0"/>
+          <w:i w:val="0"/>
+          <w:sz w:val="21"/>
+        </w:rPr>
+        <w:t>Skal Bluetooth-adressen bruges i Windows-format (uden koloner, versaler):</w:t>
+      </w:r>
+    </w:p>
+    <w:p>
+      <w:pPr>
+        <w:spacing w:before="80" w:after="160" w:line="240" w:lineRule="auto"/>
+        <w:ind w:left="227"/>
+        <w:shd w:val="clear" w:color="auto" w:fill="F4F6F8"/>
+        <w:pBdr>
+          <w:top w:val="single" w:sz="4" w:space="6" w:color="DCE1E8"/>
+          <w:left w:val="single" w:sz="4" w:space="6" w:color="DCE1E8"/>
+          <w:bottom w:val="single" w:sz="4" w:space="6" w:color="DCE1E8"/>
+          <w:right w:val="single" w:sz="4" w:space="6" w:color="DCE1E8"/>
+        </w:pBdr>
+      </w:pPr>
+      <w:r>
+        <w:rPr>
+          <w:rFonts w:ascii="Consolas" w:hAnsi="Consolas"/>
+          <w:sz w:val="18"/>
+        </w:rPr>
+        <w:t>./scripts/ble/ble_show_bt_mac_for_windows.sh</w:t>
+      </w:r>
+    </w:p>
+    <w:p>
+      <w:r>
+        <w:br w:type="page"/>
+      </w:r>
+    </w:p>
+    <w:p>
+      <w:pPr>
+        <w:pStyle w:val="Heading1"/>
+      </w:pPr>
+      <w:r>
+        <w:t>4. Konfiguration</w:t>
+      </w:r>
+    </w:p>
+    <w:p>
+      <w:pPr>
+        <w:pStyle w:val="Heading2"/>
+      </w:pPr>
+      <w:r>
+        <w:t>4.1 Applikationskonfiguration — config.json</w:t>
+      </w:r>
+    </w:p>
+    <w:p>
+      <w:r>
+        <w:rPr>
+          <w:rFonts w:ascii="Segoe UI" w:hAnsi="Segoe UI"/>
+          <w:b w:val="0"/>
+          <w:i w:val="0"/>
+          <w:sz w:val="21"/>
+        </w:rPr>
+        <w:t>Filen ligger i projektroden og indlæses af ConfigManager. Ved førstegangskørsel kopieres config.default.json, hvis config.json mangler. Ændringer via dashboardet skrives tilbage til filen.</w:t>
       </w:r>
     </w:p>
     <w:tbl>
@@ -7964,7 +7494,7 @@
       <w:tr>
         <w:tc>
           <w:tcPr>
-            <w:tcW w:type="dxa" w:w="2608"/>
+            <w:tcW w:type="dxa" w:w="2494"/>
             <w:shd w:val="clear" w:color="auto" w:fill="2B6CB0"/>
           </w:tcPr>
           <w:p>
@@ -7978,13 +7508,13 @@
                 <w:color w:val="FFFFFF"/>
                 <w:sz w:val="19"/>
               </w:rPr>
-              <w:t>Fil</w:t>
-            </w:r>
-          </w:p>
-        </w:tc>
-        <w:tc>
-          <w:tcPr>
-            <w:tcW w:type="dxa" w:w="2494"/>
+              <w:t>Felt</w:t>
+            </w:r>
+          </w:p>
+        </w:tc>
+        <w:tc>
+          <w:tcPr>
+            <w:tcW w:type="dxa" w:w="1928"/>
             <w:shd w:val="clear" w:color="auto" w:fill="2B6CB0"/>
           </w:tcPr>
           <w:p>
@@ -7998,13 +7528,13 @@
                 <w:color w:val="FFFFFF"/>
                 <w:sz w:val="19"/>
               </w:rPr>
-              <w:t>Formål</w:t>
-            </w:r>
-          </w:p>
-        </w:tc>
-        <w:tc>
-          <w:tcPr>
-            <w:tcW w:type="dxa" w:w="3742"/>
+              <w:t>Standard</w:t>
+            </w:r>
+          </w:p>
+        </w:tc>
+        <w:tc>
+          <w:tcPr>
+            <w:tcW w:type="dxa" w:w="4422"/>
             <w:shd w:val="clear" w:color="auto" w:fill="2B6CB0"/>
           </w:tcPr>
           <w:p>
@@ -8018,7 +7548,7 @@
                 <w:color w:val="FFFFFF"/>
                 <w:sz w:val="19"/>
               </w:rPr>
-              <w:t>Vigtige indstillinger</w:t>
+              <w:t>Betydning</w:t>
             </w:r>
           </w:p>
         </w:tc>
@@ -8026,7 +7556,7 @@
       <w:tr>
         <w:tc>
           <w:tcPr>
-            <w:tcW w:type="dxa" w:w="2608"/>
+            <w:tcW w:type="dxa" w:w="2494"/>
           </w:tcPr>
           <w:p>
             <w:pPr>
@@ -8037,41 +7567,41 @@
                 <w:rFonts w:ascii="Consolas" w:hAnsi="Consolas"/>
                 <w:sz w:val="18"/>
               </w:rPr>
-              <w:t>/opt/ipr_common.env</w:t>
-            </w:r>
-          </w:p>
-        </w:tc>
-        <w:tc>
-          <w:tcPr>
-            <w:tcW w:type="dxa" w:w="2494"/>
-          </w:tcPr>
-          <w:p>
-            <w:pPr>
-              <w:spacing w:after="40"/>
-            </w:pPr>
-            <w:r>
-              <w:rPr>
-                <w:rFonts w:ascii="Segoe UI" w:hAnsi="Segoe UI"/>
-                <w:sz w:val="19"/>
-              </w:rPr>
-              <w:t>Miljø for provisionering og skripts.</w:t>
-            </w:r>
-          </w:p>
-        </w:tc>
-        <w:tc>
-          <w:tcPr>
-            <w:tcW w:type="dxa" w:w="3742"/>
-          </w:tcPr>
-          <w:p>
-            <w:pPr>
-              <w:spacing w:after="40"/>
-            </w:pPr>
-            <w:r>
-              <w:rPr>
-                <w:rFonts w:ascii="Segoe UI" w:hAnsi="Segoe UI"/>
-                <w:sz w:val="19"/>
-              </w:rPr>
-              <w:t>Applikationsbruger, projektsti, værtsnavn.</w:t>
+              <w:t>IrisPenFolders</w:t>
+            </w:r>
+          </w:p>
+        </w:tc>
+        <w:tc>
+          <w:tcPr>
+            <w:tcW w:type="dxa" w:w="1928"/>
+          </w:tcPr>
+          <w:p>
+            <w:pPr>
+              <w:spacing w:after="40"/>
+            </w:pPr>
+            <w:r>
+              <w:rPr>
+                <w:rFonts w:ascii="Consolas" w:hAnsi="Consolas"/>
+                <w:sz w:val="18"/>
+              </w:rPr>
+              <w:t>["/mnt/irispen/…/Scan text and save"]</w:t>
+            </w:r>
+          </w:p>
+        </w:tc>
+        <w:tc>
+          <w:tcPr>
+            <w:tcW w:type="dxa" w:w="4422"/>
+          </w:tcPr>
+          <w:p>
+            <w:pPr>
+              <w:spacing w:after="40"/>
+            </w:pPr>
+            <w:r>
+              <w:rPr>
+                <w:rFonts w:ascii="Segoe UI" w:hAnsi="Segoe UI"/>
+                <w:sz w:val="19"/>
+              </w:rPr>
+              <w:t>Liste af mapper, der overvåges. Alle overvåges parallelt, hver med sin egen tidsstempelmarkering.</w:t>
             </w:r>
           </w:p>
         </w:tc>
@@ -8079,7 +7609,7 @@
       <w:tr>
         <w:tc>
           <w:tcPr>
-            <w:tcW w:type="dxa" w:w="2608"/>
+            <w:tcW w:type="dxa" w:w="2494"/>
             <w:shd w:val="clear" w:color="auto" w:fill="F7FAFC"/>
           </w:tcPr>
           <w:p>
@@ -8091,10 +7621,101 @@
                 <w:rFonts w:ascii="Consolas" w:hAnsi="Consolas"/>
                 <w:sz w:val="18"/>
               </w:rPr>
-              <w:t>/etc/default/ipr-provision</w:t>
-            </w:r>
-          </w:p>
-        </w:tc>
+              <w:t>DeleteFiles</w:t>
+            </w:r>
+          </w:p>
+        </w:tc>
+        <w:tc>
+          <w:tcPr>
+            <w:tcW w:type="dxa" w:w="1928"/>
+            <w:shd w:val="clear" w:color="auto" w:fill="F7FAFC"/>
+          </w:tcPr>
+          <w:p>
+            <w:pPr>
+              <w:spacing w:after="40"/>
+            </w:pPr>
+            <w:r>
+              <w:rPr>
+                <w:rFonts w:ascii="Consolas" w:hAnsi="Consolas"/>
+                <w:sz w:val="18"/>
+              </w:rPr>
+              <w:t>true</w:t>
+            </w:r>
+          </w:p>
+        </w:tc>
+        <w:tc>
+          <w:tcPr>
+            <w:tcW w:type="dxa" w:w="4422"/>
+            <w:shd w:val="clear" w:color="auto" w:fill="F7FAFC"/>
+          </w:tcPr>
+          <w:p>
+            <w:pPr>
+              <w:spacing w:after="40"/>
+            </w:pPr>
+            <w:r>
+              <w:rPr>
+                <w:rFonts w:ascii="Segoe UI" w:hAnsi="Segoe UI"/>
+                <w:sz w:val="19"/>
+              </w:rPr>
+              <w:t>Slet filen, når teksten er sendt.</w:t>
+            </w:r>
+          </w:p>
+        </w:tc>
+      </w:tr>
+      <w:tr>
+        <w:tc>
+          <w:tcPr>
+            <w:tcW w:type="dxa" w:w="2494"/>
+          </w:tcPr>
+          <w:p>
+            <w:pPr>
+              <w:spacing w:after="40"/>
+            </w:pPr>
+            <w:r>
+              <w:rPr>
+                <w:rFonts w:ascii="Consolas" w:hAnsi="Consolas"/>
+                <w:sz w:val="18"/>
+              </w:rPr>
+              <w:t>Logging</w:t>
+            </w:r>
+          </w:p>
+        </w:tc>
+        <w:tc>
+          <w:tcPr>
+            <w:tcW w:type="dxa" w:w="1928"/>
+          </w:tcPr>
+          <w:p>
+            <w:pPr>
+              <w:spacing w:after="40"/>
+            </w:pPr>
+            <w:r>
+              <w:rPr>
+                <w:rFonts w:ascii="Consolas" w:hAnsi="Consolas"/>
+                <w:sz w:val="18"/>
+              </w:rPr>
+              <w:t>true</w:t>
+            </w:r>
+          </w:p>
+        </w:tc>
+        <w:tc>
+          <w:tcPr>
+            <w:tcW w:type="dxa" w:w="4422"/>
+          </w:tcPr>
+          <w:p>
+            <w:pPr>
+              <w:spacing w:after="40"/>
+            </w:pPr>
+            <w:r>
+              <w:rPr>
+                <w:rFonts w:ascii="Segoe UI" w:hAnsi="Segoe UI"/>
+                <w:sz w:val="19"/>
+              </w:rPr>
+              <w:t>Slå applikationslogning til eller fra.</w:t>
+            </w:r>
+          </w:p>
+        </w:tc>
+      </w:tr>
+      <w:tr>
         <w:tc>
           <w:tcPr>
             <w:tcW w:type="dxa" w:w="2494"/>
@@ -8106,16 +7727,16 @@
             </w:pPr>
             <w:r>
               <w:rPr>
-                <w:rFonts w:ascii="Segoe UI" w:hAnsi="Segoe UI"/>
-                <w:sz w:val="19"/>
-              </w:rPr>
-              <w:t>Adfærd for hotspottet.</w:t>
-            </w:r>
-          </w:p>
-        </w:tc>
-        <w:tc>
-          <w:tcPr>
-            <w:tcW w:type="dxa" w:w="3742"/>
+                <w:rFonts w:ascii="Consolas" w:hAnsi="Consolas"/>
+                <w:sz w:val="18"/>
+              </w:rPr>
+              <w:t>MaxFileSize</w:t>
+            </w:r>
+          </w:p>
+        </w:tc>
+        <w:tc>
+          <w:tcPr>
+            <w:tcW w:type="dxa" w:w="1928"/>
             <w:shd w:val="clear" w:color="auto" w:fill="F7FAFC"/>
           </w:tcPr>
           <w:p>
@@ -8124,20 +7745,28 @@
             </w:pPr>
             <w:r>
               <w:rPr>
-                <w:rFonts w:ascii="Segoe UI" w:hAnsi="Segoe UI"/>
-                <w:sz w:val="19"/>
-              </w:rPr>
-              <w:t>HOTSPOT_MODE=on-demand (standard) eller always</w:t>
-            </w:r>
-            <w:r>
-              <w:br/>
-            </w:r>
-            <w:r>
-              <w:rPr>
-                <w:rFonts w:ascii="Segoe UI" w:hAnsi="Segoe UI"/>
-                <w:sz w:val="19"/>
-              </w:rPr>
-              <w:t>HOTSPOT_GPIO_PIN=27 (valgfri hardwaregate)</w:t>
+                <w:rFonts w:ascii="Consolas" w:hAnsi="Consolas"/>
+                <w:sz w:val="18"/>
+              </w:rPr>
+              <w:t>1048576</w:t>
+            </w:r>
+          </w:p>
+        </w:tc>
+        <w:tc>
+          <w:tcPr>
+            <w:tcW w:type="dxa" w:w="4422"/>
+            <w:shd w:val="clear" w:color="auto" w:fill="F7FAFC"/>
+          </w:tcPr>
+          <w:p>
+            <w:pPr>
+              <w:spacing w:after="40"/>
+            </w:pPr>
+            <w:r>
+              <w:rPr>
+                <w:rFonts w:ascii="Segoe UI" w:hAnsi="Segoe UI"/>
+                <w:sz w:val="19"/>
+              </w:rPr>
+              <w:t>Største fil i bytes, der læses. Større filer springes over.</w:t>
             </w:r>
           </w:p>
         </w:tc>
@@ -8145,7 +7774,7 @@
       <w:tr>
         <w:tc>
           <w:tcPr>
-            <w:tcW w:type="dxa" w:w="2608"/>
+            <w:tcW w:type="dxa" w:w="2494"/>
           </w:tcPr>
           <w:p>
             <w:pPr>
@@ -8156,41 +7785,41 @@
                 <w:rFonts w:ascii="Consolas" w:hAnsi="Consolas"/>
                 <w:sz w:val="18"/>
               </w:rPr>
-              <w:t>/etc/default/bt_hid_agent_unified</w:t>
-            </w:r>
-          </w:p>
-        </w:tc>
-        <w:tc>
-          <w:tcPr>
-            <w:tcW w:type="dxa" w:w="2494"/>
-          </w:tcPr>
-          <w:p>
-            <w:pPr>
-              <w:spacing w:after="40"/>
-            </w:pPr>
-            <w:r>
-              <w:rPr>
-                <w:rFonts w:ascii="Segoe UI" w:hAnsi="Segoe UI"/>
-                <w:sz w:val="19"/>
-              </w:rPr>
-              <w:t>Parringsagentens adfærd.</w:t>
-            </w:r>
-          </w:p>
-        </w:tc>
-        <w:tc>
-          <w:tcPr>
-            <w:tcW w:type="dxa" w:w="3742"/>
-          </w:tcPr>
-          <w:p>
-            <w:pPr>
-              <w:spacing w:after="40"/>
-            </w:pPr>
-            <w:r>
-              <w:rPr>
-                <w:rFonts w:ascii="Segoe UI" w:hAnsi="Segoe UI"/>
-                <w:sz w:val="19"/>
-              </w:rPr>
-              <w:t>Agentkapabilitet, standard NoInputNoOutput. Styres af scripts/lib/bt_agent_unified_env.sh.</w:t>
+              <w:t>LogPort</w:t>
+            </w:r>
+          </w:p>
+        </w:tc>
+        <w:tc>
+          <w:tcPr>
+            <w:tcW w:type="dxa" w:w="1928"/>
+          </w:tcPr>
+          <w:p>
+            <w:pPr>
+              <w:spacing w:after="40"/>
+            </w:pPr>
+            <w:r>
+              <w:rPr>
+                <w:rFonts w:ascii="Consolas" w:hAnsi="Consolas"/>
+                <w:sz w:val="18"/>
+              </w:rPr>
+              <w:t>443</w:t>
+            </w:r>
+          </w:p>
+        </w:tc>
+        <w:tc>
+          <w:tcPr>
+            <w:tcW w:type="dxa" w:w="4422"/>
+          </w:tcPr>
+          <w:p>
+            <w:pPr>
+              <w:spacing w:after="40"/>
+            </w:pPr>
+            <w:r>
+              <w:rPr>
+                <w:rFonts w:ascii="Segoe UI" w:hAnsi="Segoe UI"/>
+                <w:sz w:val="19"/>
+              </w:rPr>
+              <w:t>Port for webserveren. Ændring træder først i kraft efter genstart.</w:t>
             </w:r>
           </w:p>
         </w:tc>
@@ -8198,7 +7827,7 @@
       <w:tr>
         <w:tc>
           <w:tcPr>
-            <w:tcW w:type="dxa" w:w="2608"/>
+            <w:tcW w:type="dxa" w:w="2494"/>
             <w:shd w:val="clear" w:color="auto" w:fill="F7FAFC"/>
           </w:tcPr>
           <w:p>
@@ -8210,10 +7839,101 @@
                 <w:rFonts w:ascii="Consolas" w:hAnsi="Consolas"/>
                 <w:sz w:val="18"/>
               </w:rPr>
-              <w:t>config.json</w:t>
-            </w:r>
-          </w:p>
-        </w:tc>
+              <w:t>LogLevel</w:t>
+            </w:r>
+          </w:p>
+        </w:tc>
+        <w:tc>
+          <w:tcPr>
+            <w:tcW w:type="dxa" w:w="1928"/>
+            <w:shd w:val="clear" w:color="auto" w:fill="F7FAFC"/>
+          </w:tcPr>
+          <w:p>
+            <w:pPr>
+              <w:spacing w:after="40"/>
+            </w:pPr>
+            <w:r>
+              <w:rPr>
+                <w:rFonts w:ascii="Consolas" w:hAnsi="Consolas"/>
+                <w:sz w:val="18"/>
+              </w:rPr>
+              <w:t>INFO</w:t>
+            </w:r>
+          </w:p>
+        </w:tc>
+        <w:tc>
+          <w:tcPr>
+            <w:tcW w:type="dxa" w:w="4422"/>
+            <w:shd w:val="clear" w:color="auto" w:fill="F7FAFC"/>
+          </w:tcPr>
+          <w:p>
+            <w:pPr>
+              <w:spacing w:after="40"/>
+            </w:pPr>
+            <w:r>
+              <w:rPr>
+                <w:rFonts w:ascii="Segoe UI" w:hAnsi="Segoe UI"/>
+                <w:sz w:val="19"/>
+              </w:rPr>
+              <w:t>DEBUG, INFO, WARNING, ERROR eller OFF.</w:t>
+            </w:r>
+          </w:p>
+        </w:tc>
+      </w:tr>
+      <w:tr>
+        <w:tc>
+          <w:tcPr>
+            <w:tcW w:type="dxa" w:w="2494"/>
+          </w:tcPr>
+          <w:p>
+            <w:pPr>
+              <w:spacing w:after="40"/>
+            </w:pPr>
+            <w:r>
+              <w:rPr>
+                <w:rFonts w:ascii="Consolas" w:hAnsi="Consolas"/>
+                <w:sz w:val="18"/>
+              </w:rPr>
+              <w:t>PairingTimeoutSeconds</w:t>
+            </w:r>
+          </w:p>
+        </w:tc>
+        <w:tc>
+          <w:tcPr>
+            <w:tcW w:type="dxa" w:w="1928"/>
+          </w:tcPr>
+          <w:p>
+            <w:pPr>
+              <w:spacing w:after="40"/>
+            </w:pPr>
+            <w:r>
+              <w:rPr>
+                <w:rFonts w:ascii="Consolas" w:hAnsi="Consolas"/>
+                <w:sz w:val="18"/>
+              </w:rPr>
+              <w:t>120</w:t>
+            </w:r>
+          </w:p>
+        </w:tc>
+        <w:tc>
+          <w:tcPr>
+            <w:tcW w:type="dxa" w:w="4422"/>
+          </w:tcPr>
+          <w:p>
+            <w:pPr>
+              <w:spacing w:after="40"/>
+            </w:pPr>
+            <w:r>
+              <w:rPr>
+                <w:rFonts w:ascii="Segoe UI" w:hAnsi="Segoe UI"/>
+                <w:sz w:val="19"/>
+              </w:rPr>
+              <w:t>Hvor længe enheden bliver i parringstilstand.</w:t>
+            </w:r>
+          </w:p>
+        </w:tc>
+      </w:tr>
+      <w:tr>
         <w:tc>
           <w:tcPr>
             <w:tcW w:type="dxa" w:w="2494"/>
@@ -8225,16 +7945,16 @@
             </w:pPr>
             <w:r>
               <w:rPr>
-                <w:rFonts w:ascii="Segoe UI" w:hAnsi="Segoe UI"/>
-                <w:sz w:val="19"/>
-              </w:rPr>
-              <w:t>Applikationskonfiguration.</w:t>
-            </w:r>
-          </w:p>
-        </w:tc>
-        <w:tc>
-          <w:tcPr>
-            <w:tcW w:type="dxa" w:w="3742"/>
+                <w:rFonts w:ascii="Consolas" w:hAnsi="Consolas"/>
+                <w:sz w:val="18"/>
+              </w:rPr>
+              <w:t>ReadTimeoutSeconds</w:t>
+            </w:r>
+          </w:p>
+        </w:tc>
+        <w:tc>
+          <w:tcPr>
+            <w:tcW w:type="dxa" w:w="1928"/>
             <w:shd w:val="clear" w:color="auto" w:fill="F7FAFC"/>
           </w:tcPr>
           <w:p>
@@ -8243,10 +7963,28 @@
             </w:pPr>
             <w:r>
               <w:rPr>
-                <w:rFonts w:ascii="Segoe UI" w:hAnsi="Segoe UI"/>
-                <w:sz w:val="19"/>
-              </w:rPr>
-              <w:t>Se afsnit 4.1.</w:t>
+                <w:rFonts w:ascii="Consolas" w:hAnsi="Consolas"/>
+                <w:sz w:val="18"/>
+              </w:rPr>
+              <w:t>10</w:t>
+            </w:r>
+          </w:p>
+        </w:tc>
+        <w:tc>
+          <w:tcPr>
+            <w:tcW w:type="dxa" w:w="4422"/>
+            <w:shd w:val="clear" w:color="auto" w:fill="F7FAFC"/>
+          </w:tcPr>
+          <w:p>
+            <w:pPr>
+              <w:spacing w:after="40"/>
+            </w:pPr>
+            <w:r>
+              <w:rPr>
+                <w:rFonts w:ascii="Segoe UI" w:hAnsi="Segoe UI"/>
+                <w:sz w:val="19"/>
+              </w:rPr>
+              <w:t>Maksimal ventetid ved læsning af en fil.</w:t>
             </w:r>
           </w:p>
         </w:tc>
@@ -8254,7 +7992,7 @@
       <w:tr>
         <w:tc>
           <w:tcPr>
-            <w:tcW w:type="dxa" w:w="2608"/>
+            <w:tcW w:type="dxa" w:w="2494"/>
           </w:tcPr>
           <w:p>
             <w:pPr>
@@ -8265,41 +8003,477 @@
                 <w:rFonts w:ascii="Consolas" w:hAnsi="Consolas"/>
                 <w:sz w:val="18"/>
               </w:rPr>
-              <w:t>users.json</w:t>
-            </w:r>
-          </w:p>
-        </w:tc>
+              <w:t>PollIntervalSeconds</w:t>
+            </w:r>
+          </w:p>
+        </w:tc>
+        <w:tc>
+          <w:tcPr>
+            <w:tcW w:type="dxa" w:w="1928"/>
+          </w:tcPr>
+          <w:p>
+            <w:pPr>
+              <w:spacing w:after="40"/>
+            </w:pPr>
+            <w:r>
+              <w:rPr>
+                <w:rFonts w:ascii="Consolas" w:hAnsi="Consolas"/>
+                <w:sz w:val="18"/>
+              </w:rPr>
+              <w:t>1.0</w:t>
+            </w:r>
+          </w:p>
+        </w:tc>
+        <w:tc>
+          <w:tcPr>
+            <w:tcW w:type="dxa" w:w="4422"/>
+          </w:tcPr>
+          <w:p>
+            <w:pPr>
+              <w:spacing w:after="40"/>
+            </w:pPr>
+            <w:r>
+              <w:rPr>
+                <w:rFonts w:ascii="Segoe UI" w:hAnsi="Segoe UI"/>
+                <w:sz w:val="19"/>
+              </w:rPr>
+              <w:t>Interval mellem mappescanninger. Højere værdi sparer CPU på Pi Zero 2 W.</w:t>
+            </w:r>
+          </w:p>
+        </w:tc>
+      </w:tr>
+      <w:tr>
         <w:tc>
           <w:tcPr>
             <w:tcW w:type="dxa" w:w="2494"/>
-          </w:tcPr>
-          <w:p>
-            <w:pPr>
-              <w:spacing w:after="40"/>
-            </w:pPr>
-            <w:r>
-              <w:rPr>
-                <w:rFonts w:ascii="Segoe UI" w:hAnsi="Segoe UI"/>
-                <w:sz w:val="19"/>
-              </w:rPr>
-              <w:t>Konti til dashboardet.</w:t>
-            </w:r>
-          </w:p>
-        </w:tc>
-        <w:tc>
-          <w:tcPr>
-            <w:tcW w:type="dxa" w:w="3742"/>
-          </w:tcPr>
-          <w:p>
-            <w:pPr>
-              <w:spacing w:after="40"/>
-            </w:pPr>
-            <w:r>
-              <w:rPr>
-                <w:rFonts w:ascii="Segoe UI" w:hAnsi="Segoe UI"/>
-                <w:sz w:val="19"/>
-              </w:rPr>
-              <w:t>Redigér via UI, ikke i hånden.</w:t>
+            <w:shd w:val="clear" w:color="auto" w:fill="F7FAFC"/>
+          </w:tcPr>
+          <w:p>
+            <w:pPr>
+              <w:spacing w:after="40"/>
+            </w:pPr>
+            <w:r>
+              <w:rPr>
+                <w:rFonts w:ascii="Consolas" w:hAnsi="Consolas"/>
+                <w:sz w:val="18"/>
+              </w:rPr>
+              <w:t>StatusIntervalSeconds</w:t>
+            </w:r>
+          </w:p>
+        </w:tc>
+        <w:tc>
+          <w:tcPr>
+            <w:tcW w:type="dxa" w:w="1928"/>
+            <w:shd w:val="clear" w:color="auto" w:fill="F7FAFC"/>
+          </w:tcPr>
+          <w:p>
+            <w:pPr>
+              <w:spacing w:after="40"/>
+            </w:pPr>
+            <w:r>
+              <w:rPr>
+                <w:rFonts w:ascii="Consolas" w:hAnsi="Consolas"/>
+                <w:sz w:val="18"/>
+              </w:rPr>
+              <w:t>5</w:t>
+            </w:r>
+          </w:p>
+        </w:tc>
+        <w:tc>
+          <w:tcPr>
+            <w:tcW w:type="dxa" w:w="4422"/>
+            <w:shd w:val="clear" w:color="auto" w:fill="F7FAFC"/>
+          </w:tcPr>
+          <w:p>
+            <w:pPr>
+              <w:spacing w:after="40"/>
+            </w:pPr>
+            <w:r>
+              <w:rPr>
+                <w:rFonts w:ascii="Segoe UI" w:hAnsi="Segoe UI"/>
+                <w:sz w:val="19"/>
+              </w:rPr>
+              <w:t>Interval mellem statusopdateringer til browseren (SSE).</w:t>
+            </w:r>
+          </w:p>
+        </w:tc>
+      </w:tr>
+      <w:tr>
+        <w:tc>
+          <w:tcPr>
+            <w:tcW w:type="dxa" w:w="2494"/>
+          </w:tcPr>
+          <w:p>
+            <w:pPr>
+              <w:spacing w:after="40"/>
+            </w:pPr>
+            <w:r>
+              <w:rPr>
+                <w:rFonts w:ascii="Consolas" w:hAnsi="Consolas"/>
+                <w:sz w:val="18"/>
+              </w:rPr>
+              <w:t>NetworkMode</w:t>
+            </w:r>
+          </w:p>
+        </w:tc>
+        <w:tc>
+          <w:tcPr>
+            <w:tcW w:type="dxa" w:w="1928"/>
+          </w:tcPr>
+          <w:p>
+            <w:pPr>
+              <w:spacing w:after="40"/>
+            </w:pPr>
+            <w:r>
+              <w:rPr>
+                <w:rFonts w:ascii="Consolas" w:hAnsi="Consolas"/>
+                <w:sz w:val="18"/>
+              </w:rPr>
+              <w:t>"dhcp"</w:t>
+            </w:r>
+          </w:p>
+        </w:tc>
+        <w:tc>
+          <w:tcPr>
+            <w:tcW w:type="dxa" w:w="4422"/>
+          </w:tcPr>
+          <w:p>
+            <w:pPr>
+              <w:spacing w:after="40"/>
+            </w:pPr>
+            <w:r>
+              <w:rPr>
+                <w:rFonts w:ascii="Segoe UI" w:hAnsi="Segoe UI"/>
+                <w:sz w:val="19"/>
+              </w:rPr>
+              <w:t>Enten "dhcp" eller "static".</w:t>
+            </w:r>
+          </w:p>
+        </w:tc>
+      </w:tr>
+      <w:tr>
+        <w:tc>
+          <w:tcPr>
+            <w:tcW w:type="dxa" w:w="2494"/>
+            <w:shd w:val="clear" w:color="auto" w:fill="F7FAFC"/>
+          </w:tcPr>
+          <w:p>
+            <w:pPr>
+              <w:spacing w:after="40"/>
+            </w:pPr>
+            <w:r>
+              <w:rPr>
+                <w:rFonts w:ascii="Consolas" w:hAnsi="Consolas"/>
+                <w:sz w:val="18"/>
+              </w:rPr>
+              <w:t>StaticIP / StaticNetmask / StaticGateway</w:t>
+            </w:r>
+          </w:p>
+        </w:tc>
+        <w:tc>
+          <w:tcPr>
+            <w:tcW w:type="dxa" w:w="1928"/>
+            <w:shd w:val="clear" w:color="auto" w:fill="F7FAFC"/>
+          </w:tcPr>
+          <w:p>
+            <w:pPr>
+              <w:spacing w:after="40"/>
+            </w:pPr>
+            <w:r>
+              <w:rPr>
+                <w:rFonts w:ascii="Consolas" w:hAnsi="Consolas"/>
+                <w:sz w:val="18"/>
+              </w:rPr>
+              <w:t>"" / 255.255.255.0 / ""</w:t>
+            </w:r>
+          </w:p>
+        </w:tc>
+        <w:tc>
+          <w:tcPr>
+            <w:tcW w:type="dxa" w:w="4422"/>
+            <w:shd w:val="clear" w:color="auto" w:fill="F7FAFC"/>
+          </w:tcPr>
+          <w:p>
+            <w:pPr>
+              <w:spacing w:after="40"/>
+            </w:pPr>
+            <w:r>
+              <w:rPr>
+                <w:rFonts w:ascii="Segoe UI" w:hAnsi="Segoe UI"/>
+                <w:sz w:val="19"/>
+              </w:rPr>
+              <w:t>Bruges kun når NetworkMode er static.</w:t>
+            </w:r>
+          </w:p>
+        </w:tc>
+      </w:tr>
+      <w:tr>
+        <w:tc>
+          <w:tcPr>
+            <w:tcW w:type="dxa" w:w="2494"/>
+          </w:tcPr>
+          <w:p>
+            <w:pPr>
+              <w:spacing w:after="40"/>
+            </w:pPr>
+            <w:r>
+              <w:rPr>
+                <w:rFonts w:ascii="Consolas" w:hAnsi="Consolas"/>
+                <w:sz w:val="18"/>
+              </w:rPr>
+              <w:t>TlsCertFile / TlsKeyFile</w:t>
+            </w:r>
+          </w:p>
+        </w:tc>
+        <w:tc>
+          <w:tcPr>
+            <w:tcW w:type="dxa" w:w="1928"/>
+          </w:tcPr>
+          <w:p>
+            <w:pPr>
+              <w:spacing w:after="40"/>
+            </w:pPr>
+            <w:r>
+              <w:rPr>
+                <w:rFonts w:ascii="Consolas" w:hAnsi="Consolas"/>
+                <w:sz w:val="18"/>
+              </w:rPr>
+              <w:t>/etc/ipr-ssl/server.crt og .key</w:t>
+            </w:r>
+          </w:p>
+        </w:tc>
+        <w:tc>
+          <w:tcPr>
+            <w:tcW w:type="dxa" w:w="4422"/>
+          </w:tcPr>
+          <w:p>
+            <w:pPr>
+              <w:spacing w:after="40"/>
+            </w:pPr>
+            <w:r>
+              <w:rPr>
+                <w:rFonts w:ascii="Segoe UI" w:hAnsi="Segoe UI"/>
+                <w:sz w:val="19"/>
+              </w:rPr>
+              <w:t>Læses ved opstart. Eksponeres ikke via konfigurations-API'et.</w:t>
+            </w:r>
+          </w:p>
+        </w:tc>
+      </w:tr>
+      <w:tr>
+        <w:tc>
+          <w:tcPr>
+            <w:tcW w:type="dxa" w:w="2494"/>
+            <w:shd w:val="clear" w:color="auto" w:fill="F7FAFC"/>
+          </w:tcPr>
+          <w:p>
+            <w:pPr>
+              <w:spacing w:after="40"/>
+            </w:pPr>
+            <w:r>
+              <w:rPr>
+                <w:rFonts w:ascii="Consolas" w:hAnsi="Consolas"/>
+                <w:sz w:val="18"/>
+              </w:rPr>
+              <w:t>GpioEnabled</w:t>
+            </w:r>
+          </w:p>
+        </w:tc>
+        <w:tc>
+          <w:tcPr>
+            <w:tcW w:type="dxa" w:w="1928"/>
+            <w:shd w:val="clear" w:color="auto" w:fill="F7FAFC"/>
+          </w:tcPr>
+          <w:p>
+            <w:pPr>
+              <w:spacing w:after="40"/>
+            </w:pPr>
+            <w:r>
+              <w:rPr>
+                <w:rFonts w:ascii="Consolas" w:hAnsi="Consolas"/>
+                <w:sz w:val="18"/>
+              </w:rPr>
+              <w:t>true</w:t>
+            </w:r>
+          </w:p>
+        </w:tc>
+        <w:tc>
+          <w:tcPr>
+            <w:tcW w:type="dxa" w:w="4422"/>
+            <w:shd w:val="clear" w:color="auto" w:fill="F7FAFC"/>
+          </w:tcPr>
+          <w:p>
+            <w:pPr>
+              <w:spacing w:after="40"/>
+            </w:pPr>
+            <w:r>
+              <w:rPr>
+                <w:rFonts w:ascii="Segoe UI" w:hAnsi="Segoe UI"/>
+                <w:sz w:val="19"/>
+              </w:rPr>
+              <w:t>Slå reed-kontakt og LED fra på maskiner uden GPIO.</w:t>
+            </w:r>
+          </w:p>
+        </w:tc>
+      </w:tr>
+      <w:tr>
+        <w:tc>
+          <w:tcPr>
+            <w:tcW w:type="dxa" w:w="2494"/>
+          </w:tcPr>
+          <w:p>
+            <w:pPr>
+              <w:spacing w:after="40"/>
+            </w:pPr>
+            <w:r>
+              <w:rPr>
+                <w:rFonts w:ascii="Consolas" w:hAnsi="Consolas"/>
+                <w:sz w:val="18"/>
+              </w:rPr>
+              <w:t>GpioReedPin</w:t>
+            </w:r>
+          </w:p>
+        </w:tc>
+        <w:tc>
+          <w:tcPr>
+            <w:tcW w:type="dxa" w:w="1928"/>
+          </w:tcPr>
+          <w:p>
+            <w:pPr>
+              <w:spacing w:after="40"/>
+            </w:pPr>
+            <w:r>
+              <w:rPr>
+                <w:rFonts w:ascii="Consolas" w:hAnsi="Consolas"/>
+                <w:sz w:val="18"/>
+              </w:rPr>
+              <w:t>27</w:t>
+            </w:r>
+          </w:p>
+        </w:tc>
+        <w:tc>
+          <w:tcPr>
+            <w:tcW w:type="dxa" w:w="4422"/>
+          </w:tcPr>
+          <w:p>
+            <w:pPr>
+              <w:spacing w:after="40"/>
+            </w:pPr>
+            <w:r>
+              <w:rPr>
+                <w:rFonts w:ascii="Segoe UI" w:hAnsi="Segoe UI"/>
+                <w:sz w:val="19"/>
+              </w:rPr>
+              <w:t>BCM-nummer for reed-kontakten.</w:t>
+            </w:r>
+          </w:p>
+        </w:tc>
+      </w:tr>
+      <w:tr>
+        <w:tc>
+          <w:tcPr>
+            <w:tcW w:type="dxa" w:w="2494"/>
+            <w:shd w:val="clear" w:color="auto" w:fill="F7FAFC"/>
+          </w:tcPr>
+          <w:p>
+            <w:pPr>
+              <w:spacing w:after="40"/>
+            </w:pPr>
+            <w:r>
+              <w:rPr>
+                <w:rFonts w:ascii="Consolas" w:hAnsi="Consolas"/>
+                <w:sz w:val="18"/>
+              </w:rPr>
+              <w:t>GpioLedRPin / GpioLedGPin / GpioLedBPin</w:t>
+            </w:r>
+          </w:p>
+        </w:tc>
+        <w:tc>
+          <w:tcPr>
+            <w:tcW w:type="dxa" w:w="1928"/>
+            <w:shd w:val="clear" w:color="auto" w:fill="F7FAFC"/>
+          </w:tcPr>
+          <w:p>
+            <w:pPr>
+              <w:spacing w:after="40"/>
+            </w:pPr>
+            <w:r>
+              <w:rPr>
+                <w:rFonts w:ascii="Consolas" w:hAnsi="Consolas"/>
+                <w:sz w:val="18"/>
+              </w:rPr>
+              <w:t>22 / 23 / 24</w:t>
+            </w:r>
+          </w:p>
+        </w:tc>
+        <w:tc>
+          <w:tcPr>
+            <w:tcW w:type="dxa" w:w="4422"/>
+            <w:shd w:val="clear" w:color="auto" w:fill="F7FAFC"/>
+          </w:tcPr>
+          <w:p>
+            <w:pPr>
+              <w:spacing w:after="40"/>
+            </w:pPr>
+            <w:r>
+              <w:rPr>
+                <w:rFonts w:ascii="Segoe UI" w:hAnsi="Segoe UI"/>
+                <w:sz w:val="19"/>
+              </w:rPr>
+              <w:t>BCM-numre for LED'ens tre farvekanaler.</w:t>
+            </w:r>
+          </w:p>
+        </w:tc>
+      </w:tr>
+      <w:tr>
+        <w:tc>
+          <w:tcPr>
+            <w:tcW w:type="dxa" w:w="2494"/>
+          </w:tcPr>
+          <w:p>
+            <w:pPr>
+              <w:spacing w:after="40"/>
+            </w:pPr>
+            <w:r>
+              <w:rPr>
+                <w:rFonts w:ascii="Consolas" w:hAnsi="Consolas"/>
+                <w:sz w:val="18"/>
+              </w:rPr>
+              <w:t>GpioLedIdleSeconds</w:t>
+            </w:r>
+          </w:p>
+        </w:tc>
+        <w:tc>
+          <w:tcPr>
+            <w:tcW w:type="dxa" w:w="1928"/>
+          </w:tcPr>
+          <w:p>
+            <w:pPr>
+              <w:spacing w:after="40"/>
+            </w:pPr>
+            <w:r>
+              <w:rPr>
+                <w:rFonts w:ascii="Consolas" w:hAnsi="Consolas"/>
+                <w:sz w:val="18"/>
+              </w:rPr>
+              <w:t>30</w:t>
+            </w:r>
+          </w:p>
+        </w:tc>
+        <w:tc>
+          <w:tcPr>
+            <w:tcW w:type="dxa" w:w="4422"/>
+          </w:tcPr>
+          <w:p>
+            <w:pPr>
+              <w:spacing w:after="40"/>
+            </w:pPr>
+            <w:r>
+              <w:rPr>
+                <w:rFonts w:ascii="Segoe UI" w:hAnsi="Segoe UI"/>
+                <w:sz w:val="19"/>
+              </w:rPr>
+              <w:t>Hvor længe LED'en viser status efter en berøring.</w:t>
             </w:r>
           </w:p>
         </w:tc>
@@ -8317,7 +8491,36 @@
           <w:color w:val="606C80"/>
           <w:sz w:val="18"/>
         </w:rPr>
-        <w:t>Tabel 13. Konfigurationsfiler uden for applikationen.</w:t>
+        <w:t>Tabel 13. Felter i config.json med standardværdier og virkning.</w:t>
+      </w:r>
+    </w:p>
+    <w:p>
+      <w:pPr>
+        <w:spacing w:before="120" w:after="200"/>
+        <w:ind w:left="113"/>
+        <w:shd w:val="clear" w:color="auto" w:fill="FFF7E6"/>
+        <w:pBdr>
+          <w:top w:val="single" w:sz="6" w:space="6" w:color="9A6A00"/>
+          <w:left w:val="single" w:sz="6" w:space="6" w:color="9A6A00"/>
+          <w:bottom w:val="single" w:sz="6" w:space="6" w:color="9A6A00"/>
+          <w:right w:val="single" w:sz="6" w:space="6" w:color="9A6A00"/>
+        </w:pBdr>
+      </w:pPr>
+      <w:r>
+        <w:rPr>
+          <w:rFonts w:ascii="Segoe UI" w:hAnsi="Segoe UI"/>
+          <w:b/>
+          <w:color w:val="9A6A00"/>
+          <w:sz w:val="20"/>
+        </w:rPr>
+        <w:t xml:space="preserve">Vigtigt: </w:t>
+      </w:r>
+      <w:r>
+        <w:rPr>
+          <w:rFonts w:ascii="Segoe UI" w:hAnsi="Segoe UI"/>
+          <w:sz w:val="20"/>
+        </w:rPr>
+        <w:t>Standardværdien for LogPort er 443 i den kode og den konfiguration, der leveres til enheder, mens config.default.json angiver 8080. Kontrollér altid den faktiske værdi i config.json på enheden, før du fejlsøger portbinding.</w:t>
       </w:r>
     </w:p>
     <w:p>
@@ -8325,7 +8528,7 @@
         <w:pStyle w:val="Heading2"/>
       </w:pPr>
       <w:r>
-        <w:t>4.4 Miljøvariable for afsendelsesvejen</w:t>
+        <w:t>4.2 Konfiguration via dashboardet</w:t>
       </w:r>
     </w:p>
     <w:p>
@@ -8336,7 +8539,144 @@
           <w:i w:val="0"/>
           <w:sz w:val="21"/>
         </w:rPr>
-        <w:t>Disse variable beskytter mod, at en uafleverbar afsendelse blokerer alle efterfølgende. Ændr dem kun med god grund.</w:t>
+        <w:t>Skærmen Indstillinger dækker de felter, der normalt skal ændres i drift:</w:t>
+      </w:r>
+    </w:p>
+    <w:p>
+      <w:pPr>
+        <w:pStyle w:val="ListBullet"/>
+      </w:pPr>
+      <w:r>
+        <w:rPr>
+          <w:rFonts w:ascii="Segoe UI" w:hAnsi="Segoe UI"/>
+          <w:b/>
+          <w:sz w:val="21"/>
+        </w:rPr>
+        <w:t xml:space="preserve">Netværk — </w:t>
+      </w:r>
+      <w:r>
+        <w:rPr>
+          <w:rFonts w:ascii="Segoe UI" w:hAnsi="Segoe UI"/>
+          <w:sz w:val="21"/>
+        </w:rPr>
+        <w:t>webport, DHCP eller statisk adressering med IP, netmaske og gateway.</w:t>
+      </w:r>
+    </w:p>
+    <w:p>
+      <w:pPr>
+        <w:pStyle w:val="ListBullet"/>
+      </w:pPr>
+      <w:r>
+        <w:rPr>
+          <w:rFonts w:ascii="Segoe UI" w:hAnsi="Segoe UI"/>
+          <w:b/>
+          <w:sz w:val="21"/>
+        </w:rPr>
+        <w:t xml:space="preserve">Bluetooth — </w:t>
+      </w:r>
+      <w:r>
+        <w:rPr>
+          <w:rFonts w:ascii="Segoe UI" w:hAnsi="Segoe UI"/>
+          <w:sz w:val="21"/>
+        </w:rPr>
+        <w:t>automatisk genforbindelse og parringstimeout.</w:t>
+      </w:r>
+    </w:p>
+    <w:p>
+      <w:pPr>
+        <w:pStyle w:val="ListBullet"/>
+      </w:pPr>
+      <w:r>
+        <w:rPr>
+          <w:rFonts w:ascii="Segoe UI" w:hAnsi="Segoe UI"/>
+          <w:b/>
+          <w:sz w:val="21"/>
+        </w:rPr>
+        <w:t xml:space="preserve">Pen/skanner — </w:t>
+      </w:r>
+      <w:r>
+        <w:rPr>
+          <w:rFonts w:ascii="Segoe UI" w:hAnsi="Segoe UI"/>
+          <w:sz w:val="21"/>
+        </w:rPr>
+        <w:t>automatisk detektion, læsetimeout, pollinterval og listen over overvågede mapper.</w:t>
+      </w:r>
+    </w:p>
+    <w:p>
+      <w:pPr>
+        <w:pStyle w:val="ListBullet"/>
+      </w:pPr>
+      <w:r>
+        <w:rPr>
+          <w:rFonts w:ascii="Segoe UI" w:hAnsi="Segoe UI"/>
+          <w:b/>
+          <w:sz w:val="21"/>
+        </w:rPr>
+        <w:t xml:space="preserve">Diagnostik — </w:t>
+      </w:r>
+      <w:r>
+        <w:rPr>
+          <w:rFonts w:ascii="Segoe UI" w:hAnsi="Segoe UI"/>
+          <w:sz w:val="21"/>
+        </w:rPr>
+        <w:t>logniveau og statusopdateringsinterval.</w:t>
+      </w:r>
+    </w:p>
+    <w:p>
+      <w:pPr>
+        <w:pStyle w:val="ListBullet"/>
+      </w:pPr>
+      <w:r>
+        <w:rPr>
+          <w:rFonts w:ascii="Segoe UI" w:hAnsi="Segoe UI"/>
+          <w:b/>
+          <w:sz w:val="21"/>
+        </w:rPr>
+        <w:t xml:space="preserve">Strøm — </w:t>
+      </w:r>
+      <w:r>
+        <w:rPr>
+          <w:rFonts w:ascii="Segoe UI" w:hAnsi="Segoe UI"/>
+          <w:sz w:val="21"/>
+        </w:rPr>
+        <w:t>genstart og nedlukning, begge med bekræftelse.</w:t>
+      </w:r>
+    </w:p>
+    <w:p>
+      <w:pPr>
+        <w:spacing w:before="120" w:after="200"/>
+        <w:ind w:left="113"/>
+        <w:shd w:val="clear" w:color="auto" w:fill="FFF7E6"/>
+        <w:pBdr>
+          <w:top w:val="single" w:sz="6" w:space="6" w:color="9A6A00"/>
+          <w:left w:val="single" w:sz="6" w:space="6" w:color="9A6A00"/>
+          <w:bottom w:val="single" w:sz="6" w:space="6" w:color="9A6A00"/>
+          <w:right w:val="single" w:sz="6" w:space="6" w:color="9A6A00"/>
+        </w:pBdr>
+      </w:pPr>
+      <w:r>
+        <w:rPr>
+          <w:rFonts w:ascii="Segoe UI" w:hAnsi="Segoe UI"/>
+          <w:b/>
+          <w:color w:val="9A6A00"/>
+          <w:sz w:val="20"/>
+        </w:rPr>
+        <w:t xml:space="preserve">Vigtigt: </w:t>
+      </w:r>
+      <w:r>
+        <w:rPr>
+          <w:rFonts w:ascii="Segoe UI" w:hAnsi="Segoe UI"/>
+          <w:sz w:val="20"/>
+        </w:rPr>
+        <w:t>Ændring af netværkstilstand kræver administratorrolle og confirm=true i API-kaldet. Forbindelsen afbrydes kortvarigt, hvis IP-adressen ændres — sørg for at have hotspot-adgang som reserveudvej.</w:t>
+      </w:r>
+    </w:p>
+    <w:p>
+      <w:pPr>
+        <w:pStyle w:val="Heading2"/>
+      </w:pPr>
+      <w:r>
+        <w:t>4.3 Systemkonfiguration</w:t>
       </w:r>
     </w:p>
     <w:tbl>
@@ -8354,7 +8694,7 @@
       <w:tr>
         <w:tc>
           <w:tcPr>
-            <w:tcW w:type="dxa" w:w="3061"/>
+            <w:tcW w:type="dxa" w:w="2608"/>
             <w:shd w:val="clear" w:color="auto" w:fill="2B6CB0"/>
           </w:tcPr>
           <w:p>
@@ -8368,13 +8708,13 @@
                 <w:color w:val="FFFFFF"/>
                 <w:sz w:val="19"/>
               </w:rPr>
-              <w:t>Variabel</w:t>
-            </w:r>
-          </w:p>
-        </w:tc>
-        <w:tc>
-          <w:tcPr>
-            <w:tcW w:type="dxa" w:w="1701"/>
+              <w:t>Fil</w:t>
+            </w:r>
+          </w:p>
+        </w:tc>
+        <w:tc>
+          <w:tcPr>
+            <w:tcW w:type="dxa" w:w="2494"/>
             <w:shd w:val="clear" w:color="auto" w:fill="2B6CB0"/>
           </w:tcPr>
           <w:p>
@@ -8388,13 +8728,13 @@
                 <w:color w:val="FFFFFF"/>
                 <w:sz w:val="19"/>
               </w:rPr>
-              <w:t>Standard</w:t>
-            </w:r>
-          </w:p>
-        </w:tc>
-        <w:tc>
-          <w:tcPr>
-            <w:tcW w:type="dxa" w:w="4082"/>
+              <w:t>Formål</w:t>
+            </w:r>
+          </w:p>
+        </w:tc>
+        <w:tc>
+          <w:tcPr>
+            <w:tcW w:type="dxa" w:w="3742"/>
             <w:shd w:val="clear" w:color="auto" w:fill="2B6CB0"/>
           </w:tcPr>
           <w:p>
@@ -8408,7 +8748,7 @@
                 <w:color w:val="FFFFFF"/>
                 <w:sz w:val="19"/>
               </w:rPr>
-              <w:t>Virkning</w:t>
+              <w:t>Vigtige indstillinger</w:t>
             </w:r>
           </w:p>
         </w:tc>
@@ -8416,7 +8756,7 @@
       <w:tr>
         <w:tc>
           <w:tcPr>
-            <w:tcW w:type="dxa" w:w="3061"/>
+            <w:tcW w:type="dxa" w:w="2608"/>
           </w:tcPr>
           <w:p>
             <w:pPr>
@@ -8427,13 +8767,50 @@
                 <w:rFonts w:ascii="Consolas" w:hAnsi="Consolas"/>
                 <w:sz w:val="18"/>
               </w:rPr>
-              <w:t>BLE_QUEUE_DRAIN_WAIT_SECS</w:t>
-            </w:r>
-          </w:p>
-        </w:tc>
-        <w:tc>
-          <w:tcPr>
-            <w:tcW w:type="dxa" w:w="1701"/>
+              <w:t>/opt/ipr_common.env</w:t>
+            </w:r>
+          </w:p>
+        </w:tc>
+        <w:tc>
+          <w:tcPr>
+            <w:tcW w:type="dxa" w:w="2494"/>
+          </w:tcPr>
+          <w:p>
+            <w:pPr>
+              <w:spacing w:after="40"/>
+            </w:pPr>
+            <w:r>
+              <w:rPr>
+                <w:rFonts w:ascii="Segoe UI" w:hAnsi="Segoe UI"/>
+                <w:sz w:val="19"/>
+              </w:rPr>
+              <w:t>Miljø for provisionering og skripts.</w:t>
+            </w:r>
+          </w:p>
+        </w:tc>
+        <w:tc>
+          <w:tcPr>
+            <w:tcW w:type="dxa" w:w="3742"/>
+          </w:tcPr>
+          <w:p>
+            <w:pPr>
+              <w:spacing w:after="40"/>
+            </w:pPr>
+            <w:r>
+              <w:rPr>
+                <w:rFonts w:ascii="Segoe UI" w:hAnsi="Segoe UI"/>
+                <w:sz w:val="19"/>
+              </w:rPr>
+              <w:t>Applikationsbruger, projektsti, værtsnavn.</w:t>
+            </w:r>
+          </w:p>
+        </w:tc>
+      </w:tr>
+      <w:tr>
+        <w:tc>
+          <w:tcPr>
+            <w:tcW w:type="dxa" w:w="2608"/>
+            <w:shd w:val="clear" w:color="auto" w:fill="F7FAFC"/>
           </w:tcPr>
           <w:p>
             <w:pPr>
@@ -8444,24 +8821,53 @@
                 <w:rFonts w:ascii="Consolas" w:hAnsi="Consolas"/>
                 <w:sz w:val="18"/>
               </w:rPr>
-              <w:t>5</w:t>
-            </w:r>
-          </w:p>
-        </w:tc>
-        <w:tc>
-          <w:tcPr>
-            <w:tcW w:type="dxa" w:w="4082"/>
-          </w:tcPr>
-          <w:p>
-            <w:pPr>
-              <w:spacing w:after="40"/>
-            </w:pPr>
-            <w:r>
-              <w:rPr>
-                <w:rFonts w:ascii="Segoe UI" w:hAnsi="Segoe UI"/>
-                <w:sz w:val="19"/>
-              </w:rPr>
-              <w:t>Hvor længe dæmonens arbejdstråd venter på at tømme køen, før den igen åbner FIFO'en for læsning.</w:t>
+              <w:t>/etc/default/ipr-provision</w:t>
+            </w:r>
+          </w:p>
+        </w:tc>
+        <w:tc>
+          <w:tcPr>
+            <w:tcW w:type="dxa" w:w="2494"/>
+            <w:shd w:val="clear" w:color="auto" w:fill="F7FAFC"/>
+          </w:tcPr>
+          <w:p>
+            <w:pPr>
+              <w:spacing w:after="40"/>
+            </w:pPr>
+            <w:r>
+              <w:rPr>
+                <w:rFonts w:ascii="Segoe UI" w:hAnsi="Segoe UI"/>
+                <w:sz w:val="19"/>
+              </w:rPr>
+              <w:t>Adfærd for hotspottet.</w:t>
+            </w:r>
+          </w:p>
+        </w:tc>
+        <w:tc>
+          <w:tcPr>
+            <w:tcW w:type="dxa" w:w="3742"/>
+            <w:shd w:val="clear" w:color="auto" w:fill="F7FAFC"/>
+          </w:tcPr>
+          <w:p>
+            <w:pPr>
+              <w:spacing w:after="40"/>
+            </w:pPr>
+            <w:r>
+              <w:rPr>
+                <w:rFonts w:ascii="Segoe UI" w:hAnsi="Segoe UI"/>
+                <w:sz w:val="19"/>
+              </w:rPr>
+              <w:t>HOTSPOT_MODE=on-demand (standard) eller always</w:t>
+            </w:r>
+            <w:r>
+              <w:br/>
+            </w:r>
+            <w:r>
+              <w:rPr>
+                <w:rFonts w:ascii="Segoe UI" w:hAnsi="Segoe UI"/>
+                <w:sz w:val="19"/>
+              </w:rPr>
+              <w:t>HOTSPOT_GPIO_PIN=27 (valgfri hardwaregate)</w:t>
             </w:r>
           </w:p>
         </w:tc>
@@ -8469,8 +8875,7 @@
       <w:tr>
         <w:tc>
           <w:tcPr>
-            <w:tcW w:type="dxa" w:w="3061"/>
-            <w:shd w:val="clear" w:color="auto" w:fill="F7FAFC"/>
+            <w:tcW w:type="dxa" w:w="2608"/>
           </w:tcPr>
           <w:p>
             <w:pPr>
@@ -8481,13 +8886,49 @@
                 <w:rFonts w:ascii="Consolas" w:hAnsi="Consolas"/>
                 <w:sz w:val="18"/>
               </w:rPr>
-              <w:t>BLE_QUEUE_MAX_CHARS</w:t>
-            </w:r>
-          </w:p>
-        </w:tc>
-        <w:tc>
-          <w:tcPr>
-            <w:tcW w:type="dxa" w:w="1701"/>
+              <w:t>/etc/default/bt_hid_agent_unified</w:t>
+            </w:r>
+          </w:p>
+        </w:tc>
+        <w:tc>
+          <w:tcPr>
+            <w:tcW w:type="dxa" w:w="2494"/>
+          </w:tcPr>
+          <w:p>
+            <w:pPr>
+              <w:spacing w:after="40"/>
+            </w:pPr>
+            <w:r>
+              <w:rPr>
+                <w:rFonts w:ascii="Segoe UI" w:hAnsi="Segoe UI"/>
+                <w:sz w:val="19"/>
+              </w:rPr>
+              <w:t>Parringsagentens adfærd.</w:t>
+            </w:r>
+          </w:p>
+        </w:tc>
+        <w:tc>
+          <w:tcPr>
+            <w:tcW w:type="dxa" w:w="3742"/>
+          </w:tcPr>
+          <w:p>
+            <w:pPr>
+              <w:spacing w:after="40"/>
+            </w:pPr>
+            <w:r>
+              <w:rPr>
+                <w:rFonts w:ascii="Segoe UI" w:hAnsi="Segoe UI"/>
+                <w:sz w:val="19"/>
+              </w:rPr>
+              <w:t>Agentkapabilitet, standard NoInputNoOutput. Styres af scripts/lib/bt_agent_unified_env.sh.</w:t>
+            </w:r>
+          </w:p>
+        </w:tc>
+      </w:tr>
+      <w:tr>
+        <w:tc>
+          <w:tcPr>
+            <w:tcW w:type="dxa" w:w="2608"/>
             <w:shd w:val="clear" w:color="auto" w:fill="F7FAFC"/>
           </w:tcPr>
           <w:p>
@@ -8499,13 +8940,13 @@
                 <w:rFonts w:ascii="Consolas" w:hAnsi="Consolas"/>
                 <w:sz w:val="18"/>
               </w:rPr>
-              <w:t>4096</w:t>
-            </w:r>
-          </w:p>
-        </w:tc>
-        <w:tc>
-          <w:tcPr>
-            <w:tcW w:type="dxa" w:w="4082"/>
+              <w:t>config.json</w:t>
+            </w:r>
+          </w:p>
+        </w:tc>
+        <w:tc>
+          <w:tcPr>
+            <w:tcW w:type="dxa" w:w="2494"/>
             <w:shd w:val="clear" w:color="auto" w:fill="F7FAFC"/>
           </w:tcPr>
           <w:p>
@@ -8517,7 +8958,25 @@
                 <w:rFonts w:ascii="Segoe UI" w:hAnsi="Segoe UI"/>
                 <w:sz w:val="19"/>
               </w:rPr>
-              <w:t>Maksimal størrelse på dæmonens interne kø.</w:t>
+              <w:t>Applikationskonfiguration.</w:t>
+            </w:r>
+          </w:p>
+        </w:tc>
+        <w:tc>
+          <w:tcPr>
+            <w:tcW w:type="dxa" w:w="3742"/>
+            <w:shd w:val="clear" w:color="auto" w:fill="F7FAFC"/>
+          </w:tcPr>
+          <w:p>
+            <w:pPr>
+              <w:spacing w:after="40"/>
+            </w:pPr>
+            <w:r>
+              <w:rPr>
+                <w:rFonts w:ascii="Segoe UI" w:hAnsi="Segoe UI"/>
+                <w:sz w:val="19"/>
+              </w:rPr>
+              <w:t>Se afsnit 4.1.</w:t>
             </w:r>
           </w:p>
         </w:tc>
@@ -8525,7 +8984,7 @@
       <w:tr>
         <w:tc>
           <w:tcPr>
-            <w:tcW w:type="dxa" w:w="3061"/>
+            <w:tcW w:type="dxa" w:w="2608"/>
           </w:tcPr>
           <w:p>
             <w:pPr>
@@ -8536,41 +8995,41 @@
                 <w:rFonts w:ascii="Consolas" w:hAnsi="Consolas"/>
                 <w:sz w:val="18"/>
               </w:rPr>
-              <w:t>BT_KB_WRITE_TIMEOUT_SECS</w:t>
-            </w:r>
-          </w:p>
-        </w:tc>
-        <w:tc>
-          <w:tcPr>
-            <w:tcW w:type="dxa" w:w="1701"/>
-          </w:tcPr>
-          <w:p>
-            <w:pPr>
-              <w:spacing w:after="40"/>
-            </w:pPr>
-            <w:r>
-              <w:rPr>
-                <w:rFonts w:ascii="Consolas" w:hAnsi="Consolas"/>
-                <w:sz w:val="18"/>
-              </w:rPr>
-              <w:t>5 (tekst) / 30 (fil)</w:t>
-            </w:r>
-          </w:p>
-        </w:tc>
-        <w:tc>
-          <w:tcPr>
-            <w:tcW w:type="dxa" w:w="4082"/>
-          </w:tcPr>
-          <w:p>
-            <w:pPr>
-              <w:spacing w:after="40"/>
-            </w:pPr>
-            <w:r>
-              <w:rPr>
-                <w:rFonts w:ascii="Segoe UI" w:hAnsi="Segoe UI"/>
-                <w:sz w:val="19"/>
-              </w:rPr>
-              <w:t>Tidsgrænse for bt_kb_send og bt_kb_send_file.</w:t>
+              <w:t>users.json</w:t>
+            </w:r>
+          </w:p>
+        </w:tc>
+        <w:tc>
+          <w:tcPr>
+            <w:tcW w:type="dxa" w:w="2494"/>
+          </w:tcPr>
+          <w:p>
+            <w:pPr>
+              <w:spacing w:after="40"/>
+            </w:pPr>
+            <w:r>
+              <w:rPr>
+                <w:rFonts w:ascii="Segoe UI" w:hAnsi="Segoe UI"/>
+                <w:sz w:val="19"/>
+              </w:rPr>
+              <w:t>Konti til dashboardet.</w:t>
+            </w:r>
+          </w:p>
+        </w:tc>
+        <w:tc>
+          <w:tcPr>
+            <w:tcW w:type="dxa" w:w="3742"/>
+          </w:tcPr>
+          <w:p>
+            <w:pPr>
+              <w:spacing w:after="40"/>
+            </w:pPr>
+            <w:r>
+              <w:rPr>
+                <w:rFonts w:ascii="Segoe UI" w:hAnsi="Segoe UI"/>
+                <w:sz w:val="19"/>
+              </w:rPr>
+              <w:t>Redigér via UI, ikke i hånden.</w:t>
             </w:r>
           </w:p>
         </w:tc>
@@ -8588,7 +9047,278 @@
           <w:color w:val="606C80"/>
           <w:sz w:val="18"/>
         </w:rPr>
-        <w:t>Tabel 14. Tidsgrænser i afsendelsesvejen.</w:t>
+        <w:t>Tabel 14. Konfigurationsfiler uden for applikationen.</w:t>
+      </w:r>
+    </w:p>
+    <w:p>
+      <w:pPr>
+        <w:pStyle w:val="Heading2"/>
+      </w:pPr>
+      <w:r>
+        <w:t>4.4 Miljøvariable for afsendelsesvejen</w:t>
+      </w:r>
+    </w:p>
+    <w:p>
+      <w:r>
+        <w:rPr>
+          <w:rFonts w:ascii="Segoe UI" w:hAnsi="Segoe UI"/>
+          <w:b w:val="0"/>
+          <w:i w:val="0"/>
+          <w:sz w:val="21"/>
+        </w:rPr>
+        <w:t>Disse variable beskytter mod, at en uafleverbar afsendelse blokerer alle efterfølgende. Ændr dem kun med god grund.</w:t>
+      </w:r>
+    </w:p>
+    <w:tbl>
+      <w:tblPr>
+        <w:tblStyle w:val="TableGrid"/>
+        <w:tblW w:type="auto" w:w="0"/>
+        <w:jc w:val="center"/>
+        <w:tblLook w:firstColumn="1" w:firstRow="1" w:lastColumn="0" w:lastRow="0" w:noHBand="0" w:noVBand="1" w:val="04A0"/>
+      </w:tblPr>
+      <w:tblGrid>
+        <w:gridCol w:w="3061"/>
+        <w:gridCol w:w="3061"/>
+        <w:gridCol w:w="3061"/>
+      </w:tblGrid>
+      <w:tr>
+        <w:tc>
+          <w:tcPr>
+            <w:tcW w:type="dxa" w:w="3061"/>
+            <w:shd w:val="clear" w:color="auto" w:fill="2B6CB0"/>
+          </w:tcPr>
+          <w:p>
+            <w:pPr>
+              <w:spacing w:after="40"/>
+            </w:pPr>
+            <w:r>
+              <w:rPr>
+                <w:rFonts w:ascii="Segoe UI" w:hAnsi="Segoe UI"/>
+                <w:b/>
+                <w:color w:val="FFFFFF"/>
+                <w:sz w:val="19"/>
+              </w:rPr>
+              <w:t>Variabel</w:t>
+            </w:r>
+          </w:p>
+        </w:tc>
+        <w:tc>
+          <w:tcPr>
+            <w:tcW w:type="dxa" w:w="1701"/>
+            <w:shd w:val="clear" w:color="auto" w:fill="2B6CB0"/>
+          </w:tcPr>
+          <w:p>
+            <w:pPr>
+              <w:spacing w:after="40"/>
+            </w:pPr>
+            <w:r>
+              <w:rPr>
+                <w:rFonts w:ascii="Segoe UI" w:hAnsi="Segoe UI"/>
+                <w:b/>
+                <w:color w:val="FFFFFF"/>
+                <w:sz w:val="19"/>
+              </w:rPr>
+              <w:t>Standard</w:t>
+            </w:r>
+          </w:p>
+        </w:tc>
+        <w:tc>
+          <w:tcPr>
+            <w:tcW w:type="dxa" w:w="4082"/>
+            <w:shd w:val="clear" w:color="auto" w:fill="2B6CB0"/>
+          </w:tcPr>
+          <w:p>
+            <w:pPr>
+              <w:spacing w:after="40"/>
+            </w:pPr>
+            <w:r>
+              <w:rPr>
+                <w:rFonts w:ascii="Segoe UI" w:hAnsi="Segoe UI"/>
+                <w:b/>
+                <w:color w:val="FFFFFF"/>
+                <w:sz w:val="19"/>
+              </w:rPr>
+              <w:t>Virkning</w:t>
+            </w:r>
+          </w:p>
+        </w:tc>
+      </w:tr>
+      <w:tr>
+        <w:tc>
+          <w:tcPr>
+            <w:tcW w:type="dxa" w:w="3061"/>
+          </w:tcPr>
+          <w:p>
+            <w:pPr>
+              <w:spacing w:after="40"/>
+            </w:pPr>
+            <w:r>
+              <w:rPr>
+                <w:rFonts w:ascii="Consolas" w:hAnsi="Consolas"/>
+                <w:sz w:val="18"/>
+              </w:rPr>
+              <w:t>BLE_QUEUE_DRAIN_WAIT_SECS</w:t>
+            </w:r>
+          </w:p>
+        </w:tc>
+        <w:tc>
+          <w:tcPr>
+            <w:tcW w:type="dxa" w:w="1701"/>
+          </w:tcPr>
+          <w:p>
+            <w:pPr>
+              <w:spacing w:after="40"/>
+            </w:pPr>
+            <w:r>
+              <w:rPr>
+                <w:rFonts w:ascii="Consolas" w:hAnsi="Consolas"/>
+                <w:sz w:val="18"/>
+              </w:rPr>
+              <w:t>5</w:t>
+            </w:r>
+          </w:p>
+        </w:tc>
+        <w:tc>
+          <w:tcPr>
+            <w:tcW w:type="dxa" w:w="4082"/>
+          </w:tcPr>
+          <w:p>
+            <w:pPr>
+              <w:spacing w:after="40"/>
+            </w:pPr>
+            <w:r>
+              <w:rPr>
+                <w:rFonts w:ascii="Segoe UI" w:hAnsi="Segoe UI"/>
+                <w:sz w:val="19"/>
+              </w:rPr>
+              <w:t>Hvor længe dæmonens arbejdstråd venter på at tømme køen, før den igen åbner FIFO'en for læsning.</w:t>
+            </w:r>
+          </w:p>
+        </w:tc>
+      </w:tr>
+      <w:tr>
+        <w:tc>
+          <w:tcPr>
+            <w:tcW w:type="dxa" w:w="3061"/>
+            <w:shd w:val="clear" w:color="auto" w:fill="F7FAFC"/>
+          </w:tcPr>
+          <w:p>
+            <w:pPr>
+              <w:spacing w:after="40"/>
+            </w:pPr>
+            <w:r>
+              <w:rPr>
+                <w:rFonts w:ascii="Consolas" w:hAnsi="Consolas"/>
+                <w:sz w:val="18"/>
+              </w:rPr>
+              <w:t>BLE_QUEUE_MAX_CHARS</w:t>
+            </w:r>
+          </w:p>
+        </w:tc>
+        <w:tc>
+          <w:tcPr>
+            <w:tcW w:type="dxa" w:w="1701"/>
+            <w:shd w:val="clear" w:color="auto" w:fill="F7FAFC"/>
+          </w:tcPr>
+          <w:p>
+            <w:pPr>
+              <w:spacing w:after="40"/>
+            </w:pPr>
+            <w:r>
+              <w:rPr>
+                <w:rFonts w:ascii="Consolas" w:hAnsi="Consolas"/>
+                <w:sz w:val="18"/>
+              </w:rPr>
+              <w:t>4096</w:t>
+            </w:r>
+          </w:p>
+        </w:tc>
+        <w:tc>
+          <w:tcPr>
+            <w:tcW w:type="dxa" w:w="4082"/>
+            <w:shd w:val="clear" w:color="auto" w:fill="F7FAFC"/>
+          </w:tcPr>
+          <w:p>
+            <w:pPr>
+              <w:spacing w:after="40"/>
+            </w:pPr>
+            <w:r>
+              <w:rPr>
+                <w:rFonts w:ascii="Segoe UI" w:hAnsi="Segoe UI"/>
+                <w:sz w:val="19"/>
+              </w:rPr>
+              <w:t>Maksimal størrelse på dæmonens interne kø.</w:t>
+            </w:r>
+          </w:p>
+        </w:tc>
+      </w:tr>
+      <w:tr>
+        <w:tc>
+          <w:tcPr>
+            <w:tcW w:type="dxa" w:w="3061"/>
+          </w:tcPr>
+          <w:p>
+            <w:pPr>
+              <w:spacing w:after="40"/>
+            </w:pPr>
+            <w:r>
+              <w:rPr>
+                <w:rFonts w:ascii="Consolas" w:hAnsi="Consolas"/>
+                <w:sz w:val="18"/>
+              </w:rPr>
+              <w:t>BT_KB_WRITE_TIMEOUT_SECS</w:t>
+            </w:r>
+          </w:p>
+        </w:tc>
+        <w:tc>
+          <w:tcPr>
+            <w:tcW w:type="dxa" w:w="1701"/>
+          </w:tcPr>
+          <w:p>
+            <w:pPr>
+              <w:spacing w:after="40"/>
+            </w:pPr>
+            <w:r>
+              <w:rPr>
+                <w:rFonts w:ascii="Consolas" w:hAnsi="Consolas"/>
+                <w:sz w:val="18"/>
+              </w:rPr>
+              <w:t>5 (tekst) / 30 (fil)</w:t>
+            </w:r>
+          </w:p>
+        </w:tc>
+        <w:tc>
+          <w:tcPr>
+            <w:tcW w:type="dxa" w:w="4082"/>
+          </w:tcPr>
+          <w:p>
+            <w:pPr>
+              <w:spacing w:after="40"/>
+            </w:pPr>
+            <w:r>
+              <w:rPr>
+                <w:rFonts w:ascii="Segoe UI" w:hAnsi="Segoe UI"/>
+                <w:sz w:val="19"/>
+              </w:rPr>
+              <w:t>Tidsgrænse for bt_kb_send og bt_kb_send_file.</w:t>
+            </w:r>
+          </w:p>
+        </w:tc>
+      </w:tr>
+    </w:tbl>
+    <w:p>
+      <w:pPr>
+        <w:spacing w:before="60" w:after="240"/>
+        <w:jc w:val="center"/>
+      </w:pPr>
+      <w:r>
+        <w:rPr>
+          <w:rFonts w:ascii="Segoe UI" w:hAnsi="Segoe UI"/>
+          <w:i/>
+          <w:color w:val="606C80"/>
+          <w:sz w:val="18"/>
+        </w:rPr>
+        <w:t>Tabel 15. Tidsgrænser i afsendelsesvejen.</w:t>
       </w:r>
     </w:p>
     <w:p>
@@ -8977,7 +9707,7 @@
                 <w:rFonts w:ascii="Segoe UI" w:hAnsi="Segoe UI"/>
                 <w:sz w:val="19"/>
               </w:rPr>
-              <w:t>33 Ω i serie (højere Vf)</w:t>
+              <w:t>22 Ω i serie (højere Vf)</w:t>
             </w:r>
           </w:p>
         </w:tc>
@@ -9065,7 +9795,7 @@
           <w:color w:val="606C80"/>
           <w:sz w:val="18"/>
         </w:rPr>
-        <w:t>Tabel 15. Benallokering. Fælles katode til GND. Strømforbrug 8–9 mA pr. ben, godt under grænsen på 16 mA.</w:t>
+        <w:t>Tabel 16. Benallokering. Fælles katode til GND. Rød og grøn trækker 8–9 mA, blå cirka 13,6 mA — alle under grænsen på 16 mA pr. ben. Modstanden på blå må ikke sættes lavere end 22 Ω.</w:t>
       </w:r>
     </w:p>
     <w:p>
@@ -9543,7 +10273,7 @@
           <w:color w:val="606C80"/>
           <w:sz w:val="18"/>
         </w:rPr>
-        <w:t>Tabel 16. Udløsere for hotspottet. De fire første evalueres af net_provision_hotspot.sh ved opstart i den viste rækkefølge.</w:t>
+        <w:t>Tabel 17. Udløsere for hotspottet. De fire første evalueres af net_provision_hotspot.sh ved opstart i den viste rækkefølge.</w:t>
       </w:r>
     </w:p>
     <w:p>
@@ -9891,7 +10621,7 @@
           <w:color w:val="606C80"/>
           <w:sz w:val="18"/>
         </w:rPr>
-        <w:t>Tabel 17. Setup-UI'ets sider på /setup/.</w:t>
+        <w:t>Tabel 18. Setup-UI'ets sider på /setup/.</w:t>
       </w:r>
     </w:p>
     <w:p>
@@ -10161,7 +10891,7 @@
           <w:color w:val="606C80"/>
           <w:sz w:val="18"/>
         </w:rPr>
-        <w:t>Tabel 18. Rollernes rettigheder.</w:t>
+        <w:t>Tabel 19. Rollernes rettigheder.</w:t>
       </w:r>
     </w:p>
     <w:p>
@@ -10775,7 +11505,7 @@
           <w:color w:val="606C80"/>
           <w:sz w:val="18"/>
         </w:rPr>
-        <w:t>Tabel 19. Sikkerhedsfunktioner i den leverede løsning.</w:t>
+        <w:t>Tabel 20. Sikkerhedsfunktioner i den leverede løsning.</w:t>
       </w:r>
     </w:p>
     <w:p>
@@ -11236,7 +11966,7 @@
           <w:color w:val="606C80"/>
           <w:sz w:val="18"/>
         </w:rPr>
-        <w:t>Tabel 20. Kendte risici og anbefalet håndtering.</w:t>
+        <w:t>Tabel 21. Kendte risici og anbefalet håndtering.</w:t>
       </w:r>
     </w:p>
     <w:p>
@@ -11716,7 +12446,7 @@
           <w:color w:val="606C80"/>
           <w:sz w:val="18"/>
         </w:rPr>
-        <w:t>Tabel 21. Målrettede udrulningsskripts i scripts/deploy/.</w:t>
+        <w:t>Tabel 22. Målrettede udrulningsskripts i scripts/deploy/.</w:t>
       </w:r>
     </w:p>
     <w:p>
@@ -12787,7 +13517,7 @@
           <w:color w:val="606C80"/>
           <w:sz w:val="18"/>
         </w:rPr>
-        <w:t>Tabel 22. Hvad der bør holdes øje med i drift.</w:t>
+        <w:t>Tabel 23. Hvad der bør holdes øje med i drift.</w:t>
       </w:r>
     </w:p>
     <w:p>
@@ -13758,7 +14488,7 @@
           <w:color w:val="606C80"/>
           <w:sz w:val="18"/>
         </w:rPr>
-        <w:t>Tabel 23. Fejlmønstre på værtssiden.</w:t>
+        <w:t>Tabel 24. Fejlmønstre på værtssiden.</w:t>
       </w:r>
     </w:p>
     <w:p>
@@ -14138,7 +14868,7 @@
           <w:color w:val="606C80"/>
           <w:sz w:val="18"/>
         </w:rPr>
-        <w:t>Tabel 24. Fejlmønstre i web- og netværkslaget.</w:t>
+        <w:t>Tabel 25. Fejlmønstre i web- og netværkslaget.</w:t>
       </w:r>
     </w:p>
     <w:p>
@@ -14615,7 +15345,7 @@
           <w:color w:val="606C80"/>
           <w:sz w:val="18"/>
         </w:rPr>
-        <w:t>Tabel 25. Testniveauer og hvornår de bruges.</w:t>
+        <w:t>Tabel 26. Testniveauer og hvornår de bruges.</w:t>
       </w:r>
     </w:p>
     <w:p>
@@ -15103,7 +15833,7 @@
           <w:color w:val="606C80"/>
           <w:sz w:val="18"/>
         </w:rPr>
-        <w:t>Tabel 26. Dokumentationsdrift, der er værd at kende.</w:t>
+        <w:t>Tabel 27. Dokumentationsdrift, der er værd at kende.</w:t>
       </w:r>
     </w:p>
     <w:p>
@@ -16361,7 +17091,7 @@
           <w:color w:val="606C80"/>
           <w:sz w:val="18"/>
         </w:rPr>
-        <w:t>Tabel 27. Endepunkter, som dashboardet er afhængigt af.</w:t>
+        <w:t>Tabel 28. Endepunkter, som dashboardet er afhængigt af.</w:t>
       </w:r>
     </w:p>
     <w:p>
@@ -17054,7 +17784,7 @@
                 <w:rFonts w:ascii="Segoe UI" w:hAnsi="Segoe UI"/>
                 <w:sz w:val="19"/>
               </w:rPr>
-              <w:t>Foto af GPIO-headeren med farvekodede ledninger til ben 13, 15, 16 og 18 samt GND, med indtegnede modstandsværdier 150 Ω, 150 Ω og 33 Ω. Alternativt en ren tegning baseret på skemaet i docs/hardware/gpio-wiring.md.</w:t>
+              <w:t>Foto af GPIO-headeren med farvekodede ledninger til ben 13, 15, 16 og 18 samt GND, med indtegnede modstandsværdier 150 Ω, 150 Ω og 22 Ω. Alternativt en ren tegning baseret på skemaet i docs/hardware/gpio-wiring.md.</w:t>
             </w:r>
           </w:p>
         </w:tc>
@@ -17286,7 +18016,7 @@
           <w:color w:val="606C80"/>
           <w:sz w:val="18"/>
         </w:rPr>
-        <w:t>Tabel 28. Billeder, der skal produceres eksternt, med den ønskede placering.</w:t>
+        <w:t>Tabel 29. Billeder, der skal produceres eksternt, med den ønskede placering.</w:t>
       </w:r>
     </w:p>
     <w:p>
@@ -17455,7 +18185,7 @@
         <w:color w:val="606C80"/>
         <w:sz w:val="16"/>
       </w:rPr>
-      <w:t xml:space="preserve">IPR-DOC-002 · Administratormanual · version 1.1   ·   Side </w:t>
+      <w:t xml:space="preserve">IPR-DOC-002 · Administratormanual · version 1.2   ·   Side </w:t>
     </w:r>
     <w:r>
       <w:rPr>

--- a/docs/manuals/Administratormanual_IPR_Pen_Bridge.docx
+++ b/docs/manuals/Administratormanual_IPR_Pen_Bridge.docx
@@ -101,7 +101,7 @@
                 <w:rFonts w:ascii="Segoe UI" w:hAnsi="Segoe UI"/>
                 <w:sz w:val="20"/>
               </w:rPr>
-              <w:t>1.2</w:t>
+              <w:t>1.3</w:t>
             </w:r>
           </w:p>
         </w:tc>
@@ -132,7 +132,7 @@
                 <w:rFonts w:ascii="Segoe UI" w:hAnsi="Segoe UI"/>
                 <w:sz w:val="20"/>
               </w:rPr>
-              <w:t>31. august 2026</w:t>
+              <w:t>5. september 2026</w:t>
             </w:r>
           </w:p>
         </w:tc>
@@ -6253,7 +6253,88 @@
           <w:rFonts w:ascii="Consolas" w:hAnsi="Consolas"/>
           <w:sz w:val="18"/>
         </w:rPr>
-        <w:t>wsl -d Ubuntu -- rsync -avz --delete --exclude '.git' --exclude '.venv' --exclude '__pycache__' --exclude 'docs' --exclude 'tests' --exclude 'logs' --exclude 'config.json' --exclude 'users.json' --exclude 'secret_key.txt' --exclude 'admin_initial_password.txt' /mnt/d/sandbox/ipr-keyboard/ meibye@ipr-prod-zero2.local:/home/meibye/dev/ipr-keyboard/</w:t>
+        <w:t>wsl -d Ubuntu -- rsync -avz --delete --chmod=D755,F644 --exclude '.git' --exclude '.venv' --exclude '__pycache__' --exclude 'docs' --exclude 'tests' --exclude 'logs' --exclude 'config.json' --exclude 'users.json' --exclude 'secret_key.txt' --exclude 'admin_initial_password.txt' /mnt/d/sandbox/ipr-keyboard/ ipr-prod:/home/meibye/dev/ipr-keyboard/</w:t>
+        <w:br/>
+      </w:r>
+      <w:r>
+        <w:rPr>
+          <w:rFonts w:ascii="Consolas" w:hAnsi="Consolas"/>
+          <w:sz w:val="18"/>
+        </w:rPr>
+        <w:br/>
+      </w:r>
+      <w:r>
+        <w:rPr>
+          <w:rFonts w:ascii="Consolas" w:hAnsi="Consolas"/>
+          <w:sz w:val="18"/>
+        </w:rPr>
+        <w:t># Gendan eksekverbar-flaget, som --chmod har fjernet</w:t>
+        <w:br/>
+      </w:r>
+      <w:r>
+        <w:rPr>
+          <w:rFonts w:ascii="Consolas" w:hAnsi="Consolas"/>
+          <w:sz w:val="18"/>
+        </w:rPr>
+        <w:t>wsl -d Ubuntu -- ssh ipr-prod "find ~/dev/ipr-keyboard/scripts ~/dev/ipr-keyboard/provision \\( -name '*.sh' -o -name '*.py' \\) -exec chmod +x {} +"</w:t>
+      </w:r>
+    </w:p>
+    <w:p>
+      <w:pPr>
+        <w:spacing w:before="120" w:after="200"/>
+        <w:ind w:left="113"/>
+        <w:shd w:val="clear" w:color="auto" w:fill="FFF7E6"/>
+        <w:pBdr>
+          <w:top w:val="single" w:sz="6" w:space="6" w:color="9A6A00"/>
+          <w:left w:val="single" w:sz="6" w:space="6" w:color="9A6A00"/>
+          <w:bottom w:val="single" w:sz="6" w:space="6" w:color="9A6A00"/>
+          <w:right w:val="single" w:sz="6" w:space="6" w:color="9A6A00"/>
+        </w:pBdr>
+      </w:pPr>
+      <w:r>
+        <w:rPr>
+          <w:rFonts w:ascii="Segoe UI" w:hAnsi="Segoe UI"/>
+          <w:b/>
+          <w:color w:val="9A6A00"/>
+          <w:sz w:val="20"/>
+        </w:rPr>
+        <w:t xml:space="preserve">Vigtigt: </w:t>
+      </w:r>
+      <w:r>
+        <w:rPr>
+          <w:rFonts w:ascii="Segoe UI" w:hAnsi="Segoe UI"/>
+          <w:sz w:val="20"/>
+        </w:rPr>
+        <w:t>Brug værtsaliasset ipr-prod — ikke det fulde navn meibye@ipr-prod-zero2.local. WSL2 kan ikke slå .local-navne op, og kommandoen fejler med Could not resolve hostname. Aliasset peger på en IP-adresse, som wsl_setup_ssh.sh har indsat.</w:t>
+      </w:r>
+    </w:p>
+    <w:p>
+      <w:pPr>
+        <w:spacing w:before="120" w:after="200"/>
+        <w:ind w:left="113"/>
+        <w:shd w:val="clear" w:color="auto" w:fill="FFF7E6"/>
+        <w:pBdr>
+          <w:top w:val="single" w:sz="6" w:space="6" w:color="9A6A00"/>
+          <w:left w:val="single" w:sz="6" w:space="6" w:color="9A6A00"/>
+          <w:bottom w:val="single" w:sz="6" w:space="6" w:color="9A6A00"/>
+          <w:right w:val="single" w:sz="6" w:space="6" w:color="9A6A00"/>
+        </w:pBdr>
+      </w:pPr>
+      <w:r>
+        <w:rPr>
+          <w:rFonts w:ascii="Segoe UI" w:hAnsi="Segoe UI"/>
+          <w:b/>
+          <w:color w:val="9A6A00"/>
+          <w:sz w:val="20"/>
+        </w:rPr>
+        <w:t xml:space="preserve">Vigtigt: </w:t>
+      </w:r>
+      <w:r>
+        <w:rPr>
+          <w:rFonts w:ascii="Segoe UI" w:hAnsi="Segoe UI"/>
+          <w:sz w:val="20"/>
+        </w:rPr>
+        <w:t>--chmod=D755,F644 er nødvendig. Filer på Windows-drevet fremstår med rettigheden 0777 set fra WSL, og uden tilvalget skriver rsync 0777 videre til enheden — også på modulerne under src/, som hverken skal være eksekverbare eller skrivbare for alle. Derfor følges overførslen af, at eksekverbar-flaget sættes igen på scripts/ og provision/.</w:t>
       </w:r>
     </w:p>
     <w:p>
@@ -6307,7 +6388,7 @@
           <w:rFonts w:ascii="Consolas" w:hAnsi="Consolas"/>
           <w:sz w:val="18"/>
         </w:rPr>
-        <w:t>rsync -avz --delete \</w:t>
+        <w:t>rsync -avz --delete --chmod=D755,F644 \</w:t>
         <w:br/>
       </w:r>
       <w:r>
@@ -6323,7 +6404,54 @@
           <w:rFonts w:ascii="Consolas" w:hAnsi="Consolas"/>
           <w:sz w:val="18"/>
         </w:rPr>
-        <w:t xml:space="preserve">  ./ meibye@ipr-prod-zero2.local:/home/meibye/dev/ipr-keyboard/</w:t>
+        <w:t xml:space="preserve">  --exclude 'docs' --exclude 'tests' --exclude 'logs' \</w:t>
+        <w:br/>
+      </w:r>
+      <w:r>
+        <w:rPr>
+          <w:rFonts w:ascii="Consolas" w:hAnsi="Consolas"/>
+          <w:sz w:val="18"/>
+        </w:rPr>
+        <w:t xml:space="preserve">  --exclude 'config.json' --exclude 'users.json' \</w:t>
+        <w:br/>
+      </w:r>
+      <w:r>
+        <w:rPr>
+          <w:rFonts w:ascii="Consolas" w:hAnsi="Consolas"/>
+          <w:sz w:val="18"/>
+        </w:rPr>
+        <w:t xml:space="preserve">  --exclude 'secret_key.txt' --exclude 'admin_initial_password.txt' \</w:t>
+        <w:br/>
+      </w:r>
+      <w:r>
+        <w:rPr>
+          <w:rFonts w:ascii="Consolas" w:hAnsi="Consolas"/>
+          <w:sz w:val="18"/>
+        </w:rPr>
+        <w:t xml:space="preserve">  ./ ipr-prod:/home/meibye/dev/ipr-keyboard/</w:t>
+        <w:br/>
+      </w:r>
+      <w:r>
+        <w:rPr>
+          <w:rFonts w:ascii="Consolas" w:hAnsi="Consolas"/>
+          <w:sz w:val="18"/>
+        </w:rPr>
+        <w:br/>
+      </w:r>
+      <w:r>
+        <w:rPr>
+          <w:rFonts w:ascii="Consolas" w:hAnsi="Consolas"/>
+          <w:sz w:val="18"/>
+        </w:rPr>
+        <w:t>ssh ipr-prod "find ~/dev/ipr-keyboard/scripts ~/dev/ipr-keyboard/provision \\</w:t>
+        <w:br/>
+      </w:r>
+      <w:r>
+        <w:rPr>
+          <w:rFonts w:ascii="Consolas" w:hAnsi="Consolas"/>
+          <w:sz w:val="18"/>
+        </w:rPr>
+        <w:t xml:space="preserve">  \\( -name '*.sh' -o -name '*.py' \\) -exec chmod +x {} +"</w:t>
       </w:r>
     </w:p>
     <w:p>
@@ -6621,7 +6749,7 @@
           <w:rFonts w:ascii="Consolas" w:hAnsi="Consolas"/>
           <w:sz w:val="18"/>
         </w:rPr>
-        <w:t>ssh meibye@ipr-prod-zero2.local "sudo test -r /opt/ipr_common.env &amp;&amp; echo env ok"</w:t>
+        <w:t>ssh meibye@ipr-prod-zero2.local "sudo -S test -r /opt/ipr_common.env &amp;&amp; echo env ok"</w:t>
       </w:r>
     </w:p>
     <w:p>
@@ -6640,7 +6768,7 @@
           <w:i w:val="0"/>
           <w:sz w:val="21"/>
         </w:rPr>
-        <w:t>Provisioneringen kræver, at /opt/ipr_common.env findes. Er filen allerede overført fra PC'en som beskrevet i afsnit 3.3, er dette afsnit klaret — kontrollér blot med sudo test -r /opt/ipr_common.env. Ellers oprettes den på enheden ud fra skabelonen. Kommandoerne køres på enheden, i repositoriets rod — typisk ~/dev/ipr-keyboard, fordi stien provision/common.env.example er relativ:</w:t>
+        <w:t>Provisioneringen kræver, at /opt/ipr_common.env findes. Er filen allerede overført fra PC'en som beskrevet i afsnit 3.3, er dette afsnit klaret — kontrollér blot med sudo -S test -r /opt/ipr_common.env. Ellers oprettes den på enheden ud fra skabelonen. Kommandoerne køres på enheden, i repositoriets rod — typisk ~/dev/ipr-keyboard, fordi stien provision/common.env.example er relativ:</w:t>
       </w:r>
     </w:p>
     <w:p>
@@ -6814,95 +6942,11 @@
       <w:r>
         <w:rPr>
           <w:rFonts w:ascii="Segoe UI" w:hAnsi="Segoe UI"/>
-          <w:b w:val="0"/>
+          <w:b/>
           <w:i w:val="0"/>
           <w:sz w:val="21"/>
         </w:rPr>
-        <w:t>Skal trinene køres manuelt — for eksempel ved fejlsøgning af et enkelt trin:</w:t>
-      </w:r>
-    </w:p>
-    <w:p>
-      <w:pPr>
-        <w:spacing w:before="80" w:after="160" w:line="240" w:lineRule="auto"/>
-        <w:ind w:left="227"/>
-        <w:shd w:val="clear" w:color="auto" w:fill="F4F6F8"/>
-        <w:pBdr>
-          <w:top w:val="single" w:sz="4" w:space="6" w:color="DCE1E8"/>
-          <w:left w:val="single" w:sz="4" w:space="6" w:color="DCE1E8"/>
-          <w:bottom w:val="single" w:sz="4" w:space="6" w:color="DCE1E8"/>
-          <w:right w:val="single" w:sz="4" w:space="6" w:color="DCE1E8"/>
-        </w:pBdr>
-      </w:pPr>
-      <w:r>
-        <w:rPr>
-          <w:rFonts w:ascii="Consolas" w:hAnsi="Consolas"/>
-          <w:sz w:val="18"/>
-        </w:rPr>
-        <w:t>sudo ./provision/00_bootstrap.sh        # validerer miljø, henter repo</w:t>
-        <w:br/>
-      </w:r>
-      <w:r>
-        <w:rPr>
-          <w:rFonts w:ascii="Consolas" w:hAnsi="Consolas"/>
-          <w:sz w:val="18"/>
-        </w:rPr>
-        <w:t>sudo ./provision/01_os_base.sh          # OS-pakker og Bluetooth-baseline</w:t>
-        <w:br/>
-      </w:r>
-      <w:r>
-        <w:rPr>
-          <w:rFonts w:ascii="Consolas" w:hAnsi="Consolas"/>
-          <w:sz w:val="18"/>
-        </w:rPr>
-        <w:t>sudo reboot</w:t>
-        <w:br/>
-      </w:r>
-      <w:r>
-        <w:rPr>
-          <w:rFonts w:ascii="Consolas" w:hAnsi="Consolas"/>
-          <w:sz w:val="18"/>
-        </w:rPr>
-        <w:t>sudo ./provision/02_device_identity.sh  # værtsnavn og Bluetooth-navn</w:t>
-        <w:br/>
-      </w:r>
-      <w:r>
-        <w:rPr>
-          <w:rFonts w:ascii="Consolas" w:hAnsi="Consolas"/>
-          <w:sz w:val="18"/>
-        </w:rPr>
-        <w:t>sudo reboot</w:t>
-        <w:br/>
-      </w:r>
-      <w:r>
-        <w:rPr>
-          <w:rFonts w:ascii="Consolas" w:hAnsi="Consolas"/>
-          <w:sz w:val="18"/>
-        </w:rPr>
-        <w:t>sudo ./provision/03_app_install.sh      # Python-miljø og pakke</w:t>
-        <w:br/>
-      </w:r>
-      <w:r>
-        <w:rPr>
-          <w:rFonts w:ascii="Consolas" w:hAnsi="Consolas"/>
-          <w:sz w:val="18"/>
-        </w:rPr>
-        <w:t>sudo ./provision/04_enable_services.sh  # installerer og aktiverer tjenester</w:t>
-        <w:br/>
-      </w:r>
-      <w:r>
-        <w:rPr>
-          <w:rFonts w:ascii="Consolas" w:hAnsi="Consolas"/>
-          <w:sz w:val="18"/>
-        </w:rPr>
-        <w:t>sudo ./provision/05_copilot_debug_tools.sh   # valgfrit</w:t>
-        <w:br/>
-      </w:r>
-      <w:r>
-        <w:rPr>
-          <w:rFonts w:ascii="Consolas" w:hAnsi="Consolas"/>
-          <w:sz w:val="18"/>
-        </w:rPr>
-        <w:t>sudo ./provision/06_verify.sh           # verifikationsrapport</w:t>
+        <w:t>Trin 00 og DEVICE_TYPE</w:t>
       </w:r>
     </w:p>
     <w:p>
@@ -6913,570 +6957,7 @@
           <w:i w:val="0"/>
           <w:sz w:val="21"/>
         </w:rPr>
-        <w:t>Trin 04 udfører internt følgende i rækkefølge:</w:t>
-      </w:r>
-    </w:p>
-    <w:p>
-      <w:pPr>
-        <w:pStyle w:val="ListNumber"/>
-      </w:pPr>
-      <w:r>
-        <w:rPr>
-          <w:rFonts w:ascii="Segoe UI" w:hAnsi="Segoe UI"/>
-          <w:sz w:val="21"/>
-        </w:rPr>
-        <w:t>scripts/service/svc_install_bt_gatt_hid.sh — BLE-dæmon og agent-enheder</w:t>
-      </w:r>
-    </w:p>
-    <w:p>
-      <w:pPr>
-        <w:pStyle w:val="ListNumber"/>
-      </w:pPr>
-      <w:r>
-        <w:rPr>
-          <w:rFonts w:ascii="Segoe UI" w:hAnsi="Segoe UI"/>
-          <w:sz w:val="21"/>
-        </w:rPr>
-        <w:t>scripts/ble/ble_install_helper.sh — afhængigheder og bt_kb_send</w:t>
-      </w:r>
-    </w:p>
-    <w:p>
-      <w:pPr>
-        <w:pStyle w:val="ListNumber"/>
-      </w:pPr>
-      <w:r>
-        <w:rPr>
-          <w:rFonts w:ascii="Segoe UI" w:hAnsi="Segoe UI"/>
-          <w:sz w:val="21"/>
-        </w:rPr>
-        <w:t>scripts/service/svc_install_systemd.sh — ipr_keyboard.service</w:t>
-      </w:r>
-    </w:p>
-    <w:p>
-      <w:pPr>
-        <w:pStyle w:val="ListNumber"/>
-      </w:pPr>
-      <w:r>
-        <w:rPr>
-          <w:rFonts w:ascii="Segoe UI" w:hAnsi="Segoe UI"/>
-          <w:sz w:val="21"/>
-        </w:rPr>
-        <w:t>scripts/ble/ble_setup_extras.sh — supplerende Bluetooth-opsætning</w:t>
-      </w:r>
-    </w:p>
-    <w:p>
-      <w:pPr>
-        <w:pStyle w:val="ListNumber"/>
-      </w:pPr>
-      <w:r>
-        <w:rPr>
-          <w:rFonts w:ascii="Segoe UI" w:hAnsi="Segoe UI"/>
-          <w:sz w:val="21"/>
-        </w:rPr>
-        <w:t>scripts/service/svc_enable_services.sh — aktivering</w:t>
-      </w:r>
-    </w:p>
-    <w:p>
-      <w:pPr>
-        <w:pStyle w:val="ListNumber"/>
-      </w:pPr>
-      <w:r>
-        <w:rPr>
-          <w:rFonts w:ascii="Segoe UI" w:hAnsi="Segoe UI"/>
-          <w:sz w:val="21"/>
-        </w:rPr>
-        <w:t>installation af ipr-provision.service samt TLS-certifikater</w:t>
-      </w:r>
-    </w:p>
-    <w:p>
-      <w:pPr>
-        <w:pStyle w:val="Heading2"/>
-      </w:pPr>
-      <w:r>
-        <w:t>3.6 Efter provisioneringen</w:t>
-      </w:r>
-    </w:p>
-    <w:p>
-      <w:r>
-        <w:rPr>
-          <w:rFonts w:ascii="Segoe UI" w:hAnsi="Segoe UI"/>
-          <w:b w:val="0"/>
-          <w:i w:val="0"/>
-          <w:sz w:val="21"/>
-        </w:rPr>
-        <w:t>Hent hotspot-oplysningerne og notér dem — de skal bruges ved nødadgang:</w:t>
-      </w:r>
-    </w:p>
-    <w:p>
-      <w:pPr>
-        <w:spacing w:before="80" w:after="160" w:line="240" w:lineRule="auto"/>
-        <w:ind w:left="227"/>
-        <w:shd w:val="clear" w:color="auto" w:fill="F4F6F8"/>
-        <w:pBdr>
-          <w:top w:val="single" w:sz="4" w:space="6" w:color="DCE1E8"/>
-          <w:left w:val="single" w:sz="4" w:space="6" w:color="DCE1E8"/>
-          <w:bottom w:val="single" w:sz="4" w:space="6" w:color="DCE1E8"/>
-          <w:right w:val="single" w:sz="4" w:space="6" w:color="DCE1E8"/>
-        </w:pBdr>
-      </w:pPr>
-      <w:r>
-        <w:rPr>
-          <w:rFonts w:ascii="Consolas" w:hAnsi="Consolas"/>
-          <w:sz w:val="18"/>
-        </w:rPr>
-        <w:t>sudo ./provision/07_show_info.sh</w:t>
-        <w:br/>
-      </w:r>
-      <w:r>
-        <w:rPr>
-          <w:rFonts w:ascii="Consolas" w:hAnsi="Consolas"/>
-          <w:sz w:val="18"/>
-        </w:rPr>
-        <w:t>sudo cat /etc/ipr-hotspot.secret</w:t>
-      </w:r>
-    </w:p>
-    <w:p>
-      <w:r>
-        <w:rPr>
-          <w:rFonts w:ascii="Segoe UI" w:hAnsi="Segoe UI"/>
-          <w:b w:val="0"/>
-          <w:i w:val="0"/>
-          <w:sz w:val="21"/>
-        </w:rPr>
-        <w:t>Kontrollér at alt kører:</w:t>
-      </w:r>
-    </w:p>
-    <w:p>
-      <w:pPr>
-        <w:spacing w:before="80" w:after="160" w:line="240" w:lineRule="auto"/>
-        <w:ind w:left="227"/>
-        <w:shd w:val="clear" w:color="auto" w:fill="F4F6F8"/>
-        <w:pBdr>
-          <w:top w:val="single" w:sz="4" w:space="6" w:color="DCE1E8"/>
-          <w:left w:val="single" w:sz="4" w:space="6" w:color="DCE1E8"/>
-          <w:bottom w:val="single" w:sz="4" w:space="6" w:color="DCE1E8"/>
-          <w:right w:val="single" w:sz="4" w:space="6" w:color="DCE1E8"/>
-        </w:pBdr>
-      </w:pPr>
-      <w:r>
-        <w:rPr>
-          <w:rFonts w:ascii="Consolas" w:hAnsi="Consolas"/>
-          <w:sz w:val="18"/>
-        </w:rPr>
-        <w:t>systemctl status ipr_keyboard.service bt_hid_ble.service \</w:t>
-        <w:br/>
-      </w:r>
-      <w:r>
-        <w:rPr>
-          <w:rFonts w:ascii="Consolas" w:hAnsi="Consolas"/>
-          <w:sz w:val="18"/>
-        </w:rPr>
-        <w:t xml:space="preserve">               bt_hid_agent_unified.service ipr-provision.service</w:t>
-        <w:br/>
-      </w:r>
-      <w:r>
-        <w:rPr>
-          <w:rFonts w:ascii="Consolas" w:hAnsi="Consolas"/>
-          <w:sz w:val="18"/>
-        </w:rPr>
-        <w:t>./scripts/diag_status.sh</w:t>
-        <w:br/>
-      </w:r>
-      <w:r>
-        <w:rPr>
-          <w:rFonts w:ascii="Consolas" w:hAnsi="Consolas"/>
-          <w:sz w:val="18"/>
-        </w:rPr>
-        <w:t>curl -k https://localhost/health</w:t>
-      </w:r>
-    </w:p>
-    <w:p>
-      <w:pPr>
-        <w:pStyle w:val="Heading2"/>
-      </w:pPr>
-      <w:r>
-        <w:t>3.7 Montér IRIS-skanneren</w:t>
-      </w:r>
-    </w:p>
-    <w:p>
-      <w:r>
-        <w:rPr>
-          <w:rFonts w:ascii="Segoe UI" w:hAnsi="Segoe UI"/>
-          <w:b w:val="0"/>
-          <w:i w:val="0"/>
-          <w:sz w:val="21"/>
-        </w:rPr>
-        <w:t>Applikationen læser almindelige filer fra en mappe. Skanneren skal derfor være monteret på et fast sted, som matcher IrisPenFolders i config.json.</w:t>
-      </w:r>
-    </w:p>
-    <w:p>
-      <w:r>
-        <w:rPr>
-          <w:rFonts w:ascii="Segoe UI" w:hAnsi="Segoe UI"/>
-          <w:b/>
-          <w:i w:val="0"/>
-          <w:sz w:val="21"/>
-        </w:rPr>
-        <w:t>Masselagerenheder — permanent montering via UUID i /etc/fstab:</w:t>
-      </w:r>
-    </w:p>
-    <w:p>
-      <w:pPr>
-        <w:spacing w:before="80" w:after="160" w:line="240" w:lineRule="auto"/>
-        <w:ind w:left="227"/>
-        <w:shd w:val="clear" w:color="auto" w:fill="F4F6F8"/>
-        <w:pBdr>
-          <w:top w:val="single" w:sz="4" w:space="6" w:color="DCE1E8"/>
-          <w:left w:val="single" w:sz="4" w:space="6" w:color="DCE1E8"/>
-          <w:bottom w:val="single" w:sz="4" w:space="6" w:color="DCE1E8"/>
-          <w:right w:val="single" w:sz="4" w:space="6" w:color="DCE1E8"/>
-        </w:pBdr>
-      </w:pPr>
-      <w:r>
-        <w:rPr>
-          <w:rFonts w:ascii="Consolas" w:hAnsi="Consolas"/>
-          <w:sz w:val="18"/>
-        </w:rPr>
-        <w:t>sudo ./scripts/usb_setup_mount.sh /dev/sda1 /mnt/irispen</w:t>
-      </w:r>
-    </w:p>
-    <w:p>
-      <w:r>
-        <w:rPr>
-          <w:rFonts w:ascii="Segoe UI" w:hAnsi="Segoe UI"/>
-          <w:b/>
-          <w:i w:val="0"/>
-          <w:sz w:val="21"/>
-        </w:rPr>
-        <w:t>MTP-enheder, som ikke eksponerer et blokdrev:</w:t>
-      </w:r>
-    </w:p>
-    <w:p>
-      <w:pPr>
-        <w:spacing w:before="80" w:after="160" w:line="240" w:lineRule="auto"/>
-        <w:ind w:left="227"/>
-        <w:shd w:val="clear" w:color="auto" w:fill="F4F6F8"/>
-        <w:pBdr>
-          <w:top w:val="single" w:sz="4" w:space="6" w:color="DCE1E8"/>
-          <w:left w:val="single" w:sz="4" w:space="6" w:color="DCE1E8"/>
-          <w:bottom w:val="single" w:sz="4" w:space="6" w:color="DCE1E8"/>
-          <w:right w:val="single" w:sz="4" w:space="6" w:color="DCE1E8"/>
-        </w:pBdr>
-      </w:pPr>
-      <w:r>
-        <w:rPr>
-          <w:rFonts w:ascii="Consolas" w:hAnsi="Consolas"/>
-          <w:sz w:val="18"/>
-        </w:rPr>
-        <w:t>sudo apt install jmtpfs</w:t>
-        <w:br/>
-      </w:r>
-      <w:r>
-        <w:rPr>
-          <w:rFonts w:ascii="Consolas" w:hAnsi="Consolas"/>
-          <w:sz w:val="18"/>
-        </w:rPr>
-        <w:t>sudo ./scripts/usb_mount_mtp.sh    # skifter mellem montér og afmontér</w:t>
-      </w:r>
-    </w:p>
-    <w:p>
-      <w:pPr>
-        <w:spacing w:before="120" w:after="200"/>
-        <w:ind w:left="113"/>
-        <w:shd w:val="clear" w:color="auto" w:fill="E9F7EF"/>
-        <w:pBdr>
-          <w:top w:val="single" w:sz="6" w:space="6" w:color="277646"/>
-          <w:left w:val="single" w:sz="6" w:space="6" w:color="277646"/>
-          <w:bottom w:val="single" w:sz="6" w:space="6" w:color="277646"/>
-          <w:right w:val="single" w:sz="6" w:space="6" w:color="277646"/>
-        </w:pBdr>
-      </w:pPr>
-      <w:r>
-        <w:rPr>
-          <w:rFonts w:ascii="Segoe UI" w:hAnsi="Segoe UI"/>
-          <w:b/>
-          <w:color w:val="277646"/>
-          <w:sz w:val="20"/>
-        </w:rPr>
-        <w:t xml:space="preserve">Tip: </w:t>
-      </w:r>
-      <w:r>
-        <w:rPr>
-          <w:rFonts w:ascii="Segoe UI" w:hAnsi="Segoe UI"/>
-          <w:sz w:val="20"/>
-        </w:rPr>
-        <w:t>usb_setup_mount.sh tager en sikkerhedskopi af /etc/fstab, før den ændrer den, og bruger nofail — en manglende skanner blokerer derfor ikke opstarten.</w:t>
-      </w:r>
-    </w:p>
-    <w:p>
-      <w:pPr>
-        <w:pStyle w:val="Heading2"/>
-      </w:pPr>
-      <w:r>
-        <w:t>3.8 Første login på dashboardet</w:t>
-      </w:r>
-    </w:p>
-    <w:p>
-      <w:r>
-        <w:rPr>
-          <w:rFonts w:ascii="Segoe UI" w:hAnsi="Segoe UI"/>
-          <w:b w:val="0"/>
-          <w:i w:val="0"/>
-          <w:sz w:val="21"/>
-        </w:rPr>
-        <w:t xml:space="preserve">Første gang webserveren starter, oprettes en administratorkonto ved navn </w:t>
-      </w:r>
-      <w:r>
-        <w:rPr>
-          <w:rFonts w:ascii="Consolas" w:hAnsi="Consolas"/>
-          <w:b w:val="0"/>
-          <w:i w:val="0"/>
-          <w:sz w:val="19"/>
-        </w:rPr>
-        <w:t>admin</w:t>
-      </w:r>
-      <w:r>
-        <w:rPr>
-          <w:rFonts w:ascii="Segoe UI" w:hAnsi="Segoe UI"/>
-          <w:b w:val="0"/>
-          <w:i w:val="0"/>
-          <w:sz w:val="21"/>
-        </w:rPr>
-        <w:t xml:space="preserve">. Den tilfældige startadgangskode skrives til filen </w:t>
-      </w:r>
-      <w:r>
-        <w:rPr>
-          <w:rFonts w:ascii="Consolas" w:hAnsi="Consolas"/>
-          <w:b w:val="0"/>
-          <w:i w:val="0"/>
-          <w:sz w:val="19"/>
-        </w:rPr>
-        <w:t>admin_initial_password.txt</w:t>
-      </w:r>
-      <w:r>
-        <w:rPr>
-          <w:rFonts w:ascii="Segoe UI" w:hAnsi="Segoe UI"/>
-          <w:b w:val="0"/>
-          <w:i w:val="0"/>
-          <w:sz w:val="21"/>
-        </w:rPr>
-        <w:t xml:space="preserve"> i projektroden.</w:t>
-      </w:r>
-    </w:p>
-    <w:p>
-      <w:pPr>
-        <w:pStyle w:val="ListNumber"/>
-      </w:pPr>
-      <w:r>
-        <w:rPr>
-          <w:rFonts w:ascii="Segoe UI" w:hAnsi="Segoe UI"/>
-          <w:sz w:val="21"/>
-        </w:rPr>
-        <w:t>Log ind på dashboardet med admin og adgangskoden fra filen.</w:t>
-      </w:r>
-    </w:p>
-    <w:p>
-      <w:pPr>
-        <w:pStyle w:val="ListNumber"/>
-      </w:pPr>
-      <w:r>
-        <w:rPr>
-          <w:rFonts w:ascii="Segoe UI" w:hAnsi="Segoe UI"/>
-          <w:sz w:val="21"/>
-        </w:rPr>
-        <w:t>Skift adgangskoden med det samme under Indstillinger → Konto.</w:t>
-      </w:r>
-    </w:p>
-    <w:p>
-      <w:pPr>
-        <w:pStyle w:val="ListNumber"/>
-      </w:pPr>
-      <w:r>
-        <w:rPr>
-          <w:rFonts w:ascii="Segoe UI" w:hAnsi="Segoe UI"/>
-          <w:sz w:val="21"/>
-        </w:rPr>
-        <w:t>Slet derefter admin_initial_password.txt fra enheden.</w:t>
-      </w:r>
-    </w:p>
-    <w:p>
-      <w:pPr>
-        <w:pStyle w:val="ListNumber"/>
-      </w:pPr>
-      <w:r>
-        <w:rPr>
-          <w:rFonts w:ascii="Segoe UI" w:hAnsi="Segoe UI"/>
-          <w:sz w:val="21"/>
-        </w:rPr>
-        <w:t>Opret personlige konti til de administratorer, der skal have adgang.</w:t>
-      </w:r>
-    </w:p>
-    <w:p>
-      <w:pPr>
-        <w:spacing w:before="120" w:after="200"/>
-        <w:ind w:left="113"/>
-        <w:shd w:val="clear" w:color="auto" w:fill="FEF0F0"/>
-        <w:pBdr>
-          <w:top w:val="single" w:sz="6" w:space="6" w:color="B02A2A"/>
-          <w:left w:val="single" w:sz="6" w:space="6" w:color="B02A2A"/>
-          <w:bottom w:val="single" w:sz="6" w:space="6" w:color="B02A2A"/>
-          <w:right w:val="single" w:sz="6" w:space="6" w:color="B02A2A"/>
-        </w:pBdr>
-      </w:pPr>
-      <w:r>
-        <w:rPr>
-          <w:rFonts w:ascii="Segoe UI" w:hAnsi="Segoe UI"/>
-          <w:b/>
-          <w:color w:val="B02A2A"/>
-          <w:sz w:val="20"/>
-        </w:rPr>
-        <w:t xml:space="preserve">Advarsel: </w:t>
-      </w:r>
-      <w:r>
-        <w:rPr>
-          <w:rFonts w:ascii="Segoe UI" w:hAnsi="Segoe UI"/>
-          <w:sz w:val="20"/>
-        </w:rPr>
-        <w:t>admin_initial_password.txt indeholder en adgangskode i klartekst. Filen er udelukket fra git via .gitignore, men den bliver liggende på enheden, indtil den slettes manuelt. Slet den som en fast del af idriftsættelsen.</w:t>
-      </w:r>
-    </w:p>
-    <w:p>
-      <w:pPr>
-        <w:pStyle w:val="Heading2"/>
-      </w:pPr>
-      <w:r>
-        <w:t>3.9 Par den første vært</w:t>
-      </w:r>
-    </w:p>
-    <w:p>
-      <w:pPr>
-        <w:pStyle w:val="ListNumber"/>
-      </w:pPr>
-      <w:r>
-        <w:rPr>
-          <w:rFonts w:ascii="Segoe UI" w:hAnsi="Segoe UI"/>
-          <w:sz w:val="21"/>
-        </w:rPr>
-        <w:t>Kontrollér at bt_hid_agent_unified.service og bt_hid_ble.service kører.</w:t>
-      </w:r>
-    </w:p>
-    <w:p>
-      <w:pPr>
-        <w:pStyle w:val="ListNumber"/>
-      </w:pPr>
-      <w:r>
-        <w:rPr>
-          <w:rFonts w:ascii="Segoe UI" w:hAnsi="Segoe UI"/>
-          <w:sz w:val="21"/>
-        </w:rPr>
-        <w:t>Sæt værten i tilføj-enhed-tilstand.</w:t>
-      </w:r>
-    </w:p>
-    <w:p>
-      <w:pPr>
-        <w:pStyle w:val="ListNumber"/>
-      </w:pPr>
-      <w:r>
-        <w:rPr>
-          <w:rFonts w:ascii="Segoe UI" w:hAnsi="Segoe UI"/>
-          <w:sz w:val="21"/>
-        </w:rPr>
-        <w:t>Par med enhedens BLE-tastaturidentitet (navnet sat i trin 02).</w:t>
-      </w:r>
-    </w:p>
-    <w:p>
-      <w:pPr>
-        <w:pStyle w:val="ListNumber"/>
-      </w:pPr>
-      <w:r>
-        <w:rPr>
-          <w:rFonts w:ascii="Segoe UI" w:hAnsi="Segoe UI"/>
-          <w:sz w:val="21"/>
-        </w:rPr>
-        <w:t>Verificér at værten abonnerer på notifikationer, og send en testtekst:</w:t>
-      </w:r>
-    </w:p>
-    <w:p>
-      <w:pPr>
-        <w:spacing w:before="80" w:after="160" w:line="240" w:lineRule="auto"/>
-        <w:ind w:left="227"/>
-        <w:shd w:val="clear" w:color="auto" w:fill="F4F6F8"/>
-        <w:pBdr>
-          <w:top w:val="single" w:sz="4" w:space="6" w:color="DCE1E8"/>
-          <w:left w:val="single" w:sz="4" w:space="6" w:color="DCE1E8"/>
-          <w:bottom w:val="single" w:sz="4" w:space="6" w:color="DCE1E8"/>
-          <w:right w:val="single" w:sz="4" w:space="6" w:color="DCE1E8"/>
-        </w:pBdr>
-      </w:pPr>
-      <w:r>
-        <w:rPr>
-          <w:rFonts w:ascii="Consolas" w:hAnsi="Consolas"/>
-          <w:sz w:val="18"/>
-        </w:rPr>
-        <w:t>bt_kb_send "smoke test"</w:t>
-      </w:r>
-    </w:p>
-    <w:p>
-      <w:r>
-        <w:rPr>
-          <w:rFonts w:ascii="Segoe UI" w:hAnsi="Segoe UI"/>
-          <w:b w:val="0"/>
-          <w:i w:val="0"/>
-          <w:sz w:val="21"/>
-        </w:rPr>
-        <w:t>Skal Bluetooth-adressen bruges i Windows-format (uden koloner, versaler):</w:t>
-      </w:r>
-    </w:p>
-    <w:p>
-      <w:pPr>
-        <w:spacing w:before="80" w:after="160" w:line="240" w:lineRule="auto"/>
-        <w:ind w:left="227"/>
-        <w:shd w:val="clear" w:color="auto" w:fill="F4F6F8"/>
-        <w:pBdr>
-          <w:top w:val="single" w:sz="4" w:space="6" w:color="DCE1E8"/>
-          <w:left w:val="single" w:sz="4" w:space="6" w:color="DCE1E8"/>
-          <w:bottom w:val="single" w:sz="4" w:space="6" w:color="DCE1E8"/>
-          <w:right w:val="single" w:sz="4" w:space="6" w:color="DCE1E8"/>
-        </w:pBdr>
-      </w:pPr>
-      <w:r>
-        <w:rPr>
-          <w:rFonts w:ascii="Consolas" w:hAnsi="Consolas"/>
-          <w:sz w:val="18"/>
-        </w:rPr>
-        <w:t>./scripts/ble/ble_show_bt_mac_for_windows.sh</w:t>
-      </w:r>
-    </w:p>
-    <w:p>
-      <w:r>
-        <w:br w:type="page"/>
-      </w:r>
-    </w:p>
-    <w:p>
-      <w:pPr>
-        <w:pStyle w:val="Heading1"/>
-      </w:pPr>
-      <w:r>
-        <w:t>4. Konfiguration</w:t>
-      </w:r>
-    </w:p>
-    <w:p>
-      <w:pPr>
-        <w:pStyle w:val="Heading2"/>
-      </w:pPr>
-      <w:r>
-        <w:t>4.1 Applikationskonfiguration — config.json</w:t>
-      </w:r>
-    </w:p>
-    <w:p>
-      <w:r>
-        <w:rPr>
-          <w:rFonts w:ascii="Segoe UI" w:hAnsi="Segoe UI"/>
-          <w:b w:val="0"/>
-          <w:i w:val="0"/>
-          <w:sz w:val="21"/>
-        </w:rPr>
-        <w:t>Filen ligger i projektroden og indlæses af ConfigManager. Ved førstegangskørsel kopieres config.default.json, hvis config.json mangler. Ændringer via dashboardet skrives tilbage til filen.</w:t>
+        <w:t>Trin 00 henter kildekoden på to forskellige måder afhængigt af DEVICE_TYPE i /opt/ipr_common.env. Det er afgørende for en produktionsenhed uden internetadgang.</w:t>
       </w:r>
     </w:p>
     <w:tbl>
@@ -7494,7 +6975,7 @@
       <w:tr>
         <w:tc>
           <w:tcPr>
-            <w:tcW w:type="dxa" w:w="2494"/>
+            <w:tcW w:type="dxa" w:w="1474"/>
             <w:shd w:val="clear" w:color="auto" w:fill="2B6CB0"/>
           </w:tcPr>
           <w:p>
@@ -7508,13 +6989,13 @@
                 <w:color w:val="FFFFFF"/>
                 <w:sz w:val="19"/>
               </w:rPr>
-              <w:t>Felt</w:t>
-            </w:r>
-          </w:p>
-        </w:tc>
-        <w:tc>
-          <w:tcPr>
-            <w:tcW w:type="dxa" w:w="1928"/>
+              <w:t>DEVICE_TYPE</w:t>
+            </w:r>
+          </w:p>
+        </w:tc>
+        <w:tc>
+          <w:tcPr>
+            <w:tcW w:type="dxa" w:w="4762"/>
             <w:shd w:val="clear" w:color="auto" w:fill="2B6CB0"/>
           </w:tcPr>
           <w:p>
@@ -7528,13 +7009,13 @@
                 <w:color w:val="FFFFFF"/>
                 <w:sz w:val="19"/>
               </w:rPr>
-              <w:t>Standard</w:t>
-            </w:r>
-          </w:p>
-        </w:tc>
-        <w:tc>
-          <w:tcPr>
-            <w:tcW w:type="dxa" w:w="4422"/>
+              <w:t>Hvad trin 00 gør</w:t>
+            </w:r>
+          </w:p>
+        </w:tc>
+        <w:tc>
+          <w:tcPr>
+            <w:tcW w:type="dxa" w:w="2608"/>
             <w:shd w:val="clear" w:color="auto" w:fill="2B6CB0"/>
           </w:tcPr>
           <w:p>
@@ -7548,7 +7029,7 @@
                 <w:color w:val="FFFFFF"/>
                 <w:sz w:val="19"/>
               </w:rPr>
-              <w:t>Betydning</w:t>
+              <w:t>Forudsætning</w:t>
             </w:r>
           </w:p>
         </w:tc>
@@ -7556,7 +7037,7 @@
       <w:tr>
         <w:tc>
           <w:tcPr>
-            <w:tcW w:type="dxa" w:w="2494"/>
+            <w:tcW w:type="dxa" w:w="1474"/>
           </w:tcPr>
           <w:p>
             <w:pPr>
@@ -7567,13 +7048,50 @@
                 <w:rFonts w:ascii="Consolas" w:hAnsi="Consolas"/>
                 <w:sz w:val="18"/>
               </w:rPr>
-              <w:t>IrisPenFolders</w:t>
-            </w:r>
-          </w:p>
-        </w:tc>
-        <w:tc>
-          <w:tcPr>
-            <w:tcW w:type="dxa" w:w="1928"/>
+              <w:t>dev</w:t>
+            </w:r>
+          </w:p>
+        </w:tc>
+        <w:tc>
+          <w:tcPr>
+            <w:tcW w:type="dxa" w:w="4762"/>
+          </w:tcPr>
+          <w:p>
+            <w:pPr>
+              <w:spacing w:after="40"/>
+            </w:pPr>
+            <w:r>
+              <w:rPr>
+                <w:rFonts w:ascii="Segoe UI" w:hAnsi="Segoe UI"/>
+                <w:sz w:val="19"/>
+              </w:rPr>
+              <w:t>Kloner REPO_URL og checker GIT_REF ud. Opretter desuden en SSH-nøgle og viser vejledning til GitHub.</w:t>
+            </w:r>
+          </w:p>
+        </w:tc>
+        <w:tc>
+          <w:tcPr>
+            <w:tcW w:type="dxa" w:w="2608"/>
+          </w:tcPr>
+          <w:p>
+            <w:pPr>
+              <w:spacing w:after="40"/>
+            </w:pPr>
+            <w:r>
+              <w:rPr>
+                <w:rFonts w:ascii="Segoe UI" w:hAnsi="Segoe UI"/>
+                <w:sz w:val="19"/>
+              </w:rPr>
+              <w:t>Enheden har internetadgang.</w:t>
+            </w:r>
+          </w:p>
+        </w:tc>
+      </w:tr>
+      <w:tr>
+        <w:tc>
+          <w:tcPr>
+            <w:tcW w:type="dxa" w:w="1474"/>
+            <w:shd w:val="clear" w:color="auto" w:fill="F7FAFC"/>
           </w:tcPr>
           <w:p>
             <w:pPr>
@@ -7584,32 +7102,13 @@
                 <w:rFonts w:ascii="Consolas" w:hAnsi="Consolas"/>
                 <w:sz w:val="18"/>
               </w:rPr>
-              <w:t>["/mnt/irispen/…/Scan text and save"]</w:t>
-            </w:r>
-          </w:p>
-        </w:tc>
-        <w:tc>
-          <w:tcPr>
-            <w:tcW w:type="dxa" w:w="4422"/>
-          </w:tcPr>
-          <w:p>
-            <w:pPr>
-              <w:spacing w:after="40"/>
-            </w:pPr>
-            <w:r>
-              <w:rPr>
-                <w:rFonts w:ascii="Segoe UI" w:hAnsi="Segoe UI"/>
-                <w:sz w:val="19"/>
-              </w:rPr>
-              <w:t>Liste af mapper, der overvåges. Alle overvåges parallelt, hver med sin egen tidsstempelmarkering.</w:t>
-            </w:r>
-          </w:p>
-        </w:tc>
-      </w:tr>
-      <w:tr>
-        <w:tc>
-          <w:tcPr>
-            <w:tcW w:type="dxa" w:w="2494"/>
+              <w:t>target</w:t>
+            </w:r>
+          </w:p>
+        </w:tc>
+        <w:tc>
+          <w:tcPr>
+            <w:tcW w:type="dxa" w:w="4762"/>
             <w:shd w:val="clear" w:color="auto" w:fill="F7FAFC"/>
           </w:tcPr>
           <w:p>
@@ -7618,16 +7117,16 @@
             </w:pPr>
             <w:r>
               <w:rPr>
-                <w:rFonts w:ascii="Consolas" w:hAnsi="Consolas"/>
-                <w:sz w:val="18"/>
-              </w:rPr>
-              <w:t>DeleteFiles</w:t>
-            </w:r>
-          </w:p>
-        </w:tc>
-        <w:tc>
-          <w:tcPr>
-            <w:tcW w:type="dxa" w:w="1928"/>
+                <w:rFonts w:ascii="Segoe UI" w:hAnsi="Segoe UI"/>
+                <w:sz w:val="19"/>
+              </w:rPr>
+              <w:t>Kloner ikke. Kontrollerer i stedet, at de overførte filer er på plads, og springer git fetch, git checkout og GitHub-vejledningen over.</w:t>
+            </w:r>
+          </w:p>
+        </w:tc>
+        <w:tc>
+          <w:tcPr>
+            <w:tcW w:type="dxa" w:w="2608"/>
             <w:shd w:val="clear" w:color="auto" w:fill="F7FAFC"/>
           </w:tcPr>
           <w:p>
@@ -7636,844 +7135,10 @@
             </w:pPr>
             <w:r>
               <w:rPr>
-                <w:rFonts w:ascii="Consolas" w:hAnsi="Consolas"/>
-                <w:sz w:val="18"/>
-              </w:rPr>
-              <w:t>true</w:t>
-            </w:r>
-          </w:p>
-        </w:tc>
-        <w:tc>
-          <w:tcPr>
-            <w:tcW w:type="dxa" w:w="4422"/>
-            <w:shd w:val="clear" w:color="auto" w:fill="F7FAFC"/>
-          </w:tcPr>
-          <w:p>
-            <w:pPr>
-              <w:spacing w:after="40"/>
-            </w:pPr>
-            <w:r>
-              <w:rPr>
-                <w:rFonts w:ascii="Segoe UI" w:hAnsi="Segoe UI"/>
-                <w:sz w:val="19"/>
-              </w:rPr>
-              <w:t>Slet filen, når teksten er sendt.</w:t>
-            </w:r>
-          </w:p>
-        </w:tc>
-      </w:tr>
-      <w:tr>
-        <w:tc>
-          <w:tcPr>
-            <w:tcW w:type="dxa" w:w="2494"/>
-          </w:tcPr>
-          <w:p>
-            <w:pPr>
-              <w:spacing w:after="40"/>
-            </w:pPr>
-            <w:r>
-              <w:rPr>
-                <w:rFonts w:ascii="Consolas" w:hAnsi="Consolas"/>
-                <w:sz w:val="18"/>
-              </w:rPr>
-              <w:t>Logging</w:t>
-            </w:r>
-          </w:p>
-        </w:tc>
-        <w:tc>
-          <w:tcPr>
-            <w:tcW w:type="dxa" w:w="1928"/>
-          </w:tcPr>
-          <w:p>
-            <w:pPr>
-              <w:spacing w:after="40"/>
-            </w:pPr>
-            <w:r>
-              <w:rPr>
-                <w:rFonts w:ascii="Consolas" w:hAnsi="Consolas"/>
-                <w:sz w:val="18"/>
-              </w:rPr>
-              <w:t>true</w:t>
-            </w:r>
-          </w:p>
-        </w:tc>
-        <w:tc>
-          <w:tcPr>
-            <w:tcW w:type="dxa" w:w="4422"/>
-          </w:tcPr>
-          <w:p>
-            <w:pPr>
-              <w:spacing w:after="40"/>
-            </w:pPr>
-            <w:r>
-              <w:rPr>
-                <w:rFonts w:ascii="Segoe UI" w:hAnsi="Segoe UI"/>
-                <w:sz w:val="19"/>
-              </w:rPr>
-              <w:t>Slå applikationslogning til eller fra.</w:t>
-            </w:r>
-          </w:p>
-        </w:tc>
-      </w:tr>
-      <w:tr>
-        <w:tc>
-          <w:tcPr>
-            <w:tcW w:type="dxa" w:w="2494"/>
-            <w:shd w:val="clear" w:color="auto" w:fill="F7FAFC"/>
-          </w:tcPr>
-          <w:p>
-            <w:pPr>
-              <w:spacing w:after="40"/>
-            </w:pPr>
-            <w:r>
-              <w:rPr>
-                <w:rFonts w:ascii="Consolas" w:hAnsi="Consolas"/>
-                <w:sz w:val="18"/>
-              </w:rPr>
-              <w:t>MaxFileSize</w:t>
-            </w:r>
-          </w:p>
-        </w:tc>
-        <w:tc>
-          <w:tcPr>
-            <w:tcW w:type="dxa" w:w="1928"/>
-            <w:shd w:val="clear" w:color="auto" w:fill="F7FAFC"/>
-          </w:tcPr>
-          <w:p>
-            <w:pPr>
-              <w:spacing w:after="40"/>
-            </w:pPr>
-            <w:r>
-              <w:rPr>
-                <w:rFonts w:ascii="Consolas" w:hAnsi="Consolas"/>
-                <w:sz w:val="18"/>
-              </w:rPr>
-              <w:t>1048576</w:t>
-            </w:r>
-          </w:p>
-        </w:tc>
-        <w:tc>
-          <w:tcPr>
-            <w:tcW w:type="dxa" w:w="4422"/>
-            <w:shd w:val="clear" w:color="auto" w:fill="F7FAFC"/>
-          </w:tcPr>
-          <w:p>
-            <w:pPr>
-              <w:spacing w:after="40"/>
-            </w:pPr>
-            <w:r>
-              <w:rPr>
-                <w:rFonts w:ascii="Segoe UI" w:hAnsi="Segoe UI"/>
-                <w:sz w:val="19"/>
-              </w:rPr>
-              <w:t>Største fil i bytes, der læses. Større filer springes over.</w:t>
-            </w:r>
-          </w:p>
-        </w:tc>
-      </w:tr>
-      <w:tr>
-        <w:tc>
-          <w:tcPr>
-            <w:tcW w:type="dxa" w:w="2494"/>
-          </w:tcPr>
-          <w:p>
-            <w:pPr>
-              <w:spacing w:after="40"/>
-            </w:pPr>
-            <w:r>
-              <w:rPr>
-                <w:rFonts w:ascii="Consolas" w:hAnsi="Consolas"/>
-                <w:sz w:val="18"/>
-              </w:rPr>
-              <w:t>LogPort</w:t>
-            </w:r>
-          </w:p>
-        </w:tc>
-        <w:tc>
-          <w:tcPr>
-            <w:tcW w:type="dxa" w:w="1928"/>
-          </w:tcPr>
-          <w:p>
-            <w:pPr>
-              <w:spacing w:after="40"/>
-            </w:pPr>
-            <w:r>
-              <w:rPr>
-                <w:rFonts w:ascii="Consolas" w:hAnsi="Consolas"/>
-                <w:sz w:val="18"/>
-              </w:rPr>
-              <w:t>443</w:t>
-            </w:r>
-          </w:p>
-        </w:tc>
-        <w:tc>
-          <w:tcPr>
-            <w:tcW w:type="dxa" w:w="4422"/>
-          </w:tcPr>
-          <w:p>
-            <w:pPr>
-              <w:spacing w:after="40"/>
-            </w:pPr>
-            <w:r>
-              <w:rPr>
-                <w:rFonts w:ascii="Segoe UI" w:hAnsi="Segoe UI"/>
-                <w:sz w:val="19"/>
-              </w:rPr>
-              <w:t>Port for webserveren. Ændring træder først i kraft efter genstart.</w:t>
-            </w:r>
-          </w:p>
-        </w:tc>
-      </w:tr>
-      <w:tr>
-        <w:tc>
-          <w:tcPr>
-            <w:tcW w:type="dxa" w:w="2494"/>
-            <w:shd w:val="clear" w:color="auto" w:fill="F7FAFC"/>
-          </w:tcPr>
-          <w:p>
-            <w:pPr>
-              <w:spacing w:after="40"/>
-            </w:pPr>
-            <w:r>
-              <w:rPr>
-                <w:rFonts w:ascii="Consolas" w:hAnsi="Consolas"/>
-                <w:sz w:val="18"/>
-              </w:rPr>
-              <w:t>LogLevel</w:t>
-            </w:r>
-          </w:p>
-        </w:tc>
-        <w:tc>
-          <w:tcPr>
-            <w:tcW w:type="dxa" w:w="1928"/>
-            <w:shd w:val="clear" w:color="auto" w:fill="F7FAFC"/>
-          </w:tcPr>
-          <w:p>
-            <w:pPr>
-              <w:spacing w:after="40"/>
-            </w:pPr>
-            <w:r>
-              <w:rPr>
-                <w:rFonts w:ascii="Consolas" w:hAnsi="Consolas"/>
-                <w:sz w:val="18"/>
-              </w:rPr>
-              <w:t>INFO</w:t>
-            </w:r>
-          </w:p>
-        </w:tc>
-        <w:tc>
-          <w:tcPr>
-            <w:tcW w:type="dxa" w:w="4422"/>
-            <w:shd w:val="clear" w:color="auto" w:fill="F7FAFC"/>
-          </w:tcPr>
-          <w:p>
-            <w:pPr>
-              <w:spacing w:after="40"/>
-            </w:pPr>
-            <w:r>
-              <w:rPr>
-                <w:rFonts w:ascii="Segoe UI" w:hAnsi="Segoe UI"/>
-                <w:sz w:val="19"/>
-              </w:rPr>
-              <w:t>DEBUG, INFO, WARNING, ERROR eller OFF.</w:t>
-            </w:r>
-          </w:p>
-        </w:tc>
-      </w:tr>
-      <w:tr>
-        <w:tc>
-          <w:tcPr>
-            <w:tcW w:type="dxa" w:w="2494"/>
-          </w:tcPr>
-          <w:p>
-            <w:pPr>
-              <w:spacing w:after="40"/>
-            </w:pPr>
-            <w:r>
-              <w:rPr>
-                <w:rFonts w:ascii="Consolas" w:hAnsi="Consolas"/>
-                <w:sz w:val="18"/>
-              </w:rPr>
-              <w:t>PairingTimeoutSeconds</w:t>
-            </w:r>
-          </w:p>
-        </w:tc>
-        <w:tc>
-          <w:tcPr>
-            <w:tcW w:type="dxa" w:w="1928"/>
-          </w:tcPr>
-          <w:p>
-            <w:pPr>
-              <w:spacing w:after="40"/>
-            </w:pPr>
-            <w:r>
-              <w:rPr>
-                <w:rFonts w:ascii="Consolas" w:hAnsi="Consolas"/>
-                <w:sz w:val="18"/>
-              </w:rPr>
-              <w:t>120</w:t>
-            </w:r>
-          </w:p>
-        </w:tc>
-        <w:tc>
-          <w:tcPr>
-            <w:tcW w:type="dxa" w:w="4422"/>
-          </w:tcPr>
-          <w:p>
-            <w:pPr>
-              <w:spacing w:after="40"/>
-            </w:pPr>
-            <w:r>
-              <w:rPr>
-                <w:rFonts w:ascii="Segoe UI" w:hAnsi="Segoe UI"/>
-                <w:sz w:val="19"/>
-              </w:rPr>
-              <w:t>Hvor længe enheden bliver i parringstilstand.</w:t>
-            </w:r>
-          </w:p>
-        </w:tc>
-      </w:tr>
-      <w:tr>
-        <w:tc>
-          <w:tcPr>
-            <w:tcW w:type="dxa" w:w="2494"/>
-            <w:shd w:val="clear" w:color="auto" w:fill="F7FAFC"/>
-          </w:tcPr>
-          <w:p>
-            <w:pPr>
-              <w:spacing w:after="40"/>
-            </w:pPr>
-            <w:r>
-              <w:rPr>
-                <w:rFonts w:ascii="Consolas" w:hAnsi="Consolas"/>
-                <w:sz w:val="18"/>
-              </w:rPr>
-              <w:t>ReadTimeoutSeconds</w:t>
-            </w:r>
-          </w:p>
-        </w:tc>
-        <w:tc>
-          <w:tcPr>
-            <w:tcW w:type="dxa" w:w="1928"/>
-            <w:shd w:val="clear" w:color="auto" w:fill="F7FAFC"/>
-          </w:tcPr>
-          <w:p>
-            <w:pPr>
-              <w:spacing w:after="40"/>
-            </w:pPr>
-            <w:r>
-              <w:rPr>
-                <w:rFonts w:ascii="Consolas" w:hAnsi="Consolas"/>
-                <w:sz w:val="18"/>
-              </w:rPr>
-              <w:t>10</w:t>
-            </w:r>
-          </w:p>
-        </w:tc>
-        <w:tc>
-          <w:tcPr>
-            <w:tcW w:type="dxa" w:w="4422"/>
-            <w:shd w:val="clear" w:color="auto" w:fill="F7FAFC"/>
-          </w:tcPr>
-          <w:p>
-            <w:pPr>
-              <w:spacing w:after="40"/>
-            </w:pPr>
-            <w:r>
-              <w:rPr>
-                <w:rFonts w:ascii="Segoe UI" w:hAnsi="Segoe UI"/>
-                <w:sz w:val="19"/>
-              </w:rPr>
-              <w:t>Maksimal ventetid ved læsning af en fil.</w:t>
-            </w:r>
-          </w:p>
-        </w:tc>
-      </w:tr>
-      <w:tr>
-        <w:tc>
-          <w:tcPr>
-            <w:tcW w:type="dxa" w:w="2494"/>
-          </w:tcPr>
-          <w:p>
-            <w:pPr>
-              <w:spacing w:after="40"/>
-            </w:pPr>
-            <w:r>
-              <w:rPr>
-                <w:rFonts w:ascii="Consolas" w:hAnsi="Consolas"/>
-                <w:sz w:val="18"/>
-              </w:rPr>
-              <w:t>PollIntervalSeconds</w:t>
-            </w:r>
-          </w:p>
-        </w:tc>
-        <w:tc>
-          <w:tcPr>
-            <w:tcW w:type="dxa" w:w="1928"/>
-          </w:tcPr>
-          <w:p>
-            <w:pPr>
-              <w:spacing w:after="40"/>
-            </w:pPr>
-            <w:r>
-              <w:rPr>
-                <w:rFonts w:ascii="Consolas" w:hAnsi="Consolas"/>
-                <w:sz w:val="18"/>
-              </w:rPr>
-              <w:t>1.0</w:t>
-            </w:r>
-          </w:p>
-        </w:tc>
-        <w:tc>
-          <w:tcPr>
-            <w:tcW w:type="dxa" w:w="4422"/>
-          </w:tcPr>
-          <w:p>
-            <w:pPr>
-              <w:spacing w:after="40"/>
-            </w:pPr>
-            <w:r>
-              <w:rPr>
-                <w:rFonts w:ascii="Segoe UI" w:hAnsi="Segoe UI"/>
-                <w:sz w:val="19"/>
-              </w:rPr>
-              <w:t>Interval mellem mappescanninger. Højere værdi sparer CPU på Pi Zero 2 W.</w:t>
-            </w:r>
-          </w:p>
-        </w:tc>
-      </w:tr>
-      <w:tr>
-        <w:tc>
-          <w:tcPr>
-            <w:tcW w:type="dxa" w:w="2494"/>
-            <w:shd w:val="clear" w:color="auto" w:fill="F7FAFC"/>
-          </w:tcPr>
-          <w:p>
-            <w:pPr>
-              <w:spacing w:after="40"/>
-            </w:pPr>
-            <w:r>
-              <w:rPr>
-                <w:rFonts w:ascii="Consolas" w:hAnsi="Consolas"/>
-                <w:sz w:val="18"/>
-              </w:rPr>
-              <w:t>StatusIntervalSeconds</w:t>
-            </w:r>
-          </w:p>
-        </w:tc>
-        <w:tc>
-          <w:tcPr>
-            <w:tcW w:type="dxa" w:w="1928"/>
-            <w:shd w:val="clear" w:color="auto" w:fill="F7FAFC"/>
-          </w:tcPr>
-          <w:p>
-            <w:pPr>
-              <w:spacing w:after="40"/>
-            </w:pPr>
-            <w:r>
-              <w:rPr>
-                <w:rFonts w:ascii="Consolas" w:hAnsi="Consolas"/>
-                <w:sz w:val="18"/>
-              </w:rPr>
-              <w:t>5</w:t>
-            </w:r>
-          </w:p>
-        </w:tc>
-        <w:tc>
-          <w:tcPr>
-            <w:tcW w:type="dxa" w:w="4422"/>
-            <w:shd w:val="clear" w:color="auto" w:fill="F7FAFC"/>
-          </w:tcPr>
-          <w:p>
-            <w:pPr>
-              <w:spacing w:after="40"/>
-            </w:pPr>
-            <w:r>
-              <w:rPr>
-                <w:rFonts w:ascii="Segoe UI" w:hAnsi="Segoe UI"/>
-                <w:sz w:val="19"/>
-              </w:rPr>
-              <w:t>Interval mellem statusopdateringer til browseren (SSE).</w:t>
-            </w:r>
-          </w:p>
-        </w:tc>
-      </w:tr>
-      <w:tr>
-        <w:tc>
-          <w:tcPr>
-            <w:tcW w:type="dxa" w:w="2494"/>
-          </w:tcPr>
-          <w:p>
-            <w:pPr>
-              <w:spacing w:after="40"/>
-            </w:pPr>
-            <w:r>
-              <w:rPr>
-                <w:rFonts w:ascii="Consolas" w:hAnsi="Consolas"/>
-                <w:sz w:val="18"/>
-              </w:rPr>
-              <w:t>NetworkMode</w:t>
-            </w:r>
-          </w:p>
-        </w:tc>
-        <w:tc>
-          <w:tcPr>
-            <w:tcW w:type="dxa" w:w="1928"/>
-          </w:tcPr>
-          <w:p>
-            <w:pPr>
-              <w:spacing w:after="40"/>
-            </w:pPr>
-            <w:r>
-              <w:rPr>
-                <w:rFonts w:ascii="Consolas" w:hAnsi="Consolas"/>
-                <w:sz w:val="18"/>
-              </w:rPr>
-              <w:t>"dhcp"</w:t>
-            </w:r>
-          </w:p>
-        </w:tc>
-        <w:tc>
-          <w:tcPr>
-            <w:tcW w:type="dxa" w:w="4422"/>
-          </w:tcPr>
-          <w:p>
-            <w:pPr>
-              <w:spacing w:after="40"/>
-            </w:pPr>
-            <w:r>
-              <w:rPr>
-                <w:rFonts w:ascii="Segoe UI" w:hAnsi="Segoe UI"/>
-                <w:sz w:val="19"/>
-              </w:rPr>
-              <w:t>Enten "dhcp" eller "static".</w:t>
-            </w:r>
-          </w:p>
-        </w:tc>
-      </w:tr>
-      <w:tr>
-        <w:tc>
-          <w:tcPr>
-            <w:tcW w:type="dxa" w:w="2494"/>
-            <w:shd w:val="clear" w:color="auto" w:fill="F7FAFC"/>
-          </w:tcPr>
-          <w:p>
-            <w:pPr>
-              <w:spacing w:after="40"/>
-            </w:pPr>
-            <w:r>
-              <w:rPr>
-                <w:rFonts w:ascii="Consolas" w:hAnsi="Consolas"/>
-                <w:sz w:val="18"/>
-              </w:rPr>
-              <w:t>StaticIP / StaticNetmask / StaticGateway</w:t>
-            </w:r>
-          </w:p>
-        </w:tc>
-        <w:tc>
-          <w:tcPr>
-            <w:tcW w:type="dxa" w:w="1928"/>
-            <w:shd w:val="clear" w:color="auto" w:fill="F7FAFC"/>
-          </w:tcPr>
-          <w:p>
-            <w:pPr>
-              <w:spacing w:after="40"/>
-            </w:pPr>
-            <w:r>
-              <w:rPr>
-                <w:rFonts w:ascii="Consolas" w:hAnsi="Consolas"/>
-                <w:sz w:val="18"/>
-              </w:rPr>
-              <w:t>"" / 255.255.255.0 / ""</w:t>
-            </w:r>
-          </w:p>
-        </w:tc>
-        <w:tc>
-          <w:tcPr>
-            <w:tcW w:type="dxa" w:w="4422"/>
-            <w:shd w:val="clear" w:color="auto" w:fill="F7FAFC"/>
-          </w:tcPr>
-          <w:p>
-            <w:pPr>
-              <w:spacing w:after="40"/>
-            </w:pPr>
-            <w:r>
-              <w:rPr>
-                <w:rFonts w:ascii="Segoe UI" w:hAnsi="Segoe UI"/>
-                <w:sz w:val="19"/>
-              </w:rPr>
-              <w:t>Bruges kun når NetworkMode er static.</w:t>
-            </w:r>
-          </w:p>
-        </w:tc>
-      </w:tr>
-      <w:tr>
-        <w:tc>
-          <w:tcPr>
-            <w:tcW w:type="dxa" w:w="2494"/>
-          </w:tcPr>
-          <w:p>
-            <w:pPr>
-              <w:spacing w:after="40"/>
-            </w:pPr>
-            <w:r>
-              <w:rPr>
-                <w:rFonts w:ascii="Consolas" w:hAnsi="Consolas"/>
-                <w:sz w:val="18"/>
-              </w:rPr>
-              <w:t>TlsCertFile / TlsKeyFile</w:t>
-            </w:r>
-          </w:p>
-        </w:tc>
-        <w:tc>
-          <w:tcPr>
-            <w:tcW w:type="dxa" w:w="1928"/>
-          </w:tcPr>
-          <w:p>
-            <w:pPr>
-              <w:spacing w:after="40"/>
-            </w:pPr>
-            <w:r>
-              <w:rPr>
-                <w:rFonts w:ascii="Consolas" w:hAnsi="Consolas"/>
-                <w:sz w:val="18"/>
-              </w:rPr>
-              <w:t>/etc/ipr-ssl/server.crt og .key</w:t>
-            </w:r>
-          </w:p>
-        </w:tc>
-        <w:tc>
-          <w:tcPr>
-            <w:tcW w:type="dxa" w:w="4422"/>
-          </w:tcPr>
-          <w:p>
-            <w:pPr>
-              <w:spacing w:after="40"/>
-            </w:pPr>
-            <w:r>
-              <w:rPr>
-                <w:rFonts w:ascii="Segoe UI" w:hAnsi="Segoe UI"/>
-                <w:sz w:val="19"/>
-              </w:rPr>
-              <w:t>Læses ved opstart. Eksponeres ikke via konfigurations-API'et.</w:t>
-            </w:r>
-          </w:p>
-        </w:tc>
-      </w:tr>
-      <w:tr>
-        <w:tc>
-          <w:tcPr>
-            <w:tcW w:type="dxa" w:w="2494"/>
-            <w:shd w:val="clear" w:color="auto" w:fill="F7FAFC"/>
-          </w:tcPr>
-          <w:p>
-            <w:pPr>
-              <w:spacing w:after="40"/>
-            </w:pPr>
-            <w:r>
-              <w:rPr>
-                <w:rFonts w:ascii="Consolas" w:hAnsi="Consolas"/>
-                <w:sz w:val="18"/>
-              </w:rPr>
-              <w:t>GpioEnabled</w:t>
-            </w:r>
-          </w:p>
-        </w:tc>
-        <w:tc>
-          <w:tcPr>
-            <w:tcW w:type="dxa" w:w="1928"/>
-            <w:shd w:val="clear" w:color="auto" w:fill="F7FAFC"/>
-          </w:tcPr>
-          <w:p>
-            <w:pPr>
-              <w:spacing w:after="40"/>
-            </w:pPr>
-            <w:r>
-              <w:rPr>
-                <w:rFonts w:ascii="Consolas" w:hAnsi="Consolas"/>
-                <w:sz w:val="18"/>
-              </w:rPr>
-              <w:t>true</w:t>
-            </w:r>
-          </w:p>
-        </w:tc>
-        <w:tc>
-          <w:tcPr>
-            <w:tcW w:type="dxa" w:w="4422"/>
-            <w:shd w:val="clear" w:color="auto" w:fill="F7FAFC"/>
-          </w:tcPr>
-          <w:p>
-            <w:pPr>
-              <w:spacing w:after="40"/>
-            </w:pPr>
-            <w:r>
-              <w:rPr>
-                <w:rFonts w:ascii="Segoe UI" w:hAnsi="Segoe UI"/>
-                <w:sz w:val="19"/>
-              </w:rPr>
-              <w:t>Slå reed-kontakt og LED fra på maskiner uden GPIO.</w:t>
-            </w:r>
-          </w:p>
-        </w:tc>
-      </w:tr>
-      <w:tr>
-        <w:tc>
-          <w:tcPr>
-            <w:tcW w:type="dxa" w:w="2494"/>
-          </w:tcPr>
-          <w:p>
-            <w:pPr>
-              <w:spacing w:after="40"/>
-            </w:pPr>
-            <w:r>
-              <w:rPr>
-                <w:rFonts w:ascii="Consolas" w:hAnsi="Consolas"/>
-                <w:sz w:val="18"/>
-              </w:rPr>
-              <w:t>GpioReedPin</w:t>
-            </w:r>
-          </w:p>
-        </w:tc>
-        <w:tc>
-          <w:tcPr>
-            <w:tcW w:type="dxa" w:w="1928"/>
-          </w:tcPr>
-          <w:p>
-            <w:pPr>
-              <w:spacing w:after="40"/>
-            </w:pPr>
-            <w:r>
-              <w:rPr>
-                <w:rFonts w:ascii="Consolas" w:hAnsi="Consolas"/>
-                <w:sz w:val="18"/>
-              </w:rPr>
-              <w:t>27</w:t>
-            </w:r>
-          </w:p>
-        </w:tc>
-        <w:tc>
-          <w:tcPr>
-            <w:tcW w:type="dxa" w:w="4422"/>
-          </w:tcPr>
-          <w:p>
-            <w:pPr>
-              <w:spacing w:after="40"/>
-            </w:pPr>
-            <w:r>
-              <w:rPr>
-                <w:rFonts w:ascii="Segoe UI" w:hAnsi="Segoe UI"/>
-                <w:sz w:val="19"/>
-              </w:rPr>
-              <w:t>BCM-nummer for reed-kontakten.</w:t>
-            </w:r>
-          </w:p>
-        </w:tc>
-      </w:tr>
-      <w:tr>
-        <w:tc>
-          <w:tcPr>
-            <w:tcW w:type="dxa" w:w="2494"/>
-            <w:shd w:val="clear" w:color="auto" w:fill="F7FAFC"/>
-          </w:tcPr>
-          <w:p>
-            <w:pPr>
-              <w:spacing w:after="40"/>
-            </w:pPr>
-            <w:r>
-              <w:rPr>
-                <w:rFonts w:ascii="Consolas" w:hAnsi="Consolas"/>
-                <w:sz w:val="18"/>
-              </w:rPr>
-              <w:t>GpioLedRPin / GpioLedGPin / GpioLedBPin</w:t>
-            </w:r>
-          </w:p>
-        </w:tc>
-        <w:tc>
-          <w:tcPr>
-            <w:tcW w:type="dxa" w:w="1928"/>
-            <w:shd w:val="clear" w:color="auto" w:fill="F7FAFC"/>
-          </w:tcPr>
-          <w:p>
-            <w:pPr>
-              <w:spacing w:after="40"/>
-            </w:pPr>
-            <w:r>
-              <w:rPr>
-                <w:rFonts w:ascii="Consolas" w:hAnsi="Consolas"/>
-                <w:sz w:val="18"/>
-              </w:rPr>
-              <w:t>22 / 23 / 24</w:t>
-            </w:r>
-          </w:p>
-        </w:tc>
-        <w:tc>
-          <w:tcPr>
-            <w:tcW w:type="dxa" w:w="4422"/>
-            <w:shd w:val="clear" w:color="auto" w:fill="F7FAFC"/>
-          </w:tcPr>
-          <w:p>
-            <w:pPr>
-              <w:spacing w:after="40"/>
-            </w:pPr>
-            <w:r>
-              <w:rPr>
-                <w:rFonts w:ascii="Segoe UI" w:hAnsi="Segoe UI"/>
-                <w:sz w:val="19"/>
-              </w:rPr>
-              <w:t>BCM-numre for LED'ens tre farvekanaler.</w:t>
-            </w:r>
-          </w:p>
-        </w:tc>
-      </w:tr>
-      <w:tr>
-        <w:tc>
-          <w:tcPr>
-            <w:tcW w:type="dxa" w:w="2494"/>
-          </w:tcPr>
-          <w:p>
-            <w:pPr>
-              <w:spacing w:after="40"/>
-            </w:pPr>
-            <w:r>
-              <w:rPr>
-                <w:rFonts w:ascii="Consolas" w:hAnsi="Consolas"/>
-                <w:sz w:val="18"/>
-              </w:rPr>
-              <w:t>GpioLedIdleSeconds</w:t>
-            </w:r>
-          </w:p>
-        </w:tc>
-        <w:tc>
-          <w:tcPr>
-            <w:tcW w:type="dxa" w:w="1928"/>
-          </w:tcPr>
-          <w:p>
-            <w:pPr>
-              <w:spacing w:after="40"/>
-            </w:pPr>
-            <w:r>
-              <w:rPr>
-                <w:rFonts w:ascii="Consolas" w:hAnsi="Consolas"/>
-                <w:sz w:val="18"/>
-              </w:rPr>
-              <w:t>30</w:t>
-            </w:r>
-          </w:p>
-        </w:tc>
-        <w:tc>
-          <w:tcPr>
-            <w:tcW w:type="dxa" w:w="4422"/>
-          </w:tcPr>
-          <w:p>
-            <w:pPr>
-              <w:spacing w:after="40"/>
-            </w:pPr>
-            <w:r>
-              <w:rPr>
-                <w:rFonts w:ascii="Segoe UI" w:hAnsi="Segoe UI"/>
-                <w:sz w:val="19"/>
-              </w:rPr>
-              <w:t>Hvor længe LED'en viser status efter en berøring.</w:t>
+                <w:rFonts w:ascii="Segoe UI" w:hAnsi="Segoe UI"/>
+                <w:sz w:val="19"/>
+              </w:rPr>
+              <w:t>Filerne er overført som beskrevet i afsnit 3.3.</w:t>
             </w:r>
           </w:p>
         </w:tc>
@@ -8491,7 +7156,7 @@
           <w:color w:val="606C80"/>
           <w:sz w:val="18"/>
         </w:rPr>
-        <w:t>Tabel 13. Felter i config.json med standardværdier og virkning.</w:t>
+        <w:t>Tabel 13. Trin 00's opførsel afhænger af DEVICE_TYPE. Findes der allerede et git-checkout i REPO_DIR, bruges det uanset indstillingen.</w:t>
       </w:r>
     </w:p>
     <w:p>
@@ -8520,7 +7185,196 @@
           <w:rFonts w:ascii="Segoe UI" w:hAnsi="Segoe UI"/>
           <w:sz w:val="20"/>
         </w:rPr>
-        <w:t>Standardværdien for LogPort er 443 i den kode og den konfiguration, der leveres til enheder, mens config.default.json angiver 8080. Kontrollér altid den faktiske værdi i config.json på enheden, før du fejlsøger portbinding.</w:t>
+        <w:t>Sættes DEVICE_TYPE forkert til dev på en enhed, der er seedet med make_payload.sh, fejler trin 00 med destination path already exists and is not an empty directory. git clone nægter at klone ned i en mappe, der ikke er tom — og en produktionsenhed uden netværk kan alligevel ikke klone.</w:t>
+      </w:r>
+    </w:p>
+    <w:p>
+      <w:r>
+        <w:rPr>
+          <w:rFonts w:ascii="Segoe UI" w:hAnsi="Segoe UI"/>
+          <w:b w:val="0"/>
+          <w:i w:val="0"/>
+          <w:sz w:val="21"/>
+        </w:rPr>
+        <w:t>Mangler filerne, stopper trin 00 med en liste over, hvad der ikke blev fundet, og henviser til overførselsskriptet. Versionen på en target-enhed er den, administratoren pakkede — enheden har ingen git-historik, og verifikationsrapporten fra trin 06 skriver derfor "transferred payload" i stedet for commit og branch.</w:t>
+      </w:r>
+    </w:p>
+    <w:p>
+      <w:r>
+        <w:rPr>
+          <w:rFonts w:ascii="Segoe UI" w:hAnsi="Segoe UI"/>
+          <w:b w:val="0"/>
+          <w:i w:val="0"/>
+          <w:sz w:val="21"/>
+        </w:rPr>
+        <w:t>Skal trinene køres manuelt — for eksempel ved fejlsøgning af et enkelt trin:</w:t>
+      </w:r>
+    </w:p>
+    <w:p>
+      <w:pPr>
+        <w:spacing w:before="80" w:after="160" w:line="240" w:lineRule="auto"/>
+        <w:ind w:left="227"/>
+        <w:shd w:val="clear" w:color="auto" w:fill="F4F6F8"/>
+        <w:pBdr>
+          <w:top w:val="single" w:sz="4" w:space="6" w:color="DCE1E8"/>
+          <w:left w:val="single" w:sz="4" w:space="6" w:color="DCE1E8"/>
+          <w:bottom w:val="single" w:sz="4" w:space="6" w:color="DCE1E8"/>
+          <w:right w:val="single" w:sz="4" w:space="6" w:color="DCE1E8"/>
+        </w:pBdr>
+      </w:pPr>
+      <w:r>
+        <w:rPr>
+          <w:rFonts w:ascii="Consolas" w:hAnsi="Consolas"/>
+          <w:sz w:val="18"/>
+        </w:rPr>
+        <w:t>sudo ./provision/00_bootstrap.sh        # validerer miljø, henter repo</w:t>
+        <w:br/>
+      </w:r>
+      <w:r>
+        <w:rPr>
+          <w:rFonts w:ascii="Consolas" w:hAnsi="Consolas"/>
+          <w:sz w:val="18"/>
+        </w:rPr>
+        <w:t>sudo ./provision/01_os_base.sh          # OS-pakker og Bluetooth-baseline</w:t>
+        <w:br/>
+      </w:r>
+      <w:r>
+        <w:rPr>
+          <w:rFonts w:ascii="Consolas" w:hAnsi="Consolas"/>
+          <w:sz w:val="18"/>
+        </w:rPr>
+        <w:t>sudo reboot</w:t>
+        <w:br/>
+      </w:r>
+      <w:r>
+        <w:rPr>
+          <w:rFonts w:ascii="Consolas" w:hAnsi="Consolas"/>
+          <w:sz w:val="18"/>
+        </w:rPr>
+        <w:t>sudo ./provision/02_device_identity.sh  # værtsnavn og Bluetooth-navn</w:t>
+        <w:br/>
+      </w:r>
+      <w:r>
+        <w:rPr>
+          <w:rFonts w:ascii="Consolas" w:hAnsi="Consolas"/>
+          <w:sz w:val="18"/>
+        </w:rPr>
+        <w:t>sudo reboot</w:t>
+        <w:br/>
+      </w:r>
+      <w:r>
+        <w:rPr>
+          <w:rFonts w:ascii="Consolas" w:hAnsi="Consolas"/>
+          <w:sz w:val="18"/>
+        </w:rPr>
+        <w:t>sudo ./provision/03_app_install.sh      # Python-miljø og pakke</w:t>
+        <w:br/>
+      </w:r>
+      <w:r>
+        <w:rPr>
+          <w:rFonts w:ascii="Consolas" w:hAnsi="Consolas"/>
+          <w:sz w:val="18"/>
+        </w:rPr>
+        <w:t>sudo ./provision/04_enable_services.sh  # installerer og aktiverer tjenester</w:t>
+        <w:br/>
+      </w:r>
+      <w:r>
+        <w:rPr>
+          <w:rFonts w:ascii="Consolas" w:hAnsi="Consolas"/>
+          <w:sz w:val="18"/>
+        </w:rPr>
+        <w:t>sudo ./provision/05_copilot_debug_tools.sh   # valgfrit</w:t>
+        <w:br/>
+      </w:r>
+      <w:r>
+        <w:rPr>
+          <w:rFonts w:ascii="Consolas" w:hAnsi="Consolas"/>
+          <w:sz w:val="18"/>
+        </w:rPr>
+        <w:t>sudo ./provision/06_verify.sh           # verifikationsrapport</w:t>
+      </w:r>
+    </w:p>
+    <w:p>
+      <w:r>
+        <w:rPr>
+          <w:rFonts w:ascii="Segoe UI" w:hAnsi="Segoe UI"/>
+          <w:b w:val="0"/>
+          <w:i w:val="0"/>
+          <w:sz w:val="21"/>
+        </w:rPr>
+        <w:t>Trin 04 udfører internt følgende i rækkefølge:</w:t>
+      </w:r>
+    </w:p>
+    <w:p>
+      <w:pPr>
+        <w:pStyle w:val="ListNumber"/>
+      </w:pPr>
+      <w:r>
+        <w:rPr>
+          <w:rFonts w:ascii="Segoe UI" w:hAnsi="Segoe UI"/>
+          <w:sz w:val="21"/>
+        </w:rPr>
+        <w:t>scripts/service/svc_install_bt_gatt_hid.sh — BLE-dæmon og agent-enheder</w:t>
+      </w:r>
+    </w:p>
+    <w:p>
+      <w:pPr>
+        <w:pStyle w:val="ListNumber"/>
+      </w:pPr>
+      <w:r>
+        <w:rPr>
+          <w:rFonts w:ascii="Segoe UI" w:hAnsi="Segoe UI"/>
+          <w:sz w:val="21"/>
+        </w:rPr>
+        <w:t>scripts/ble/ble_install_helper.sh — afhængigheder og bt_kb_send</w:t>
+      </w:r>
+    </w:p>
+    <w:p>
+      <w:pPr>
+        <w:pStyle w:val="ListNumber"/>
+      </w:pPr>
+      <w:r>
+        <w:rPr>
+          <w:rFonts w:ascii="Segoe UI" w:hAnsi="Segoe UI"/>
+          <w:sz w:val="21"/>
+        </w:rPr>
+        <w:t>scripts/service/svc_install_systemd.sh — ipr_keyboard.service</w:t>
+      </w:r>
+    </w:p>
+    <w:p>
+      <w:pPr>
+        <w:pStyle w:val="ListNumber"/>
+      </w:pPr>
+      <w:r>
+        <w:rPr>
+          <w:rFonts w:ascii="Segoe UI" w:hAnsi="Segoe UI"/>
+          <w:sz w:val="21"/>
+        </w:rPr>
+        <w:t>scripts/ble/ble_setup_extras.sh — supplerende Bluetooth-opsætning</w:t>
+      </w:r>
+    </w:p>
+    <w:p>
+      <w:pPr>
+        <w:pStyle w:val="ListNumber"/>
+      </w:pPr>
+      <w:r>
+        <w:rPr>
+          <w:rFonts w:ascii="Segoe UI" w:hAnsi="Segoe UI"/>
+          <w:sz w:val="21"/>
+        </w:rPr>
+        <w:t>scripts/service/svc_enable_services.sh — aktivering</w:t>
+      </w:r>
+    </w:p>
+    <w:p>
+      <w:pPr>
+        <w:pStyle w:val="ListNumber"/>
+      </w:pPr>
+      <w:r>
+        <w:rPr>
+          <w:rFonts w:ascii="Segoe UI" w:hAnsi="Segoe UI"/>
+          <w:sz w:val="21"/>
+        </w:rPr>
+        <w:t>installation af ipr-provision.service samt TLS-certifikater</w:t>
       </w:r>
     </w:p>
     <w:p>
@@ -8528,7 +7382,7 @@
         <w:pStyle w:val="Heading2"/>
       </w:pPr>
       <w:r>
-        <w:t>4.2 Konfiguration via dashboardet</w:t>
+        <w:t>3.6 Efter provisioneringen</w:t>
       </w:r>
     </w:p>
     <w:p>
@@ -8539,136 +7393,208 @@
           <w:i w:val="0"/>
           <w:sz w:val="21"/>
         </w:rPr>
-        <w:t>Skærmen Indstillinger dækker de felter, der normalt skal ændres i drift:</w:t>
+        <w:t>Hent hotspot-oplysningerne og notér dem — de skal bruges ved nødadgang:</w:t>
       </w:r>
     </w:p>
     <w:p>
       <w:pPr>
-        <w:pStyle w:val="ListBullet"/>
+        <w:spacing w:before="80" w:after="160" w:line="240" w:lineRule="auto"/>
+        <w:ind w:left="227"/>
+        <w:shd w:val="clear" w:color="auto" w:fill="F4F6F8"/>
+        <w:pBdr>
+          <w:top w:val="single" w:sz="4" w:space="6" w:color="DCE1E8"/>
+          <w:left w:val="single" w:sz="4" w:space="6" w:color="DCE1E8"/>
+          <w:bottom w:val="single" w:sz="4" w:space="6" w:color="DCE1E8"/>
+          <w:right w:val="single" w:sz="4" w:space="6" w:color="DCE1E8"/>
+        </w:pBdr>
       </w:pPr>
       <w:r>
         <w:rPr>
+          <w:rFonts w:ascii="Consolas" w:hAnsi="Consolas"/>
+          <w:sz w:val="18"/>
+        </w:rPr>
+        <w:t>sudo ./provision/07_show_info.sh</w:t>
+        <w:br/>
+      </w:r>
+      <w:r>
+        <w:rPr>
+          <w:rFonts w:ascii="Consolas" w:hAnsi="Consolas"/>
+          <w:sz w:val="18"/>
+        </w:rPr>
+        <w:t>sudo cat /etc/ipr-hotspot.secret</w:t>
+      </w:r>
+    </w:p>
+    <w:p>
+      <w:r>
+        <w:rPr>
           <w:rFonts w:ascii="Segoe UI" w:hAnsi="Segoe UI"/>
-          <w:b/>
+          <w:b w:val="0"/>
+          <w:i w:val="0"/>
           <w:sz w:val="21"/>
         </w:rPr>
-        <w:t xml:space="preserve">Netværk — </w:t>
-      </w:r>
-      <w:r>
-        <w:rPr>
-          <w:rFonts w:ascii="Segoe UI" w:hAnsi="Segoe UI"/>
-          <w:sz w:val="21"/>
-        </w:rPr>
-        <w:t>webport, DHCP eller statisk adressering med IP, netmaske og gateway.</w:t>
+        <w:t>Kontrollér at alt kører:</w:t>
       </w:r>
     </w:p>
     <w:p>
       <w:pPr>
-        <w:pStyle w:val="ListBullet"/>
+        <w:spacing w:before="80" w:after="160" w:line="240" w:lineRule="auto"/>
+        <w:ind w:left="227"/>
+        <w:shd w:val="clear" w:color="auto" w:fill="F4F6F8"/>
+        <w:pBdr>
+          <w:top w:val="single" w:sz="4" w:space="6" w:color="DCE1E8"/>
+          <w:left w:val="single" w:sz="4" w:space="6" w:color="DCE1E8"/>
+          <w:bottom w:val="single" w:sz="4" w:space="6" w:color="DCE1E8"/>
+          <w:right w:val="single" w:sz="4" w:space="6" w:color="DCE1E8"/>
+        </w:pBdr>
       </w:pPr>
       <w:r>
         <w:rPr>
-          <w:rFonts w:ascii="Segoe UI" w:hAnsi="Segoe UI"/>
-          <w:b/>
-          <w:sz w:val="21"/>
-        </w:rPr>
-        <w:t xml:space="preserve">Bluetooth — </w:t>
-      </w:r>
-      <w:r>
-        <w:rPr>
-          <w:rFonts w:ascii="Segoe UI" w:hAnsi="Segoe UI"/>
-          <w:sz w:val="21"/>
-        </w:rPr>
-        <w:t>automatisk genforbindelse og parringstimeout.</w:t>
+          <w:rFonts w:ascii="Consolas" w:hAnsi="Consolas"/>
+          <w:sz w:val="18"/>
+        </w:rPr>
+        <w:t>systemctl status ipr_keyboard.service bt_hid_ble.service \</w:t>
+        <w:br/>
+      </w:r>
+      <w:r>
+        <w:rPr>
+          <w:rFonts w:ascii="Consolas" w:hAnsi="Consolas"/>
+          <w:sz w:val="18"/>
+        </w:rPr>
+        <w:t xml:space="preserve">               bt_hid_agent_unified.service ipr-provision.service</w:t>
+        <w:br/>
+      </w:r>
+      <w:r>
+        <w:rPr>
+          <w:rFonts w:ascii="Consolas" w:hAnsi="Consolas"/>
+          <w:sz w:val="18"/>
+        </w:rPr>
+        <w:t>./scripts/diag_status.sh</w:t>
+        <w:br/>
+      </w:r>
+      <w:r>
+        <w:rPr>
+          <w:rFonts w:ascii="Consolas" w:hAnsi="Consolas"/>
+          <w:sz w:val="18"/>
+        </w:rPr>
+        <w:t>curl -k https://localhost/health</w:t>
       </w:r>
     </w:p>
     <w:p>
       <w:pPr>
-        <w:pStyle w:val="ListBullet"/>
+        <w:pStyle w:val="Heading2"/>
       </w:pPr>
+      <w:r>
+        <w:t>3.7 Montér IRIS-skanneren</w:t>
+      </w:r>
+    </w:p>
+    <w:p>
+      <w:r>
+        <w:rPr>
+          <w:rFonts w:ascii="Segoe UI" w:hAnsi="Segoe UI"/>
+          <w:b w:val="0"/>
+          <w:i w:val="0"/>
+          <w:sz w:val="21"/>
+        </w:rPr>
+        <w:t>Applikationen læser almindelige filer fra en mappe. Skanneren skal derfor være monteret på et fast sted, som matcher IrisPenFolders i config.json.</w:t>
+      </w:r>
+    </w:p>
+    <w:p>
       <w:r>
         <w:rPr>
           <w:rFonts w:ascii="Segoe UI" w:hAnsi="Segoe UI"/>
           <w:b/>
+          <w:i w:val="0"/>
           <w:sz w:val="21"/>
         </w:rPr>
-        <w:t xml:space="preserve">Pen/skanner — </w:t>
-      </w:r>
-      <w:r>
-        <w:rPr>
-          <w:rFonts w:ascii="Segoe UI" w:hAnsi="Segoe UI"/>
-          <w:sz w:val="21"/>
-        </w:rPr>
-        <w:t>automatisk detektion, læsetimeout, pollinterval og listen over overvågede mapper.</w:t>
+        <w:t>Masselagerenheder — permanent montering via UUID i /etc/fstab:</w:t>
       </w:r>
     </w:p>
     <w:p>
       <w:pPr>
-        <w:pStyle w:val="ListBullet"/>
+        <w:spacing w:before="80" w:after="160" w:line="240" w:lineRule="auto"/>
+        <w:ind w:left="227"/>
+        <w:shd w:val="clear" w:color="auto" w:fill="F4F6F8"/>
+        <w:pBdr>
+          <w:top w:val="single" w:sz="4" w:space="6" w:color="DCE1E8"/>
+          <w:left w:val="single" w:sz="4" w:space="6" w:color="DCE1E8"/>
+          <w:bottom w:val="single" w:sz="4" w:space="6" w:color="DCE1E8"/>
+          <w:right w:val="single" w:sz="4" w:space="6" w:color="DCE1E8"/>
+        </w:pBdr>
       </w:pPr>
+      <w:r>
+        <w:rPr>
+          <w:rFonts w:ascii="Consolas" w:hAnsi="Consolas"/>
+          <w:sz w:val="18"/>
+        </w:rPr>
+        <w:t>sudo ./scripts/usb_setup_mount.sh /dev/sda1 /mnt/irispen</w:t>
+      </w:r>
+    </w:p>
+    <w:p>
       <w:r>
         <w:rPr>
           <w:rFonts w:ascii="Segoe UI" w:hAnsi="Segoe UI"/>
           <w:b/>
+          <w:i w:val="0"/>
           <w:sz w:val="21"/>
         </w:rPr>
-        <w:t xml:space="preserve">Diagnostik — </w:t>
-      </w:r>
-      <w:r>
-        <w:rPr>
-          <w:rFonts w:ascii="Segoe UI" w:hAnsi="Segoe UI"/>
-          <w:sz w:val="21"/>
-        </w:rPr>
-        <w:t>logniveau og statusopdateringsinterval.</w:t>
+        <w:t>MTP-enheder, som ikke eksponerer et blokdrev:</w:t>
       </w:r>
     </w:p>
     <w:p>
       <w:pPr>
-        <w:pStyle w:val="ListBullet"/>
+        <w:spacing w:before="80" w:after="160" w:line="240" w:lineRule="auto"/>
+        <w:ind w:left="227"/>
+        <w:shd w:val="clear" w:color="auto" w:fill="F4F6F8"/>
+        <w:pBdr>
+          <w:top w:val="single" w:sz="4" w:space="6" w:color="DCE1E8"/>
+          <w:left w:val="single" w:sz="4" w:space="6" w:color="DCE1E8"/>
+          <w:bottom w:val="single" w:sz="4" w:space="6" w:color="DCE1E8"/>
+          <w:right w:val="single" w:sz="4" w:space="6" w:color="DCE1E8"/>
+        </w:pBdr>
       </w:pPr>
       <w:r>
         <w:rPr>
-          <w:rFonts w:ascii="Segoe UI" w:hAnsi="Segoe UI"/>
-          <w:b/>
-          <w:sz w:val="21"/>
-        </w:rPr>
-        <w:t xml:space="preserve">Strøm — </w:t>
-      </w:r>
-      <w:r>
-        <w:rPr>
-          <w:rFonts w:ascii="Segoe UI" w:hAnsi="Segoe UI"/>
-          <w:sz w:val="21"/>
-        </w:rPr>
-        <w:t>genstart og nedlukning, begge med bekræftelse.</w:t>
+          <w:rFonts w:ascii="Consolas" w:hAnsi="Consolas"/>
+          <w:sz w:val="18"/>
+        </w:rPr>
+        <w:t>sudo apt install jmtpfs</w:t>
+        <w:br/>
+      </w:r>
+      <w:r>
+        <w:rPr>
+          <w:rFonts w:ascii="Consolas" w:hAnsi="Consolas"/>
+          <w:sz w:val="18"/>
+        </w:rPr>
+        <w:t>sudo ./scripts/usb_mount_mtp.sh    # skifter mellem montér og afmontér</w:t>
       </w:r>
     </w:p>
     <w:p>
       <w:pPr>
         <w:spacing w:before="120" w:after="200"/>
         <w:ind w:left="113"/>
-        <w:shd w:val="clear" w:color="auto" w:fill="FFF7E6"/>
+        <w:shd w:val="clear" w:color="auto" w:fill="E9F7EF"/>
         <w:pBdr>
-          <w:top w:val="single" w:sz="6" w:space="6" w:color="9A6A00"/>
-          <w:left w:val="single" w:sz="6" w:space="6" w:color="9A6A00"/>
-          <w:bottom w:val="single" w:sz="6" w:space="6" w:color="9A6A00"/>
-          <w:right w:val="single" w:sz="6" w:space="6" w:color="9A6A00"/>
+          <w:top w:val="single" w:sz="6" w:space="6" w:color="277646"/>
+          <w:left w:val="single" w:sz="6" w:space="6" w:color="277646"/>
+          <w:bottom w:val="single" w:sz="6" w:space="6" w:color="277646"/>
+          <w:right w:val="single" w:sz="6" w:space="6" w:color="277646"/>
         </w:pBdr>
       </w:pPr>
       <w:r>
         <w:rPr>
           <w:rFonts w:ascii="Segoe UI" w:hAnsi="Segoe UI"/>
           <w:b/>
-          <w:color w:val="9A6A00"/>
+          <w:color w:val="277646"/>
           <w:sz w:val="20"/>
         </w:rPr>
-        <w:t xml:space="preserve">Vigtigt: </w:t>
+        <w:t xml:space="preserve">Tip: </w:t>
       </w:r>
       <w:r>
         <w:rPr>
           <w:rFonts w:ascii="Segoe UI" w:hAnsi="Segoe UI"/>
           <w:sz w:val="20"/>
         </w:rPr>
-        <w:t>Ændring af netværkstilstand kræver administratorrolle og confirm=true i API-kaldet. Forbindelsen afbrydes kortvarigt, hvis IP-adressen ændres — sørg for at have hotspot-adgang som reserveudvej.</w:t>
+        <w:t>usb_setup_mount.sh tager en sikkerhedskopi af /etc/fstab, før den ændrer den, og bruger nofail — en manglende skanner blokerer derfor ikke opstarten.</w:t>
       </w:r>
     </w:p>
     <w:p>
@@ -8676,7 +7602,270 @@
         <w:pStyle w:val="Heading2"/>
       </w:pPr>
       <w:r>
-        <w:t>4.3 Systemkonfiguration</w:t>
+        <w:t>3.8 Første login på dashboardet</w:t>
+      </w:r>
+    </w:p>
+    <w:p>
+      <w:r>
+        <w:rPr>
+          <w:rFonts w:ascii="Segoe UI" w:hAnsi="Segoe UI"/>
+          <w:b w:val="0"/>
+          <w:i w:val="0"/>
+          <w:sz w:val="21"/>
+        </w:rPr>
+        <w:t xml:space="preserve">Første gang webserveren starter, oprettes en administratorkonto ved navn </w:t>
+      </w:r>
+      <w:r>
+        <w:rPr>
+          <w:rFonts w:ascii="Consolas" w:hAnsi="Consolas"/>
+          <w:b w:val="0"/>
+          <w:i w:val="0"/>
+          <w:sz w:val="19"/>
+        </w:rPr>
+        <w:t>admin</w:t>
+      </w:r>
+      <w:r>
+        <w:rPr>
+          <w:rFonts w:ascii="Segoe UI" w:hAnsi="Segoe UI"/>
+          <w:b w:val="0"/>
+          <w:i w:val="0"/>
+          <w:sz w:val="21"/>
+        </w:rPr>
+        <w:t xml:space="preserve">. Den tilfældige startadgangskode skrives til filen </w:t>
+      </w:r>
+      <w:r>
+        <w:rPr>
+          <w:rFonts w:ascii="Consolas" w:hAnsi="Consolas"/>
+          <w:b w:val="0"/>
+          <w:i w:val="0"/>
+          <w:sz w:val="19"/>
+        </w:rPr>
+        <w:t>admin_initial_password.txt</w:t>
+      </w:r>
+      <w:r>
+        <w:rPr>
+          <w:rFonts w:ascii="Segoe UI" w:hAnsi="Segoe UI"/>
+          <w:b w:val="0"/>
+          <w:i w:val="0"/>
+          <w:sz w:val="21"/>
+        </w:rPr>
+        <w:t xml:space="preserve"> i projektroden.</w:t>
+      </w:r>
+    </w:p>
+    <w:p>
+      <w:pPr>
+        <w:pStyle w:val="ListNumber"/>
+      </w:pPr>
+      <w:r>
+        <w:rPr>
+          <w:rFonts w:ascii="Segoe UI" w:hAnsi="Segoe UI"/>
+          <w:sz w:val="21"/>
+        </w:rPr>
+        <w:t>Log ind på dashboardet med admin og adgangskoden fra filen.</w:t>
+      </w:r>
+    </w:p>
+    <w:p>
+      <w:pPr>
+        <w:pStyle w:val="ListNumber"/>
+      </w:pPr>
+      <w:r>
+        <w:rPr>
+          <w:rFonts w:ascii="Segoe UI" w:hAnsi="Segoe UI"/>
+          <w:sz w:val="21"/>
+        </w:rPr>
+        <w:t>Skift adgangskoden med det samme under Indstillinger → Konto.</w:t>
+      </w:r>
+    </w:p>
+    <w:p>
+      <w:pPr>
+        <w:pStyle w:val="ListNumber"/>
+      </w:pPr>
+      <w:r>
+        <w:rPr>
+          <w:rFonts w:ascii="Segoe UI" w:hAnsi="Segoe UI"/>
+          <w:sz w:val="21"/>
+        </w:rPr>
+        <w:t>Slet derefter admin_initial_password.txt fra enheden.</w:t>
+      </w:r>
+    </w:p>
+    <w:p>
+      <w:pPr>
+        <w:pStyle w:val="ListNumber"/>
+      </w:pPr>
+      <w:r>
+        <w:rPr>
+          <w:rFonts w:ascii="Segoe UI" w:hAnsi="Segoe UI"/>
+          <w:sz w:val="21"/>
+        </w:rPr>
+        <w:t>Opret personlige konti til de administratorer, der skal have adgang.</w:t>
+      </w:r>
+    </w:p>
+    <w:p>
+      <w:pPr>
+        <w:spacing w:before="120" w:after="200"/>
+        <w:ind w:left="113"/>
+        <w:shd w:val="clear" w:color="auto" w:fill="FEF0F0"/>
+        <w:pBdr>
+          <w:top w:val="single" w:sz="6" w:space="6" w:color="B02A2A"/>
+          <w:left w:val="single" w:sz="6" w:space="6" w:color="B02A2A"/>
+          <w:bottom w:val="single" w:sz="6" w:space="6" w:color="B02A2A"/>
+          <w:right w:val="single" w:sz="6" w:space="6" w:color="B02A2A"/>
+        </w:pBdr>
+      </w:pPr>
+      <w:r>
+        <w:rPr>
+          <w:rFonts w:ascii="Segoe UI" w:hAnsi="Segoe UI"/>
+          <w:b/>
+          <w:color w:val="B02A2A"/>
+          <w:sz w:val="20"/>
+        </w:rPr>
+        <w:t xml:space="preserve">Advarsel: </w:t>
+      </w:r>
+      <w:r>
+        <w:rPr>
+          <w:rFonts w:ascii="Segoe UI" w:hAnsi="Segoe UI"/>
+          <w:sz w:val="20"/>
+        </w:rPr>
+        <w:t>admin_initial_password.txt indeholder en adgangskode i klartekst. Filen er udelukket fra git via .gitignore, men den bliver liggende på enheden, indtil den slettes manuelt. Slet den som en fast del af idriftsættelsen.</w:t>
+      </w:r>
+    </w:p>
+    <w:p>
+      <w:pPr>
+        <w:pStyle w:val="Heading2"/>
+      </w:pPr>
+      <w:r>
+        <w:t>3.9 Par den første vært</w:t>
+      </w:r>
+    </w:p>
+    <w:p>
+      <w:pPr>
+        <w:pStyle w:val="ListNumber"/>
+      </w:pPr>
+      <w:r>
+        <w:rPr>
+          <w:rFonts w:ascii="Segoe UI" w:hAnsi="Segoe UI"/>
+          <w:sz w:val="21"/>
+        </w:rPr>
+        <w:t>Kontrollér at bt_hid_agent_unified.service og bt_hid_ble.service kører.</w:t>
+      </w:r>
+    </w:p>
+    <w:p>
+      <w:pPr>
+        <w:pStyle w:val="ListNumber"/>
+      </w:pPr>
+      <w:r>
+        <w:rPr>
+          <w:rFonts w:ascii="Segoe UI" w:hAnsi="Segoe UI"/>
+          <w:sz w:val="21"/>
+        </w:rPr>
+        <w:t>Sæt værten i tilføj-enhed-tilstand.</w:t>
+      </w:r>
+    </w:p>
+    <w:p>
+      <w:pPr>
+        <w:pStyle w:val="ListNumber"/>
+      </w:pPr>
+      <w:r>
+        <w:rPr>
+          <w:rFonts w:ascii="Segoe UI" w:hAnsi="Segoe UI"/>
+          <w:sz w:val="21"/>
+        </w:rPr>
+        <w:t>Par med enhedens BLE-tastaturidentitet (navnet sat i trin 02).</w:t>
+      </w:r>
+    </w:p>
+    <w:p>
+      <w:pPr>
+        <w:pStyle w:val="ListNumber"/>
+      </w:pPr>
+      <w:r>
+        <w:rPr>
+          <w:rFonts w:ascii="Segoe UI" w:hAnsi="Segoe UI"/>
+          <w:sz w:val="21"/>
+        </w:rPr>
+        <w:t>Verificér at værten abonnerer på notifikationer, og send en testtekst:</w:t>
+      </w:r>
+    </w:p>
+    <w:p>
+      <w:pPr>
+        <w:spacing w:before="80" w:after="160" w:line="240" w:lineRule="auto"/>
+        <w:ind w:left="227"/>
+        <w:shd w:val="clear" w:color="auto" w:fill="F4F6F8"/>
+        <w:pBdr>
+          <w:top w:val="single" w:sz="4" w:space="6" w:color="DCE1E8"/>
+          <w:left w:val="single" w:sz="4" w:space="6" w:color="DCE1E8"/>
+          <w:bottom w:val="single" w:sz="4" w:space="6" w:color="DCE1E8"/>
+          <w:right w:val="single" w:sz="4" w:space="6" w:color="DCE1E8"/>
+        </w:pBdr>
+      </w:pPr>
+      <w:r>
+        <w:rPr>
+          <w:rFonts w:ascii="Consolas" w:hAnsi="Consolas"/>
+          <w:sz w:val="18"/>
+        </w:rPr>
+        <w:t>bt_kb_send "smoke test"</w:t>
+      </w:r>
+    </w:p>
+    <w:p>
+      <w:r>
+        <w:rPr>
+          <w:rFonts w:ascii="Segoe UI" w:hAnsi="Segoe UI"/>
+          <w:b w:val="0"/>
+          <w:i w:val="0"/>
+          <w:sz w:val="21"/>
+        </w:rPr>
+        <w:t>Skal Bluetooth-adressen bruges i Windows-format (uden koloner, versaler):</w:t>
+      </w:r>
+    </w:p>
+    <w:p>
+      <w:pPr>
+        <w:spacing w:before="80" w:after="160" w:line="240" w:lineRule="auto"/>
+        <w:ind w:left="227"/>
+        <w:shd w:val="clear" w:color="auto" w:fill="F4F6F8"/>
+        <w:pBdr>
+          <w:top w:val="single" w:sz="4" w:space="6" w:color="DCE1E8"/>
+          <w:left w:val="single" w:sz="4" w:space="6" w:color="DCE1E8"/>
+          <w:bottom w:val="single" w:sz="4" w:space="6" w:color="DCE1E8"/>
+          <w:right w:val="single" w:sz="4" w:space="6" w:color="DCE1E8"/>
+        </w:pBdr>
+      </w:pPr>
+      <w:r>
+        <w:rPr>
+          <w:rFonts w:ascii="Consolas" w:hAnsi="Consolas"/>
+          <w:sz w:val="18"/>
+        </w:rPr>
+        <w:t>./scripts/ble/ble_show_bt_mac_for_windows.sh</w:t>
+      </w:r>
+    </w:p>
+    <w:p>
+      <w:r>
+        <w:br w:type="page"/>
+      </w:r>
+    </w:p>
+    <w:p>
+      <w:pPr>
+        <w:pStyle w:val="Heading1"/>
+      </w:pPr>
+      <w:r>
+        <w:t>4. Konfiguration</w:t>
+      </w:r>
+    </w:p>
+    <w:p>
+      <w:pPr>
+        <w:pStyle w:val="Heading2"/>
+      </w:pPr>
+      <w:r>
+        <w:t>4.1 Applikationskonfiguration — config.json</w:t>
+      </w:r>
+    </w:p>
+    <w:p>
+      <w:r>
+        <w:rPr>
+          <w:rFonts w:ascii="Segoe UI" w:hAnsi="Segoe UI"/>
+          <w:b w:val="0"/>
+          <w:i w:val="0"/>
+          <w:sz w:val="21"/>
+        </w:rPr>
+        <w:t>Filen ligger i projektroden og indlæses af ConfigManager. Ved førstegangskørsel kopieres config.default.json, hvis config.json mangler. Ændringer via dashboardet skrives tilbage til filen.</w:t>
       </w:r>
     </w:p>
     <w:tbl>
@@ -8694,7 +7883,7 @@
       <w:tr>
         <w:tc>
           <w:tcPr>
-            <w:tcW w:type="dxa" w:w="2608"/>
+            <w:tcW w:type="dxa" w:w="2494"/>
             <w:shd w:val="clear" w:color="auto" w:fill="2B6CB0"/>
           </w:tcPr>
           <w:p>
@@ -8708,13 +7897,13 @@
                 <w:color w:val="FFFFFF"/>
                 <w:sz w:val="19"/>
               </w:rPr>
-              <w:t>Fil</w:t>
-            </w:r>
-          </w:p>
-        </w:tc>
-        <w:tc>
-          <w:tcPr>
-            <w:tcW w:type="dxa" w:w="2494"/>
+              <w:t>Felt</w:t>
+            </w:r>
+          </w:p>
+        </w:tc>
+        <w:tc>
+          <w:tcPr>
+            <w:tcW w:type="dxa" w:w="1928"/>
             <w:shd w:val="clear" w:color="auto" w:fill="2B6CB0"/>
           </w:tcPr>
           <w:p>
@@ -8728,13 +7917,13 @@
                 <w:color w:val="FFFFFF"/>
                 <w:sz w:val="19"/>
               </w:rPr>
-              <w:t>Formål</w:t>
-            </w:r>
-          </w:p>
-        </w:tc>
-        <w:tc>
-          <w:tcPr>
-            <w:tcW w:type="dxa" w:w="3742"/>
+              <w:t>Standard</w:t>
+            </w:r>
+          </w:p>
+        </w:tc>
+        <w:tc>
+          <w:tcPr>
+            <w:tcW w:type="dxa" w:w="4422"/>
             <w:shd w:val="clear" w:color="auto" w:fill="2B6CB0"/>
           </w:tcPr>
           <w:p>
@@ -8748,7 +7937,7 @@
                 <w:color w:val="FFFFFF"/>
                 <w:sz w:val="19"/>
               </w:rPr>
-              <w:t>Vigtige indstillinger</w:t>
+              <w:t>Betydning</w:t>
             </w:r>
           </w:p>
         </w:tc>
@@ -8756,7 +7945,7 @@
       <w:tr>
         <w:tc>
           <w:tcPr>
-            <w:tcW w:type="dxa" w:w="2608"/>
+            <w:tcW w:type="dxa" w:w="2494"/>
           </w:tcPr>
           <w:p>
             <w:pPr>
@@ -8767,41 +7956,41 @@
                 <w:rFonts w:ascii="Consolas" w:hAnsi="Consolas"/>
                 <w:sz w:val="18"/>
               </w:rPr>
-              <w:t>/opt/ipr_common.env</w:t>
-            </w:r>
-          </w:p>
-        </w:tc>
-        <w:tc>
-          <w:tcPr>
-            <w:tcW w:type="dxa" w:w="2494"/>
-          </w:tcPr>
-          <w:p>
-            <w:pPr>
-              <w:spacing w:after="40"/>
-            </w:pPr>
-            <w:r>
-              <w:rPr>
-                <w:rFonts w:ascii="Segoe UI" w:hAnsi="Segoe UI"/>
-                <w:sz w:val="19"/>
-              </w:rPr>
-              <w:t>Miljø for provisionering og skripts.</w:t>
-            </w:r>
-          </w:p>
-        </w:tc>
-        <w:tc>
-          <w:tcPr>
-            <w:tcW w:type="dxa" w:w="3742"/>
-          </w:tcPr>
-          <w:p>
-            <w:pPr>
-              <w:spacing w:after="40"/>
-            </w:pPr>
-            <w:r>
-              <w:rPr>
-                <w:rFonts w:ascii="Segoe UI" w:hAnsi="Segoe UI"/>
-                <w:sz w:val="19"/>
-              </w:rPr>
-              <w:t>Applikationsbruger, projektsti, værtsnavn.</w:t>
+              <w:t>IrisPenFolders</w:t>
+            </w:r>
+          </w:p>
+        </w:tc>
+        <w:tc>
+          <w:tcPr>
+            <w:tcW w:type="dxa" w:w="1928"/>
+          </w:tcPr>
+          <w:p>
+            <w:pPr>
+              <w:spacing w:after="40"/>
+            </w:pPr>
+            <w:r>
+              <w:rPr>
+                <w:rFonts w:ascii="Consolas" w:hAnsi="Consolas"/>
+                <w:sz w:val="18"/>
+              </w:rPr>
+              <w:t>["/mnt/irispen/…/Scan text and save"]</w:t>
+            </w:r>
+          </w:p>
+        </w:tc>
+        <w:tc>
+          <w:tcPr>
+            <w:tcW w:type="dxa" w:w="4422"/>
+          </w:tcPr>
+          <w:p>
+            <w:pPr>
+              <w:spacing w:after="40"/>
+            </w:pPr>
+            <w:r>
+              <w:rPr>
+                <w:rFonts w:ascii="Segoe UI" w:hAnsi="Segoe UI"/>
+                <w:sz w:val="19"/>
+              </w:rPr>
+              <w:t>Liste af mapper, der overvåges. Alle overvåges parallelt, hver med sin egen tidsstempelmarkering.</w:t>
             </w:r>
           </w:p>
         </w:tc>
@@ -8809,7 +7998,7 @@
       <w:tr>
         <w:tc>
           <w:tcPr>
-            <w:tcW w:type="dxa" w:w="2608"/>
+            <w:tcW w:type="dxa" w:w="2494"/>
             <w:shd w:val="clear" w:color="auto" w:fill="F7FAFC"/>
           </w:tcPr>
           <w:p>
@@ -8821,10 +8010,101 @@
                 <w:rFonts w:ascii="Consolas" w:hAnsi="Consolas"/>
                 <w:sz w:val="18"/>
               </w:rPr>
-              <w:t>/etc/default/ipr-provision</w:t>
-            </w:r>
-          </w:p>
-        </w:tc>
+              <w:t>DeleteFiles</w:t>
+            </w:r>
+          </w:p>
+        </w:tc>
+        <w:tc>
+          <w:tcPr>
+            <w:tcW w:type="dxa" w:w="1928"/>
+            <w:shd w:val="clear" w:color="auto" w:fill="F7FAFC"/>
+          </w:tcPr>
+          <w:p>
+            <w:pPr>
+              <w:spacing w:after="40"/>
+            </w:pPr>
+            <w:r>
+              <w:rPr>
+                <w:rFonts w:ascii="Consolas" w:hAnsi="Consolas"/>
+                <w:sz w:val="18"/>
+              </w:rPr>
+              <w:t>true</w:t>
+            </w:r>
+          </w:p>
+        </w:tc>
+        <w:tc>
+          <w:tcPr>
+            <w:tcW w:type="dxa" w:w="4422"/>
+            <w:shd w:val="clear" w:color="auto" w:fill="F7FAFC"/>
+          </w:tcPr>
+          <w:p>
+            <w:pPr>
+              <w:spacing w:after="40"/>
+            </w:pPr>
+            <w:r>
+              <w:rPr>
+                <w:rFonts w:ascii="Segoe UI" w:hAnsi="Segoe UI"/>
+                <w:sz w:val="19"/>
+              </w:rPr>
+              <w:t>Slet filen, når teksten er sendt.</w:t>
+            </w:r>
+          </w:p>
+        </w:tc>
+      </w:tr>
+      <w:tr>
+        <w:tc>
+          <w:tcPr>
+            <w:tcW w:type="dxa" w:w="2494"/>
+          </w:tcPr>
+          <w:p>
+            <w:pPr>
+              <w:spacing w:after="40"/>
+            </w:pPr>
+            <w:r>
+              <w:rPr>
+                <w:rFonts w:ascii="Consolas" w:hAnsi="Consolas"/>
+                <w:sz w:val="18"/>
+              </w:rPr>
+              <w:t>Logging</w:t>
+            </w:r>
+          </w:p>
+        </w:tc>
+        <w:tc>
+          <w:tcPr>
+            <w:tcW w:type="dxa" w:w="1928"/>
+          </w:tcPr>
+          <w:p>
+            <w:pPr>
+              <w:spacing w:after="40"/>
+            </w:pPr>
+            <w:r>
+              <w:rPr>
+                <w:rFonts w:ascii="Consolas" w:hAnsi="Consolas"/>
+                <w:sz w:val="18"/>
+              </w:rPr>
+              <w:t>true</w:t>
+            </w:r>
+          </w:p>
+        </w:tc>
+        <w:tc>
+          <w:tcPr>
+            <w:tcW w:type="dxa" w:w="4422"/>
+          </w:tcPr>
+          <w:p>
+            <w:pPr>
+              <w:spacing w:after="40"/>
+            </w:pPr>
+            <w:r>
+              <w:rPr>
+                <w:rFonts w:ascii="Segoe UI" w:hAnsi="Segoe UI"/>
+                <w:sz w:val="19"/>
+              </w:rPr>
+              <w:t>Slå applikationslogning til eller fra.</w:t>
+            </w:r>
+          </w:p>
+        </w:tc>
+      </w:tr>
+      <w:tr>
         <w:tc>
           <w:tcPr>
             <w:tcW w:type="dxa" w:w="2494"/>
@@ -8836,16 +8116,16 @@
             </w:pPr>
             <w:r>
               <w:rPr>
-                <w:rFonts w:ascii="Segoe UI" w:hAnsi="Segoe UI"/>
-                <w:sz w:val="19"/>
-              </w:rPr>
-              <w:t>Adfærd for hotspottet.</w:t>
-            </w:r>
-          </w:p>
-        </w:tc>
-        <w:tc>
-          <w:tcPr>
-            <w:tcW w:type="dxa" w:w="3742"/>
+                <w:rFonts w:ascii="Consolas" w:hAnsi="Consolas"/>
+                <w:sz w:val="18"/>
+              </w:rPr>
+              <w:t>MaxFileSize</w:t>
+            </w:r>
+          </w:p>
+        </w:tc>
+        <w:tc>
+          <w:tcPr>
+            <w:tcW w:type="dxa" w:w="1928"/>
             <w:shd w:val="clear" w:color="auto" w:fill="F7FAFC"/>
           </w:tcPr>
           <w:p>
@@ -8854,20 +8134,28 @@
             </w:pPr>
             <w:r>
               <w:rPr>
-                <w:rFonts w:ascii="Segoe UI" w:hAnsi="Segoe UI"/>
-                <w:sz w:val="19"/>
-              </w:rPr>
-              <w:t>HOTSPOT_MODE=on-demand (standard) eller always</w:t>
-            </w:r>
-            <w:r>
-              <w:br/>
-            </w:r>
-            <w:r>
-              <w:rPr>
-                <w:rFonts w:ascii="Segoe UI" w:hAnsi="Segoe UI"/>
-                <w:sz w:val="19"/>
-              </w:rPr>
-              <w:t>HOTSPOT_GPIO_PIN=27 (valgfri hardwaregate)</w:t>
+                <w:rFonts w:ascii="Consolas" w:hAnsi="Consolas"/>
+                <w:sz w:val="18"/>
+              </w:rPr>
+              <w:t>1048576</w:t>
+            </w:r>
+          </w:p>
+        </w:tc>
+        <w:tc>
+          <w:tcPr>
+            <w:tcW w:type="dxa" w:w="4422"/>
+            <w:shd w:val="clear" w:color="auto" w:fill="F7FAFC"/>
+          </w:tcPr>
+          <w:p>
+            <w:pPr>
+              <w:spacing w:after="40"/>
+            </w:pPr>
+            <w:r>
+              <w:rPr>
+                <w:rFonts w:ascii="Segoe UI" w:hAnsi="Segoe UI"/>
+                <w:sz w:val="19"/>
+              </w:rPr>
+              <w:t>Største fil i bytes, der læses. Større filer springes over.</w:t>
             </w:r>
           </w:p>
         </w:tc>
@@ -8875,7 +8163,7 @@
       <w:tr>
         <w:tc>
           <w:tcPr>
-            <w:tcW w:type="dxa" w:w="2608"/>
+            <w:tcW w:type="dxa" w:w="2494"/>
           </w:tcPr>
           <w:p>
             <w:pPr>
@@ -8886,41 +8174,41 @@
                 <w:rFonts w:ascii="Consolas" w:hAnsi="Consolas"/>
                 <w:sz w:val="18"/>
               </w:rPr>
-              <w:t>/etc/default/bt_hid_agent_unified</w:t>
-            </w:r>
-          </w:p>
-        </w:tc>
-        <w:tc>
-          <w:tcPr>
-            <w:tcW w:type="dxa" w:w="2494"/>
-          </w:tcPr>
-          <w:p>
-            <w:pPr>
-              <w:spacing w:after="40"/>
-            </w:pPr>
-            <w:r>
-              <w:rPr>
-                <w:rFonts w:ascii="Segoe UI" w:hAnsi="Segoe UI"/>
-                <w:sz w:val="19"/>
-              </w:rPr>
-              <w:t>Parringsagentens adfærd.</w:t>
-            </w:r>
-          </w:p>
-        </w:tc>
-        <w:tc>
-          <w:tcPr>
-            <w:tcW w:type="dxa" w:w="3742"/>
-          </w:tcPr>
-          <w:p>
-            <w:pPr>
-              <w:spacing w:after="40"/>
-            </w:pPr>
-            <w:r>
-              <w:rPr>
-                <w:rFonts w:ascii="Segoe UI" w:hAnsi="Segoe UI"/>
-                <w:sz w:val="19"/>
-              </w:rPr>
-              <w:t>Agentkapabilitet, standard NoInputNoOutput. Styres af scripts/lib/bt_agent_unified_env.sh.</w:t>
+              <w:t>LogPort</w:t>
+            </w:r>
+          </w:p>
+        </w:tc>
+        <w:tc>
+          <w:tcPr>
+            <w:tcW w:type="dxa" w:w="1928"/>
+          </w:tcPr>
+          <w:p>
+            <w:pPr>
+              <w:spacing w:after="40"/>
+            </w:pPr>
+            <w:r>
+              <w:rPr>
+                <w:rFonts w:ascii="Consolas" w:hAnsi="Consolas"/>
+                <w:sz w:val="18"/>
+              </w:rPr>
+              <w:t>443</w:t>
+            </w:r>
+          </w:p>
+        </w:tc>
+        <w:tc>
+          <w:tcPr>
+            <w:tcW w:type="dxa" w:w="4422"/>
+          </w:tcPr>
+          <w:p>
+            <w:pPr>
+              <w:spacing w:after="40"/>
+            </w:pPr>
+            <w:r>
+              <w:rPr>
+                <w:rFonts w:ascii="Segoe UI" w:hAnsi="Segoe UI"/>
+                <w:sz w:val="19"/>
+              </w:rPr>
+              <w:t>Port for webserveren. Ændring træder først i kraft efter genstart.</w:t>
             </w:r>
           </w:p>
         </w:tc>
@@ -8928,7 +8216,7 @@
       <w:tr>
         <w:tc>
           <w:tcPr>
-            <w:tcW w:type="dxa" w:w="2608"/>
+            <w:tcW w:type="dxa" w:w="2494"/>
             <w:shd w:val="clear" w:color="auto" w:fill="F7FAFC"/>
           </w:tcPr>
           <w:p>
@@ -8940,10 +8228,101 @@
                 <w:rFonts w:ascii="Consolas" w:hAnsi="Consolas"/>
                 <w:sz w:val="18"/>
               </w:rPr>
-              <w:t>config.json</w:t>
-            </w:r>
-          </w:p>
-        </w:tc>
+              <w:t>LogLevel</w:t>
+            </w:r>
+          </w:p>
+        </w:tc>
+        <w:tc>
+          <w:tcPr>
+            <w:tcW w:type="dxa" w:w="1928"/>
+            <w:shd w:val="clear" w:color="auto" w:fill="F7FAFC"/>
+          </w:tcPr>
+          <w:p>
+            <w:pPr>
+              <w:spacing w:after="40"/>
+            </w:pPr>
+            <w:r>
+              <w:rPr>
+                <w:rFonts w:ascii="Consolas" w:hAnsi="Consolas"/>
+                <w:sz w:val="18"/>
+              </w:rPr>
+              <w:t>INFO</w:t>
+            </w:r>
+          </w:p>
+        </w:tc>
+        <w:tc>
+          <w:tcPr>
+            <w:tcW w:type="dxa" w:w="4422"/>
+            <w:shd w:val="clear" w:color="auto" w:fill="F7FAFC"/>
+          </w:tcPr>
+          <w:p>
+            <w:pPr>
+              <w:spacing w:after="40"/>
+            </w:pPr>
+            <w:r>
+              <w:rPr>
+                <w:rFonts w:ascii="Segoe UI" w:hAnsi="Segoe UI"/>
+                <w:sz w:val="19"/>
+              </w:rPr>
+              <w:t>DEBUG, INFO, WARNING, ERROR eller OFF.</w:t>
+            </w:r>
+          </w:p>
+        </w:tc>
+      </w:tr>
+      <w:tr>
+        <w:tc>
+          <w:tcPr>
+            <w:tcW w:type="dxa" w:w="2494"/>
+          </w:tcPr>
+          <w:p>
+            <w:pPr>
+              <w:spacing w:after="40"/>
+            </w:pPr>
+            <w:r>
+              <w:rPr>
+                <w:rFonts w:ascii="Consolas" w:hAnsi="Consolas"/>
+                <w:sz w:val="18"/>
+              </w:rPr>
+              <w:t>PairingTimeoutSeconds</w:t>
+            </w:r>
+          </w:p>
+        </w:tc>
+        <w:tc>
+          <w:tcPr>
+            <w:tcW w:type="dxa" w:w="1928"/>
+          </w:tcPr>
+          <w:p>
+            <w:pPr>
+              <w:spacing w:after="40"/>
+            </w:pPr>
+            <w:r>
+              <w:rPr>
+                <w:rFonts w:ascii="Consolas" w:hAnsi="Consolas"/>
+                <w:sz w:val="18"/>
+              </w:rPr>
+              <w:t>120</w:t>
+            </w:r>
+          </w:p>
+        </w:tc>
+        <w:tc>
+          <w:tcPr>
+            <w:tcW w:type="dxa" w:w="4422"/>
+          </w:tcPr>
+          <w:p>
+            <w:pPr>
+              <w:spacing w:after="40"/>
+            </w:pPr>
+            <w:r>
+              <w:rPr>
+                <w:rFonts w:ascii="Segoe UI" w:hAnsi="Segoe UI"/>
+                <w:sz w:val="19"/>
+              </w:rPr>
+              <w:t>Hvor længe enheden bliver i parringstilstand.</w:t>
+            </w:r>
+          </w:p>
+        </w:tc>
+      </w:tr>
+      <w:tr>
         <w:tc>
           <w:tcPr>
             <w:tcW w:type="dxa" w:w="2494"/>
@@ -8955,16 +8334,16 @@
             </w:pPr>
             <w:r>
               <w:rPr>
-                <w:rFonts w:ascii="Segoe UI" w:hAnsi="Segoe UI"/>
-                <w:sz w:val="19"/>
-              </w:rPr>
-              <w:t>Applikationskonfiguration.</w:t>
-            </w:r>
-          </w:p>
-        </w:tc>
-        <w:tc>
-          <w:tcPr>
-            <w:tcW w:type="dxa" w:w="3742"/>
+                <w:rFonts w:ascii="Consolas" w:hAnsi="Consolas"/>
+                <w:sz w:val="18"/>
+              </w:rPr>
+              <w:t>ReadTimeoutSeconds</w:t>
+            </w:r>
+          </w:p>
+        </w:tc>
+        <w:tc>
+          <w:tcPr>
+            <w:tcW w:type="dxa" w:w="1928"/>
             <w:shd w:val="clear" w:color="auto" w:fill="F7FAFC"/>
           </w:tcPr>
           <w:p>
@@ -8973,10 +8352,28 @@
             </w:pPr>
             <w:r>
               <w:rPr>
-                <w:rFonts w:ascii="Segoe UI" w:hAnsi="Segoe UI"/>
-                <w:sz w:val="19"/>
-              </w:rPr>
-              <w:t>Se afsnit 4.1.</w:t>
+                <w:rFonts w:ascii="Consolas" w:hAnsi="Consolas"/>
+                <w:sz w:val="18"/>
+              </w:rPr>
+              <w:t>10</w:t>
+            </w:r>
+          </w:p>
+        </w:tc>
+        <w:tc>
+          <w:tcPr>
+            <w:tcW w:type="dxa" w:w="4422"/>
+            <w:shd w:val="clear" w:color="auto" w:fill="F7FAFC"/>
+          </w:tcPr>
+          <w:p>
+            <w:pPr>
+              <w:spacing w:after="40"/>
+            </w:pPr>
+            <w:r>
+              <w:rPr>
+                <w:rFonts w:ascii="Segoe UI" w:hAnsi="Segoe UI"/>
+                <w:sz w:val="19"/>
+              </w:rPr>
+              <w:t>Maksimal ventetid ved læsning af en fil.</w:t>
             </w:r>
           </w:p>
         </w:tc>
@@ -8984,7 +8381,7 @@
       <w:tr>
         <w:tc>
           <w:tcPr>
-            <w:tcW w:type="dxa" w:w="2608"/>
+            <w:tcW w:type="dxa" w:w="2494"/>
           </w:tcPr>
           <w:p>
             <w:pPr>
@@ -8995,41 +8392,477 @@
                 <w:rFonts w:ascii="Consolas" w:hAnsi="Consolas"/>
                 <w:sz w:val="18"/>
               </w:rPr>
-              <w:t>users.json</w:t>
-            </w:r>
-          </w:p>
-        </w:tc>
+              <w:t>PollIntervalSeconds</w:t>
+            </w:r>
+          </w:p>
+        </w:tc>
+        <w:tc>
+          <w:tcPr>
+            <w:tcW w:type="dxa" w:w="1928"/>
+          </w:tcPr>
+          <w:p>
+            <w:pPr>
+              <w:spacing w:after="40"/>
+            </w:pPr>
+            <w:r>
+              <w:rPr>
+                <w:rFonts w:ascii="Consolas" w:hAnsi="Consolas"/>
+                <w:sz w:val="18"/>
+              </w:rPr>
+              <w:t>1.0</w:t>
+            </w:r>
+          </w:p>
+        </w:tc>
+        <w:tc>
+          <w:tcPr>
+            <w:tcW w:type="dxa" w:w="4422"/>
+          </w:tcPr>
+          <w:p>
+            <w:pPr>
+              <w:spacing w:after="40"/>
+            </w:pPr>
+            <w:r>
+              <w:rPr>
+                <w:rFonts w:ascii="Segoe UI" w:hAnsi="Segoe UI"/>
+                <w:sz w:val="19"/>
+              </w:rPr>
+              <w:t>Interval mellem mappescanninger. Højere værdi sparer CPU på Pi Zero 2 W.</w:t>
+            </w:r>
+          </w:p>
+        </w:tc>
+      </w:tr>
+      <w:tr>
         <w:tc>
           <w:tcPr>
             <w:tcW w:type="dxa" w:w="2494"/>
-          </w:tcPr>
-          <w:p>
-            <w:pPr>
-              <w:spacing w:after="40"/>
-            </w:pPr>
-            <w:r>
-              <w:rPr>
-                <w:rFonts w:ascii="Segoe UI" w:hAnsi="Segoe UI"/>
-                <w:sz w:val="19"/>
-              </w:rPr>
-              <w:t>Konti til dashboardet.</w:t>
-            </w:r>
-          </w:p>
-        </w:tc>
-        <w:tc>
-          <w:tcPr>
-            <w:tcW w:type="dxa" w:w="3742"/>
-          </w:tcPr>
-          <w:p>
-            <w:pPr>
-              <w:spacing w:after="40"/>
-            </w:pPr>
-            <w:r>
-              <w:rPr>
-                <w:rFonts w:ascii="Segoe UI" w:hAnsi="Segoe UI"/>
-                <w:sz w:val="19"/>
-              </w:rPr>
-              <w:t>Redigér via UI, ikke i hånden.</w:t>
+            <w:shd w:val="clear" w:color="auto" w:fill="F7FAFC"/>
+          </w:tcPr>
+          <w:p>
+            <w:pPr>
+              <w:spacing w:after="40"/>
+            </w:pPr>
+            <w:r>
+              <w:rPr>
+                <w:rFonts w:ascii="Consolas" w:hAnsi="Consolas"/>
+                <w:sz w:val="18"/>
+              </w:rPr>
+              <w:t>StatusIntervalSeconds</w:t>
+            </w:r>
+          </w:p>
+        </w:tc>
+        <w:tc>
+          <w:tcPr>
+            <w:tcW w:type="dxa" w:w="1928"/>
+            <w:shd w:val="clear" w:color="auto" w:fill="F7FAFC"/>
+          </w:tcPr>
+          <w:p>
+            <w:pPr>
+              <w:spacing w:after="40"/>
+            </w:pPr>
+            <w:r>
+              <w:rPr>
+                <w:rFonts w:ascii="Consolas" w:hAnsi="Consolas"/>
+                <w:sz w:val="18"/>
+              </w:rPr>
+              <w:t>5</w:t>
+            </w:r>
+          </w:p>
+        </w:tc>
+        <w:tc>
+          <w:tcPr>
+            <w:tcW w:type="dxa" w:w="4422"/>
+            <w:shd w:val="clear" w:color="auto" w:fill="F7FAFC"/>
+          </w:tcPr>
+          <w:p>
+            <w:pPr>
+              <w:spacing w:after="40"/>
+            </w:pPr>
+            <w:r>
+              <w:rPr>
+                <w:rFonts w:ascii="Segoe UI" w:hAnsi="Segoe UI"/>
+                <w:sz w:val="19"/>
+              </w:rPr>
+              <w:t>Interval mellem statusopdateringer til browseren (SSE).</w:t>
+            </w:r>
+          </w:p>
+        </w:tc>
+      </w:tr>
+      <w:tr>
+        <w:tc>
+          <w:tcPr>
+            <w:tcW w:type="dxa" w:w="2494"/>
+          </w:tcPr>
+          <w:p>
+            <w:pPr>
+              <w:spacing w:after="40"/>
+            </w:pPr>
+            <w:r>
+              <w:rPr>
+                <w:rFonts w:ascii="Consolas" w:hAnsi="Consolas"/>
+                <w:sz w:val="18"/>
+              </w:rPr>
+              <w:t>NetworkMode</w:t>
+            </w:r>
+          </w:p>
+        </w:tc>
+        <w:tc>
+          <w:tcPr>
+            <w:tcW w:type="dxa" w:w="1928"/>
+          </w:tcPr>
+          <w:p>
+            <w:pPr>
+              <w:spacing w:after="40"/>
+            </w:pPr>
+            <w:r>
+              <w:rPr>
+                <w:rFonts w:ascii="Consolas" w:hAnsi="Consolas"/>
+                <w:sz w:val="18"/>
+              </w:rPr>
+              <w:t>"dhcp"</w:t>
+            </w:r>
+          </w:p>
+        </w:tc>
+        <w:tc>
+          <w:tcPr>
+            <w:tcW w:type="dxa" w:w="4422"/>
+          </w:tcPr>
+          <w:p>
+            <w:pPr>
+              <w:spacing w:after="40"/>
+            </w:pPr>
+            <w:r>
+              <w:rPr>
+                <w:rFonts w:ascii="Segoe UI" w:hAnsi="Segoe UI"/>
+                <w:sz w:val="19"/>
+              </w:rPr>
+              <w:t>Enten "dhcp" eller "static".</w:t>
+            </w:r>
+          </w:p>
+        </w:tc>
+      </w:tr>
+      <w:tr>
+        <w:tc>
+          <w:tcPr>
+            <w:tcW w:type="dxa" w:w="2494"/>
+            <w:shd w:val="clear" w:color="auto" w:fill="F7FAFC"/>
+          </w:tcPr>
+          <w:p>
+            <w:pPr>
+              <w:spacing w:after="40"/>
+            </w:pPr>
+            <w:r>
+              <w:rPr>
+                <w:rFonts w:ascii="Consolas" w:hAnsi="Consolas"/>
+                <w:sz w:val="18"/>
+              </w:rPr>
+              <w:t>StaticIP / StaticNetmask / StaticGateway</w:t>
+            </w:r>
+          </w:p>
+        </w:tc>
+        <w:tc>
+          <w:tcPr>
+            <w:tcW w:type="dxa" w:w="1928"/>
+            <w:shd w:val="clear" w:color="auto" w:fill="F7FAFC"/>
+          </w:tcPr>
+          <w:p>
+            <w:pPr>
+              <w:spacing w:after="40"/>
+            </w:pPr>
+            <w:r>
+              <w:rPr>
+                <w:rFonts w:ascii="Consolas" w:hAnsi="Consolas"/>
+                <w:sz w:val="18"/>
+              </w:rPr>
+              <w:t>"" / 255.255.255.0 / ""</w:t>
+            </w:r>
+          </w:p>
+        </w:tc>
+        <w:tc>
+          <w:tcPr>
+            <w:tcW w:type="dxa" w:w="4422"/>
+            <w:shd w:val="clear" w:color="auto" w:fill="F7FAFC"/>
+          </w:tcPr>
+          <w:p>
+            <w:pPr>
+              <w:spacing w:after="40"/>
+            </w:pPr>
+            <w:r>
+              <w:rPr>
+                <w:rFonts w:ascii="Segoe UI" w:hAnsi="Segoe UI"/>
+                <w:sz w:val="19"/>
+              </w:rPr>
+              <w:t>Bruges kun når NetworkMode er static.</w:t>
+            </w:r>
+          </w:p>
+        </w:tc>
+      </w:tr>
+      <w:tr>
+        <w:tc>
+          <w:tcPr>
+            <w:tcW w:type="dxa" w:w="2494"/>
+          </w:tcPr>
+          <w:p>
+            <w:pPr>
+              <w:spacing w:after="40"/>
+            </w:pPr>
+            <w:r>
+              <w:rPr>
+                <w:rFonts w:ascii="Consolas" w:hAnsi="Consolas"/>
+                <w:sz w:val="18"/>
+              </w:rPr>
+              <w:t>TlsCertFile / TlsKeyFile</w:t>
+            </w:r>
+          </w:p>
+        </w:tc>
+        <w:tc>
+          <w:tcPr>
+            <w:tcW w:type="dxa" w:w="1928"/>
+          </w:tcPr>
+          <w:p>
+            <w:pPr>
+              <w:spacing w:after="40"/>
+            </w:pPr>
+            <w:r>
+              <w:rPr>
+                <w:rFonts w:ascii="Consolas" w:hAnsi="Consolas"/>
+                <w:sz w:val="18"/>
+              </w:rPr>
+              <w:t>/etc/ipr-ssl/server.crt og .key</w:t>
+            </w:r>
+          </w:p>
+        </w:tc>
+        <w:tc>
+          <w:tcPr>
+            <w:tcW w:type="dxa" w:w="4422"/>
+          </w:tcPr>
+          <w:p>
+            <w:pPr>
+              <w:spacing w:after="40"/>
+            </w:pPr>
+            <w:r>
+              <w:rPr>
+                <w:rFonts w:ascii="Segoe UI" w:hAnsi="Segoe UI"/>
+                <w:sz w:val="19"/>
+              </w:rPr>
+              <w:t>Læses ved opstart. Eksponeres ikke via konfigurations-API'et.</w:t>
+            </w:r>
+          </w:p>
+        </w:tc>
+      </w:tr>
+      <w:tr>
+        <w:tc>
+          <w:tcPr>
+            <w:tcW w:type="dxa" w:w="2494"/>
+            <w:shd w:val="clear" w:color="auto" w:fill="F7FAFC"/>
+          </w:tcPr>
+          <w:p>
+            <w:pPr>
+              <w:spacing w:after="40"/>
+            </w:pPr>
+            <w:r>
+              <w:rPr>
+                <w:rFonts w:ascii="Consolas" w:hAnsi="Consolas"/>
+                <w:sz w:val="18"/>
+              </w:rPr>
+              <w:t>GpioEnabled</w:t>
+            </w:r>
+          </w:p>
+        </w:tc>
+        <w:tc>
+          <w:tcPr>
+            <w:tcW w:type="dxa" w:w="1928"/>
+            <w:shd w:val="clear" w:color="auto" w:fill="F7FAFC"/>
+          </w:tcPr>
+          <w:p>
+            <w:pPr>
+              <w:spacing w:after="40"/>
+            </w:pPr>
+            <w:r>
+              <w:rPr>
+                <w:rFonts w:ascii="Consolas" w:hAnsi="Consolas"/>
+                <w:sz w:val="18"/>
+              </w:rPr>
+              <w:t>true</w:t>
+            </w:r>
+          </w:p>
+        </w:tc>
+        <w:tc>
+          <w:tcPr>
+            <w:tcW w:type="dxa" w:w="4422"/>
+            <w:shd w:val="clear" w:color="auto" w:fill="F7FAFC"/>
+          </w:tcPr>
+          <w:p>
+            <w:pPr>
+              <w:spacing w:after="40"/>
+            </w:pPr>
+            <w:r>
+              <w:rPr>
+                <w:rFonts w:ascii="Segoe UI" w:hAnsi="Segoe UI"/>
+                <w:sz w:val="19"/>
+              </w:rPr>
+              <w:t>Slå reed-kontakt og LED fra på maskiner uden GPIO.</w:t>
+            </w:r>
+          </w:p>
+        </w:tc>
+      </w:tr>
+      <w:tr>
+        <w:tc>
+          <w:tcPr>
+            <w:tcW w:type="dxa" w:w="2494"/>
+          </w:tcPr>
+          <w:p>
+            <w:pPr>
+              <w:spacing w:after="40"/>
+            </w:pPr>
+            <w:r>
+              <w:rPr>
+                <w:rFonts w:ascii="Consolas" w:hAnsi="Consolas"/>
+                <w:sz w:val="18"/>
+              </w:rPr>
+              <w:t>GpioReedPin</w:t>
+            </w:r>
+          </w:p>
+        </w:tc>
+        <w:tc>
+          <w:tcPr>
+            <w:tcW w:type="dxa" w:w="1928"/>
+          </w:tcPr>
+          <w:p>
+            <w:pPr>
+              <w:spacing w:after="40"/>
+            </w:pPr>
+            <w:r>
+              <w:rPr>
+                <w:rFonts w:ascii="Consolas" w:hAnsi="Consolas"/>
+                <w:sz w:val="18"/>
+              </w:rPr>
+              <w:t>27</w:t>
+            </w:r>
+          </w:p>
+        </w:tc>
+        <w:tc>
+          <w:tcPr>
+            <w:tcW w:type="dxa" w:w="4422"/>
+          </w:tcPr>
+          <w:p>
+            <w:pPr>
+              <w:spacing w:after="40"/>
+            </w:pPr>
+            <w:r>
+              <w:rPr>
+                <w:rFonts w:ascii="Segoe UI" w:hAnsi="Segoe UI"/>
+                <w:sz w:val="19"/>
+              </w:rPr>
+              <w:t>BCM-nummer for reed-kontakten.</w:t>
+            </w:r>
+          </w:p>
+        </w:tc>
+      </w:tr>
+      <w:tr>
+        <w:tc>
+          <w:tcPr>
+            <w:tcW w:type="dxa" w:w="2494"/>
+            <w:shd w:val="clear" w:color="auto" w:fill="F7FAFC"/>
+          </w:tcPr>
+          <w:p>
+            <w:pPr>
+              <w:spacing w:after="40"/>
+            </w:pPr>
+            <w:r>
+              <w:rPr>
+                <w:rFonts w:ascii="Consolas" w:hAnsi="Consolas"/>
+                <w:sz w:val="18"/>
+              </w:rPr>
+              <w:t>GpioLedRPin / GpioLedGPin / GpioLedBPin</w:t>
+            </w:r>
+          </w:p>
+        </w:tc>
+        <w:tc>
+          <w:tcPr>
+            <w:tcW w:type="dxa" w:w="1928"/>
+            <w:shd w:val="clear" w:color="auto" w:fill="F7FAFC"/>
+          </w:tcPr>
+          <w:p>
+            <w:pPr>
+              <w:spacing w:after="40"/>
+            </w:pPr>
+            <w:r>
+              <w:rPr>
+                <w:rFonts w:ascii="Consolas" w:hAnsi="Consolas"/>
+                <w:sz w:val="18"/>
+              </w:rPr>
+              <w:t>22 / 23 / 24</w:t>
+            </w:r>
+          </w:p>
+        </w:tc>
+        <w:tc>
+          <w:tcPr>
+            <w:tcW w:type="dxa" w:w="4422"/>
+            <w:shd w:val="clear" w:color="auto" w:fill="F7FAFC"/>
+          </w:tcPr>
+          <w:p>
+            <w:pPr>
+              <w:spacing w:after="40"/>
+            </w:pPr>
+            <w:r>
+              <w:rPr>
+                <w:rFonts w:ascii="Segoe UI" w:hAnsi="Segoe UI"/>
+                <w:sz w:val="19"/>
+              </w:rPr>
+              <w:t>BCM-numre for LED'ens tre farvekanaler.</w:t>
+            </w:r>
+          </w:p>
+        </w:tc>
+      </w:tr>
+      <w:tr>
+        <w:tc>
+          <w:tcPr>
+            <w:tcW w:type="dxa" w:w="2494"/>
+          </w:tcPr>
+          <w:p>
+            <w:pPr>
+              <w:spacing w:after="40"/>
+            </w:pPr>
+            <w:r>
+              <w:rPr>
+                <w:rFonts w:ascii="Consolas" w:hAnsi="Consolas"/>
+                <w:sz w:val="18"/>
+              </w:rPr>
+              <w:t>GpioLedIdleSeconds</w:t>
+            </w:r>
+          </w:p>
+        </w:tc>
+        <w:tc>
+          <w:tcPr>
+            <w:tcW w:type="dxa" w:w="1928"/>
+          </w:tcPr>
+          <w:p>
+            <w:pPr>
+              <w:spacing w:after="40"/>
+            </w:pPr>
+            <w:r>
+              <w:rPr>
+                <w:rFonts w:ascii="Consolas" w:hAnsi="Consolas"/>
+                <w:sz w:val="18"/>
+              </w:rPr>
+              <w:t>30</w:t>
+            </w:r>
+          </w:p>
+        </w:tc>
+        <w:tc>
+          <w:tcPr>
+            <w:tcW w:type="dxa" w:w="4422"/>
+          </w:tcPr>
+          <w:p>
+            <w:pPr>
+              <w:spacing w:after="40"/>
+            </w:pPr>
+            <w:r>
+              <w:rPr>
+                <w:rFonts w:ascii="Segoe UI" w:hAnsi="Segoe UI"/>
+                <w:sz w:val="19"/>
+              </w:rPr>
+              <w:t>Hvor længe LED'en viser status efter en berøring.</w:t>
             </w:r>
           </w:p>
         </w:tc>
@@ -9047,7 +8880,36 @@
           <w:color w:val="606C80"/>
           <w:sz w:val="18"/>
         </w:rPr>
-        <w:t>Tabel 14. Konfigurationsfiler uden for applikationen.</w:t>
+        <w:t>Tabel 14. Felter i config.json med standardværdier og virkning.</w:t>
+      </w:r>
+    </w:p>
+    <w:p>
+      <w:pPr>
+        <w:spacing w:before="120" w:after="200"/>
+        <w:ind w:left="113"/>
+        <w:shd w:val="clear" w:color="auto" w:fill="FFF7E6"/>
+        <w:pBdr>
+          <w:top w:val="single" w:sz="6" w:space="6" w:color="9A6A00"/>
+          <w:left w:val="single" w:sz="6" w:space="6" w:color="9A6A00"/>
+          <w:bottom w:val="single" w:sz="6" w:space="6" w:color="9A6A00"/>
+          <w:right w:val="single" w:sz="6" w:space="6" w:color="9A6A00"/>
+        </w:pBdr>
+      </w:pPr>
+      <w:r>
+        <w:rPr>
+          <w:rFonts w:ascii="Segoe UI" w:hAnsi="Segoe UI"/>
+          <w:b/>
+          <w:color w:val="9A6A00"/>
+          <w:sz w:val="20"/>
+        </w:rPr>
+        <w:t xml:space="preserve">Vigtigt: </w:t>
+      </w:r>
+      <w:r>
+        <w:rPr>
+          <w:rFonts w:ascii="Segoe UI" w:hAnsi="Segoe UI"/>
+          <w:sz w:val="20"/>
+        </w:rPr>
+        <w:t>Standardværdien for LogPort er 443 i den kode og den konfiguration, der leveres til enheder, mens config.default.json angiver 8080. Kontrollér altid den faktiske værdi i config.json på enheden, før du fejlsøger portbinding.</w:t>
       </w:r>
     </w:p>
     <w:p>
@@ -9055,7 +8917,7 @@
         <w:pStyle w:val="Heading2"/>
       </w:pPr>
       <w:r>
-        <w:t>4.4 Miljøvariable for afsendelsesvejen</w:t>
+        <w:t>4.2 Konfiguration via dashboardet</w:t>
       </w:r>
     </w:p>
     <w:p>
@@ -9066,7 +8928,144 @@
           <w:i w:val="0"/>
           <w:sz w:val="21"/>
         </w:rPr>
-        <w:t>Disse variable beskytter mod, at en uafleverbar afsendelse blokerer alle efterfølgende. Ændr dem kun med god grund.</w:t>
+        <w:t>Skærmen Indstillinger dækker de felter, der normalt skal ændres i drift:</w:t>
+      </w:r>
+    </w:p>
+    <w:p>
+      <w:pPr>
+        <w:pStyle w:val="ListBullet"/>
+      </w:pPr>
+      <w:r>
+        <w:rPr>
+          <w:rFonts w:ascii="Segoe UI" w:hAnsi="Segoe UI"/>
+          <w:b/>
+          <w:sz w:val="21"/>
+        </w:rPr>
+        <w:t xml:space="preserve">Netværk — </w:t>
+      </w:r>
+      <w:r>
+        <w:rPr>
+          <w:rFonts w:ascii="Segoe UI" w:hAnsi="Segoe UI"/>
+          <w:sz w:val="21"/>
+        </w:rPr>
+        <w:t>webport, DHCP eller statisk adressering med IP, netmaske og gateway.</w:t>
+      </w:r>
+    </w:p>
+    <w:p>
+      <w:pPr>
+        <w:pStyle w:val="ListBullet"/>
+      </w:pPr>
+      <w:r>
+        <w:rPr>
+          <w:rFonts w:ascii="Segoe UI" w:hAnsi="Segoe UI"/>
+          <w:b/>
+          <w:sz w:val="21"/>
+        </w:rPr>
+        <w:t xml:space="preserve">Bluetooth — </w:t>
+      </w:r>
+      <w:r>
+        <w:rPr>
+          <w:rFonts w:ascii="Segoe UI" w:hAnsi="Segoe UI"/>
+          <w:sz w:val="21"/>
+        </w:rPr>
+        <w:t>automatisk genforbindelse og parringstimeout.</w:t>
+      </w:r>
+    </w:p>
+    <w:p>
+      <w:pPr>
+        <w:pStyle w:val="ListBullet"/>
+      </w:pPr>
+      <w:r>
+        <w:rPr>
+          <w:rFonts w:ascii="Segoe UI" w:hAnsi="Segoe UI"/>
+          <w:b/>
+          <w:sz w:val="21"/>
+        </w:rPr>
+        <w:t xml:space="preserve">Pen/skanner — </w:t>
+      </w:r>
+      <w:r>
+        <w:rPr>
+          <w:rFonts w:ascii="Segoe UI" w:hAnsi="Segoe UI"/>
+          <w:sz w:val="21"/>
+        </w:rPr>
+        <w:t>automatisk detektion, læsetimeout, pollinterval og listen over overvågede mapper.</w:t>
+      </w:r>
+    </w:p>
+    <w:p>
+      <w:pPr>
+        <w:pStyle w:val="ListBullet"/>
+      </w:pPr>
+      <w:r>
+        <w:rPr>
+          <w:rFonts w:ascii="Segoe UI" w:hAnsi="Segoe UI"/>
+          <w:b/>
+          <w:sz w:val="21"/>
+        </w:rPr>
+        <w:t xml:space="preserve">Diagnostik — </w:t>
+      </w:r>
+      <w:r>
+        <w:rPr>
+          <w:rFonts w:ascii="Segoe UI" w:hAnsi="Segoe UI"/>
+          <w:sz w:val="21"/>
+        </w:rPr>
+        <w:t>logniveau og statusopdateringsinterval.</w:t>
+      </w:r>
+    </w:p>
+    <w:p>
+      <w:pPr>
+        <w:pStyle w:val="ListBullet"/>
+      </w:pPr>
+      <w:r>
+        <w:rPr>
+          <w:rFonts w:ascii="Segoe UI" w:hAnsi="Segoe UI"/>
+          <w:b/>
+          <w:sz w:val="21"/>
+        </w:rPr>
+        <w:t xml:space="preserve">Strøm — </w:t>
+      </w:r>
+      <w:r>
+        <w:rPr>
+          <w:rFonts w:ascii="Segoe UI" w:hAnsi="Segoe UI"/>
+          <w:sz w:val="21"/>
+        </w:rPr>
+        <w:t>genstart og nedlukning, begge med bekræftelse.</w:t>
+      </w:r>
+    </w:p>
+    <w:p>
+      <w:pPr>
+        <w:spacing w:before="120" w:after="200"/>
+        <w:ind w:left="113"/>
+        <w:shd w:val="clear" w:color="auto" w:fill="FFF7E6"/>
+        <w:pBdr>
+          <w:top w:val="single" w:sz="6" w:space="6" w:color="9A6A00"/>
+          <w:left w:val="single" w:sz="6" w:space="6" w:color="9A6A00"/>
+          <w:bottom w:val="single" w:sz="6" w:space="6" w:color="9A6A00"/>
+          <w:right w:val="single" w:sz="6" w:space="6" w:color="9A6A00"/>
+        </w:pBdr>
+      </w:pPr>
+      <w:r>
+        <w:rPr>
+          <w:rFonts w:ascii="Segoe UI" w:hAnsi="Segoe UI"/>
+          <w:b/>
+          <w:color w:val="9A6A00"/>
+          <w:sz w:val="20"/>
+        </w:rPr>
+        <w:t xml:space="preserve">Vigtigt: </w:t>
+      </w:r>
+      <w:r>
+        <w:rPr>
+          <w:rFonts w:ascii="Segoe UI" w:hAnsi="Segoe UI"/>
+          <w:sz w:val="20"/>
+        </w:rPr>
+        <w:t>Ændring af netværkstilstand kræver administratorrolle og confirm=true i API-kaldet. Forbindelsen afbrydes kortvarigt, hvis IP-adressen ændres — sørg for at have hotspot-adgang som reserveudvej.</w:t>
+      </w:r>
+    </w:p>
+    <w:p>
+      <w:pPr>
+        <w:pStyle w:val="Heading2"/>
+      </w:pPr>
+      <w:r>
+        <w:t>4.3 Systemkonfiguration</w:t>
       </w:r>
     </w:p>
     <w:tbl>
@@ -9084,7 +9083,7 @@
       <w:tr>
         <w:tc>
           <w:tcPr>
-            <w:tcW w:type="dxa" w:w="3061"/>
+            <w:tcW w:type="dxa" w:w="2608"/>
             <w:shd w:val="clear" w:color="auto" w:fill="2B6CB0"/>
           </w:tcPr>
           <w:p>
@@ -9098,13 +9097,13 @@
                 <w:color w:val="FFFFFF"/>
                 <w:sz w:val="19"/>
               </w:rPr>
-              <w:t>Variabel</w:t>
-            </w:r>
-          </w:p>
-        </w:tc>
-        <w:tc>
-          <w:tcPr>
-            <w:tcW w:type="dxa" w:w="1701"/>
+              <w:t>Fil</w:t>
+            </w:r>
+          </w:p>
+        </w:tc>
+        <w:tc>
+          <w:tcPr>
+            <w:tcW w:type="dxa" w:w="2494"/>
             <w:shd w:val="clear" w:color="auto" w:fill="2B6CB0"/>
           </w:tcPr>
           <w:p>
@@ -9118,13 +9117,13 @@
                 <w:color w:val="FFFFFF"/>
                 <w:sz w:val="19"/>
               </w:rPr>
-              <w:t>Standard</w:t>
-            </w:r>
-          </w:p>
-        </w:tc>
-        <w:tc>
-          <w:tcPr>
-            <w:tcW w:type="dxa" w:w="4082"/>
+              <w:t>Formål</w:t>
+            </w:r>
+          </w:p>
+        </w:tc>
+        <w:tc>
+          <w:tcPr>
+            <w:tcW w:type="dxa" w:w="3742"/>
             <w:shd w:val="clear" w:color="auto" w:fill="2B6CB0"/>
           </w:tcPr>
           <w:p>
@@ -9138,7 +9137,7 @@
                 <w:color w:val="FFFFFF"/>
                 <w:sz w:val="19"/>
               </w:rPr>
-              <w:t>Virkning</w:t>
+              <w:t>Vigtige indstillinger</w:t>
             </w:r>
           </w:p>
         </w:tc>
@@ -9146,7 +9145,7 @@
       <w:tr>
         <w:tc>
           <w:tcPr>
-            <w:tcW w:type="dxa" w:w="3061"/>
+            <w:tcW w:type="dxa" w:w="2608"/>
           </w:tcPr>
           <w:p>
             <w:pPr>
@@ -9157,13 +9156,50 @@
                 <w:rFonts w:ascii="Consolas" w:hAnsi="Consolas"/>
                 <w:sz w:val="18"/>
               </w:rPr>
-              <w:t>BLE_QUEUE_DRAIN_WAIT_SECS</w:t>
-            </w:r>
-          </w:p>
-        </w:tc>
-        <w:tc>
-          <w:tcPr>
-            <w:tcW w:type="dxa" w:w="1701"/>
+              <w:t>/opt/ipr_common.env</w:t>
+            </w:r>
+          </w:p>
+        </w:tc>
+        <w:tc>
+          <w:tcPr>
+            <w:tcW w:type="dxa" w:w="2494"/>
+          </w:tcPr>
+          <w:p>
+            <w:pPr>
+              <w:spacing w:after="40"/>
+            </w:pPr>
+            <w:r>
+              <w:rPr>
+                <w:rFonts w:ascii="Segoe UI" w:hAnsi="Segoe UI"/>
+                <w:sz w:val="19"/>
+              </w:rPr>
+              <w:t>Miljø for provisionering og skripts.</w:t>
+            </w:r>
+          </w:p>
+        </w:tc>
+        <w:tc>
+          <w:tcPr>
+            <w:tcW w:type="dxa" w:w="3742"/>
+          </w:tcPr>
+          <w:p>
+            <w:pPr>
+              <w:spacing w:after="40"/>
+            </w:pPr>
+            <w:r>
+              <w:rPr>
+                <w:rFonts w:ascii="Segoe UI" w:hAnsi="Segoe UI"/>
+                <w:sz w:val="19"/>
+              </w:rPr>
+              <w:t>Applikationsbruger, projektsti, værtsnavn.</w:t>
+            </w:r>
+          </w:p>
+        </w:tc>
+      </w:tr>
+      <w:tr>
+        <w:tc>
+          <w:tcPr>
+            <w:tcW w:type="dxa" w:w="2608"/>
+            <w:shd w:val="clear" w:color="auto" w:fill="F7FAFC"/>
           </w:tcPr>
           <w:p>
             <w:pPr>
@@ -9174,24 +9210,53 @@
                 <w:rFonts w:ascii="Consolas" w:hAnsi="Consolas"/>
                 <w:sz w:val="18"/>
               </w:rPr>
-              <w:t>5</w:t>
-            </w:r>
-          </w:p>
-        </w:tc>
-        <w:tc>
-          <w:tcPr>
-            <w:tcW w:type="dxa" w:w="4082"/>
-          </w:tcPr>
-          <w:p>
-            <w:pPr>
-              <w:spacing w:after="40"/>
-            </w:pPr>
-            <w:r>
-              <w:rPr>
-                <w:rFonts w:ascii="Segoe UI" w:hAnsi="Segoe UI"/>
-                <w:sz w:val="19"/>
-              </w:rPr>
-              <w:t>Hvor længe dæmonens arbejdstråd venter på at tømme køen, før den igen åbner FIFO'en for læsning.</w:t>
+              <w:t>/etc/default/ipr-provision</w:t>
+            </w:r>
+          </w:p>
+        </w:tc>
+        <w:tc>
+          <w:tcPr>
+            <w:tcW w:type="dxa" w:w="2494"/>
+            <w:shd w:val="clear" w:color="auto" w:fill="F7FAFC"/>
+          </w:tcPr>
+          <w:p>
+            <w:pPr>
+              <w:spacing w:after="40"/>
+            </w:pPr>
+            <w:r>
+              <w:rPr>
+                <w:rFonts w:ascii="Segoe UI" w:hAnsi="Segoe UI"/>
+                <w:sz w:val="19"/>
+              </w:rPr>
+              <w:t>Adfærd for hotspottet.</w:t>
+            </w:r>
+          </w:p>
+        </w:tc>
+        <w:tc>
+          <w:tcPr>
+            <w:tcW w:type="dxa" w:w="3742"/>
+            <w:shd w:val="clear" w:color="auto" w:fill="F7FAFC"/>
+          </w:tcPr>
+          <w:p>
+            <w:pPr>
+              <w:spacing w:after="40"/>
+            </w:pPr>
+            <w:r>
+              <w:rPr>
+                <w:rFonts w:ascii="Segoe UI" w:hAnsi="Segoe UI"/>
+                <w:sz w:val="19"/>
+              </w:rPr>
+              <w:t>HOTSPOT_MODE=on-demand (standard) eller always</w:t>
+            </w:r>
+            <w:r>
+              <w:br/>
+            </w:r>
+            <w:r>
+              <w:rPr>
+                <w:rFonts w:ascii="Segoe UI" w:hAnsi="Segoe UI"/>
+                <w:sz w:val="19"/>
+              </w:rPr>
+              <w:t>HOTSPOT_GPIO_PIN=27 (valgfri hardwaregate)</w:t>
             </w:r>
           </w:p>
         </w:tc>
@@ -9199,8 +9264,7 @@
       <w:tr>
         <w:tc>
           <w:tcPr>
-            <w:tcW w:type="dxa" w:w="3061"/>
-            <w:shd w:val="clear" w:color="auto" w:fill="F7FAFC"/>
+            <w:tcW w:type="dxa" w:w="2608"/>
           </w:tcPr>
           <w:p>
             <w:pPr>
@@ -9211,13 +9275,49 @@
                 <w:rFonts w:ascii="Consolas" w:hAnsi="Consolas"/>
                 <w:sz w:val="18"/>
               </w:rPr>
-              <w:t>BLE_QUEUE_MAX_CHARS</w:t>
-            </w:r>
-          </w:p>
-        </w:tc>
-        <w:tc>
-          <w:tcPr>
-            <w:tcW w:type="dxa" w:w="1701"/>
+              <w:t>/etc/default/bt_hid_agent_unified</w:t>
+            </w:r>
+          </w:p>
+        </w:tc>
+        <w:tc>
+          <w:tcPr>
+            <w:tcW w:type="dxa" w:w="2494"/>
+          </w:tcPr>
+          <w:p>
+            <w:pPr>
+              <w:spacing w:after="40"/>
+            </w:pPr>
+            <w:r>
+              <w:rPr>
+                <w:rFonts w:ascii="Segoe UI" w:hAnsi="Segoe UI"/>
+                <w:sz w:val="19"/>
+              </w:rPr>
+              <w:t>Parringsagentens adfærd.</w:t>
+            </w:r>
+          </w:p>
+        </w:tc>
+        <w:tc>
+          <w:tcPr>
+            <w:tcW w:type="dxa" w:w="3742"/>
+          </w:tcPr>
+          <w:p>
+            <w:pPr>
+              <w:spacing w:after="40"/>
+            </w:pPr>
+            <w:r>
+              <w:rPr>
+                <w:rFonts w:ascii="Segoe UI" w:hAnsi="Segoe UI"/>
+                <w:sz w:val="19"/>
+              </w:rPr>
+              <w:t>Agentkapabilitet, standard NoInputNoOutput. Styres af scripts/lib/bt_agent_unified_env.sh.</w:t>
+            </w:r>
+          </w:p>
+        </w:tc>
+      </w:tr>
+      <w:tr>
+        <w:tc>
+          <w:tcPr>
+            <w:tcW w:type="dxa" w:w="2608"/>
             <w:shd w:val="clear" w:color="auto" w:fill="F7FAFC"/>
           </w:tcPr>
           <w:p>
@@ -9229,13 +9329,13 @@
                 <w:rFonts w:ascii="Consolas" w:hAnsi="Consolas"/>
                 <w:sz w:val="18"/>
               </w:rPr>
-              <w:t>4096</w:t>
-            </w:r>
-          </w:p>
-        </w:tc>
-        <w:tc>
-          <w:tcPr>
-            <w:tcW w:type="dxa" w:w="4082"/>
+              <w:t>config.json</w:t>
+            </w:r>
+          </w:p>
+        </w:tc>
+        <w:tc>
+          <w:tcPr>
+            <w:tcW w:type="dxa" w:w="2494"/>
             <w:shd w:val="clear" w:color="auto" w:fill="F7FAFC"/>
           </w:tcPr>
           <w:p>
@@ -9247,7 +9347,25 @@
                 <w:rFonts w:ascii="Segoe UI" w:hAnsi="Segoe UI"/>
                 <w:sz w:val="19"/>
               </w:rPr>
-              <w:t>Maksimal størrelse på dæmonens interne kø.</w:t>
+              <w:t>Applikationskonfiguration.</w:t>
+            </w:r>
+          </w:p>
+        </w:tc>
+        <w:tc>
+          <w:tcPr>
+            <w:tcW w:type="dxa" w:w="3742"/>
+            <w:shd w:val="clear" w:color="auto" w:fill="F7FAFC"/>
+          </w:tcPr>
+          <w:p>
+            <w:pPr>
+              <w:spacing w:after="40"/>
+            </w:pPr>
+            <w:r>
+              <w:rPr>
+                <w:rFonts w:ascii="Segoe UI" w:hAnsi="Segoe UI"/>
+                <w:sz w:val="19"/>
+              </w:rPr>
+              <w:t>Se afsnit 4.1.</w:t>
             </w:r>
           </w:p>
         </w:tc>
@@ -9255,7 +9373,7 @@
       <w:tr>
         <w:tc>
           <w:tcPr>
-            <w:tcW w:type="dxa" w:w="3061"/>
+            <w:tcW w:type="dxa" w:w="2608"/>
           </w:tcPr>
           <w:p>
             <w:pPr>
@@ -9266,41 +9384,41 @@
                 <w:rFonts w:ascii="Consolas" w:hAnsi="Consolas"/>
                 <w:sz w:val="18"/>
               </w:rPr>
-              <w:t>BT_KB_WRITE_TIMEOUT_SECS</w:t>
-            </w:r>
-          </w:p>
-        </w:tc>
-        <w:tc>
-          <w:tcPr>
-            <w:tcW w:type="dxa" w:w="1701"/>
-          </w:tcPr>
-          <w:p>
-            <w:pPr>
-              <w:spacing w:after="40"/>
-            </w:pPr>
-            <w:r>
-              <w:rPr>
-                <w:rFonts w:ascii="Consolas" w:hAnsi="Consolas"/>
-                <w:sz w:val="18"/>
-              </w:rPr>
-              <w:t>5 (tekst) / 30 (fil)</w:t>
-            </w:r>
-          </w:p>
-        </w:tc>
-        <w:tc>
-          <w:tcPr>
-            <w:tcW w:type="dxa" w:w="4082"/>
-          </w:tcPr>
-          <w:p>
-            <w:pPr>
-              <w:spacing w:after="40"/>
-            </w:pPr>
-            <w:r>
-              <w:rPr>
-                <w:rFonts w:ascii="Segoe UI" w:hAnsi="Segoe UI"/>
-                <w:sz w:val="19"/>
-              </w:rPr>
-              <w:t>Tidsgrænse for bt_kb_send og bt_kb_send_file.</w:t>
+              <w:t>users.json</w:t>
+            </w:r>
+          </w:p>
+        </w:tc>
+        <w:tc>
+          <w:tcPr>
+            <w:tcW w:type="dxa" w:w="2494"/>
+          </w:tcPr>
+          <w:p>
+            <w:pPr>
+              <w:spacing w:after="40"/>
+            </w:pPr>
+            <w:r>
+              <w:rPr>
+                <w:rFonts w:ascii="Segoe UI" w:hAnsi="Segoe UI"/>
+                <w:sz w:val="19"/>
+              </w:rPr>
+              <w:t>Konti til dashboardet.</w:t>
+            </w:r>
+          </w:p>
+        </w:tc>
+        <w:tc>
+          <w:tcPr>
+            <w:tcW w:type="dxa" w:w="3742"/>
+          </w:tcPr>
+          <w:p>
+            <w:pPr>
+              <w:spacing w:after="40"/>
+            </w:pPr>
+            <w:r>
+              <w:rPr>
+                <w:rFonts w:ascii="Segoe UI" w:hAnsi="Segoe UI"/>
+                <w:sz w:val="19"/>
+              </w:rPr>
+              <w:t>Redigér via UI, ikke i hånden.</w:t>
             </w:r>
           </w:p>
         </w:tc>
@@ -9318,7 +9436,278 @@
           <w:color w:val="606C80"/>
           <w:sz w:val="18"/>
         </w:rPr>
-        <w:t>Tabel 15. Tidsgrænser i afsendelsesvejen.</w:t>
+        <w:t>Tabel 15. Konfigurationsfiler uden for applikationen.</w:t>
+      </w:r>
+    </w:p>
+    <w:p>
+      <w:pPr>
+        <w:pStyle w:val="Heading2"/>
+      </w:pPr>
+      <w:r>
+        <w:t>4.4 Miljøvariable for afsendelsesvejen</w:t>
+      </w:r>
+    </w:p>
+    <w:p>
+      <w:r>
+        <w:rPr>
+          <w:rFonts w:ascii="Segoe UI" w:hAnsi="Segoe UI"/>
+          <w:b w:val="0"/>
+          <w:i w:val="0"/>
+          <w:sz w:val="21"/>
+        </w:rPr>
+        <w:t>Disse variable beskytter mod, at en uafleverbar afsendelse blokerer alle efterfølgende. Ændr dem kun med god grund.</w:t>
+      </w:r>
+    </w:p>
+    <w:tbl>
+      <w:tblPr>
+        <w:tblStyle w:val="TableGrid"/>
+        <w:tblW w:type="auto" w:w="0"/>
+        <w:jc w:val="center"/>
+        <w:tblLook w:firstColumn="1" w:firstRow="1" w:lastColumn="0" w:lastRow="0" w:noHBand="0" w:noVBand="1" w:val="04A0"/>
+      </w:tblPr>
+      <w:tblGrid>
+        <w:gridCol w:w="3061"/>
+        <w:gridCol w:w="3061"/>
+        <w:gridCol w:w="3061"/>
+      </w:tblGrid>
+      <w:tr>
+        <w:tc>
+          <w:tcPr>
+            <w:tcW w:type="dxa" w:w="3061"/>
+            <w:shd w:val="clear" w:color="auto" w:fill="2B6CB0"/>
+          </w:tcPr>
+          <w:p>
+            <w:pPr>
+              <w:spacing w:after="40"/>
+            </w:pPr>
+            <w:r>
+              <w:rPr>
+                <w:rFonts w:ascii="Segoe UI" w:hAnsi="Segoe UI"/>
+                <w:b/>
+                <w:color w:val="FFFFFF"/>
+                <w:sz w:val="19"/>
+              </w:rPr>
+              <w:t>Variabel</w:t>
+            </w:r>
+          </w:p>
+        </w:tc>
+        <w:tc>
+          <w:tcPr>
+            <w:tcW w:type="dxa" w:w="1701"/>
+            <w:shd w:val="clear" w:color="auto" w:fill="2B6CB0"/>
+          </w:tcPr>
+          <w:p>
+            <w:pPr>
+              <w:spacing w:after="40"/>
+            </w:pPr>
+            <w:r>
+              <w:rPr>
+                <w:rFonts w:ascii="Segoe UI" w:hAnsi="Segoe UI"/>
+                <w:b/>
+                <w:color w:val="FFFFFF"/>
+                <w:sz w:val="19"/>
+              </w:rPr>
+              <w:t>Standard</w:t>
+            </w:r>
+          </w:p>
+        </w:tc>
+        <w:tc>
+          <w:tcPr>
+            <w:tcW w:type="dxa" w:w="4082"/>
+            <w:shd w:val="clear" w:color="auto" w:fill="2B6CB0"/>
+          </w:tcPr>
+          <w:p>
+            <w:pPr>
+              <w:spacing w:after="40"/>
+            </w:pPr>
+            <w:r>
+              <w:rPr>
+                <w:rFonts w:ascii="Segoe UI" w:hAnsi="Segoe UI"/>
+                <w:b/>
+                <w:color w:val="FFFFFF"/>
+                <w:sz w:val="19"/>
+              </w:rPr>
+              <w:t>Virkning</w:t>
+            </w:r>
+          </w:p>
+        </w:tc>
+      </w:tr>
+      <w:tr>
+        <w:tc>
+          <w:tcPr>
+            <w:tcW w:type="dxa" w:w="3061"/>
+          </w:tcPr>
+          <w:p>
+            <w:pPr>
+              <w:spacing w:after="40"/>
+            </w:pPr>
+            <w:r>
+              <w:rPr>
+                <w:rFonts w:ascii="Consolas" w:hAnsi="Consolas"/>
+                <w:sz w:val="18"/>
+              </w:rPr>
+              <w:t>BLE_QUEUE_DRAIN_WAIT_SECS</w:t>
+            </w:r>
+          </w:p>
+        </w:tc>
+        <w:tc>
+          <w:tcPr>
+            <w:tcW w:type="dxa" w:w="1701"/>
+          </w:tcPr>
+          <w:p>
+            <w:pPr>
+              <w:spacing w:after="40"/>
+            </w:pPr>
+            <w:r>
+              <w:rPr>
+                <w:rFonts w:ascii="Consolas" w:hAnsi="Consolas"/>
+                <w:sz w:val="18"/>
+              </w:rPr>
+              <w:t>5</w:t>
+            </w:r>
+          </w:p>
+        </w:tc>
+        <w:tc>
+          <w:tcPr>
+            <w:tcW w:type="dxa" w:w="4082"/>
+          </w:tcPr>
+          <w:p>
+            <w:pPr>
+              <w:spacing w:after="40"/>
+            </w:pPr>
+            <w:r>
+              <w:rPr>
+                <w:rFonts w:ascii="Segoe UI" w:hAnsi="Segoe UI"/>
+                <w:sz w:val="19"/>
+              </w:rPr>
+              <w:t>Hvor længe dæmonens arbejdstråd venter på at tømme køen, før den igen åbner FIFO'en for læsning.</w:t>
+            </w:r>
+          </w:p>
+        </w:tc>
+      </w:tr>
+      <w:tr>
+        <w:tc>
+          <w:tcPr>
+            <w:tcW w:type="dxa" w:w="3061"/>
+            <w:shd w:val="clear" w:color="auto" w:fill="F7FAFC"/>
+          </w:tcPr>
+          <w:p>
+            <w:pPr>
+              <w:spacing w:after="40"/>
+            </w:pPr>
+            <w:r>
+              <w:rPr>
+                <w:rFonts w:ascii="Consolas" w:hAnsi="Consolas"/>
+                <w:sz w:val="18"/>
+              </w:rPr>
+              <w:t>BLE_QUEUE_MAX_CHARS</w:t>
+            </w:r>
+          </w:p>
+        </w:tc>
+        <w:tc>
+          <w:tcPr>
+            <w:tcW w:type="dxa" w:w="1701"/>
+            <w:shd w:val="clear" w:color="auto" w:fill="F7FAFC"/>
+          </w:tcPr>
+          <w:p>
+            <w:pPr>
+              <w:spacing w:after="40"/>
+            </w:pPr>
+            <w:r>
+              <w:rPr>
+                <w:rFonts w:ascii="Consolas" w:hAnsi="Consolas"/>
+                <w:sz w:val="18"/>
+              </w:rPr>
+              <w:t>4096</w:t>
+            </w:r>
+          </w:p>
+        </w:tc>
+        <w:tc>
+          <w:tcPr>
+            <w:tcW w:type="dxa" w:w="4082"/>
+            <w:shd w:val="clear" w:color="auto" w:fill="F7FAFC"/>
+          </w:tcPr>
+          <w:p>
+            <w:pPr>
+              <w:spacing w:after="40"/>
+            </w:pPr>
+            <w:r>
+              <w:rPr>
+                <w:rFonts w:ascii="Segoe UI" w:hAnsi="Segoe UI"/>
+                <w:sz w:val="19"/>
+              </w:rPr>
+              <w:t>Maksimal størrelse på dæmonens interne kø.</w:t>
+            </w:r>
+          </w:p>
+        </w:tc>
+      </w:tr>
+      <w:tr>
+        <w:tc>
+          <w:tcPr>
+            <w:tcW w:type="dxa" w:w="3061"/>
+          </w:tcPr>
+          <w:p>
+            <w:pPr>
+              <w:spacing w:after="40"/>
+            </w:pPr>
+            <w:r>
+              <w:rPr>
+                <w:rFonts w:ascii="Consolas" w:hAnsi="Consolas"/>
+                <w:sz w:val="18"/>
+              </w:rPr>
+              <w:t>BT_KB_WRITE_TIMEOUT_SECS</w:t>
+            </w:r>
+          </w:p>
+        </w:tc>
+        <w:tc>
+          <w:tcPr>
+            <w:tcW w:type="dxa" w:w="1701"/>
+          </w:tcPr>
+          <w:p>
+            <w:pPr>
+              <w:spacing w:after="40"/>
+            </w:pPr>
+            <w:r>
+              <w:rPr>
+                <w:rFonts w:ascii="Consolas" w:hAnsi="Consolas"/>
+                <w:sz w:val="18"/>
+              </w:rPr>
+              <w:t>5 (tekst) / 30 (fil)</w:t>
+            </w:r>
+          </w:p>
+        </w:tc>
+        <w:tc>
+          <w:tcPr>
+            <w:tcW w:type="dxa" w:w="4082"/>
+          </w:tcPr>
+          <w:p>
+            <w:pPr>
+              <w:spacing w:after="40"/>
+            </w:pPr>
+            <w:r>
+              <w:rPr>
+                <w:rFonts w:ascii="Segoe UI" w:hAnsi="Segoe UI"/>
+                <w:sz w:val="19"/>
+              </w:rPr>
+              <w:t>Tidsgrænse for bt_kb_send og bt_kb_send_file.</w:t>
+            </w:r>
+          </w:p>
+        </w:tc>
+      </w:tr>
+    </w:tbl>
+    <w:p>
+      <w:pPr>
+        <w:spacing w:before="60" w:after="240"/>
+        <w:jc w:val="center"/>
+      </w:pPr>
+      <w:r>
+        <w:rPr>
+          <w:rFonts w:ascii="Segoe UI" w:hAnsi="Segoe UI"/>
+          <w:i/>
+          <w:color w:val="606C80"/>
+          <w:sz w:val="18"/>
+        </w:rPr>
+        <w:t>Tabel 16. Tidsgrænser i afsendelsesvejen.</w:t>
       </w:r>
     </w:p>
     <w:p>
@@ -9795,7 +10184,7 @@
           <w:color w:val="606C80"/>
           <w:sz w:val="18"/>
         </w:rPr>
-        <w:t>Tabel 16. Benallokering. Fælles katode til GND. Rød og grøn trækker 8–9 mA, blå cirka 13,6 mA — alle under grænsen på 16 mA pr. ben. Modstanden på blå må ikke sættes lavere end 22 Ω.</w:t>
+        <w:t>Tabel 17. Benallokering. Fælles katode til GND. Rød og grøn trækker 8–9 mA, blå cirka 13,6 mA — alle under grænsen på 16 mA pr. ben. Modstanden på blå må ikke sættes lavere end 22 Ω.</w:t>
       </w:r>
     </w:p>
     <w:p>
@@ -10273,7 +10662,7 @@
           <w:color w:val="606C80"/>
           <w:sz w:val="18"/>
         </w:rPr>
-        <w:t>Tabel 17. Udløsere for hotspottet. De fire første evalueres af net_provision_hotspot.sh ved opstart i den viste rækkefølge.</w:t>
+        <w:t>Tabel 18. Udløsere for hotspottet. De fire første evalueres af net_provision_hotspot.sh ved opstart i den viste rækkefølge.</w:t>
       </w:r>
     </w:p>
     <w:p>
@@ -10621,7 +11010,7 @@
           <w:color w:val="606C80"/>
           <w:sz w:val="18"/>
         </w:rPr>
-        <w:t>Tabel 18. Setup-UI'ets sider på /setup/.</w:t>
+        <w:t>Tabel 19. Setup-UI'ets sider på /setup/.</w:t>
       </w:r>
     </w:p>
     <w:p>
@@ -10891,7 +11280,7 @@
           <w:color w:val="606C80"/>
           <w:sz w:val="18"/>
         </w:rPr>
-        <w:t>Tabel 19. Rollernes rettigheder.</w:t>
+        <w:t>Tabel 20. Rollernes rettigheder.</w:t>
       </w:r>
     </w:p>
     <w:p>
@@ -11505,7 +11894,7 @@
           <w:color w:val="606C80"/>
           <w:sz w:val="18"/>
         </w:rPr>
-        <w:t>Tabel 20. Sikkerhedsfunktioner i den leverede løsning.</w:t>
+        <w:t>Tabel 21. Sikkerhedsfunktioner i den leverede løsning.</w:t>
       </w:r>
     </w:p>
     <w:p>
@@ -11966,7 +12355,7 @@
           <w:color w:val="606C80"/>
           <w:sz w:val="18"/>
         </w:rPr>
-        <w:t>Tabel 21. Kendte risici og anbefalet håndtering.</w:t>
+        <w:t>Tabel 22. Kendte risici og anbefalet håndtering.</w:t>
       </w:r>
     </w:p>
     <w:p>
@@ -12446,7 +12835,7 @@
           <w:color w:val="606C80"/>
           <w:sz w:val="18"/>
         </w:rPr>
-        <w:t>Tabel 22. Målrettede udrulningsskripts i scripts/deploy/.</w:t>
+        <w:t>Tabel 23. Målrettede udrulningsskripts i scripts/deploy/.</w:t>
       </w:r>
     </w:p>
     <w:p>
@@ -12700,7 +13089,15 @@
           <w:rFonts w:ascii="Consolas" w:hAnsi="Consolas"/>
           <w:sz w:val="18"/>
         </w:rPr>
-        <w:t>rsync -avz --delete --exclude '.git' --exclude '.venv' --exclude '__pycache__' \</w:t>
+        <w:t>rsync -avz --delete --chmod=D755,F644 \</w:t>
+        <w:br/>
+      </w:r>
+      <w:r>
+        <w:rPr>
+          <w:rFonts w:ascii="Consolas" w:hAnsi="Consolas"/>
+          <w:sz w:val="18"/>
+        </w:rPr>
+        <w:t xml:space="preserve">  --exclude '.git' --exclude '.venv' --exclude '__pycache__' \</w:t>
         <w:br/>
       </w:r>
       <w:r>
@@ -13517,7 +13914,7 @@
           <w:color w:val="606C80"/>
           <w:sz w:val="18"/>
         </w:rPr>
-        <w:t>Tabel 23. Hvad der bør holdes øje med i drift.</w:t>
+        <w:t>Tabel 24. Hvad der bør holdes øje med i drift.</w:t>
       </w:r>
     </w:p>
     <w:p>
@@ -14488,7 +14885,7 @@
           <w:color w:val="606C80"/>
           <w:sz w:val="18"/>
         </w:rPr>
-        <w:t>Tabel 24. Fejlmønstre på værtssiden.</w:t>
+        <w:t>Tabel 25. Fejlmønstre på værtssiden.</w:t>
       </w:r>
     </w:p>
     <w:p>
@@ -14868,7 +15265,7 @@
           <w:color w:val="606C80"/>
           <w:sz w:val="18"/>
         </w:rPr>
-        <w:t>Tabel 25. Fejlmønstre i web- og netværkslaget.</w:t>
+        <w:t>Tabel 26. Fejlmønstre i web- og netværkslaget.</w:t>
       </w:r>
     </w:p>
     <w:p>
@@ -15345,7 +15742,7 @@
           <w:color w:val="606C80"/>
           <w:sz w:val="18"/>
         </w:rPr>
-        <w:t>Tabel 26. Testniveauer og hvornår de bruges.</w:t>
+        <w:t>Tabel 27. Testniveauer og hvornår de bruges.</w:t>
       </w:r>
     </w:p>
     <w:p>
@@ -15833,7 +16230,7 @@
           <w:color w:val="606C80"/>
           <w:sz w:val="18"/>
         </w:rPr>
-        <w:t>Tabel 27. Dokumentationsdrift, der er værd at kende.</w:t>
+        <w:t>Tabel 28. Dokumentationsdrift, der er værd at kende.</w:t>
       </w:r>
     </w:p>
     <w:p>
@@ -15946,7 +16343,15 @@
           <w:rFonts w:ascii="Consolas" w:hAnsi="Consolas"/>
           <w:sz w:val="18"/>
         </w:rPr>
-        <w:t>wsl -d Ubuntu -- rsync -avz --exclude '.git' /mnt/d/sandbox/ipr-keyboard/ ipr-prod:/home/meibye/dev/ipr-keyboard/</w:t>
+        <w:t>wsl -d Ubuntu -- rsync -avz --chmod=D755,F644 --exclude '.git' \</w:t>
+        <w:br/>
+      </w:r>
+      <w:r>
+        <w:rPr>
+          <w:rFonts w:ascii="Consolas" w:hAnsi="Consolas"/>
+          <w:sz w:val="18"/>
+        </w:rPr>
+        <w:t xml:space="preserve">  /mnt/d/sandbox/ipr-keyboard/ ipr-prod:/home/meibye/dev/ipr-keyboard/</w:t>
         <w:br/>
       </w:r>
       <w:r>
@@ -17091,7 +17496,7 @@
           <w:color w:val="606C80"/>
           <w:sz w:val="18"/>
         </w:rPr>
-        <w:t>Tabel 28. Endepunkter, som dashboardet er afhængigt af.</w:t>
+        <w:t>Tabel 29. Endepunkter, som dashboardet er afhængigt af.</w:t>
       </w:r>
     </w:p>
     <w:p>
@@ -18016,7 +18421,7 @@
           <w:color w:val="606C80"/>
           <w:sz w:val="18"/>
         </w:rPr>
-        <w:t>Tabel 29. Billeder, der skal produceres eksternt, med den ønskede placering.</w:t>
+        <w:t>Tabel 30. Billeder, der skal produceres eksternt, med den ønskede placering.</w:t>
       </w:r>
     </w:p>
     <w:p>
@@ -18185,7 +18590,7 @@
         <w:color w:val="606C80"/>
         <w:sz w:val="16"/>
       </w:rPr>
-      <w:t xml:space="preserve">IPR-DOC-002 · Administratormanual · version 1.2   ·   Side </w:t>
+      <w:t xml:space="preserve">IPR-DOC-002 · Administratormanual · version 1.3   ·   Side </w:t>
     </w:r>
     <w:r>
       <w:rPr>

--- a/docs/manuals/Administratormanual_IPR_Pen_Bridge.docx
+++ b/docs/manuals/Administratormanual_IPR_Pen_Bridge.docx
@@ -101,7 +101,7 @@
                 <w:rFonts w:ascii="Segoe UI" w:hAnsi="Segoe UI"/>
                 <w:sz w:val="20"/>
               </w:rPr>
-              <w:t>1.3</w:t>
+              <w:t>1.3.1</w:t>
             </w:r>
           </w:p>
         </w:tc>
@@ -132,7 +132,7 @@
                 <w:rFonts w:ascii="Segoe UI" w:hAnsi="Segoe UI"/>
                 <w:sz w:val="20"/>
               </w:rPr>
-              <w:t>5. september 2026</w:t>
+              <w:t>6. september 2026</w:t>
             </w:r>
           </w:p>
         </w:tc>
@@ -7362,7 +7362,7 @@
           <w:rFonts w:ascii="Segoe UI" w:hAnsi="Segoe UI"/>
           <w:sz w:val="21"/>
         </w:rPr>
-        <w:t>scripts/service/svc_enable_services.sh — aktivering</w:t>
+        <w:t>scripts/service/svc_enable_services.sh — genstarter bluetooth, venter på adapteren og aktiverer BLE-tjenesterne</w:t>
       </w:r>
     </w:p>
     <w:p>
@@ -7374,7 +7374,36 @@
           <w:rFonts w:ascii="Segoe UI" w:hAnsi="Segoe UI"/>
           <w:sz w:val="21"/>
         </w:rPr>
-        <w:t>installation af ipr-provision.service samt TLS-certifikater</w:t>
+        <w:t>scripts/headless/install_provision_service.sh — hotspot-tjenesten ipr-provision.service, TLS-certifikater og fornyelsestimeren ipr-cert-renew.timer</w:t>
+      </w:r>
+    </w:p>
+    <w:p>
+      <w:pPr>
+        <w:spacing w:before="120" w:after="200"/>
+        <w:ind w:left="113"/>
+        <w:shd w:val="clear" w:color="auto" w:fill="FFF7E6"/>
+        <w:pBdr>
+          <w:top w:val="single" w:sz="6" w:space="6" w:color="9A6A00"/>
+          <w:left w:val="single" w:sz="6" w:space="6" w:color="9A6A00"/>
+          <w:bottom w:val="single" w:sz="6" w:space="6" w:color="9A6A00"/>
+          <w:right w:val="single" w:sz="6" w:space="6" w:color="9A6A00"/>
+        </w:pBdr>
+      </w:pPr>
+      <w:r>
+        <w:rPr>
+          <w:rFonts w:ascii="Segoe UI" w:hAnsi="Segoe UI"/>
+          <w:b/>
+          <w:color w:val="9A6A00"/>
+          <w:sz w:val="20"/>
+        </w:rPr>
+        <w:t xml:space="preserve">Vigtigt: </w:t>
+      </w:r>
+      <w:r>
+        <w:rPr>
+          <w:rFonts w:ascii="Segoe UI" w:hAnsi="Segoe UI"/>
+          <w:sz w:val="20"/>
+        </w:rPr>
+        <w:t>Certifikatfornyelsen installeres af trin 04. Springes trinnet over, findes ipr-cert-renew.timer ikke, og serverbeviset udløber efter 397 dage uden at blive fornyet — dashboardet holder op med at svare over HTTPS. Kontrollér med systemctl list-timers ipr-cert-renew.timer, se afsnit 8.6.</w:t>
       </w:r>
     </w:p>
     <w:p>
@@ -18590,7 +18619,7 @@
         <w:color w:val="606C80"/>
         <w:sz w:val="16"/>
       </w:rPr>
-      <w:t xml:space="preserve">IPR-DOC-002 · Administratormanual · version 1.3   ·   Side </w:t>
+      <w:t xml:space="preserve">IPR-DOC-002 · Administratormanual · version 1.3.1   ·   Side </w:t>
     </w:r>
     <w:r>
       <w:rPr>

--- a/docs/manuals/Administratormanual_IPR_Pen_Bridge.docx
+++ b/docs/manuals/Administratormanual_IPR_Pen_Bridge.docx
@@ -101,7 +101,7 @@
                 <w:rFonts w:ascii="Segoe UI" w:hAnsi="Segoe UI"/>
                 <w:sz w:val="20"/>
               </w:rPr>
-              <w:t>1.5</w:t>
+              <w:t>1.5.1</w:t>
             </w:r>
           </w:p>
         </w:tc>
@@ -3445,7 +3445,7 @@
                 <w:rFonts w:ascii="Segoe UI" w:hAnsi="Segoe UI"/>
                 <w:sz w:val="19"/>
               </w:rPr>
-              <w:t>Provisionering, udrulning og drift. Alias: ipr-prod.</w:t>
+              <w:t>Provisionering, udrulning og drift.</w:t>
             </w:r>
           </w:p>
         </w:tc>
@@ -3519,7 +3519,7 @@
                 <w:rFonts w:ascii="Segoe UI" w:hAnsi="Segoe UI"/>
                 <w:sz w:val="19"/>
               </w:rPr>
-              <w:t>Som ovenfor, 32-bit. Alias: ipr-prod-zero.</w:t>
+              <w:t>Som ovenfor, 32-bit.</w:t>
             </w:r>
           </w:p>
         </w:tc>
@@ -3881,7 +3881,7 @@
           <w:i w:val="0"/>
           <w:sz w:val="21"/>
         </w:rPr>
-        <w:t>En fast post i ~/.ssh/config sparer skrivearbejde og bruges automatisk af scp og rsync:</w:t>
+        <w:t>En fast post pr. enhed i ~/.ssh/config sparer skrivearbejde og bruges automatisk af scp og rsync. Brug enhedens værtsnavn som alias — ikke et fællesnavn som ipr-prod-zero2. Med to produktionsenheder er et fællesnavn tvetydigt, og det er den slags tvetydighed, der får den forkerte enhed slettet under en udrulning.</w:t>
       </w:r>
     </w:p>
     <w:p>
@@ -3901,7 +3901,7 @@
           <w:rFonts w:ascii="Consolas" w:hAnsi="Consolas"/>
           <w:sz w:val="18"/>
         </w:rPr>
-        <w:t>Host ipr-prod</w:t>
+        <w:t>Host ipr-prod-zero2 ipr-prod-zero2.local</w:t>
         <w:br/>
       </w:r>
       <w:r>
@@ -3910,6 +3910,53 @@
           <w:sz w:val="18"/>
         </w:rPr>
         <w:t xml:space="preserve">    HostName ipr-prod-zero2.local</w:t>
+        <w:br/>
+      </w:r>
+      <w:r>
+        <w:rPr>
+          <w:rFonts w:ascii="Consolas" w:hAnsi="Consolas"/>
+          <w:sz w:val="18"/>
+        </w:rPr>
+        <w:t xml:space="preserve">    User meibye</w:t>
+        <w:br/>
+      </w:r>
+      <w:r>
+        <w:rPr>
+          <w:rFonts w:ascii="Consolas" w:hAnsi="Consolas"/>
+          <w:sz w:val="18"/>
+        </w:rPr>
+        <w:t xml:space="preserve">    IdentityFile ~/.ssh/ipr_rpi</w:t>
+        <w:br/>
+      </w:r>
+      <w:r>
+        <w:rPr>
+          <w:rFonts w:ascii="Consolas" w:hAnsi="Consolas"/>
+          <w:sz w:val="18"/>
+        </w:rPr>
+        <w:t xml:space="preserve">    ServerAliveInterval 30</w:t>
+        <w:br/>
+      </w:r>
+      <w:r>
+        <w:rPr>
+          <w:rFonts w:ascii="Consolas" w:hAnsi="Consolas"/>
+          <w:sz w:val="18"/>
+        </w:rPr>
+        <w:br/>
+      </w:r>
+      <w:r>
+        <w:rPr>
+          <w:rFonts w:ascii="Consolas" w:hAnsi="Consolas"/>
+          <w:sz w:val="18"/>
+        </w:rPr>
+        <w:t>Host ipr-prod-zero ipr-prod-zero.local</w:t>
+        <w:br/>
+      </w:r>
+      <w:r>
+        <w:rPr>
+          <w:rFonts w:ascii="Consolas" w:hAnsi="Consolas"/>
+          <w:sz w:val="18"/>
+        </w:rPr>
+        <w:t xml:space="preserve">    HostName ipr-prod-zero.local</w:t>
         <w:br/>
       </w:r>
       <w:r>
@@ -3944,7 +3991,7 @@
           <w:i w:val="0"/>
           <w:sz w:val="21"/>
         </w:rPr>
-        <w:t>Derefter er ssh ipr-prod og scp fil.txt ipr-prod:~/ tilstrækkeligt.</w:t>
+        <w:t>Derefter er ssh ipr-prod-zero2 og scp fil.txt ipr-prod-zero2:~/ tilstrækkeligt. Bemærk .local-formen i Host-linjen: uden den matcher mønstret ikke ipr-prod-zero2.local, og nøglen springes over.</w:t>
       </w:r>
     </w:p>
     <w:p>
@@ -4954,6 +5001,35 @@
       </w:r>
     </w:p>
     <w:p>
+      <w:pPr>
+        <w:spacing w:before="120" w:after="200"/>
+        <w:ind w:left="113"/>
+        <w:shd w:val="clear" w:color="auto" w:fill="EBF4FF"/>
+        <w:pBdr>
+          <w:top w:val="single" w:sz="6" w:space="6" w:color="2B6CB0"/>
+          <w:left w:val="single" w:sz="6" w:space="6" w:color="2B6CB0"/>
+          <w:bottom w:val="single" w:sz="6" w:space="6" w:color="2B6CB0"/>
+          <w:right w:val="single" w:sz="6" w:space="6" w:color="2B6CB0"/>
+        </w:pBdr>
+      </w:pPr>
+      <w:r>
+        <w:rPr>
+          <w:rFonts w:ascii="Segoe UI" w:hAnsi="Segoe UI"/>
+          <w:b/>
+          <w:color w:val="2B6CB0"/>
+          <w:sz w:val="20"/>
+        </w:rPr>
+        <w:t xml:space="preserve">Bemærk: </w:t>
+      </w:r>
+      <w:r>
+        <w:rPr>
+          <w:rFonts w:ascii="Segoe UI" w:hAnsi="Segoe UI"/>
+          <w:sz w:val="20"/>
+        </w:rPr>
+        <w:t>Eksemplerne i dette afsnit bruger ipr-prod-zero2. For Zero W-enheden erstattes navnet med ipr-prod-zero — fremgangsmåden er ellers den samme.</w:t>
+      </w:r>
+    </w:p>
+    <w:p>
       <w:r>
         <w:rPr>
           <w:rFonts w:ascii="Segoe UI" w:hAnsi="Segoe UI"/>
@@ -5496,7 +5572,7 @@
                 <w:rFonts w:ascii="Segoe UI" w:hAnsi="Segoe UI"/>
                 <w:sz w:val="19"/>
               </w:rPr>
-              <w:t>./scripts/deploy/host_push_to_device.sh ipr-prod</w:t>
+              <w:t>./scripts/deploy/host_push_to_device.sh ipr-prod-zero2</w:t>
             </w:r>
           </w:p>
         </w:tc>
@@ -5551,7 +5627,7 @@
                 <w:rFonts w:ascii="Segoe UI" w:hAnsi="Segoe UI"/>
                 <w:sz w:val="19"/>
               </w:rPr>
-              <w:t>bash ./scripts/deploy/host_push_to_device.sh ipr-prod</w:t>
+              <w:t>bash ./scripts/deploy/host_push_to_device.sh ipr-prod-zero2</w:t>
             </w:r>
           </w:p>
         </w:tc>
@@ -5605,7 +5681,7 @@
                 <w:rFonts w:ascii="Segoe UI" w:hAnsi="Segoe UI"/>
                 <w:sz w:val="19"/>
               </w:rPr>
-              <w:t>./scripts/deploy/host_push_to_device.sh ipr-prod</w:t>
+              <w:t>./scripts/deploy/host_push_to_device.sh ipr-prod-zero2</w:t>
             </w:r>
           </w:p>
         </w:tc>
@@ -5669,7 +5745,7 @@
           <w:rFonts w:ascii="Segoe UI" w:hAnsi="Segoe UI"/>
           <w:sz w:val="20"/>
         </w:rPr>
-        <w:t>Bruges WSL, kræves en engangsopsætning først. WSL deler ikke Windows-brugerens ~/.ssh: en frisk distribution har hverken nøgler eller config, så ipr-prod opfattes som et bogstaveligt værtsnavn med WSL-brugerens navn, og alt fejler eller falder tilbage til adgangskode. Dertil kommer, at .local-navne ikke kan slås op under WSL2. Begge dele ordnes af scripts/deploy/wsl_setup_ssh.sh, som kopierer nøgler og config ind i WSL med korrekte rettigheder og indsætter IP-adresser, slået op via Windows.</w:t>
+        <w:t>Bruges WSL, kræves en engangsopsætning først. WSL deler ikke Windows-brugerens ~/.ssh: en frisk distribution har hverken nøgler eller config, så ipr-prod-zero2 opfattes som et bogstaveligt værtsnavn med WSL-brugerens navn, og alt fejler eller falder tilbage til adgangskode. Dertil kommer, at .local-navne ikke kan slås op under WSL2. Begge dele ordnes af scripts/deploy/wsl_setup_ssh.sh, som kopierer nøgler og config ind i WSL med korrekte rettigheder og indsætter IP-adresser, slået op via Windows.</w:t>
       </w:r>
     </w:p>
     <w:p>
@@ -5720,7 +5796,7 @@
           <w:rFonts w:ascii="Consolas" w:hAnsi="Consolas"/>
           <w:sz w:val="18"/>
         </w:rPr>
-        <w:t>ssh ipr-prod true &amp;&amp; echo ok</w:t>
+        <w:t>ssh ipr-prod-zero2 true &amp;&amp; echo ok</w:t>
       </w:r>
     </w:p>
     <w:p>
@@ -5835,7 +5911,7 @@
           <w:rFonts w:ascii="Consolas" w:hAnsi="Consolas"/>
           <w:sz w:val="18"/>
         </w:rPr>
-        <w:t>./scripts/deploy/host_push_to_device.sh ipr-prod --dry-run</w:t>
+        <w:t>./scripts/deploy/host_push_to_device.sh ipr-prod-zero2 --dry-run</w:t>
         <w:br/>
       </w:r>
       <w:r>
@@ -5858,7 +5934,7 @@
           <w:rFonts w:ascii="Consolas" w:hAnsi="Consolas"/>
           <w:sz w:val="18"/>
         </w:rPr>
-        <w:t>./scripts/deploy/host_push_to_device.sh ipr-prod</w:t>
+        <w:t>./scripts/deploy/host_push_to_device.sh ipr-prod-zero2</w:t>
       </w:r>
     </w:p>
     <w:tbl>
@@ -5945,7 +6021,7 @@
                 <w:rFonts w:ascii="Segoe UI" w:hAnsi="Segoe UI"/>
                 <w:sz w:val="19"/>
               </w:rPr>
-              <w:t>Værtsalias fra ~/.ssh/config. Standard: ipr-prod. Brug aliasset — ikke det fulde værtsnavn, se advarslen ovenfor.</w:t>
+              <w:t>Påkrævet: ipr-prod-zero2, ipr-prod-zero eller ipr-dev-pi4. Der er bevidst ingen standardværdi — med to produktionsenheder ville en underforstået modtager være den letteste vej til at ramme den forkerte. Brug aliasset, ikke .local-formen.</w:t>
             </w:r>
           </w:p>
         </w:tc>
@@ -6349,7 +6425,7 @@
           <w:rFonts w:ascii="Consolas" w:hAnsi="Consolas"/>
           <w:sz w:val="18"/>
         </w:rPr>
-        <w:t>scp /tmp/ipr-deploy.tgz        ipr-prod:/tmp/</w:t>
+        <w:t>scp /tmp/ipr-deploy.tgz        ipr-prod-zero2:/tmp/</w:t>
         <w:br/>
       </w:r>
       <w:r>
@@ -6357,7 +6433,7 @@
           <w:rFonts w:ascii="Consolas" w:hAnsi="Consolas"/>
           <w:sz w:val="18"/>
         </w:rPr>
-        <w:t>scp provision/common.env       ipr-prod:/tmp/ipr_common.env</w:t>
+        <w:t>scp provision/common.env       ipr-prod-zero2:/tmp/ipr_common.env</w:t>
         <w:br/>
       </w:r>
       <w:r>
@@ -6365,7 +6441,7 @@
           <w:rFonts w:ascii="Consolas" w:hAnsi="Consolas"/>
           <w:sz w:val="18"/>
         </w:rPr>
-        <w:t>scp ~/.ssh/copilotdiag_rpi.pub ipr-prod:/tmp/copilot_pubkey.txt</w:t>
+        <w:t>scp ~/.ssh/copilotdiag_rpi.pub ipr-prod-zero2:/tmp/copilot_pubkey.txt</w:t>
         <w:br/>
       </w:r>
       <w:r>
@@ -6388,7 +6464,7 @@
           <w:rFonts w:ascii="Consolas" w:hAnsi="Consolas"/>
           <w:sz w:val="18"/>
         </w:rPr>
-        <w:t>ssh ipr-prod</w:t>
+        <w:t>ssh ipr-prod-zero2</w:t>
         <w:br/>
       </w:r>
       <w:r>
@@ -6515,7 +6591,7 @@
           <w:rFonts w:ascii="Consolas" w:hAnsi="Consolas"/>
           <w:sz w:val="18"/>
         </w:rPr>
-        <w:t>ssh ipr-prod "mkdir -p ~/dev"</w:t>
+        <w:t>ssh ipr-prod-zero2 "mkdir -p ~/dev"</w:t>
         <w:br/>
       </w:r>
       <w:r>
@@ -6554,7 +6630,7 @@
           <w:rFonts w:ascii="Consolas" w:hAnsi="Consolas"/>
           <w:sz w:val="18"/>
         </w:rPr>
-        <w:t>scp -r ipr-keyboard ipr-prod:/home/meibye/dev/</w:t>
+        <w:t>scp -r ipr-keyboard ipr-prod-zero2:/home/meibye/dev/</w:t>
         <w:br/>
       </w:r>
       <w:r>
@@ -6577,7 +6653,7 @@
           <w:rFonts w:ascii="Consolas" w:hAnsi="Consolas"/>
           <w:sz w:val="18"/>
         </w:rPr>
-        <w:t>ssh ipr-prod "cd ~/dev/ipr-keyboard &amp;&amp; rm -rf .venv .git logs &amp;&amp; rm -f secret_key.txt admin_initial_password.txt"</w:t>
+        <w:t>ssh ipr-prod-zero2 "cd ~/dev/ipr-keyboard &amp;&amp; rm -rf .venv .git logs &amp;&amp; rm -f secret_key.txt admin_initial_password.txt"</w:t>
       </w:r>
     </w:p>
     <w:p>
@@ -6971,7 +7047,7 @@
           <w:rFonts w:ascii="Segoe UI" w:hAnsi="Segoe UI"/>
           <w:sz w:val="20"/>
         </w:rPr>
-        <w:t>Brug værtsaliasset fra ~/.ssh/config — her ipr-prod — og ikke det fulde værtsnavn. Et alias som Host ipr-prod ipr-prod-zero2 matcher ikke ipr-prod-zero2.local, fordi mønstrene ikke indeholder .local. Skrives det fulde navn, bruges IdentityFile ikke, og ssh spørger om adgangskode i stedet for at bruge nøglen.</w:t>
+        <w:t>Brug værtsaliasset fra ~/.ssh/config — ipr-prod-zero2 eller ipr-prod-zero — og ikke det fulde navn med .local. Et Host-mønster uden .local matcher ikke ipr-prod-zero2.local, så IdentityFile springes over, og ssh spørger om adgangskode i stedet for at bruge nøglen. Konfigurationseksemplet i afsnit 3.2 medtager derfor begge former i Host-linjen.</w:t>
       </w:r>
     </w:p>
     <w:p>
@@ -7089,7 +7165,7 @@
           <w:rFonts w:ascii="Consolas" w:hAnsi="Consolas"/>
           <w:sz w:val="18"/>
         </w:rPr>
-        <w:t>ssh ipr-prod "mkdir -p ~/dev/ipr-keyboard"</w:t>
+        <w:t>ssh ipr-prod-zero2 "mkdir -p ~/dev/ipr-keyboard"</w:t>
         <w:br/>
       </w:r>
       <w:r>
@@ -7120,7 +7196,7 @@
           <w:rFonts w:ascii="Consolas" w:hAnsi="Consolas"/>
           <w:sz w:val="18"/>
         </w:rPr>
-        <w:t>wsl -d Ubuntu -- rsync -avz --delete --chmod=D755,F644 --exclude '.git' --exclude '.venv' --exclude '__pycache__' --exclude 'docs' --exclude 'tests' --exclude 'logs' --exclude 'config.json' --exclude 'users.json' --exclude 'secret_key.txt' --exclude 'admin_initial_password.txt' /mnt/d/sandbox/ipr-keyboard/ ipr-prod:/home/meibye/dev/ipr-keyboard/</w:t>
+        <w:t>wsl -d Ubuntu -- rsync -avz --delete --chmod=D755,F644 --exclude '.git' --exclude '.venv' --exclude '__pycache__' --exclude 'docs' --exclude 'tests' --exclude 'logs' --exclude 'config.json' --exclude 'users.json' --exclude 'secret_key.txt' --exclude 'admin_initial_password.txt' /mnt/d/sandbox/ipr-keyboard/ ipr-prod-zero2:/home/meibye/dev/ipr-keyboard/</w:t>
         <w:br/>
       </w:r>
       <w:r>
@@ -7143,7 +7219,7 @@
           <w:rFonts w:ascii="Consolas" w:hAnsi="Consolas"/>
           <w:sz w:val="18"/>
         </w:rPr>
-        <w:t>wsl -d Ubuntu -- ssh ipr-prod "find ~/dev/ipr-keyboard/scripts ~/dev/ipr-keyboard/provision \\( -name '*.sh' -o -name '*.py' \\) -exec chmod +x {} +"</w:t>
+        <w:t>wsl -d Ubuntu -- ssh ipr-prod-zero2 "find ~/dev/ipr-keyboard/scripts ~/dev/ipr-keyboard/provision \\( -name '*.sh' -o -name '*.py' \\) -exec chmod +x {} +"</w:t>
       </w:r>
     </w:p>
     <w:p>
@@ -7172,7 +7248,7 @@
           <w:rFonts w:ascii="Segoe UI" w:hAnsi="Segoe UI"/>
           <w:sz w:val="20"/>
         </w:rPr>
-        <w:t>Brug værtsaliasset ipr-prod — ikke det fulde navn meibye@ipr-prod-zero2.local. WSL2 kan ikke slå .local-navne op, og kommandoen fejler med Could not resolve hostname. Aliasset peger på en IP-adresse, som wsl_setup_ssh.sh har indsat.</w:t>
+        <w:t>Brug værtsaliasset ipr-prod-zero2 — ikke det fulde navn meibye@ipr-prod-zero2.local. WSL2 kan ikke slå .local-navne op, og kommandoen fejler med Could not resolve hostname. Aliasset peger på en IP-adresse, som wsl_setup_ssh.sh har indsat.</w:t>
       </w:r>
     </w:p>
     <w:p>
@@ -7295,7 +7371,7 @@
           <w:rFonts w:ascii="Consolas" w:hAnsi="Consolas"/>
           <w:sz w:val="18"/>
         </w:rPr>
-        <w:t xml:space="preserve">  ./ ipr-prod:/home/meibye/dev/ipr-keyboard/</w:t>
+        <w:t xml:space="preserve">  ./ ipr-prod-zero2:/home/meibye/dev/ipr-keyboard/</w:t>
         <w:br/>
       </w:r>
       <w:r>
@@ -7310,7 +7386,7 @@
           <w:rFonts w:ascii="Consolas" w:hAnsi="Consolas"/>
           <w:sz w:val="18"/>
         </w:rPr>
-        <w:t>ssh ipr-prod "find ~/dev/ipr-keyboard/scripts ~/dev/ipr-keyboard/provision \\</w:t>
+        <w:t>ssh ipr-prod-zero2 "find ~/dev/ipr-keyboard/scripts ~/dev/ipr-keyboard/provision \\</w:t>
         <w:br/>
       </w:r>
       <w:r>
@@ -7329,7 +7405,7 @@
           <w:i w:val="0"/>
           <w:sz w:val="21"/>
         </w:rPr>
-        <w:t>Placér derefter miljøfilen korrekt. Kommandoerne køres på enheden — enten i en SSH-session eller via ssh ipr-prod "…":</w:t>
+        <w:t>Placér derefter miljøfilen korrekt. Kommandoerne køres på enheden — enten i en SSH-session eller via ssh ipr-prod-zero2 "…":</w:t>
       </w:r>
     </w:p>
     <w:p>
@@ -14002,7 +14078,7 @@
           <w:rFonts w:ascii="Consolas" w:hAnsi="Consolas"/>
           <w:sz w:val="18"/>
         </w:rPr>
-        <w:t>ssh ipr-prod "sudo mkdir -p /root/backup-$(date +%F) &amp;&amp; \</w:t>
+        <w:t>ssh ipr-prod-zero2 "sudo mkdir -p /root/backup-$(date +%F) &amp;&amp; \</w:t>
         <w:br/>
       </w:r>
       <w:r>
@@ -14065,7 +14141,7 @@
           <w:rFonts w:ascii="Consolas" w:hAnsi="Consolas"/>
           <w:sz w:val="18"/>
         </w:rPr>
-        <w:t xml:space="preserve">  ./ ipr-prod:/home/meibye/dev/ipr-keyboard/</w:t>
+        <w:t xml:space="preserve">  ./ ipr-prod-zero2:/home/meibye/dev/ipr-keyboard/</w:t>
         <w:br/>
       </w:r>
       <w:r>
@@ -14088,7 +14164,7 @@
           <w:rFonts w:ascii="Consolas" w:hAnsi="Consolas"/>
           <w:sz w:val="18"/>
         </w:rPr>
-        <w:t>ssh ipr-prod "cd ~/dev/ipr-keyboard &amp;&amp; sudo ./scripts/deploy/deploy_full_update.sh"</w:t>
+        <w:t>ssh ipr-prod-zero2 "cd ~/dev/ipr-keyboard &amp;&amp; sudo ./scripts/deploy/deploy_full_update.sh"</w:t>
         <w:br/>
       </w:r>
       <w:r>
@@ -14111,7 +14187,7 @@
           <w:rFonts w:ascii="Consolas" w:hAnsi="Consolas"/>
           <w:sz w:val="18"/>
         </w:rPr>
-        <w:t>ssh ipr-prod "cd ~/dev/ipr-keyboard &amp;&amp; ./scripts/diag_status.sh"</w:t>
+        <w:t>ssh ipr-prod-zero2 "cd ~/dev/ipr-keyboard &amp;&amp; ./scripts/diag_status.sh"</w:t>
       </w:r>
     </w:p>
     <w:p>
@@ -14227,7 +14303,7 @@
           <w:rFonts w:ascii="Consolas" w:hAnsi="Consolas"/>
           <w:sz w:val="18"/>
         </w:rPr>
-        <w:t>wsl -d Ubuntu -- rsync -avz /mnt/d/sandbox/ipr-keyboard/wheels/ ipr-prod:/tmp/wheels/</w:t>
+        <w:t>wsl -d Ubuntu -- rsync -avz /mnt/d/sandbox/ipr-keyboard/wheels/ ipr-prod-zero2:/tmp/wheels/</w:t>
         <w:br/>
       </w:r>
       <w:r>
@@ -15648,7 +15724,7 @@
           <w:rFonts w:ascii="Consolas" w:hAnsi="Consolas"/>
           <w:sz w:val="18"/>
         </w:rPr>
-        <w:t>python scripts/perf/perf_keystroke_probe.py --host ipr-prod --count 5</w:t>
+        <w:t>python scripts/perf/perf_keystroke_probe.py --host ipr-prod-zero2 --count 5</w:t>
         <w:br/>
       </w:r>
       <w:r>
@@ -15671,7 +15747,7 @@
           <w:rFonts w:ascii="Consolas" w:hAnsi="Consolas"/>
           <w:sz w:val="18"/>
         </w:rPr>
-        <w:t>python scripts/perf/perf_report.py ipr-dev-pi4 ipr-prod ipr-prod-zero</w:t>
+        <w:t>python scripts/perf/perf_report.py ipr-dev-pi4 ipr-prod-zero2 ipr-prod-zero</w:t>
       </w:r>
     </w:p>
     <w:p>
@@ -18023,7 +18099,7 @@
           <w:rFonts w:ascii="Consolas" w:hAnsi="Consolas"/>
           <w:sz w:val="18"/>
         </w:rPr>
-        <w:t>scp /tmp/ipr-deploy.tgz ipr-prod:/tmp/</w:t>
+        <w:t>scp /tmp/ipr-deploy.tgz ipr-prod-zero2:/tmp/</w:t>
         <w:br/>
       </w:r>
       <w:r>
@@ -18031,7 +18107,7 @@
           <w:rFonts w:ascii="Consolas" w:hAnsi="Consolas"/>
           <w:sz w:val="18"/>
         </w:rPr>
-        <w:t>ssh ipr-prod "mkdir -p ~/dev/ipr-keyboard &amp;&amp; \</w:t>
+        <w:t>ssh ipr-prod-zero2 "mkdir -p ~/dev/ipr-keyboard &amp;&amp; \</w:t>
         <w:br/>
       </w:r>
       <w:r>
@@ -18047,7 +18123,7 @@
           <w:rFonts w:ascii="Consolas" w:hAnsi="Consolas"/>
           <w:sz w:val="18"/>
         </w:rPr>
-        <w:t>scp &lt;fil&gt; ipr-prod:/tmp/                            # enkelt fil</w:t>
+        <w:t>scp &lt;fil&gt; ipr-prod-zero2:/tmp/                            # enkelt fil</w:t>
         <w:br/>
       </w:r>
       <w:r>
@@ -18063,7 +18139,7 @@
           <w:rFonts w:ascii="Consolas" w:hAnsi="Consolas"/>
           <w:sz w:val="18"/>
         </w:rPr>
-        <w:t xml:space="preserve">  /mnt/d/sandbox/ipr-keyboard/ ipr-prod:/home/meibye/dev/ipr-keyboard/</w:t>
+        <w:t xml:space="preserve">  /mnt/d/sandbox/ipr-keyboard/ ipr-prod-zero2:/home/meibye/dev/ipr-keyboard/</w:t>
         <w:br/>
       </w:r>
       <w:r>
@@ -20302,7 +20378,7 @@
         <w:color w:val="606C80"/>
         <w:sz w:val="16"/>
       </w:rPr>
-      <w:t xml:space="preserve">IPR-DOC-002 · Administratormanual · version 1.5   ·   Side </w:t>
+      <w:t xml:space="preserve">IPR-DOC-002 · Administratormanual · version 1.5.1   ·   Side </w:t>
     </w:r>
     <w:r>
       <w:rPr>

--- a/docs/manuals/Administratormanual_IPR_Pen_Bridge.docx
+++ b/docs/manuals/Administratormanual_IPR_Pen_Bridge.docx
@@ -101,7 +101,7 @@
                 <w:rFonts w:ascii="Segoe UI" w:hAnsi="Segoe UI"/>
                 <w:sz w:val="20"/>
               </w:rPr>
-              <w:t>1.5.1</w:t>
+              <w:t>1.5.2</w:t>
             </w:r>
           </w:p>
         </w:tc>
@@ -3181,6 +3181,154 @@
       </w:r>
     </w:p>
     <w:p>
+      <w:r>
+        <w:rPr>
+          <w:rFonts w:ascii="Segoe UI" w:hAnsi="Segoe UI"/>
+          <w:b/>
+          <w:i w:val="0"/>
+          <w:sz w:val="21"/>
+        </w:rPr>
+        <w:t>Enheden er på Wi-Fi, men får ingen IP-adresse</w:t>
+      </w:r>
+    </w:p>
+    <w:p>
+      <w:r>
+        <w:rPr>
+          <w:rFonts w:ascii="Segoe UI" w:hAnsi="Segoe UI"/>
+          <w:b w:val="0"/>
+          <w:i w:val="0"/>
+          <w:sz w:val="21"/>
+        </w:rPr>
+        <w:t>Set på en Zero W ved første opstart: enheden forbandt fint til nettet og fik tilbudt en adresse af DHCP-serveren, men afviste den, fordi en anden enhed på nettet allerede brugte samme adresse. NetworkManager kontrollerer altid for adressekonflikter, før en adresse tages i brug, og bliver ved at afvise, så længe serveren tilbyder den samme. Enheden står så uden IP-adresse i det uendelige, selv om alt andet er i orden. Symptomet fra PC'en er blot, at den ikke svarer.</w:t>
+      </w:r>
+    </w:p>
+    <w:p>
+      <w:r>
+        <w:rPr>
+          <w:rFonts w:ascii="Segoe UI" w:hAnsi="Segoe UI"/>
+          <w:b w:val="0"/>
+          <w:i w:val="0"/>
+          <w:sz w:val="21"/>
+        </w:rPr>
+        <w:t>Diagnosen stilles med tastatur og skærm på enheden, eller over hotspottet:</w:t>
+      </w:r>
+    </w:p>
+    <w:p>
+      <w:pPr>
+        <w:spacing w:before="80" w:after="160" w:line="240" w:lineRule="auto"/>
+        <w:ind w:left="227"/>
+        <w:shd w:val="clear" w:color="auto" w:fill="F4F6F8"/>
+        <w:pBdr>
+          <w:top w:val="single" w:sz="4" w:space="6" w:color="DCE1E8"/>
+          <w:left w:val="single" w:sz="4" w:space="6" w:color="DCE1E8"/>
+          <w:bottom w:val="single" w:sz="4" w:space="6" w:color="DCE1E8"/>
+          <w:right w:val="single" w:sz="4" w:space="6" w:color="DCE1E8"/>
+        </w:pBdr>
+      </w:pPr>
+      <w:r>
+        <w:rPr>
+          <w:rFonts w:ascii="Consolas" w:hAnsi="Consolas"/>
+          <w:sz w:val="18"/>
+        </w:rPr>
+        <w:t>journalctl -b -u NetworkManager | grep -iE "acd conflict|already in use"</w:t>
+        <w:br/>
+      </w:r>
+      <w:r>
+        <w:rPr>
+          <w:rFonts w:ascii="Consolas" w:hAnsi="Consolas"/>
+          <w:sz w:val="18"/>
+        </w:rPr>
+        <w:t># IP address 192.168.1.96 cannot be configured because it is already in use</w:t>
+        <w:br/>
+      </w:r>
+      <w:r>
+        <w:rPr>
+          <w:rFonts w:ascii="Consolas" w:hAnsi="Consolas"/>
+          <w:sz w:val="18"/>
+        </w:rPr>
+        <w:t># in the network by host 50:31:23:d4:7c:a0</w:t>
+      </w:r>
+    </w:p>
+    <w:p>
+      <w:r>
+        <w:rPr>
+          <w:rFonts w:ascii="Segoe UI" w:hAnsi="Segoe UI"/>
+          <w:b w:val="0"/>
+          <w:i w:val="0"/>
+          <w:sz w:val="21"/>
+        </w:rPr>
+        <w:t>Afhjælpning her og nu — bed NetworkManager om at prøve igen:</w:t>
+      </w:r>
+    </w:p>
+    <w:p>
+      <w:pPr>
+        <w:spacing w:before="80" w:after="160" w:line="240" w:lineRule="auto"/>
+        <w:ind w:left="227"/>
+        <w:shd w:val="clear" w:color="auto" w:fill="F4F6F8"/>
+        <w:pBdr>
+          <w:top w:val="single" w:sz="4" w:space="6" w:color="DCE1E8"/>
+          <w:left w:val="single" w:sz="4" w:space="6" w:color="DCE1E8"/>
+          <w:bottom w:val="single" w:sz="4" w:space="6" w:color="DCE1E8"/>
+          <w:right w:val="single" w:sz="4" w:space="6" w:color="DCE1E8"/>
+        </w:pBdr>
+      </w:pPr>
+      <w:r>
+        <w:rPr>
+          <w:rFonts w:ascii="Consolas" w:hAnsi="Consolas"/>
+          <w:sz w:val="18"/>
+        </w:rPr>
+        <w:t>nmcli connection show                       # find profilens navn, fx netplan-wlan0-&lt;SSID&gt;</w:t>
+        <w:br/>
+      </w:r>
+      <w:r>
+        <w:rPr>
+          <w:rFonts w:ascii="Consolas" w:hAnsi="Consolas"/>
+          <w:sz w:val="18"/>
+        </w:rPr>
+        <w:t>sudo nmcli connection up "netplan-wlan0-DPbUFEKqA"</w:t>
+      </w:r>
+    </w:p>
+    <w:p>
+      <w:pPr>
+        <w:spacing w:before="120" w:after="200"/>
+        <w:ind w:left="113"/>
+        <w:shd w:val="clear" w:color="auto" w:fill="FFF7E6"/>
+        <w:pBdr>
+          <w:top w:val="single" w:sz="6" w:space="6" w:color="9A6A00"/>
+          <w:left w:val="single" w:sz="6" w:space="6" w:color="9A6A00"/>
+          <w:bottom w:val="single" w:sz="6" w:space="6" w:color="9A6A00"/>
+          <w:right w:val="single" w:sz="6" w:space="6" w:color="9A6A00"/>
+        </w:pBdr>
+      </w:pPr>
+      <w:r>
+        <w:rPr>
+          <w:rFonts w:ascii="Segoe UI" w:hAnsi="Segoe UI"/>
+          <w:b/>
+          <w:color w:val="9A6A00"/>
+          <w:sz w:val="20"/>
+        </w:rPr>
+        <w:t xml:space="preserve">Vigtigt: </w:t>
+      </w:r>
+      <w:r>
+        <w:rPr>
+          <w:rFonts w:ascii="Segoe UI" w:hAnsi="Segoe UI"/>
+          <w:sz w:val="20"/>
+        </w:rPr>
+        <w:t>Det virker kun, hvis den anden enhed i mellemtiden har sluppet adressen. Den varige løsning ligger i routeren: giv enheden en fast DHCP-reservation på sin MAC-adresse (Raspberry Pi-adresser begynder med b8:27:eb eller dc:a6:32; aflæs den med cat /sys/class/net/wlan0/address), og find ud af, hvilken enhed der ejer den MAC-adresse, journalen nævner — den har typisk en fast adresse, som overlapper routerens DHCP-område. En reservation er i øvrigt også det, der gør de fastlåste adresser i ~/.ssh/config (afsnit 3.2) holdbare.</w:t>
+      </w:r>
+    </w:p>
+    <w:p>
+      <w:r>
+        <w:rPr>
+          <w:rFonts w:ascii="Segoe UI" w:hAnsi="Segoe UI"/>
+          <w:b w:val="0"/>
+          <w:i w:val="0"/>
+          <w:sz w:val="21"/>
+        </w:rPr>
+        <w:t>Trin 06 (verifikation) kontrollerer denne opstarts NetworkManager-log og advarer, hvis en adressekonflikt er registreret.</w:t>
+      </w:r>
+    </w:p>
+    <w:p>
       <w:pPr>
         <w:spacing w:before="120" w:after="200"/>
         <w:ind w:left="113"/>
@@ -4375,6 +4523,62 @@
                 <w:sz w:val="19"/>
               </w:rPr>
               <w:t>Kør lange opgaver under tmux, så de overlever et afbrud.</w:t>
+            </w:r>
+          </w:p>
+        </w:tc>
+      </w:tr>
+      <w:tr>
+        <w:tc>
+          <w:tcPr>
+            <w:tcW w:type="dxa" w:w="2381"/>
+            <w:shd w:val="clear" w:color="auto" w:fill="F7FAFC"/>
+          </w:tcPr>
+          <w:p>
+            <w:pPr>
+              <w:spacing w:after="40"/>
+            </w:pPr>
+            <w:r>
+              <w:rPr>
+                <w:rFonts w:ascii="Segoe UI" w:hAnsi="Segoe UI"/>
+                <w:sz w:val="19"/>
+              </w:rPr>
+              <w:t>Ingen svar overhovedet, men enheden er tændt og på Wi-Fi</w:t>
+            </w:r>
+          </w:p>
+        </w:tc>
+        <w:tc>
+          <w:tcPr>
+            <w:tcW w:type="dxa" w:w="2608"/>
+            <w:shd w:val="clear" w:color="auto" w:fill="F7FAFC"/>
+          </w:tcPr>
+          <w:p>
+            <w:pPr>
+              <w:spacing w:after="40"/>
+            </w:pPr>
+            <w:r>
+              <w:rPr>
+                <w:rFonts w:ascii="Segoe UI" w:hAnsi="Segoe UI"/>
+                <w:sz w:val="19"/>
+              </w:rPr>
+              <w:t>Enheden fik ingen IP-adresse: DHCP-tilbuddet kollider med en anden enhed (adressekonflikt).</w:t>
+            </w:r>
+          </w:p>
+        </w:tc>
+        <w:tc>
+          <w:tcPr>
+            <w:tcW w:type="dxa" w:w="3855"/>
+            <w:shd w:val="clear" w:color="auto" w:fill="F7FAFC"/>
+          </w:tcPr>
+          <w:p>
+            <w:pPr>
+              <w:spacing w:after="40"/>
+            </w:pPr>
+            <w:r>
+              <w:rPr>
+                <w:rFonts w:ascii="Segoe UI" w:hAnsi="Segoe UI"/>
+                <w:sz w:val="19"/>
+              </w:rPr>
+              <w:t>Se afsnit 3.1: sudo nmcli connection up "&lt;profil&gt;" på enheden, og opret en DHCP-reservation i routeren.</w:t>
             </w:r>
           </w:p>
         </w:tc>
@@ -20378,7 +20582,7 @@
         <w:color w:val="606C80"/>
         <w:sz w:val="16"/>
       </w:rPr>
-      <w:t xml:space="preserve">IPR-DOC-002 · Administratormanual · version 1.5.1   ·   Side </w:t>
+      <w:t xml:space="preserve">IPR-DOC-002 · Administratormanual · version 1.5.2   ·   Side </w:t>
     </w:r>
     <w:r>
       <w:rPr>

--- a/docs/manuals/Administratormanual_IPR_Pen_Bridge.docx
+++ b/docs/manuals/Administratormanual_IPR_Pen_Bridge.docx
@@ -101,7 +101,7 @@
                 <w:rFonts w:ascii="Segoe UI" w:hAnsi="Segoe UI"/>
                 <w:sz w:val="20"/>
               </w:rPr>
-              <w:t>1.5.2</w:t>
+              <w:t>1.5.3</w:t>
             </w:r>
           </w:p>
         </w:tc>
@@ -3199,7 +3199,7 @@
           <w:i w:val="0"/>
           <w:sz w:val="21"/>
         </w:rPr>
-        <w:t>Set på en Zero W ved første opstart: enheden forbandt fint til nettet og fik tilbudt en adresse af DHCP-serveren, men afviste den, fordi en anden enhed på nettet allerede brugte samme adresse. NetworkManager kontrollerer altid for adressekonflikter, før en adresse tages i brug, og bliver ved at afvise, så længe serveren tilbyder den samme. Enheden står så uden IP-adresse i det uendelige, selv om alt andet er i orden. Symptomet fra PC'en er blot, at den ikke svarer.</w:t>
+        <w:t>Set på en Zero W ved første opstart efter en ny skrivning af kortet: enheden forbandt til nettet og fik tilbudt sin sædvanlige adresse af DHCP-serveren, men afviste den, fordi en anden vært svarede på adressen. NetworkManager kontrollerer altid for adressekonflikter, før en adresse tages i brug, og blev ved at afvise, så længe serveren tilbød den samme. Enheden stod uden IP-adresse i 26 minutter, selv om alt andet var i orden. Fra PC'en så den blot død ud.</w:t>
       </w:r>
     </w:p>
     <w:p>
@@ -3210,7 +3210,7 @@
           <w:i w:val="0"/>
           <w:sz w:val="21"/>
         </w:rPr>
-        <w:t>Diagnosen stilles med tastatur og skærm på enheden, eller over hotspottet:</w:t>
+        <w:t>Årsagen er, hvordan enheden identificerer sig over for DHCP-serveren. NetworkManager bruger som standard et klient-id, der er afledt af /etc/machine-id — og et nyskrevet kort får et nyt machine-id. Routeren ser derfor en ny klient på en kendt MAC-adresse, mens den stadig har en gældende lease på samme adresse til den gamle identitet, og forsvarer den. Løsningen er at lade enheden identificere sig med sin MAC-adresse, som er den samme uanset hvor mange gange kortet skrives:</w:t>
       </w:r>
     </w:p>
     <w:p>
@@ -3230,7 +3230,7 @@
           <w:rFonts w:ascii="Consolas" w:hAnsi="Consolas"/>
           <w:sz w:val="18"/>
         </w:rPr>
-        <w:t>journalctl -b -u NetworkManager | grep -iE "acd conflict|already in use"</w:t>
+        <w:t>nmcli connection show                       # find profilens navn, fx netplan-wlan0-&lt;SSID&gt;</w:t>
         <w:br/>
       </w:r>
       <w:r>
@@ -3238,7 +3238,7 @@
           <w:rFonts w:ascii="Consolas" w:hAnsi="Consolas"/>
           <w:sz w:val="18"/>
         </w:rPr>
-        <w:t># IP address 192.168.1.96 cannot be configured because it is already in use</w:t>
+        <w:t>sudo nmcli connection modify "netplan-wlan0-DPbUFEKqA" ipv4.dhcp-client-id mac</w:t>
         <w:br/>
       </w:r>
       <w:r>
@@ -3246,7 +3246,7 @@
           <w:rFonts w:ascii="Consolas" w:hAnsi="Consolas"/>
           <w:sz w:val="18"/>
         </w:rPr>
-        <w:t># in the network by host 50:31:23:d4:7c:a0</w:t>
+        <w:t>sudo nmcli connection up     "netplan-wlan0-DPbUFEKqA"</w:t>
       </w:r>
     </w:p>
     <w:p>
@@ -3257,7 +3257,7 @@
           <w:i w:val="0"/>
           <w:sz w:val="21"/>
         </w:rPr>
-        <w:t>Afhjælpning her og nu — bed NetworkManager om at prøve igen:</w:t>
+        <w:t>Kommandoerne køres med tastatur og skærm på enheden eller over hotspottet, da den netop ikke kan nås over nettet. Diagnosen bekræftes i NetworkManagers log:</w:t>
       </w:r>
     </w:p>
     <w:p>
@@ -3277,7 +3277,7 @@
           <w:rFonts w:ascii="Consolas" w:hAnsi="Consolas"/>
           <w:sz w:val="18"/>
         </w:rPr>
-        <w:t>nmcli connection show                       # find profilens navn, fx netplan-wlan0-&lt;SSID&gt;</w:t>
+        <w:t>journalctl -b -u NetworkManager | grep -iE "acd conflict|already in use"</w:t>
         <w:br/>
       </w:r>
       <w:r>
@@ -3285,7 +3285,15 @@
           <w:rFonts w:ascii="Consolas" w:hAnsi="Consolas"/>
           <w:sz w:val="18"/>
         </w:rPr>
-        <w:t>sudo nmcli connection up "netplan-wlan0-DPbUFEKqA"</w:t>
+        <w:t># IP address 192.168.1.96 cannot be configured because it is already in use</w:t>
+        <w:br/>
+      </w:r>
+      <w:r>
+        <w:rPr>
+          <w:rFonts w:ascii="Consolas" w:hAnsi="Consolas"/>
+          <w:sz w:val="18"/>
+        </w:rPr>
+        <w:t># in the network by host 50:31:23:d4:7c:a0</w:t>
       </w:r>
     </w:p>
     <w:p>
@@ -3314,7 +3322,36 @@
           <w:rFonts w:ascii="Segoe UI" w:hAnsi="Segoe UI"/>
           <w:sz w:val="20"/>
         </w:rPr>
-        <w:t>Det virker kun, hvis den anden enhed i mellemtiden har sluppet adressen. Den varige løsning ligger i routeren: giv enheden en fast DHCP-reservation på sin MAC-adresse (Raspberry Pi-adresser begynder med b8:27:eb eller dc:a6:32; aflæs den med cat /sys/class/net/wlan0/address), og find ud af, hvilken enhed der ejer den MAC-adresse, journalen nævner — den har typisk en fast adresse, som overlapper routerens DHCP-område. En reservation er i øvrigt også det, der gør de fastlåste adresser i ~/.ssh/config (afsnit 3.2) holdbare.</w:t>
+        <w:t>Gør ipv4.dhcp-client-id mac til et fast trin efter hver skrivning af et kort, på alle modeller. Indstillingen gemmes i NetworkManager-profilen og overlever genstart, men ikke en ny skrivning af kortet — det er netop efter den, at problemet opstår. Supplér med en DHCP-reservation i routeren på enhedens MAC-adresse (aflæses med cat /sys/class/net/wlan0/address; Raspberry Pi-adresser begynder med b8:27:eb eller dc:a6:32). Reservationen er også det, der gør de fastlåste adresser i ~/.ssh/config (afsnit 3.2) holdbare.</w:t>
+      </w:r>
+    </w:p>
+    <w:p>
+      <w:pPr>
+        <w:spacing w:before="120" w:after="200"/>
+        <w:ind w:left="113"/>
+        <w:shd w:val="clear" w:color="auto" w:fill="EBF4FF"/>
+        <w:pBdr>
+          <w:top w:val="single" w:sz="6" w:space="6" w:color="2B6CB0"/>
+          <w:left w:val="single" w:sz="6" w:space="6" w:color="2B6CB0"/>
+          <w:bottom w:val="single" w:sz="6" w:space="6" w:color="2B6CB0"/>
+          <w:right w:val="single" w:sz="6" w:space="6" w:color="2B6CB0"/>
+        </w:pBdr>
+      </w:pPr>
+      <w:r>
+        <w:rPr>
+          <w:rFonts w:ascii="Segoe UI" w:hAnsi="Segoe UI"/>
+          <w:b/>
+          <w:color w:val="2B6CB0"/>
+          <w:sz w:val="20"/>
+        </w:rPr>
+        <w:t xml:space="preserve">Bemærk: </w:t>
+      </w:r>
+      <w:r>
+        <w:rPr>
+          <w:rFonts w:ascii="Segoe UI" w:hAnsi="Segoe UI"/>
+          <w:sz w:val="20"/>
+        </w:rPr>
+        <w:t>Sættes indstillingen på en enhed, der allerede kører med standard-klient-id, skifter dens identitet over for routeren én gang. Findes der ingen MAC-reservation, kan routeren give den en anden adresse ved næste fornyelse — opret reservationen først, eller vær klar til at rette ~/.ssh/config.</w:t>
       </w:r>
     </w:p>
     <w:p>
@@ -3325,7 +3362,7 @@
           <w:i w:val="0"/>
           <w:sz w:val="21"/>
         </w:rPr>
-        <w:t>Trin 06 (verifikation) kontrollerer denne opstarts NetworkManager-log og advarer, hvis en adressekonflikt er registreret.</w:t>
+        <w:t>Trin 06 (verifikation) advarer både, hvis denne opstarts NetworkManager-log viser en adressekonflikt, og hvis ipv4.dhcp-client-id ikke står til mac.</w:t>
       </w:r>
     </w:p>
     <w:p>
@@ -4578,7 +4615,7 @@
                 <w:rFonts w:ascii="Segoe UI" w:hAnsi="Segoe UI"/>
                 <w:sz w:val="19"/>
               </w:rPr>
-              <w:t>Se afsnit 3.1: sudo nmcli connection up "&lt;profil&gt;" på enheden, og opret en DHCP-reservation i routeren.</w:t>
+              <w:t>Se afsnit 3.1: sæt ipv4.dhcp-client-id mac på profilen, kør nmcli connection up, og opret en DHCP-reservation i routeren.</w:t>
             </w:r>
           </w:p>
         </w:tc>
@@ -20582,7 +20619,7 @@
         <w:color w:val="606C80"/>
         <w:sz w:val="16"/>
       </w:rPr>
-      <w:t xml:space="preserve">IPR-DOC-002 · Administratormanual · version 1.5.2   ·   Side </w:t>
+      <w:t xml:space="preserve">IPR-DOC-002 · Administratormanual · version 1.5.3   ·   Side </w:t>
     </w:r>
     <w:r>
       <w:rPr>
